--- a/Sprawozdanie problem klasyfikacyjny ESI.docx
+++ b/Sprawozdanie problem klasyfikacyjny ESI.docx
@@ -94,13 +94,8 @@
         <w:t>Problem ten jest istotny z punktu widzenia systemów rekomendacyjnych w motoryzacji, analizy rynku oraz automatycznej kategoryzacji ogłoszeń</w:t>
       </w:r>
       <w:r>
-        <w:t xml:space="preserve">. Ze względu na ustalenia z prowadzącym/wielkość grupy badawczej, skupiono się na dogłębnej analizie problemu klasyfikacyjnego, testując łącznie 12 parametrów w różnych modelach, odstępując od dodatkowej implementacji regresji na rzecz szerszej analizy </w:t>
-      </w:r>
-      <w:proofErr w:type="spellStart"/>
-      <w:r>
-        <w:t>hiperparametrów</w:t>
-      </w:r>
-      <w:proofErr w:type="spellEnd"/>
+        <w:t>. Ze względu na ustalenia z prowadzącym/wielkość grupy badawczej, skupiono się na dogłębnej analizie problemu klasyfikacyjnego, testując łącznie 12 parametrów w różnych modelach, odstępując od dodatkowej implementacji regresji na rzecz szerszej analizy hiperparametrów</w:t>
+      </w:r>
       <w:r>
         <w:t>.</w:t>
       </w:r>
@@ -135,15 +130,7 @@
     </w:p>
     <w:p>
       <w:r>
-        <w:t xml:space="preserve">W literaturze z zakresu Data Science wskazuje się, że parametry fizyczne, takie jak stosunek wysokości do długości (kluczowy dla odróżnienia SUV-a od kombi) oraz pojemność bagażnika, są silnymi </w:t>
-      </w:r>
-      <w:proofErr w:type="spellStart"/>
-      <w:r>
-        <w:t>predyktorami</w:t>
-      </w:r>
-      <w:proofErr w:type="spellEnd"/>
-      <w:r>
-        <w:t xml:space="preserve"> w klasyfikacji typu nadwozia. Zastosowanie algorytmów takich jak Drzewa Decyzyjne czy Lasy Losowe jest w tych problemach często rekomendowane ze względu na interpretowalność, podczas gdy Sieci Neuronowe pozwalają na wyłapanie głębszych, nieliniowych zależności między gabarytami.</w:t>
+        <w:t>W literaturze z zakresu Data Science wskazuje się, że parametry fizyczne, takie jak stosunek wysokości do długości (kluczowy dla odróżnienia SUV-a od kombi) oraz pojemność bagażnika, są silnymi predyktorami w klasyfikacji typu nadwozia. Zastosowanie algorytmów takich jak Drzewa Decyzyjne czy Lasy Losowe jest w tych problemach często rekomendowane ze względu na interpretowalność, podczas gdy Sieci Neuronowe pozwalają na wyłapanie głębszych, nieliniowych zależności między gabarytami.</w:t>
       </w:r>
     </w:p>
     <w:p>
@@ -164,21 +151,8 @@
     </w:p>
     <w:p>
       <w:r>
-        <w:t xml:space="preserve">Sieć neuronowa została zaimplementowana od podstaw w języku </w:t>
-      </w:r>
-      <w:proofErr w:type="spellStart"/>
-      <w:r>
-        <w:t>Python</w:t>
-      </w:r>
-      <w:proofErr w:type="spellEnd"/>
-      <w:r>
-        <w:t xml:space="preserve"> z wykorzystaniem biblioteki </w:t>
-      </w:r>
-      <w:proofErr w:type="spellStart"/>
-      <w:r>
-        <w:t>NumPy</w:t>
-      </w:r>
-      <w:proofErr w:type="spellEnd"/>
+        <w:t>Sieć neuronowa została zaimplementowana od podstaw w języku Python z wykorzystaniem biblioteki NumPy</w:t>
+      </w:r>
       <w:r>
         <w:t>.</w:t>
       </w:r>
@@ -209,15 +183,7 @@
         <w:t>.</w:t>
       </w:r>
       <w:r>
-        <w:t xml:space="preserve"> Liczba neuronów w warstwie ukrytej (</w:t>
-      </w:r>
-      <w:proofErr w:type="spellStart"/>
-      <w:r>
-        <w:t>hidden_size</w:t>
-      </w:r>
-      <w:proofErr w:type="spellEnd"/>
-      <w:r>
-        <w:t>):</w:t>
+        <w:t xml:space="preserve"> Liczba neuronów w warstwie ukrytej (hidden_size):</w:t>
       </w:r>
     </w:p>
     <w:p>
@@ -290,15 +256,7 @@
         <w:t>.</w:t>
       </w:r>
       <w:r>
-        <w:t xml:space="preserve"> Współczynnik uczenia (</w:t>
-      </w:r>
-      <w:proofErr w:type="spellStart"/>
-      <w:r>
-        <w:t>learning_rate</w:t>
-      </w:r>
-      <w:proofErr w:type="spellEnd"/>
-      <w:r>
-        <w:t>):</w:t>
+        <w:t xml:space="preserve"> Współczynnik uczenia (learning_rate):</w:t>
       </w:r>
     </w:p>
     <w:p>
@@ -365,15 +323,7 @@
         <w:ind w:firstLine="360"/>
       </w:pPr>
       <w:r>
-        <w:t>3. Liczba epok (</w:t>
-      </w:r>
-      <w:proofErr w:type="spellStart"/>
-      <w:r>
-        <w:t>epochs</w:t>
-      </w:r>
-      <w:proofErr w:type="spellEnd"/>
-      <w:r>
-        <w:t>):</w:t>
+        <w:t>3. Liczba epok (epochs):</w:t>
       </w:r>
     </w:p>
     <w:p>
@@ -447,15 +397,7 @@
         <w:t>.</w:t>
       </w:r>
       <w:r>
-        <w:t xml:space="preserve"> Wielkość próby testowej (</w:t>
-      </w:r>
-      <w:proofErr w:type="spellStart"/>
-      <w:r>
-        <w:t>test_size</w:t>
-      </w:r>
-      <w:proofErr w:type="spellEnd"/>
-      <w:r>
-        <w:t>):</w:t>
+        <w:t xml:space="preserve"> Wielkość próby testowej (test_size):</w:t>
       </w:r>
     </w:p>
     <w:p>
@@ -514,15 +456,7 @@
         <w:t>Wniosek:</w:t>
       </w:r>
       <w:r>
-        <w:t xml:space="preserve"> Model zachowywał się dość stabilnie bez względu na podział. Najwyższą uśrednioną dokładność osiągnięto dla 30% danych testowych. Zbytnie pomniejszenie zbioru treningowego (</w:t>
-      </w:r>
-      <w:proofErr w:type="spellStart"/>
-      <w:r>
-        <w:t>test_size</w:t>
-      </w:r>
-      <w:proofErr w:type="spellEnd"/>
-      <w:r>
-        <w:t>=0.4) skutkowało jednak spadkiem celności do 71.4%.</w:t>
+        <w:t xml:space="preserve"> Model zachowywał się dość stabilnie bez względu na podział. Najwyższą uśrednioną dokładność osiągnięto dla 30% danych testowych. Zbytnie pomniejszenie zbioru treningowego (test_size=0.4) skutkowało jednak spadkiem celności do 71.4%.</w:t>
       </w:r>
     </w:p>
     <w:p>
@@ -536,15 +470,7 @@
         <w:t>.</w:t>
       </w:r>
       <w:r>
-        <w:t xml:space="preserve"> Funkcja aktywacji w warstwie ukrytej (</w:t>
-      </w:r>
-      <w:proofErr w:type="spellStart"/>
-      <w:r>
-        <w:t>activation</w:t>
-      </w:r>
-      <w:proofErr w:type="spellEnd"/>
-      <w:r>
-        <w:t>):</w:t>
+        <w:t xml:space="preserve"> Funkcja aktywacji w warstwie ukrytej (activation):</w:t>
       </w:r>
     </w:p>
     <w:p>
@@ -554,13 +480,8 @@
           <w:numId w:val="12"/>
         </w:numPr>
       </w:pPr>
-      <w:proofErr w:type="spellStart"/>
-      <w:r>
-        <w:t>sigmoid</w:t>
-      </w:r>
-      <w:proofErr w:type="spellEnd"/>
-      <w:r>
-        <w:t>: Test: 73.3% | Trening: 73.1%</w:t>
+      <w:r>
+        <w:t>sigmoid: Test: 73.3% | Trening: 73.1%</w:t>
       </w:r>
     </w:p>
     <w:p>
@@ -570,13 +491,8 @@
           <w:numId w:val="12"/>
         </w:numPr>
       </w:pPr>
-      <w:proofErr w:type="spellStart"/>
-      <w:r>
-        <w:t>tanh</w:t>
-      </w:r>
-      <w:proofErr w:type="spellEnd"/>
-      <w:r>
-        <w:t>: Test: 84.2% | Trening: 85.7%</w:t>
+      <w:r>
+        <w:t>tanh: Test: 84.2% | Trening: 85.7%</w:t>
       </w:r>
     </w:p>
     <w:p>
@@ -586,13 +502,8 @@
           <w:numId w:val="12"/>
         </w:numPr>
       </w:pPr>
-      <w:proofErr w:type="spellStart"/>
-      <w:r>
-        <w:t>relu</w:t>
-      </w:r>
-      <w:proofErr w:type="spellEnd"/>
-      <w:r>
-        <w:t>: Test: 84.6% | Trening: 86.2%</w:t>
+      <w:r>
+        <w:t>relu: Test: 84.6% | Trening: 86.2%</w:t>
       </w:r>
     </w:p>
     <w:p>
@@ -607,31 +518,7 @@
         <w:t>Wniosek:</w:t>
       </w:r>
       <w:r>
-        <w:t xml:space="preserve"> Funkcja </w:t>
-      </w:r>
-      <w:proofErr w:type="spellStart"/>
-      <w:r>
-        <w:t>ReLU</w:t>
-      </w:r>
-      <w:proofErr w:type="spellEnd"/>
-      <w:r>
-        <w:t xml:space="preserve"> znacząco wyprzedziła klasyczną </w:t>
-      </w:r>
-      <w:proofErr w:type="spellStart"/>
-      <w:r>
-        <w:t>Sigmoidę</w:t>
-      </w:r>
-      <w:proofErr w:type="spellEnd"/>
-      <w:r>
-        <w:t xml:space="preserve"> (różnica ok. 11 punktów procentowych na zbiorze testowym) i dała nieznacznie lepsze wyniki od </w:t>
-      </w:r>
-      <w:proofErr w:type="spellStart"/>
-      <w:r>
-        <w:t>Tanh</w:t>
-      </w:r>
-      <w:proofErr w:type="spellEnd"/>
-      <w:r>
-        <w:t xml:space="preserve">. </w:t>
+        <w:t xml:space="preserve"> Funkcja ReLU znacząco wyprzedziła klasyczną Sigmoidę (różnica ok. 11 punktów procentowych na zbiorze testowym) i dała nieznacznie lepsze wyniki od Tanh. </w:t>
       </w:r>
       <w:r>
         <w:t>Pozwoliło to na uniknięcie problemu gasnącego gradientu</w:t>
@@ -657,15 +544,7 @@
         <w:t>.</w:t>
       </w:r>
       <w:r>
-        <w:t xml:space="preserve"> Inicjalizacja wag początkowych (</w:t>
-      </w:r>
-      <w:proofErr w:type="spellStart"/>
-      <w:r>
-        <w:t>weight_init</w:t>
-      </w:r>
-      <w:proofErr w:type="spellEnd"/>
-      <w:r>
-        <w:t>):</w:t>
+        <w:t xml:space="preserve"> Inicjalizacja wag początkowych (weight_init):</w:t>
       </w:r>
     </w:p>
     <w:p>
@@ -675,13 +554,8 @@
           <w:numId w:val="13"/>
         </w:numPr>
       </w:pPr>
-      <w:proofErr w:type="spellStart"/>
-      <w:r>
-        <w:t>normal</w:t>
-      </w:r>
-      <w:proofErr w:type="spellEnd"/>
-      <w:r>
-        <w:t>: Test: 71.2% | Trening: 74.5%</w:t>
+      <w:r>
+        <w:t>normal: Test: 71.2% | Trening: 74.5%</w:t>
       </w:r>
     </w:p>
     <w:p>
@@ -691,13 +565,8 @@
           <w:numId w:val="13"/>
         </w:numPr>
       </w:pPr>
-      <w:proofErr w:type="spellStart"/>
-      <w:r>
-        <w:t>xavier</w:t>
-      </w:r>
-      <w:proofErr w:type="spellEnd"/>
-      <w:r>
-        <w:t>: Test: 75.0% | Trening: 78.8%</w:t>
+      <w:r>
+        <w:t>xavier: Test: 75.0% | Trening: 78.8%</w:t>
       </w:r>
     </w:p>
     <w:p>
@@ -737,23 +606,7 @@
         <w:t>.</w:t>
       </w:r>
       <w:r>
-        <w:t xml:space="preserve"> Rozmiar mini-</w:t>
-      </w:r>
-      <w:proofErr w:type="spellStart"/>
-      <w:r>
-        <w:t>batcha</w:t>
-      </w:r>
-      <w:proofErr w:type="spellEnd"/>
-      <w:r>
-        <w:t xml:space="preserve"> (</w:t>
-      </w:r>
-      <w:proofErr w:type="spellStart"/>
-      <w:r>
-        <w:t>batch_size</w:t>
-      </w:r>
-      <w:proofErr w:type="spellEnd"/>
-      <w:r>
-        <w:t>):</w:t>
+        <w:t xml:space="preserve"> Rozmiar mini-batcha (batch_size):</w:t>
       </w:r>
     </w:p>
     <w:p>
@@ -763,21 +616,8 @@
           <w:numId w:val="4"/>
         </w:numPr>
       </w:pPr>
-      <w:proofErr w:type="spellStart"/>
-      <w:r>
-        <w:t>None</w:t>
-      </w:r>
-      <w:proofErr w:type="spellEnd"/>
-      <w:r>
-        <w:t xml:space="preserve"> (Full </w:t>
-      </w:r>
-      <w:proofErr w:type="spellStart"/>
-      <w:r>
-        <w:t>Batch</w:t>
-      </w:r>
-      <w:proofErr w:type="spellEnd"/>
-      <w:r>
-        <w:t>): Test: 76.2% | Trening: 75.8%</w:t>
+      <w:r>
+        <w:t>None (Full Batch): Test: 76.2% | Trening: 75.8%</w:t>
       </w:r>
     </w:p>
     <w:p>
@@ -826,23 +666,7 @@
         <w:t>Wniosek:</w:t>
       </w:r>
       <w:r>
-        <w:t xml:space="preserve"> Użycie Mini-</w:t>
-      </w:r>
-      <w:proofErr w:type="spellStart"/>
-      <w:r>
-        <w:t>Batch</w:t>
-      </w:r>
-      <w:proofErr w:type="spellEnd"/>
-      <w:r>
-        <w:t xml:space="preserve"> Gradient </w:t>
-      </w:r>
-      <w:proofErr w:type="spellStart"/>
-      <w:r>
-        <w:t>Descent</w:t>
-      </w:r>
-      <w:proofErr w:type="spellEnd"/>
-      <w:r>
-        <w:t xml:space="preserve"> (paczki wielkości 32 i 64) okazało się krytycznym punktem optymalizacji. Model z paczką 32 przeskoczył granicę 89% na zbiorze testowym, wprowadzając szum pozwalający omijać minima lokalne lepiej niż przeliczanie pełnego zbioru na raz.</w:t>
+        <w:t xml:space="preserve"> Użycie Mini-Batch Gradient Descent (paczki wielkości 32 i 64) okazało się krytycznym punktem optymalizacji. Model z paczką 32 przeskoczył granicę 89% na zbiorze testowym, wprowadzając szum pozwalający omijać minima lokalne lepiej niż przeliczanie pełnego zbioru na raz.</w:t>
       </w:r>
     </w:p>
     <w:p>
@@ -856,15 +680,7 @@
         <w:t>.</w:t>
       </w:r>
       <w:r>
-        <w:t xml:space="preserve"> Współczynnik </w:t>
-      </w:r>
-      <w:proofErr w:type="spellStart"/>
-      <w:r>
-        <w:t>Momentum</w:t>
-      </w:r>
-      <w:proofErr w:type="spellEnd"/>
-      <w:r>
-        <w:t>:</w:t>
+        <w:t xml:space="preserve"> Współczynnik Momentum:</w:t>
       </w:r>
     </w:p>
     <w:p>
@@ -923,15 +739,7 @@
         <w:t>Wniosek:</w:t>
       </w:r>
       <w:r>
-        <w:t xml:space="preserve"> </w:t>
-      </w:r>
-      <w:proofErr w:type="spellStart"/>
-      <w:r>
-        <w:t>Momentum</w:t>
-      </w:r>
-      <w:proofErr w:type="spellEnd"/>
-      <w:r>
-        <w:t xml:space="preserve"> drastycznie poprawiło zbieżność. Wartość 0.99 dała bezapelacyjnie najlepsze wyniki (blisko 90% </w:t>
+        <w:t xml:space="preserve"> Momentum drastycznie poprawiło zbieżność. Wartość 0.99 dała bezapelacyjnie najlepsze wyniki (blisko 90% </w:t>
       </w:r>
       <w:r>
         <w:t>zgodności</w:t>
@@ -957,15 +765,7 @@
     </w:p>
     <w:p>
       <w:r>
-        <w:t xml:space="preserve">W drugiej części projektu zaimplementowano modele klasyfikacyjne z biblioteki </w:t>
-      </w:r>
-      <w:proofErr w:type="spellStart"/>
-      <w:r>
-        <w:t>scikit-learn</w:t>
-      </w:r>
-      <w:proofErr w:type="spellEnd"/>
-      <w:r>
-        <w:t>. Przeprowadzono analizę 4 modeli uczenia maszynowego ze standardowym podziałem danych.</w:t>
+        <w:t>W drugiej części projektu zaimplementowano modele klasyfikacyjne z biblioteki scikit-learn. Przeprowadzono analizę 4 modeli uczenia maszynowego ze standardowym podziałem danych.</w:t>
       </w:r>
     </w:p>
     <w:p>
@@ -973,15 +773,7 @@
         <w:ind w:firstLine="360"/>
       </w:pPr>
       <w:r>
-        <w:t xml:space="preserve">1. Drzewo Decyzyjne – badanie parametru </w:t>
-      </w:r>
-      <w:proofErr w:type="spellStart"/>
-      <w:r>
-        <w:t>max_depth</w:t>
-      </w:r>
-      <w:proofErr w:type="spellEnd"/>
-      <w:r>
-        <w:t>:</w:t>
+        <w:t>1. Drzewo Decyzyjne – badanie parametru max_depth:</w:t>
       </w:r>
     </w:p>
     <w:p>
@@ -1025,15 +817,7 @@
         </w:numPr>
       </w:pPr>
       <w:r>
-        <w:t xml:space="preserve">Głębokość </w:t>
-      </w:r>
-      <w:proofErr w:type="spellStart"/>
-      <w:r>
-        <w:t>None</w:t>
-      </w:r>
-      <w:proofErr w:type="spellEnd"/>
-      <w:r>
-        <w:t>: Uczący: 100.00% | Testowy: 81.29%</w:t>
+        <w:t>Głębokość None: Uczący: 100.00% | Testowy: 81.29%</w:t>
       </w:r>
     </w:p>
     <w:p>
@@ -1048,23 +832,7 @@
         <w:t>Wniosek:</w:t>
       </w:r>
       <w:r>
-        <w:t xml:space="preserve"> Drzewa pozbawione limitu głębokości (</w:t>
-      </w:r>
-      <w:proofErr w:type="spellStart"/>
-      <w:r>
-        <w:t>None</w:t>
-      </w:r>
-      <w:proofErr w:type="spellEnd"/>
-      <w:r>
-        <w:t xml:space="preserve">) oraz z limitem 10 idealnie zapamiętywały dane treningowe (100% </w:t>
-      </w:r>
-      <w:proofErr w:type="spellStart"/>
-      <w:r>
-        <w:t>accuracy</w:t>
-      </w:r>
-      <w:proofErr w:type="spellEnd"/>
-      <w:r>
-        <w:t>), ale traciły skuteczność na danych testowych wpadając w tzw. przeuczenie. Umiarkowane ograniczenie do głębokości 5 dało najlepszy wynik uogólniania (83.04%).</w:t>
+        <w:t xml:space="preserve"> Drzewa pozbawione limitu głębokości (None) oraz z limitem 10 idealnie zapamiętywały dane treningowe (100% accuracy), ale traciły skuteczność na danych testowych wpadając w tzw. przeuczenie. Umiarkowane ograniczenie do głębokości 5 dało najlepszy wynik uogólniania (83.04%).</w:t>
       </w:r>
     </w:p>
     <w:p>
@@ -1072,18 +840,10 @@
         <w:ind w:firstLine="360"/>
       </w:pPr>
       <w:r>
-        <w:t xml:space="preserve">2. k-Najbliższych Sąsiadów – badanie parametru </w:t>
-      </w:r>
-      <w:proofErr w:type="spellStart"/>
-      <w:r>
-        <w:t>n_</w:t>
-      </w:r>
-      <w:r>
-        <w:t>neighbors</w:t>
-      </w:r>
-      <w:proofErr w:type="spellEnd"/>
-      <w:r>
-        <w:t>:</w:t>
+        <w:t>2. k-Najbliższych Sąsiadów – badanie parametru n_</w:t>
+      </w:r>
+      <w:r>
+        <w:t>neighbors:</w:t>
       </w:r>
     </w:p>
     <w:p>
@@ -1151,15 +911,7 @@
         <w:ind w:firstLine="360"/>
       </w:pPr>
       <w:r>
-        <w:t xml:space="preserve">3. Maszyny Wektorów Nośnych (SVM) – badanie parametru </w:t>
-      </w:r>
-      <w:proofErr w:type="spellStart"/>
-      <w:r>
-        <w:t>kernel</w:t>
-      </w:r>
-      <w:proofErr w:type="spellEnd"/>
-      <w:r>
-        <w:t>:</w:t>
+        <w:t>3. Maszyny Wektorów Nośnych (SVM) – badanie parametru kernel:</w:t>
       </w:r>
     </w:p>
     <w:p>
@@ -1170,15 +922,7 @@
         </w:numPr>
       </w:pPr>
       <w:r>
-        <w:t>Liniowe (</w:t>
-      </w:r>
-      <w:proofErr w:type="spellStart"/>
-      <w:r>
-        <w:t>linear</w:t>
-      </w:r>
-      <w:proofErr w:type="spellEnd"/>
-      <w:r>
-        <w:t>): Uczący: 89.13% | Testowy: 81.87%</w:t>
+        <w:t>Liniowe (linear): Uczący: 89.13% | Testowy: 81.87%</w:t>
       </w:r>
     </w:p>
     <w:p>
@@ -1189,15 +933,7 @@
         </w:numPr>
       </w:pPr>
       <w:r>
-        <w:t>Wielomianowe (</w:t>
-      </w:r>
-      <w:proofErr w:type="spellStart"/>
-      <w:r>
-        <w:t>poly</w:t>
-      </w:r>
-      <w:proofErr w:type="spellEnd"/>
-      <w:r>
-        <w:t>): Uczący: 86.34% | Testowy: 78.95%</w:t>
+        <w:t>Wielomianowe (poly): Uczący: 86.34% | Testowy: 78.95%</w:t>
       </w:r>
     </w:p>
     <w:p>
@@ -1208,15 +944,7 @@
         </w:numPr>
       </w:pPr>
       <w:r>
-        <w:t>Radialne (</w:t>
-      </w:r>
-      <w:proofErr w:type="spellStart"/>
-      <w:r>
-        <w:t>rbf</w:t>
-      </w:r>
-      <w:proofErr w:type="spellEnd"/>
-      <w:r>
-        <w:t>): Uczący: 90.75% | Testowy: 88.89%</w:t>
+        <w:t>Radialne (rbf): Uczący: 90.75% | Testowy: 88.89%</w:t>
       </w:r>
     </w:p>
     <w:p>
@@ -1226,13 +954,8 @@
           <w:numId w:val="5"/>
         </w:numPr>
       </w:pPr>
-      <w:proofErr w:type="spellStart"/>
-      <w:r>
-        <w:t>Sigmoid</w:t>
-      </w:r>
-      <w:proofErr w:type="spellEnd"/>
-      <w:r>
-        <w:t>: Uczący: 65.49% | Testowy: 59.06%</w:t>
+      <w:r>
+        <w:t>Sigmoid: Uczący: 65.49% | Testowy: 59.06%</w:t>
       </w:r>
     </w:p>
     <w:p>
@@ -1253,15 +976,7 @@
         <w:t>świetnie</w:t>
       </w:r>
       <w:r>
-        <w:t xml:space="preserve">, deklasując jądro liniowe i wielomianowe. Jądro </w:t>
-      </w:r>
-      <w:proofErr w:type="spellStart"/>
-      <w:r>
-        <w:t>sigmoidalne</w:t>
-      </w:r>
-      <w:proofErr w:type="spellEnd"/>
-      <w:r>
-        <w:t xml:space="preserve"> zupełnie nie poradziło sobie z rozkładem danych (tylko 59%).</w:t>
+        <w:t>, deklasując jądro liniowe i wielomianowe. Jądro sigmoidalne zupełnie nie poradziło sobie z rozkładem danych (tylko 59%).</w:t>
       </w:r>
     </w:p>
     <w:p>
@@ -1269,15 +984,7 @@
         <w:ind w:firstLine="360"/>
       </w:pPr>
       <w:r>
-        <w:t xml:space="preserve">4. Las Losowy – badanie parametru </w:t>
-      </w:r>
-      <w:proofErr w:type="spellStart"/>
-      <w:r>
-        <w:t>n_estimators</w:t>
-      </w:r>
-      <w:proofErr w:type="spellEnd"/>
-      <w:r>
-        <w:t>:</w:t>
+        <w:t>4. Las Losowy – badanie parametru n_estimators:</w:t>
       </w:r>
     </w:p>
     <w:p>
@@ -1391,39 +1098,7 @@
         <w:t>parametrów.</w:t>
       </w:r>
       <w:r>
-        <w:t xml:space="preserve"> Zastosowanie optymalizacji algorytmu Mini-</w:t>
-      </w:r>
-      <w:proofErr w:type="spellStart"/>
-      <w:r>
-        <w:t>Batch</w:t>
-      </w:r>
-      <w:proofErr w:type="spellEnd"/>
-      <w:r>
-        <w:t xml:space="preserve"> Gradient </w:t>
-      </w:r>
-      <w:proofErr w:type="spellStart"/>
-      <w:r>
-        <w:t>Descent</w:t>
-      </w:r>
-      <w:proofErr w:type="spellEnd"/>
-      <w:r>
-        <w:t xml:space="preserve"> (</w:t>
-      </w:r>
-      <w:proofErr w:type="spellStart"/>
-      <w:r>
-        <w:t>batch</w:t>
-      </w:r>
-      <w:proofErr w:type="spellEnd"/>
-      <w:r>
-        <w:t xml:space="preserve">=32) oraz włączenie współczynnika </w:t>
-      </w:r>
-      <w:proofErr w:type="spellStart"/>
-      <w:r>
-        <w:t>Momentum</w:t>
-      </w:r>
-      <w:proofErr w:type="spellEnd"/>
-      <w:r>
-        <w:t xml:space="preserve"> (0.99) podniosło celność sieci z bazowych ~65% do ponad 89%.</w:t>
+        <w:t xml:space="preserve"> Zastosowanie optymalizacji algorytmu Mini-Batch Gradient Descent (batch=32) oraz włączenie współczynnika Momentum (0.99) podniosło celność sieci z bazowych ~65% do ponad 89%.</w:t>
       </w:r>
     </w:p>
     <w:p>
@@ -1435,15 +1110,7 @@
       </w:pPr>
       <w:r>
         <w:lastRenderedPageBreak/>
-        <w:t xml:space="preserve">Wśród gotowych modeli z biblioteki </w:t>
-      </w:r>
-      <w:proofErr w:type="spellStart"/>
-      <w:r>
-        <w:t>SciKit-Learn</w:t>
-      </w:r>
-      <w:proofErr w:type="spellEnd"/>
-      <w:r>
-        <w:t xml:space="preserve"> najlepiej z problemem poradził sobie Las Losowy oraz SVM (jądro RBF) - oba uzyskując skuteczność rzędu 88.8% - 89.4%. Drzewo decyzyjne wypadło najgorzej pod kątem generalizacji wiedzy z racji tendencji do błyskawicznego przeuczania się na węzłach liści.</w:t>
+        <w:t>Wśród gotowych modeli z biblioteki SciKit-Learn najlepiej z problemem poradził sobie Las Losowy oraz SVM (jądro RBF) - oba uzyskując skuteczność rzędu 88.8% - 89.4%. Drzewo decyzyjne wypadło najgorzej pod kątem generalizacji wiedzy z racji tendencji do błyskawicznego przeuczania się na węzłach liści.</w:t>
       </w:r>
     </w:p>
     <w:p>
@@ -1470,150 +1137,22 @@
     </w:p>
     <w:p>
       <w:r>
-        <w:t xml:space="preserve"> Wartość: 8        | TEST (Średnia/Max</w:t>
-      </w:r>
-      <w:proofErr w:type="gramStart"/>
-      <w:r>
-        <w:t>):  65.5</w:t>
-      </w:r>
-      <w:proofErr w:type="gramEnd"/>
-      <w:r>
-        <w:t xml:space="preserve">% </w:t>
-      </w:r>
-      <w:proofErr w:type="gramStart"/>
-      <w:r>
-        <w:t>/  66.7</w:t>
-      </w:r>
-      <w:proofErr w:type="gramEnd"/>
-      <w:r>
-        <w:t>% | TRENING (Średnia/Max</w:t>
-      </w:r>
-      <w:proofErr w:type="gramStart"/>
-      <w:r>
-        <w:t>):  68.1</w:t>
-      </w:r>
-      <w:proofErr w:type="gramEnd"/>
-      <w:r>
-        <w:t xml:space="preserve">% </w:t>
-      </w:r>
-      <w:proofErr w:type="gramStart"/>
-      <w:r>
-        <w:t>/  69.2</w:t>
-      </w:r>
-      <w:proofErr w:type="gramEnd"/>
-      <w:r>
-        <w:t>%</w:t>
-      </w:r>
-    </w:p>
-    <w:p>
-      <w:r>
-        <w:t xml:space="preserve"> Wartość: 16       | TEST (Średnia/Max</w:t>
-      </w:r>
-      <w:proofErr w:type="gramStart"/>
-      <w:r>
-        <w:t>):  71.5</w:t>
-      </w:r>
-      <w:proofErr w:type="gramEnd"/>
-      <w:r>
-        <w:t xml:space="preserve">% </w:t>
-      </w:r>
-      <w:proofErr w:type="gramStart"/>
-      <w:r>
-        <w:t>/  73.7</w:t>
-      </w:r>
-      <w:proofErr w:type="gramEnd"/>
-      <w:r>
-        <w:t>% | TRENING (Średnia/Max</w:t>
-      </w:r>
-      <w:proofErr w:type="gramStart"/>
-      <w:r>
-        <w:t>):  72.9</w:t>
-      </w:r>
-      <w:proofErr w:type="gramEnd"/>
-      <w:r>
-        <w:t xml:space="preserve">% </w:t>
-      </w:r>
-      <w:proofErr w:type="gramStart"/>
-      <w:r>
-        <w:t>/  76.7</w:t>
-      </w:r>
-      <w:proofErr w:type="gramEnd"/>
-      <w:r>
-        <w:t>%</w:t>
-      </w:r>
-    </w:p>
-    <w:p>
-      <w:r>
-        <w:t xml:space="preserve"> Wartość: 32       | TEST (Średnia/Max</w:t>
-      </w:r>
-      <w:proofErr w:type="gramStart"/>
-      <w:r>
-        <w:t>):  80.9</w:t>
-      </w:r>
-      <w:proofErr w:type="gramEnd"/>
-      <w:r>
-        <w:t xml:space="preserve">% </w:t>
-      </w:r>
-      <w:proofErr w:type="gramStart"/>
-      <w:r>
-        <w:t>/  83.6</w:t>
-      </w:r>
-      <w:proofErr w:type="gramEnd"/>
-      <w:r>
-        <w:t>% | TRENING (Średnia/Max</w:t>
-      </w:r>
-      <w:proofErr w:type="gramStart"/>
-      <w:r>
-        <w:t>):  77.8</w:t>
-      </w:r>
-      <w:proofErr w:type="gramEnd"/>
-      <w:r>
-        <w:t xml:space="preserve">% </w:t>
-      </w:r>
-      <w:proofErr w:type="gramStart"/>
-      <w:r>
-        <w:t>/  78.6</w:t>
-      </w:r>
-      <w:proofErr w:type="gramEnd"/>
-      <w:r>
-        <w:t>%</w:t>
-      </w:r>
-    </w:p>
-    <w:p>
-      <w:r>
-        <w:t xml:space="preserve"> Wartość: 64       | TEST (Średnia/Max</w:t>
-      </w:r>
-      <w:proofErr w:type="gramStart"/>
-      <w:r>
-        <w:t>):  75.2</w:t>
-      </w:r>
-      <w:proofErr w:type="gramEnd"/>
-      <w:r>
-        <w:t xml:space="preserve">% </w:t>
-      </w:r>
-      <w:proofErr w:type="gramStart"/>
-      <w:r>
-        <w:t>/  76.0</w:t>
-      </w:r>
-      <w:proofErr w:type="gramEnd"/>
-      <w:r>
-        <w:t>% | TRENING (Średnia/Max</w:t>
-      </w:r>
-      <w:proofErr w:type="gramStart"/>
-      <w:r>
-        <w:t>):  80.7</w:t>
-      </w:r>
-      <w:proofErr w:type="gramEnd"/>
-      <w:r>
-        <w:t xml:space="preserve">% </w:t>
-      </w:r>
-      <w:proofErr w:type="gramStart"/>
-      <w:r>
-        <w:t>/  82.1</w:t>
-      </w:r>
-      <w:proofErr w:type="gramEnd"/>
-      <w:r>
-        <w:t>%</w:t>
+        <w:t xml:space="preserve"> Wartość: 8        | TEST (Średnia/Max):  65.5% /  66.7% | TRENING (Średnia/Max):  68.1% /  69.2%</w:t>
+      </w:r>
+    </w:p>
+    <w:p>
+      <w:r>
+        <w:t xml:space="preserve"> Wartość: 16       | TEST (Średnia/Max):  71.5% /  73.7% | TRENING (Średnia/Max):  72.9% /  76.7%</w:t>
+      </w:r>
+    </w:p>
+    <w:p>
+      <w:r>
+        <w:t xml:space="preserve"> Wartość: 32       | TEST (Średnia/Max):  80.9% /  83.6% | TRENING (Średnia/Max):  77.8% /  78.6%</w:t>
+      </w:r>
+    </w:p>
+    <w:p>
+      <w:r>
+        <w:t xml:space="preserve"> Wartość: 64       | TEST (Średnia/Max):  75.2% /  76.0% | TRENING (Średnia/Max):  80.7% /  82.1%</w:t>
       </w:r>
     </w:p>
     <w:p/>
@@ -1624,150 +1163,22 @@
     </w:p>
     <w:p>
       <w:r>
-        <w:t xml:space="preserve"> Wartość: 0.01     | TEST (Średnia/Max</w:t>
-      </w:r>
-      <w:proofErr w:type="gramStart"/>
-      <w:r>
-        <w:t>):  36.6</w:t>
-      </w:r>
-      <w:proofErr w:type="gramEnd"/>
-      <w:r>
-        <w:t xml:space="preserve">% </w:t>
-      </w:r>
-      <w:proofErr w:type="gramStart"/>
-      <w:r>
-        <w:t>/  39.8</w:t>
-      </w:r>
-      <w:proofErr w:type="gramEnd"/>
-      <w:r>
-        <w:t>% | TRENING (Średnia/Max</w:t>
-      </w:r>
-      <w:proofErr w:type="gramStart"/>
-      <w:r>
-        <w:t>):  33.7</w:t>
-      </w:r>
-      <w:proofErr w:type="gramEnd"/>
-      <w:r>
-        <w:t xml:space="preserve">% </w:t>
-      </w:r>
-      <w:proofErr w:type="gramStart"/>
-      <w:r>
-        <w:t>/  33.8</w:t>
-      </w:r>
-      <w:proofErr w:type="gramEnd"/>
-      <w:r>
-        <w:t>%</w:t>
-      </w:r>
-    </w:p>
-    <w:p>
-      <w:r>
-        <w:t xml:space="preserve"> Wartość: 0.05     | TEST (Średnia/Max</w:t>
-      </w:r>
-      <w:proofErr w:type="gramStart"/>
-      <w:r>
-        <w:t>):  57.1</w:t>
-      </w:r>
-      <w:proofErr w:type="gramEnd"/>
-      <w:r>
-        <w:t xml:space="preserve">% </w:t>
-      </w:r>
-      <w:proofErr w:type="gramStart"/>
-      <w:r>
-        <w:t>/  63.7</w:t>
-      </w:r>
-      <w:proofErr w:type="gramEnd"/>
-      <w:r>
-        <w:t>% | TRENING (Średnia/Max</w:t>
-      </w:r>
-      <w:proofErr w:type="gramStart"/>
-      <w:r>
-        <w:t>):  60.9</w:t>
-      </w:r>
-      <w:proofErr w:type="gramEnd"/>
-      <w:r>
-        <w:t xml:space="preserve">% </w:t>
-      </w:r>
-      <w:proofErr w:type="gramStart"/>
-      <w:r>
-        <w:t>/  62.7</w:t>
-      </w:r>
-      <w:proofErr w:type="gramEnd"/>
-      <w:r>
-        <w:t>%</w:t>
-      </w:r>
-    </w:p>
-    <w:p>
-      <w:r>
-        <w:t xml:space="preserve"> Wartość: 0.1      | TEST (Średnia/Max</w:t>
-      </w:r>
-      <w:proofErr w:type="gramStart"/>
-      <w:r>
-        <w:t>):  76.0</w:t>
-      </w:r>
-      <w:proofErr w:type="gramEnd"/>
-      <w:r>
-        <w:t xml:space="preserve">% </w:t>
-      </w:r>
-      <w:proofErr w:type="gramStart"/>
-      <w:r>
-        <w:t>/  80.7</w:t>
-      </w:r>
-      <w:proofErr w:type="gramEnd"/>
-      <w:r>
-        <w:t>% | TRENING (Średnia/Max</w:t>
-      </w:r>
-      <w:proofErr w:type="gramStart"/>
-      <w:r>
-        <w:t>):  73.4</w:t>
-      </w:r>
-      <w:proofErr w:type="gramEnd"/>
-      <w:r>
-        <w:t xml:space="preserve">% </w:t>
-      </w:r>
-      <w:proofErr w:type="gramStart"/>
-      <w:r>
-        <w:t>/  75.5</w:t>
-      </w:r>
-      <w:proofErr w:type="gramEnd"/>
-      <w:r>
-        <w:t>%</w:t>
-      </w:r>
-    </w:p>
-    <w:p>
-      <w:r>
-        <w:t xml:space="preserve"> Wartość: 0.5      | TEST (Średnia/Max</w:t>
-      </w:r>
-      <w:proofErr w:type="gramStart"/>
-      <w:r>
-        <w:t>):  85.0</w:t>
-      </w:r>
-      <w:proofErr w:type="gramEnd"/>
-      <w:r>
-        <w:t xml:space="preserve">% </w:t>
-      </w:r>
-      <w:proofErr w:type="gramStart"/>
-      <w:r>
-        <w:t>/  87.7</w:t>
-      </w:r>
-      <w:proofErr w:type="gramEnd"/>
-      <w:r>
-        <w:t>% | TRENING (Średnia/Max</w:t>
-      </w:r>
-      <w:proofErr w:type="gramStart"/>
-      <w:r>
-        <w:t>):  86.2</w:t>
-      </w:r>
-      <w:proofErr w:type="gramEnd"/>
-      <w:r>
-        <w:t xml:space="preserve">% </w:t>
-      </w:r>
-      <w:proofErr w:type="gramStart"/>
-      <w:r>
-        <w:t>/  87.1</w:t>
-      </w:r>
-      <w:proofErr w:type="gramEnd"/>
-      <w:r>
-        <w:t>%</w:t>
+        <w:t xml:space="preserve"> Wartość: 0.01     | TEST (Średnia/Max):  36.6% /  39.8% | TRENING (Średnia/Max):  33.7% /  33.8%</w:t>
+      </w:r>
+    </w:p>
+    <w:p>
+      <w:r>
+        <w:t xml:space="preserve"> Wartość: 0.05     | TEST (Średnia/Max):  57.1% /  63.7% | TRENING (Średnia/Max):  60.9% /  62.7%</w:t>
+      </w:r>
+    </w:p>
+    <w:p>
+      <w:r>
+        <w:t xml:space="preserve"> Wartość: 0.1      | TEST (Średnia/Max):  76.0% /  80.7% | TRENING (Średnia/Max):  73.4% /  75.5%</w:t>
+      </w:r>
+    </w:p>
+    <w:p>
+      <w:r>
+        <w:t xml:space="preserve"> Wartość: 0.5      | TEST (Średnia/Max):  85.0% /  87.7% | TRENING (Średnia/Max):  86.2% /  87.1%</w:t>
       </w:r>
     </w:p>
     <w:p/>
@@ -1778,151 +1189,23 @@
     </w:p>
     <w:p>
       <w:r>
-        <w:t xml:space="preserve"> Wartość: 100      | TEST (Średnia/Max</w:t>
-      </w:r>
-      <w:proofErr w:type="gramStart"/>
-      <w:r>
-        <w:t>):  48.5</w:t>
-      </w:r>
-      <w:proofErr w:type="gramEnd"/>
-      <w:r>
-        <w:t xml:space="preserve">% </w:t>
-      </w:r>
-      <w:proofErr w:type="gramStart"/>
-      <w:r>
-        <w:t>/  52.6</w:t>
-      </w:r>
-      <w:proofErr w:type="gramEnd"/>
-      <w:r>
-        <w:t>% | TRENING (Średnia/Max</w:t>
-      </w:r>
-      <w:proofErr w:type="gramStart"/>
-      <w:r>
-        <w:t>):  42.8</w:t>
-      </w:r>
-      <w:proofErr w:type="gramEnd"/>
-      <w:r>
-        <w:t xml:space="preserve">% </w:t>
-      </w:r>
-      <w:proofErr w:type="gramStart"/>
-      <w:r>
-        <w:t>/  44.8</w:t>
-      </w:r>
-      <w:proofErr w:type="gramEnd"/>
-      <w:r>
-        <w:t>%</w:t>
+        <w:t xml:space="preserve"> Wartość: 100      | TEST (Średnia/Max):  48.5% /  52.6% | TRENING (Średnia/Max):  42.8% /  44.8%</w:t>
       </w:r>
     </w:p>
     <w:p>
       <w:r>
         <w:lastRenderedPageBreak/>
-        <w:t xml:space="preserve"> Wartość: 300      | TEST (Średnia/Max</w:t>
-      </w:r>
-      <w:proofErr w:type="gramStart"/>
-      <w:r>
-        <w:t>):  62.2</w:t>
-      </w:r>
-      <w:proofErr w:type="gramEnd"/>
-      <w:r>
-        <w:t xml:space="preserve">% </w:t>
-      </w:r>
-      <w:proofErr w:type="gramStart"/>
-      <w:r>
-        <w:t>/  65.5</w:t>
-      </w:r>
-      <w:proofErr w:type="gramEnd"/>
-      <w:r>
-        <w:t>% | TRENING (Średnia/Max</w:t>
-      </w:r>
-      <w:proofErr w:type="gramStart"/>
-      <w:r>
-        <w:t>):  62.7</w:t>
-      </w:r>
-      <w:proofErr w:type="gramEnd"/>
-      <w:r>
-        <w:t xml:space="preserve">% </w:t>
-      </w:r>
-      <w:proofErr w:type="gramStart"/>
-      <w:r>
-        <w:t>/  64.6</w:t>
-      </w:r>
-      <w:proofErr w:type="gramEnd"/>
-      <w:r>
-        <w:t>%</w:t>
-      </w:r>
-    </w:p>
-    <w:p>
-      <w:r>
-        <w:t xml:space="preserve"> Wartość: 600      | TEST (Średnia/Max</w:t>
-      </w:r>
-      <w:proofErr w:type="gramStart"/>
-      <w:r>
-        <w:t>):  74.5</w:t>
-      </w:r>
-      <w:proofErr w:type="gramEnd"/>
-      <w:r>
-        <w:t xml:space="preserve">% </w:t>
-      </w:r>
-      <w:proofErr w:type="gramStart"/>
-      <w:r>
-        <w:t>/  78.9</w:t>
-      </w:r>
-      <w:proofErr w:type="gramEnd"/>
-      <w:r>
-        <w:t>% | TRENING (Średnia/Max</w:t>
-      </w:r>
-      <w:proofErr w:type="gramStart"/>
-      <w:r>
-        <w:t>):  76.9</w:t>
-      </w:r>
-      <w:proofErr w:type="gramEnd"/>
-      <w:r>
-        <w:t xml:space="preserve">% </w:t>
-      </w:r>
-      <w:proofErr w:type="gramStart"/>
-      <w:r>
-        <w:t>/  78.1</w:t>
-      </w:r>
-      <w:proofErr w:type="gramEnd"/>
-      <w:r>
-        <w:t>%</w:t>
-      </w:r>
-    </w:p>
-    <w:p>
-      <w:r>
-        <w:t xml:space="preserve"> Wartość: 1000     | TEST (Średnia/Max</w:t>
-      </w:r>
-      <w:proofErr w:type="gramStart"/>
-      <w:r>
-        <w:t>):  78.2</w:t>
-      </w:r>
-      <w:proofErr w:type="gramEnd"/>
-      <w:r>
-        <w:t xml:space="preserve">% </w:t>
-      </w:r>
-      <w:proofErr w:type="gramStart"/>
-      <w:r>
-        <w:t>/  81.3</w:t>
-      </w:r>
-      <w:proofErr w:type="gramEnd"/>
-      <w:r>
-        <w:t>% | TRENING (Średnia/Max</w:t>
-      </w:r>
-      <w:proofErr w:type="gramStart"/>
-      <w:r>
-        <w:t>):  81.6</w:t>
-      </w:r>
-      <w:proofErr w:type="gramEnd"/>
-      <w:r>
-        <w:t xml:space="preserve">% </w:t>
-      </w:r>
-      <w:proofErr w:type="gramStart"/>
-      <w:r>
-        <w:t>/  82.1</w:t>
-      </w:r>
-      <w:proofErr w:type="gramEnd"/>
-      <w:r>
-        <w:t>%</w:t>
+        <w:t xml:space="preserve"> Wartość: 300      | TEST (Średnia/Max):  62.2% /  65.5% | TRENING (Średnia/Max):  62.7% /  64.6%</w:t>
+      </w:r>
+    </w:p>
+    <w:p>
+      <w:r>
+        <w:t xml:space="preserve"> Wartość: 600      | TEST (Średnia/Max):  74.5% /  78.9% | TRENING (Średnia/Max):  76.9% /  78.1%</w:t>
+      </w:r>
+    </w:p>
+    <w:p>
+      <w:r>
+        <w:t xml:space="preserve"> Wartość: 1000     | TEST (Średnia/Max):  78.2% /  81.3% | TRENING (Średnia/Max):  81.6% /  82.1%</w:t>
       </w:r>
     </w:p>
     <w:p/>
@@ -1933,150 +1216,22 @@
     </w:p>
     <w:p>
       <w:r>
-        <w:t xml:space="preserve"> Wartość: 0.1      | TEST (Średnia/Max</w:t>
-      </w:r>
-      <w:proofErr w:type="gramStart"/>
-      <w:r>
-        <w:t>):  73.6</w:t>
-      </w:r>
-      <w:proofErr w:type="gramEnd"/>
-      <w:r>
-        <w:t xml:space="preserve">% </w:t>
-      </w:r>
-      <w:proofErr w:type="gramStart"/>
-      <w:r>
-        <w:t>/  77.9</w:t>
-      </w:r>
-      <w:proofErr w:type="gramEnd"/>
-      <w:r>
-        <w:t>% | TRENING (Średnia/Max</w:t>
-      </w:r>
-      <w:proofErr w:type="gramStart"/>
-      <w:r>
-        <w:t>):  73.5</w:t>
-      </w:r>
-      <w:proofErr w:type="gramEnd"/>
-      <w:r>
-        <w:t xml:space="preserve">% </w:t>
-      </w:r>
-      <w:proofErr w:type="gramStart"/>
-      <w:r>
-        <w:t>/  74.0</w:t>
-      </w:r>
-      <w:proofErr w:type="gramEnd"/>
-      <w:r>
-        <w:t>%</w:t>
-      </w:r>
-    </w:p>
-    <w:p>
-      <w:r>
-        <w:t xml:space="preserve"> Wartość: 0.2      | TEST (Średnia/Max</w:t>
-      </w:r>
-      <w:proofErr w:type="gramStart"/>
-      <w:r>
-        <w:t>):  73.1</w:t>
-      </w:r>
-      <w:proofErr w:type="gramEnd"/>
-      <w:r>
-        <w:t xml:space="preserve">% </w:t>
-      </w:r>
-      <w:proofErr w:type="gramStart"/>
-      <w:r>
-        <w:t>/  78.4</w:t>
-      </w:r>
-      <w:proofErr w:type="gramEnd"/>
-      <w:r>
-        <w:t>% | TRENING (Średnia/Max</w:t>
-      </w:r>
-      <w:proofErr w:type="gramStart"/>
-      <w:r>
-        <w:t>):  73.5</w:t>
-      </w:r>
-      <w:proofErr w:type="gramEnd"/>
-      <w:r>
-        <w:t xml:space="preserve">% </w:t>
-      </w:r>
-      <w:proofErr w:type="gramStart"/>
-      <w:r>
-        <w:t>/  75.5</w:t>
-      </w:r>
-      <w:proofErr w:type="gramEnd"/>
-      <w:r>
-        <w:t>%</w:t>
-      </w:r>
-    </w:p>
-    <w:p>
-      <w:r>
-        <w:t xml:space="preserve"> Wartość: 0.3      | TEST (Średnia/Max</w:t>
-      </w:r>
-      <w:proofErr w:type="gramStart"/>
-      <w:r>
-        <w:t>):  74.1</w:t>
-      </w:r>
-      <w:proofErr w:type="gramEnd"/>
-      <w:r>
-        <w:t xml:space="preserve">% </w:t>
-      </w:r>
-      <w:proofErr w:type="gramStart"/>
-      <w:r>
-        <w:t>/  78.1</w:t>
-      </w:r>
-      <w:proofErr w:type="gramEnd"/>
-      <w:r>
-        <w:t>% | TRENING (Średnia/Max</w:t>
-      </w:r>
-      <w:proofErr w:type="gramStart"/>
-      <w:r>
-        <w:t>):  73.4</w:t>
-      </w:r>
-      <w:proofErr w:type="gramEnd"/>
-      <w:r>
-        <w:t xml:space="preserve">% </w:t>
-      </w:r>
-      <w:proofErr w:type="gramStart"/>
-      <w:r>
-        <w:t>/  75.2</w:t>
-      </w:r>
-      <w:proofErr w:type="gramEnd"/>
-      <w:r>
-        <w:t>%</w:t>
-      </w:r>
-    </w:p>
-    <w:p>
-      <w:r>
-        <w:t xml:space="preserve"> Wartość: 0.4      | TEST (Średnia/Max</w:t>
-      </w:r>
-      <w:proofErr w:type="gramStart"/>
-      <w:r>
-        <w:t>):  71.4</w:t>
-      </w:r>
-      <w:proofErr w:type="gramEnd"/>
-      <w:r>
-        <w:t xml:space="preserve">% </w:t>
-      </w:r>
-      <w:proofErr w:type="gramStart"/>
-      <w:r>
-        <w:t>/  73.9</w:t>
-      </w:r>
-      <w:proofErr w:type="gramEnd"/>
-      <w:r>
-        <w:t>% | TRENING (Średnia/Max</w:t>
-      </w:r>
-      <w:proofErr w:type="gramStart"/>
-      <w:r>
-        <w:t>):  73.3</w:t>
-      </w:r>
-      <w:proofErr w:type="gramEnd"/>
-      <w:r>
-        <w:t xml:space="preserve">% </w:t>
-      </w:r>
-      <w:proofErr w:type="gramStart"/>
-      <w:r>
-        <w:t>/  76.1</w:t>
-      </w:r>
-      <w:proofErr w:type="gramEnd"/>
-      <w:r>
-        <w:t>%</w:t>
+        <w:t xml:space="preserve"> Wartość: 0.1      | TEST (Średnia/Max):  73.6% /  77.9% | TRENING (Średnia/Max):  73.5% /  74.0%</w:t>
+      </w:r>
+    </w:p>
+    <w:p>
+      <w:r>
+        <w:t xml:space="preserve"> Wartość: 0.2      | TEST (Średnia/Max):  73.1% /  78.4% | TRENING (Średnia/Max):  73.5% /  75.5%</w:t>
+      </w:r>
+    </w:p>
+    <w:p>
+      <w:r>
+        <w:t xml:space="preserve"> Wartość: 0.3      | TEST (Średnia/Max):  74.1% /  78.1% | TRENING (Średnia/Max):  73.4% /  75.2%</w:t>
+      </w:r>
+    </w:p>
+    <w:p>
+      <w:r>
+        <w:t xml:space="preserve"> Wartość: 0.4      | TEST (Średnia/Max):  71.4% /  73.9% | TRENING (Średnia/Max):  73.3% /  76.1%</w:t>
       </w:r>
     </w:p>
     <w:p/>
@@ -2087,192 +1242,22 @@
     </w:p>
     <w:p>
       <w:r>
-        <w:t xml:space="preserve"> Wartość: </w:t>
-      </w:r>
-      <w:proofErr w:type="spellStart"/>
-      <w:proofErr w:type="gramStart"/>
-      <w:r>
-        <w:t>sigmoid</w:t>
-      </w:r>
-      <w:proofErr w:type="spellEnd"/>
-      <w:r>
-        <w:t xml:space="preserve">  |</w:t>
-      </w:r>
-      <w:proofErr w:type="gramEnd"/>
-      <w:r>
-        <w:t xml:space="preserve"> TEST (Średnia/Max</w:t>
-      </w:r>
-      <w:proofErr w:type="gramStart"/>
-      <w:r>
-        <w:t>):  73.3</w:t>
-      </w:r>
-      <w:proofErr w:type="gramEnd"/>
-      <w:r>
-        <w:t xml:space="preserve">% </w:t>
-      </w:r>
-      <w:proofErr w:type="gramStart"/>
-      <w:r>
-        <w:t>/  77.2</w:t>
-      </w:r>
-      <w:proofErr w:type="gramEnd"/>
-      <w:r>
-        <w:t>% | TRENING (Średnia/Max</w:t>
-      </w:r>
-      <w:proofErr w:type="gramStart"/>
-      <w:r>
-        <w:t>):  73.1</w:t>
-      </w:r>
-      <w:proofErr w:type="gramEnd"/>
-      <w:r>
-        <w:t xml:space="preserve">% </w:t>
-      </w:r>
-      <w:proofErr w:type="gramStart"/>
-      <w:r>
-        <w:t>/  74.9</w:t>
-      </w:r>
-      <w:proofErr w:type="gramEnd"/>
-      <w:r>
-        <w:t>%</w:t>
-      </w:r>
-    </w:p>
-    <w:p>
-      <w:r>
-        <w:t xml:space="preserve"> Wartość: </w:t>
-      </w:r>
-      <w:proofErr w:type="spellStart"/>
-      <w:r>
-        <w:t>tanh</w:t>
-      </w:r>
-      <w:proofErr w:type="spellEnd"/>
-      <w:r>
-        <w:t xml:space="preserve">     | TEST (Średnia/Max</w:t>
-      </w:r>
-      <w:proofErr w:type="gramStart"/>
-      <w:r>
-        <w:t>):  84.2</w:t>
-      </w:r>
-      <w:proofErr w:type="gramEnd"/>
-      <w:r>
-        <w:t xml:space="preserve">% </w:t>
-      </w:r>
-      <w:proofErr w:type="gramStart"/>
-      <w:r>
-        <w:t>/  88.9</w:t>
-      </w:r>
-      <w:proofErr w:type="gramEnd"/>
-      <w:r>
-        <w:t>% | TRENING (Średnia/Max</w:t>
-      </w:r>
-      <w:proofErr w:type="gramStart"/>
-      <w:r>
-        <w:t>):  85.7</w:t>
-      </w:r>
-      <w:proofErr w:type="gramEnd"/>
-      <w:r>
-        <w:t xml:space="preserve">% </w:t>
-      </w:r>
-      <w:proofErr w:type="gramStart"/>
-      <w:r>
-        <w:t>/  86.9</w:t>
-      </w:r>
-      <w:proofErr w:type="gramEnd"/>
-      <w:r>
-        <w:t>%</w:t>
-      </w:r>
-    </w:p>
-    <w:p>
-      <w:r>
-        <w:t xml:space="preserve"> Wartość: </w:t>
-      </w:r>
-      <w:proofErr w:type="spellStart"/>
-      <w:r>
-        <w:t>relu</w:t>
-      </w:r>
-      <w:proofErr w:type="spellEnd"/>
-      <w:r>
-        <w:t xml:space="preserve">     | TEST (Średnia/Max</w:t>
-      </w:r>
-      <w:proofErr w:type="gramStart"/>
-      <w:r>
-        <w:t>):  84.6</w:t>
-      </w:r>
-      <w:proofErr w:type="gramEnd"/>
-      <w:r>
-        <w:t xml:space="preserve">% </w:t>
-      </w:r>
-      <w:proofErr w:type="gramStart"/>
-      <w:r>
-        <w:t>/  86.0</w:t>
-      </w:r>
-      <w:proofErr w:type="gramEnd"/>
-      <w:r>
-        <w:t>% | TRENING (Średnia/Max</w:t>
-      </w:r>
-      <w:proofErr w:type="gramStart"/>
-      <w:r>
-        <w:t>):  86.2</w:t>
-      </w:r>
-      <w:proofErr w:type="gramEnd"/>
-      <w:r>
-        <w:t xml:space="preserve">% </w:t>
-      </w:r>
-      <w:proofErr w:type="gramStart"/>
-      <w:r>
-        <w:t>/  86.6</w:t>
-      </w:r>
-      <w:proofErr w:type="gramEnd"/>
-      <w:r>
-        <w:t>%</w:t>
-      </w:r>
-    </w:p>
-    <w:p>
-      <w:r>
-        <w:t xml:space="preserve"> Wartość: </w:t>
-      </w:r>
-      <w:proofErr w:type="spellStart"/>
-      <w:proofErr w:type="gramStart"/>
-      <w:r>
-        <w:t>sigmoid</w:t>
-      </w:r>
-      <w:proofErr w:type="spellEnd"/>
-      <w:r>
-        <w:t xml:space="preserve">  |</w:t>
-      </w:r>
-      <w:proofErr w:type="gramEnd"/>
-      <w:r>
-        <w:t xml:space="preserve"> TEST (Średnia/Max</w:t>
-      </w:r>
-      <w:proofErr w:type="gramStart"/>
-      <w:r>
-        <w:t>):  72.3</w:t>
-      </w:r>
-      <w:proofErr w:type="gramEnd"/>
-      <w:r>
-        <w:t xml:space="preserve">% </w:t>
-      </w:r>
-      <w:proofErr w:type="gramStart"/>
-      <w:r>
-        <w:t>/  73.7</w:t>
-      </w:r>
-      <w:proofErr w:type="gramEnd"/>
-      <w:r>
-        <w:t>% | TRENING (Średnia/Max</w:t>
-      </w:r>
-      <w:proofErr w:type="gramStart"/>
-      <w:r>
-        <w:t>):  73.4</w:t>
-      </w:r>
-      <w:proofErr w:type="gramEnd"/>
-      <w:r>
-        <w:t xml:space="preserve">% </w:t>
-      </w:r>
-      <w:proofErr w:type="gramStart"/>
-      <w:r>
-        <w:t>/  74.3</w:t>
-      </w:r>
-      <w:proofErr w:type="gramEnd"/>
-      <w:r>
-        <w:t>%</w:t>
+        <w:t xml:space="preserve"> Wartość: sigmoid  | TEST (Średnia/Max):  73.3% /  77.2% | TRENING (Średnia/Max):  73.1% /  74.9%</w:t>
+      </w:r>
+    </w:p>
+    <w:p>
+      <w:r>
+        <w:t xml:space="preserve"> Wartość: tanh     | TEST (Średnia/Max):  84.2% /  88.9% | TRENING (Średnia/Max):  85.7% /  86.9%</w:t>
+      </w:r>
+    </w:p>
+    <w:p>
+      <w:r>
+        <w:t xml:space="preserve"> Wartość: relu     | TEST (Średnia/Max):  84.6% /  86.0% | TRENING (Średnia/Max):  86.2% /  86.6%</w:t>
+      </w:r>
+    </w:p>
+    <w:p>
+      <w:r>
+        <w:t xml:space="preserve"> Wartość: sigmoid  | TEST (Średnia/Max):  72.3% /  73.7% | TRENING (Średnia/Max):  73.4% /  74.3%</w:t>
       </w:r>
     </w:p>
     <w:p/>
@@ -2283,175 +1268,23 @@
     </w:p>
     <w:p>
       <w:r>
-        <w:t xml:space="preserve"> Wartość: </w:t>
-      </w:r>
-      <w:proofErr w:type="spellStart"/>
-      <w:r>
-        <w:t>normal</w:t>
-      </w:r>
-      <w:proofErr w:type="spellEnd"/>
-      <w:r>
-        <w:t xml:space="preserve">   | TEST (Średnia/Max</w:t>
-      </w:r>
-      <w:proofErr w:type="gramStart"/>
-      <w:r>
-        <w:t>):  71.2</w:t>
-      </w:r>
-      <w:proofErr w:type="gramEnd"/>
-      <w:r>
-        <w:t xml:space="preserve">% </w:t>
-      </w:r>
-      <w:proofErr w:type="gramStart"/>
-      <w:r>
-        <w:t>/  77.2</w:t>
-      </w:r>
-      <w:proofErr w:type="gramEnd"/>
-      <w:r>
-        <w:t>% | TRENING (Średnia/Max</w:t>
-      </w:r>
-      <w:proofErr w:type="gramStart"/>
-      <w:r>
-        <w:t>):  74.5</w:t>
-      </w:r>
-      <w:proofErr w:type="gramEnd"/>
-      <w:r>
-        <w:t xml:space="preserve">% </w:t>
-      </w:r>
-      <w:proofErr w:type="gramStart"/>
-      <w:r>
-        <w:t>/  77.8</w:t>
-      </w:r>
-      <w:proofErr w:type="gramEnd"/>
-      <w:r>
-        <w:t>%</w:t>
-      </w:r>
-    </w:p>
-    <w:p>
-      <w:r>
-        <w:t xml:space="preserve"> Wartość: </w:t>
-      </w:r>
-      <w:proofErr w:type="spellStart"/>
-      <w:r>
-        <w:t>xavier</w:t>
-      </w:r>
-      <w:proofErr w:type="spellEnd"/>
-      <w:r>
-        <w:t xml:space="preserve">   | TEST (Średnia/Max</w:t>
-      </w:r>
-      <w:proofErr w:type="gramStart"/>
-      <w:r>
-        <w:t>):  75.0</w:t>
-      </w:r>
-      <w:proofErr w:type="gramEnd"/>
-      <w:r>
-        <w:t xml:space="preserve">% </w:t>
-      </w:r>
-      <w:proofErr w:type="gramStart"/>
-      <w:r>
-        <w:t>/  78.4</w:t>
-      </w:r>
-      <w:proofErr w:type="gramEnd"/>
-      <w:r>
-        <w:t>% | TRENING (Średnia/Max</w:t>
-      </w:r>
-      <w:proofErr w:type="gramStart"/>
-      <w:r>
-        <w:t>):  78.8</w:t>
-      </w:r>
-      <w:proofErr w:type="gramEnd"/>
-      <w:r>
-        <w:t xml:space="preserve">% </w:t>
-      </w:r>
-      <w:proofErr w:type="gramStart"/>
-      <w:r>
-        <w:t>/  79.1</w:t>
-      </w:r>
-      <w:proofErr w:type="gramEnd"/>
-      <w:r>
-        <w:t>%</w:t>
+        <w:t xml:space="preserve"> Wartość: normal   | TEST (Średnia/Max):  71.2% /  77.2% | TRENING (Średnia/Max):  74.5% /  77.8%</w:t>
+      </w:r>
+    </w:p>
+    <w:p>
+      <w:r>
+        <w:t xml:space="preserve"> Wartość: xavier   | TEST (Średnia/Max):  75.0% /  78.4% | TRENING (Średnia/Max):  78.8% /  79.1%</w:t>
       </w:r>
     </w:p>
     <w:p>
       <w:r>
         <w:lastRenderedPageBreak/>
-        <w:t xml:space="preserve"> Wartość: he       | TEST (Średnia/Max</w:t>
-      </w:r>
-      <w:proofErr w:type="gramStart"/>
-      <w:r>
-        <w:t>):  78.8</w:t>
-      </w:r>
-      <w:proofErr w:type="gramEnd"/>
-      <w:r>
-        <w:t xml:space="preserve">% </w:t>
-      </w:r>
-      <w:proofErr w:type="gramStart"/>
-      <w:r>
-        <w:t>/  80.1</w:t>
-      </w:r>
-      <w:proofErr w:type="gramEnd"/>
-      <w:r>
-        <w:t>% | TRENING (Średnia/Max</w:t>
-      </w:r>
-      <w:proofErr w:type="gramStart"/>
-      <w:r>
-        <w:t>):  79.8</w:t>
-      </w:r>
-      <w:proofErr w:type="gramEnd"/>
-      <w:r>
-        <w:t xml:space="preserve">% </w:t>
-      </w:r>
-      <w:proofErr w:type="gramStart"/>
-      <w:r>
-        <w:t>/  80.0</w:t>
-      </w:r>
-      <w:proofErr w:type="gramEnd"/>
-      <w:r>
-        <w:t>%</w:t>
-      </w:r>
-    </w:p>
-    <w:p>
-      <w:r>
-        <w:t xml:space="preserve"> Wartość: </w:t>
-      </w:r>
-      <w:proofErr w:type="spellStart"/>
-      <w:r>
-        <w:t>normal</w:t>
-      </w:r>
-      <w:proofErr w:type="spellEnd"/>
-      <w:r>
-        <w:t xml:space="preserve">   | TEST (Średnia/Max</w:t>
-      </w:r>
-      <w:proofErr w:type="gramStart"/>
-      <w:r>
-        <w:t>):  73.9</w:t>
-      </w:r>
-      <w:proofErr w:type="gramEnd"/>
-      <w:r>
-        <w:t xml:space="preserve">% </w:t>
-      </w:r>
-      <w:proofErr w:type="gramStart"/>
-      <w:r>
-        <w:t>/  77.8</w:t>
-      </w:r>
-      <w:proofErr w:type="gramEnd"/>
-      <w:r>
-        <w:t>% | TRENING (Średnia/Max</w:t>
-      </w:r>
-      <w:proofErr w:type="gramStart"/>
-      <w:r>
-        <w:t>):  73.3</w:t>
-      </w:r>
-      <w:proofErr w:type="gramEnd"/>
-      <w:r>
-        <w:t xml:space="preserve">% </w:t>
-      </w:r>
-      <w:proofErr w:type="gramStart"/>
-      <w:r>
-        <w:t>/  73.6</w:t>
-      </w:r>
-      <w:proofErr w:type="gramEnd"/>
-      <w:r>
-        <w:t>%</w:t>
+        <w:t xml:space="preserve"> Wartość: he       | TEST (Średnia/Max):  78.8% /  80.1% | TRENING (Średnia/Max):  79.8% /  80.0%</w:t>
+      </w:r>
+    </w:p>
+    <w:p>
+      <w:r>
+        <w:t xml:space="preserve"> Wartość: normal   | TEST (Średnia/Max):  73.9% /  77.8% | TRENING (Średnia/Max):  73.3% /  73.6%</w:t>
       </w:r>
     </w:p>
     <w:p/>
@@ -2462,158 +1295,22 @@
     </w:p>
     <w:p>
       <w:r>
-        <w:t xml:space="preserve"> Wartość: </w:t>
-      </w:r>
-      <w:proofErr w:type="spellStart"/>
-      <w:r>
-        <w:t>None</w:t>
-      </w:r>
-      <w:proofErr w:type="spellEnd"/>
-      <w:r>
-        <w:t xml:space="preserve">     | TEST (Średnia/Max</w:t>
-      </w:r>
-      <w:proofErr w:type="gramStart"/>
-      <w:r>
-        <w:t>):  76.2</w:t>
-      </w:r>
-      <w:proofErr w:type="gramEnd"/>
-      <w:r>
-        <w:t xml:space="preserve">% </w:t>
-      </w:r>
-      <w:proofErr w:type="gramStart"/>
-      <w:r>
-        <w:t>/  78.9</w:t>
-      </w:r>
-      <w:proofErr w:type="gramEnd"/>
-      <w:r>
-        <w:t>% | TRENING (Średnia/Max</w:t>
-      </w:r>
-      <w:proofErr w:type="gramStart"/>
-      <w:r>
-        <w:t>):  75.8</w:t>
-      </w:r>
-      <w:proofErr w:type="gramEnd"/>
-      <w:r>
-        <w:t xml:space="preserve">% </w:t>
-      </w:r>
-      <w:proofErr w:type="gramStart"/>
-      <w:r>
-        <w:t>/  77.4</w:t>
-      </w:r>
-      <w:proofErr w:type="gramEnd"/>
-      <w:r>
-        <w:t>%</w:t>
-      </w:r>
-    </w:p>
-    <w:p>
-      <w:r>
-        <w:t xml:space="preserve"> Wartość: 32       | TEST (Średnia/Max</w:t>
-      </w:r>
-      <w:proofErr w:type="gramStart"/>
-      <w:r>
-        <w:t>):  89.7</w:t>
-      </w:r>
-      <w:proofErr w:type="gramEnd"/>
-      <w:r>
-        <w:t xml:space="preserve">% </w:t>
-      </w:r>
-      <w:proofErr w:type="gramStart"/>
-      <w:r>
-        <w:t>/  90.1</w:t>
-      </w:r>
-      <w:proofErr w:type="gramEnd"/>
-      <w:r>
-        <w:t>% | TRENING (Średnia/Max</w:t>
-      </w:r>
-      <w:proofErr w:type="gramStart"/>
-      <w:r>
-        <w:t>):  91.2</w:t>
-      </w:r>
-      <w:proofErr w:type="gramEnd"/>
-      <w:r>
-        <w:t xml:space="preserve">% </w:t>
-      </w:r>
-      <w:proofErr w:type="gramStart"/>
-      <w:r>
-        <w:t>/  91.8</w:t>
-      </w:r>
-      <w:proofErr w:type="gramEnd"/>
-      <w:r>
-        <w:t>%</w:t>
-      </w:r>
-    </w:p>
-    <w:p>
-      <w:r>
-        <w:t xml:space="preserve"> Wartość: 64       | TEST (Średnia/Max</w:t>
-      </w:r>
-      <w:proofErr w:type="gramStart"/>
-      <w:r>
-        <w:t>):  88.3</w:t>
-      </w:r>
-      <w:proofErr w:type="gramEnd"/>
-      <w:r>
-        <w:t xml:space="preserve">% </w:t>
-      </w:r>
-      <w:proofErr w:type="gramStart"/>
-      <w:r>
-        <w:t>/  88.9</w:t>
-      </w:r>
-      <w:proofErr w:type="gramEnd"/>
-      <w:r>
-        <w:t>% | TRENING (Średnia/Max</w:t>
-      </w:r>
-      <w:proofErr w:type="gramStart"/>
-      <w:r>
-        <w:t>):  89.0</w:t>
-      </w:r>
-      <w:proofErr w:type="gramEnd"/>
-      <w:r>
-        <w:t xml:space="preserve">% </w:t>
-      </w:r>
-      <w:proofErr w:type="gramStart"/>
-      <w:r>
-        <w:t>/  89.1</w:t>
-      </w:r>
-      <w:proofErr w:type="gramEnd"/>
-      <w:r>
-        <w:t>%</w:t>
-      </w:r>
-    </w:p>
-    <w:p>
-      <w:r>
-        <w:t xml:space="preserve"> Wartość: 128      | TEST (Średnia/Max</w:t>
-      </w:r>
-      <w:proofErr w:type="gramStart"/>
-      <w:r>
-        <w:t>):  84.4</w:t>
-      </w:r>
-      <w:proofErr w:type="gramEnd"/>
-      <w:r>
-        <w:t xml:space="preserve">% </w:t>
-      </w:r>
-      <w:proofErr w:type="gramStart"/>
-      <w:r>
-        <w:t>/  85.4</w:t>
-      </w:r>
-      <w:proofErr w:type="gramEnd"/>
-      <w:r>
-        <w:t>% | TRENING (Średnia/Max</w:t>
-      </w:r>
-      <w:proofErr w:type="gramStart"/>
-      <w:r>
-        <w:t>):  87.6</w:t>
-      </w:r>
-      <w:proofErr w:type="gramEnd"/>
-      <w:r>
-        <w:t xml:space="preserve">% </w:t>
-      </w:r>
-      <w:proofErr w:type="gramStart"/>
-      <w:r>
-        <w:t>/  88.0</w:t>
-      </w:r>
-      <w:proofErr w:type="gramEnd"/>
-      <w:r>
-        <w:t>%</w:t>
+        <w:t xml:space="preserve"> Wartość: None     | TEST (Średnia/Max):  76.2% /  78.9% | TRENING (Średnia/Max):  75.8% /  77.4%</w:t>
+      </w:r>
+    </w:p>
+    <w:p>
+      <w:r>
+        <w:t xml:space="preserve"> Wartość: 32       | TEST (Średnia/Max):  89.7% /  90.1% | TRENING (Średnia/Max):  91.2% /  91.8%</w:t>
+      </w:r>
+    </w:p>
+    <w:p>
+      <w:r>
+        <w:t xml:space="preserve"> Wartość: 64       | TEST (Średnia/Max):  88.3% /  88.9% | TRENING (Średnia/Max):  89.0% /  89.1%</w:t>
+      </w:r>
+    </w:p>
+    <w:p>
+      <w:r>
+        <w:t xml:space="preserve"> Wartość: 128      | TEST (Średnia/Max):  84.4% /  85.4% | TRENING (Średnia/Max):  87.6% /  88.0%</w:t>
       </w:r>
     </w:p>
     <w:p/>
@@ -2624,150 +1321,22 @@
     </w:p>
     <w:p>
       <w:r>
-        <w:t xml:space="preserve"> Wartość: 0.0      | TEST (Średnia/Max</w:t>
-      </w:r>
-      <w:proofErr w:type="gramStart"/>
-      <w:r>
-        <w:t>):  74.1</w:t>
-      </w:r>
-      <w:proofErr w:type="gramEnd"/>
-      <w:r>
-        <w:t xml:space="preserve">% </w:t>
-      </w:r>
-      <w:proofErr w:type="gramStart"/>
-      <w:r>
-        <w:t>/  75.4</w:t>
-      </w:r>
-      <w:proofErr w:type="gramEnd"/>
-      <w:r>
-        <w:t>% | TRENING (Średnia/Max</w:t>
-      </w:r>
-      <w:proofErr w:type="gramStart"/>
-      <w:r>
-        <w:t>):  74.2</w:t>
-      </w:r>
-      <w:proofErr w:type="gramEnd"/>
-      <w:r>
-        <w:t xml:space="preserve">% </w:t>
-      </w:r>
-      <w:proofErr w:type="gramStart"/>
-      <w:r>
-        <w:t>/  75.6</w:t>
-      </w:r>
-      <w:proofErr w:type="gramEnd"/>
-      <w:r>
-        <w:t>%</w:t>
-      </w:r>
-    </w:p>
-    <w:p>
-      <w:r>
-        <w:t xml:space="preserve"> Wartość: 0.5      | TEST (Średnia/Max</w:t>
-      </w:r>
-      <w:proofErr w:type="gramStart"/>
-      <w:r>
-        <w:t>):  78.0</w:t>
-      </w:r>
-      <w:proofErr w:type="gramEnd"/>
-      <w:r>
-        <w:t xml:space="preserve">% </w:t>
-      </w:r>
-      <w:proofErr w:type="gramStart"/>
-      <w:r>
-        <w:t>/  78.4</w:t>
-      </w:r>
-      <w:proofErr w:type="gramEnd"/>
-      <w:r>
-        <w:t>% | TRENING (Średnia/Max</w:t>
-      </w:r>
-      <w:proofErr w:type="gramStart"/>
-      <w:r>
-        <w:t>):  81.7</w:t>
-      </w:r>
-      <w:proofErr w:type="gramEnd"/>
-      <w:r>
-        <w:t xml:space="preserve">% </w:t>
-      </w:r>
-      <w:proofErr w:type="gramStart"/>
-      <w:r>
-        <w:t>/  82.2</w:t>
-      </w:r>
-      <w:proofErr w:type="gramEnd"/>
-      <w:r>
-        <w:t>%</w:t>
-      </w:r>
-    </w:p>
-    <w:p>
-      <w:r>
-        <w:t xml:space="preserve"> Wartość: 0.9      | TEST (Średnia/Max</w:t>
-      </w:r>
-      <w:proofErr w:type="gramStart"/>
-      <w:r>
-        <w:t>):  85.8</w:t>
-      </w:r>
-      <w:proofErr w:type="gramEnd"/>
-      <w:r>
-        <w:t xml:space="preserve">% </w:t>
-      </w:r>
-      <w:proofErr w:type="gramStart"/>
-      <w:r>
-        <w:t>/  87.7</w:t>
-      </w:r>
-      <w:proofErr w:type="gramEnd"/>
-      <w:r>
-        <w:t>% | TRENING (Średnia/Max</w:t>
-      </w:r>
-      <w:proofErr w:type="gramStart"/>
-      <w:r>
-        <w:t>):  89.2</w:t>
-      </w:r>
-      <w:proofErr w:type="gramEnd"/>
-      <w:r>
-        <w:t xml:space="preserve">% </w:t>
-      </w:r>
-      <w:proofErr w:type="gramStart"/>
-      <w:r>
-        <w:t>/  90.2</w:t>
-      </w:r>
-      <w:proofErr w:type="gramEnd"/>
-      <w:r>
-        <w:t>%</w:t>
-      </w:r>
-    </w:p>
-    <w:p>
-      <w:r>
-        <w:t xml:space="preserve"> Wartość: 0.99     | TEST (Średnia/Max</w:t>
-      </w:r>
-      <w:proofErr w:type="gramStart"/>
-      <w:r>
-        <w:t>):  89.1</w:t>
-      </w:r>
-      <w:proofErr w:type="gramEnd"/>
-      <w:r>
-        <w:t xml:space="preserve">% </w:t>
-      </w:r>
-      <w:proofErr w:type="gramStart"/>
-      <w:r>
-        <w:t>/  90.6</w:t>
-      </w:r>
-      <w:proofErr w:type="gramEnd"/>
-      <w:r>
-        <w:t>% | TRENING (Średnia/Max</w:t>
-      </w:r>
-      <w:proofErr w:type="gramStart"/>
-      <w:r>
-        <w:t>):  95.1</w:t>
-      </w:r>
-      <w:proofErr w:type="gramEnd"/>
-      <w:r>
-        <w:t xml:space="preserve">% </w:t>
-      </w:r>
-      <w:proofErr w:type="gramStart"/>
-      <w:r>
-        <w:t>/  96.0</w:t>
-      </w:r>
-      <w:proofErr w:type="gramEnd"/>
-      <w:r>
-        <w:t>%</w:t>
+        <w:t xml:space="preserve"> Wartość: 0.0      | TEST (Średnia/Max):  74.1% /  75.4% | TRENING (Średnia/Max):  74.2% /  75.6%</w:t>
+      </w:r>
+    </w:p>
+    <w:p>
+      <w:r>
+        <w:t xml:space="preserve"> Wartość: 0.5      | TEST (Średnia/Max):  78.0% /  78.4% | TRENING (Średnia/Max):  81.7% /  82.2%</w:t>
+      </w:r>
+    </w:p>
+    <w:p>
+      <w:r>
+        <w:t xml:space="preserve"> Wartość: 0.9      | TEST (Średnia/Max):  85.8% /  87.7% | TRENING (Średnia/Max):  89.2% /  90.2%</w:t>
+      </w:r>
+    </w:p>
+    <w:p>
+      <w:r>
+        <w:t xml:space="preserve"> Wartość: 0.99     | TEST (Średnia/Max):  89.1% /  90.6% | TRENING (Średnia/Max):  95.1% /  96.0%</w:t>
       </w:r>
     </w:p>
     <w:p>
@@ -2778,289 +1347,117 @@
     <w:p/>
     <w:p>
       <w:r>
-        <w:t>1. Drzewa Decyzyjne (</w:t>
-      </w:r>
-      <w:proofErr w:type="spellStart"/>
-      <w:r>
-        <w:t>max_depth</w:t>
-      </w:r>
-      <w:proofErr w:type="spellEnd"/>
-      <w:r>
-        <w:t>)</w:t>
-      </w:r>
-    </w:p>
-    <w:p>
-      <w:r>
-        <w:t xml:space="preserve">Drzewo       | </w:t>
-      </w:r>
-      <w:proofErr w:type="spellStart"/>
-      <w:r>
-        <w:t>max_depth</w:t>
-      </w:r>
-      <w:proofErr w:type="spellEnd"/>
-      <w:r>
-        <w:t>: 3          | Uczący: 80.91% | Testowy: 74.27%</w:t>
-      </w:r>
-    </w:p>
-    <w:p>
-      <w:r>
-        <w:t xml:space="preserve">Drzewo       | </w:t>
-      </w:r>
-      <w:proofErr w:type="spellStart"/>
-      <w:r>
-        <w:t>max_depth</w:t>
-      </w:r>
-      <w:proofErr w:type="spellEnd"/>
-      <w:r>
-        <w:t>: 5          | Uczący: 91.34% | Testowy: 83.04%</w:t>
-      </w:r>
-    </w:p>
-    <w:p>
-      <w:r>
-        <w:t xml:space="preserve">Drzewo       | </w:t>
-      </w:r>
-      <w:proofErr w:type="spellStart"/>
-      <w:r>
-        <w:t>max_depth</w:t>
-      </w:r>
-      <w:proofErr w:type="spellEnd"/>
-      <w:r>
-        <w:t>: 10         | Uczący: 100.00% | Testowy: 81.29%</w:t>
-      </w:r>
-    </w:p>
-    <w:p>
-      <w:r>
-        <w:t xml:space="preserve">Drzewo       | </w:t>
-      </w:r>
-      <w:proofErr w:type="spellStart"/>
-      <w:r>
-        <w:t>max_depth</w:t>
-      </w:r>
-      <w:proofErr w:type="spellEnd"/>
-      <w:r>
-        <w:t xml:space="preserve">: </w:t>
-      </w:r>
-      <w:proofErr w:type="spellStart"/>
-      <w:r>
-        <w:t>None</w:t>
-      </w:r>
-      <w:proofErr w:type="spellEnd"/>
-      <w:r>
-        <w:t xml:space="preserve">       | Uczący: 100.00% | Testowy: 81.29%</w:t>
+        <w:t>1. Drzewa Decyzyjne (max_depth)</w:t>
+      </w:r>
+    </w:p>
+    <w:p>
+      <w:r>
+        <w:t>Drzewo       | max_depth: 3          | Uczący: 80.91% | Testowy: 74.27%</w:t>
+      </w:r>
+    </w:p>
+    <w:p>
+      <w:r>
+        <w:t>Drzewo       | max_depth: 5          | Uczący: 91.34% | Testowy: 83.04%</w:t>
+      </w:r>
+    </w:p>
+    <w:p>
+      <w:r>
+        <w:t>Drzewo       | max_depth: 10         | Uczący: 100.00% | Testowy: 81.29%</w:t>
+      </w:r>
+    </w:p>
+    <w:p>
+      <w:r>
+        <w:t>Drzewo       | max_depth: None       | Uczący: 100.00% | Testowy: 81.29%</w:t>
       </w:r>
     </w:p>
     <w:p/>
     <w:p>
       <w:r>
-        <w:t>2. k-Najbliższych Sąsiadów (</w:t>
-      </w:r>
-      <w:proofErr w:type="spellStart"/>
-      <w:r>
-        <w:t>n_neighbors</w:t>
-      </w:r>
-      <w:proofErr w:type="spellEnd"/>
-      <w:r>
-        <w:t>)</w:t>
-      </w:r>
-    </w:p>
-    <w:p>
-      <w:r>
-        <w:t xml:space="preserve">k-NN         | </w:t>
-      </w:r>
-      <w:proofErr w:type="spellStart"/>
-      <w:r>
-        <w:t>n_neighbors</w:t>
-      </w:r>
-      <w:proofErr w:type="spellEnd"/>
-      <w:r>
-        <w:t>: 1          | Uczący: 100.00% | Testowy: 88.89%</w:t>
-      </w:r>
-    </w:p>
-    <w:p>
-      <w:r>
-        <w:t xml:space="preserve">k-NN         | </w:t>
-      </w:r>
-      <w:proofErr w:type="spellStart"/>
-      <w:r>
-        <w:t>n_neighbors</w:t>
-      </w:r>
-      <w:proofErr w:type="spellEnd"/>
-      <w:r>
-        <w:t>: 3          | Uczący: 94.42% | Testowy: 88.89%</w:t>
-      </w:r>
-    </w:p>
-    <w:p>
-      <w:r>
-        <w:t xml:space="preserve">k-NN         | </w:t>
-      </w:r>
-      <w:proofErr w:type="spellStart"/>
-      <w:r>
-        <w:t>n_neighbors</w:t>
-      </w:r>
-      <w:proofErr w:type="spellEnd"/>
-      <w:r>
-        <w:t>: 5          | Uczący: 91.78% | Testowy: 87.72%</w:t>
-      </w:r>
-    </w:p>
-    <w:p>
-      <w:r>
-        <w:t xml:space="preserve">k-NN         | </w:t>
-      </w:r>
-      <w:proofErr w:type="spellStart"/>
-      <w:r>
-        <w:t>n_neighbors</w:t>
-      </w:r>
-      <w:proofErr w:type="spellEnd"/>
-      <w:r>
-        <w:t>: 7          | Uczący: 91.78% | Testowy: 87.13%</w:t>
+        <w:t>2. k-Najbliższych Sąsiadów (n_neighbors)</w:t>
+      </w:r>
+    </w:p>
+    <w:p>
+      <w:r>
+        <w:t>k-NN         | n_neighbors: 1          | Uczący: 100.00% | Testowy: 88.89%</w:t>
+      </w:r>
+    </w:p>
+    <w:p>
+      <w:r>
+        <w:t>k-NN         | n_neighbors: 3          | Uczący: 94.42% | Testowy: 88.89%</w:t>
+      </w:r>
+    </w:p>
+    <w:p>
+      <w:r>
+        <w:t>k-NN         | n_neighbors: 5          | Uczący: 91.78% | Testowy: 87.72%</w:t>
+      </w:r>
+    </w:p>
+    <w:p>
+      <w:r>
+        <w:t>k-NN         | n_neighbors: 7          | Uczący: 91.78% | Testowy: 87.13%</w:t>
       </w:r>
     </w:p>
     <w:p/>
     <w:p>
       <w:r>
-        <w:t>3. Maszyny Wektorów Nośnych (</w:t>
-      </w:r>
-      <w:proofErr w:type="spellStart"/>
-      <w:r>
-        <w:t>kernel</w:t>
-      </w:r>
-      <w:proofErr w:type="spellEnd"/>
-      <w:r>
-        <w:t>)</w:t>
-      </w:r>
-    </w:p>
-    <w:p>
-      <w:r>
-        <w:t xml:space="preserve">SVM          | </w:t>
-      </w:r>
-      <w:proofErr w:type="spellStart"/>
-      <w:r>
-        <w:t>kernel</w:t>
-      </w:r>
-      <w:proofErr w:type="spellEnd"/>
-      <w:r>
-        <w:t xml:space="preserve">: </w:t>
-      </w:r>
-      <w:proofErr w:type="spellStart"/>
-      <w:r>
-        <w:t>linear</w:t>
-      </w:r>
-      <w:proofErr w:type="spellEnd"/>
-      <w:r>
-        <w:t xml:space="preserve">     | Uczący: 89.13% | Testowy: 81.87%</w:t>
-      </w:r>
-    </w:p>
-    <w:p>
-      <w:r>
-        <w:t xml:space="preserve">SVM          | </w:t>
-      </w:r>
-      <w:proofErr w:type="spellStart"/>
-      <w:r>
-        <w:t>kernel</w:t>
-      </w:r>
-      <w:proofErr w:type="spellEnd"/>
-      <w:r>
-        <w:t>: poly       | Uczący: 86.34% | Testowy: 78.95%</w:t>
-      </w:r>
-    </w:p>
-    <w:p>
-      <w:r>
-        <w:t xml:space="preserve">SVM          | </w:t>
-      </w:r>
-      <w:proofErr w:type="spellStart"/>
-      <w:r>
-        <w:t>kernel</w:t>
-      </w:r>
-      <w:proofErr w:type="spellEnd"/>
-      <w:r>
-        <w:t>: rbf        | Uczący: 90.75% | Testowy: 88.89%</w:t>
-      </w:r>
-    </w:p>
-    <w:p>
-      <w:r>
-        <w:t xml:space="preserve">SVM          | </w:t>
-      </w:r>
-      <w:proofErr w:type="spellStart"/>
-      <w:r>
-        <w:t>kernel</w:t>
-      </w:r>
-      <w:proofErr w:type="spellEnd"/>
-      <w:r>
-        <w:t xml:space="preserve">: </w:t>
-      </w:r>
-      <w:proofErr w:type="spellStart"/>
-      <w:r>
-        <w:t>sigmoid</w:t>
-      </w:r>
-      <w:proofErr w:type="spellEnd"/>
-      <w:r>
-        <w:t xml:space="preserve">    | Uczący: 65.49% | Testowy: 59.06%</w:t>
+        <w:t>3. Maszyny Wektorów Nośnych (kernel)</w:t>
+      </w:r>
+    </w:p>
+    <w:p>
+      <w:r>
+        <w:t>SVM          | kernel: linear     | Uczący: 89.13% | Testowy: 81.87%</w:t>
+      </w:r>
+    </w:p>
+    <w:p>
+      <w:r>
+        <w:t>SVM          | kernel: poly       | Uczący: 86.34% | Testowy: 78.95%</w:t>
+      </w:r>
+    </w:p>
+    <w:p>
+      <w:r>
+        <w:t>SVM          | kernel: rbf        | Uczący: 90.75% | Testowy: 88.89%</w:t>
+      </w:r>
+    </w:p>
+    <w:p>
+      <w:r>
+        <w:t>SVM          | kernel: sigmoid    | Uczący: 65.49% | Testowy: 59.06%</w:t>
       </w:r>
     </w:p>
     <w:p/>
     <w:p>
       <w:r>
-        <w:t>4. Las Losowy (</w:t>
-      </w:r>
-      <w:proofErr w:type="spellStart"/>
-      <w:r>
-        <w:t>n_estimators</w:t>
-      </w:r>
-      <w:proofErr w:type="spellEnd"/>
-      <w:r>
-        <w:t>)</w:t>
-      </w:r>
-    </w:p>
-    <w:p>
-      <w:r>
-        <w:t xml:space="preserve">Las Losowy   | </w:t>
-      </w:r>
-      <w:proofErr w:type="spellStart"/>
-      <w:r>
-        <w:t>n_estimators</w:t>
-      </w:r>
-      <w:proofErr w:type="spellEnd"/>
-      <w:r>
-        <w:t>: 10         | Uczący: 99.71% | Testowy: 84.80%</w:t>
-      </w:r>
-    </w:p>
-    <w:p>
-      <w:r>
-        <w:t xml:space="preserve">Las Losowy   | </w:t>
-      </w:r>
-      <w:proofErr w:type="spellStart"/>
-      <w:r>
-        <w:t>n_estimators</w:t>
-      </w:r>
-      <w:proofErr w:type="spellEnd"/>
-      <w:r>
-        <w:t>: 50         | Uczący: 100.00% | Testowy: 89.47%</w:t>
-      </w:r>
-    </w:p>
-    <w:p>
-      <w:r>
-        <w:t xml:space="preserve">Las Losowy   | </w:t>
-      </w:r>
-      <w:proofErr w:type="spellStart"/>
-      <w:r>
-        <w:t>n_estimators</w:t>
-      </w:r>
-      <w:proofErr w:type="spellEnd"/>
-      <w:r>
-        <w:t>: 100        | Uczący: 100.00% | Testowy: 87.72%</w:t>
-      </w:r>
-    </w:p>
-    <w:p>
-      <w:r>
-        <w:t xml:space="preserve">Las Losowy   | </w:t>
-      </w:r>
-      <w:proofErr w:type="spellStart"/>
-      <w:r>
-        <w:t>n_estimators</w:t>
-      </w:r>
-      <w:proofErr w:type="spellEnd"/>
-      <w:r>
-        <w:t>: 200        | Uczący: 100.00% | Testowy: 88.89%</w:t>
+        <w:t>4. Las Losowy (n_estimators)</w:t>
+      </w:r>
+    </w:p>
+    <w:p>
+      <w:r>
+        <w:t>Las Losowy   | n_estimators: 10         | Uczący: 99.71% | Testowy: 84.80%</w:t>
+      </w:r>
+    </w:p>
+    <w:p>
+      <w:r>
+        <w:t>Las Losowy   | n_estimators: 50         | Uczący: 100.00% | Testowy: 89.47%</w:t>
+      </w:r>
+    </w:p>
+    <w:p>
+      <w:r>
+        <w:t>Las Losowy   | n_estimators: 100        | Uczący: 100.00% | Testowy: 87.72%</w:t>
+      </w:r>
+    </w:p>
+    <w:p>
+      <w:r>
+        <w:t>Las Losowy   | n_estimators: 200        | Uczący: 100.00% | Testowy: 88.89%</w:t>
+      </w:r>
+    </w:p>
+    <w:p/>
+    <w:p/>
+    <w:p>
+      <w:r>
+        <w:t>Średnia testów</w:t>
+      </w:r>
+    </w:p>
+    <w:p>
+      <w:r>
+        <w:t>Ustawianie parametrów – najlepszy czy bazowy</w:t>
       </w:r>
     </w:p>
     <w:sectPr>

--- a/Sprawozdanie problem klasyfikacyjny ESI.docx
+++ b/Sprawozdanie problem klasyfikacyjny ESI.docx
@@ -188,10 +188,12 @@
     </w:p>
     <w:p>
       <w:pPr>
+        <w:pStyle w:val="ListParagraph"/>
         <w:numPr>
           <w:ilvl w:val="0"/>
-          <w:numId w:val="11"/>
+          <w:numId w:val="21"/>
         </w:numPr>
+        <w:spacing w:line="360" w:lineRule="auto"/>
       </w:pPr>
       <w:r>
         <w:t>8 neuronów: Test (Średnia/Max): 65.5% / 66.7% | Trening (Średnia/Max): 68.1% / 69.2%</w:t>
@@ -199,10 +201,12 @@
     </w:p>
     <w:p>
       <w:pPr>
+        <w:pStyle w:val="ListParagraph"/>
         <w:numPr>
           <w:ilvl w:val="0"/>
-          <w:numId w:val="11"/>
+          <w:numId w:val="21"/>
         </w:numPr>
+        <w:spacing w:line="360" w:lineRule="auto"/>
       </w:pPr>
       <w:r>
         <w:t>16 neuronów: Test (Średnia/Max): 71.5% / 73.7% | Trening (Średnia/Max): 72.9% / 76.7%</w:t>
@@ -210,10 +214,12 @@
     </w:p>
     <w:p>
       <w:pPr>
+        <w:pStyle w:val="ListParagraph"/>
         <w:numPr>
           <w:ilvl w:val="0"/>
-          <w:numId w:val="11"/>
+          <w:numId w:val="21"/>
         </w:numPr>
+        <w:spacing w:line="360" w:lineRule="auto"/>
       </w:pPr>
       <w:r>
         <w:t>32 neurony: Test (Średnia/Max): 80.9% / 83.6% | Trening (Średnia/Max): 77.8% / 78.6%</w:t>
@@ -221,10 +227,12 @@
     </w:p>
     <w:p>
       <w:pPr>
+        <w:pStyle w:val="ListParagraph"/>
         <w:numPr>
           <w:ilvl w:val="0"/>
-          <w:numId w:val="11"/>
+          <w:numId w:val="21"/>
         </w:numPr>
+        <w:spacing w:line="360" w:lineRule="auto"/>
       </w:pPr>
       <w:r>
         <w:t>64 neurony: Test (Średnia/Max): 75.2% / 76.0% | Trening (Średnia/Max): 80.7% / 82.1%</w:t>
@@ -261,46 +269,96 @@
     </w:p>
     <w:p>
       <w:pPr>
+        <w:pStyle w:val="ListParagraph"/>
         <w:numPr>
           <w:ilvl w:val="0"/>
-          <w:numId w:val="1"/>
+          <w:numId w:val="20"/>
         </w:numPr>
-      </w:pPr>
-      <w:r>
-        <w:t>0.01: Test: 36.6% | Trening: 33.7%</w:t>
-      </w:r>
-    </w:p>
-    <w:p>
-      <w:pPr>
+        <w:spacing w:line="360" w:lineRule="auto"/>
+      </w:pPr>
+      <w:r>
+        <w:t xml:space="preserve">0.01: Test: </w:t>
+      </w:r>
+      <w:r>
+        <w:t>(</w:t>
+      </w:r>
+      <w:r>
+        <w:t xml:space="preserve">Średnia/Max):  36.6% /  39.8% </w:t>
+      </w:r>
+      <w:r>
+        <w:t xml:space="preserve">| Trening: </w:t>
+      </w:r>
+      <w:r>
+        <w:t>(Średnia/Max):  33.7% /  33.8%</w:t>
+      </w:r>
+    </w:p>
+    <w:p>
+      <w:pPr>
+        <w:pStyle w:val="ListParagraph"/>
         <w:numPr>
           <w:ilvl w:val="0"/>
-          <w:numId w:val="1"/>
+          <w:numId w:val="20"/>
         </w:numPr>
-      </w:pPr>
-      <w:r>
-        <w:t>0.05: Test: 57.1% | Trening: 60.9%</w:t>
-      </w:r>
-    </w:p>
-    <w:p>
-      <w:pPr>
+        <w:spacing w:line="360" w:lineRule="auto"/>
+      </w:pPr>
+      <w:r>
+        <w:t xml:space="preserve">0.05: Test: </w:t>
+      </w:r>
+      <w:r>
+        <w:t xml:space="preserve">(Średnia/Max):  57.1% /  63.7% </w:t>
+      </w:r>
+      <w:r>
+        <w:t xml:space="preserve">| Trening: </w:t>
+      </w:r>
+      <w:r>
+        <w:t>(Średnia/Max):  60.9% /  62.7%</w:t>
+      </w:r>
+    </w:p>
+    <w:p>
+      <w:pPr>
+        <w:pStyle w:val="ListParagraph"/>
         <w:numPr>
           <w:ilvl w:val="0"/>
-          <w:numId w:val="1"/>
+          <w:numId w:val="20"/>
         </w:numPr>
-      </w:pPr>
-      <w:r>
-        <w:t>0.1: Test: 76.0% | Trening: 73.4%</w:t>
-      </w:r>
-    </w:p>
-    <w:p>
-      <w:pPr>
+        <w:spacing w:line="360" w:lineRule="auto"/>
+      </w:pPr>
+      <w:r>
+        <w:t xml:space="preserve">0.1: Test: </w:t>
+      </w:r>
+      <w:r>
+        <w:t xml:space="preserve">(Średnia/Max):  76.0% /  80.7% </w:t>
+      </w:r>
+      <w:r>
+        <w:t xml:space="preserve">| Trening: </w:t>
+      </w:r>
+      <w:r>
+        <w:t>(Średnia/Max):  73.4% /  75.5</w:t>
+      </w:r>
+      <w:r>
+        <w:t>%</w:t>
+      </w:r>
+    </w:p>
+    <w:p>
+      <w:pPr>
+        <w:pStyle w:val="ListParagraph"/>
         <w:numPr>
           <w:ilvl w:val="0"/>
-          <w:numId w:val="1"/>
+          <w:numId w:val="20"/>
         </w:numPr>
-      </w:pPr>
-      <w:r>
-        <w:t>0.5: Test: 85.0% | Trening: 86.2%</w:t>
+        <w:spacing w:line="360" w:lineRule="auto"/>
+      </w:pPr>
+      <w:r>
+        <w:t xml:space="preserve">0.5: Test: </w:t>
+      </w:r>
+      <w:r>
+        <w:t xml:space="preserve">(Średnia/Max):  85.0% /  87.7% </w:t>
+      </w:r>
+      <w:r>
+        <w:t xml:space="preserve"> | Trening: </w:t>
+      </w:r>
+      <w:r>
+        <w:t>(Średnia/Max):  86.2% /  87.1%</w:t>
       </w:r>
     </w:p>
     <w:p>
@@ -334,7 +392,16 @@
         </w:numPr>
       </w:pPr>
       <w:r>
-        <w:t>100 epok: Test: 48.5% | Trening: 42.8%</w:t>
+        <w:t xml:space="preserve">100 epok: Test: </w:t>
+      </w:r>
+      <w:r>
+        <w:t>(Średnia/Max):  48.5% /  52.6%</w:t>
+      </w:r>
+      <w:r>
+        <w:t xml:space="preserve"> | Trening: </w:t>
+      </w:r>
+      <w:r>
+        <w:t>(Średnia/Max):  42.8% /  44.8%</w:t>
       </w:r>
     </w:p>
     <w:p>
@@ -345,7 +412,17 @@
         </w:numPr>
       </w:pPr>
       <w:r>
-        <w:t>300 epok: Test: 62.2% | Trening: 62.7%</w:t>
+        <w:lastRenderedPageBreak/>
+        <w:t xml:space="preserve">300 epok: Test: </w:t>
+      </w:r>
+      <w:r>
+        <w:t xml:space="preserve">(Średnia/Max):  62.2% /  65.5% </w:t>
+      </w:r>
+      <w:r>
+        <w:t xml:space="preserve">| Trening: </w:t>
+      </w:r>
+      <w:r>
+        <w:t>(Średnia/Max):  62.7% /  64.6%</w:t>
       </w:r>
     </w:p>
     <w:p>
@@ -356,7 +433,16 @@
         </w:numPr>
       </w:pPr>
       <w:r>
-        <w:t>600 epok: Test: 74.5% | Trening: 76.9%</w:t>
+        <w:t xml:space="preserve">600 epok: Test: </w:t>
+      </w:r>
+      <w:r>
+        <w:t xml:space="preserve">(Średnia/Max):  74.5% /  78.9% </w:t>
+      </w:r>
+      <w:r>
+        <w:t xml:space="preserve">| Trening: </w:t>
+      </w:r>
+      <w:r>
+        <w:t>(Średnia/Max):  76.9% /  78.1%</w:t>
       </w:r>
     </w:p>
     <w:p>
@@ -367,7 +453,13 @@
         </w:numPr>
       </w:pPr>
       <w:r>
-        <w:t>1000 epok: Test: 78.2% | Trening: 81.6%</w:t>
+        <w:t xml:space="preserve">1000 epok: Test: </w:t>
+      </w:r>
+      <w:r>
+        <w:t xml:space="preserve">(Średnia/Max):  78.2% /  81.3% </w:t>
+      </w:r>
+      <w:r>
+        <w:t>| Trening: 81.6%</w:t>
       </w:r>
     </w:p>
     <w:p>
@@ -379,7 +471,6 @@
           <w:i/>
           <w:iCs/>
         </w:rPr>
-        <w:lastRenderedPageBreak/>
         <w:t>Wniosek:</w:t>
       </w:r>
       <w:r>
@@ -402,46 +493,54 @@
     </w:p>
     <w:p>
       <w:pPr>
+        <w:pStyle w:val="ListParagraph"/>
         <w:numPr>
           <w:ilvl w:val="0"/>
-          <w:numId w:val="7"/>
+          <w:numId w:val="17"/>
         </w:numPr>
-      </w:pPr>
-      <w:r>
-        <w:t>0.1 (10%): Test: 73.6% | Trening: 73.5%</w:t>
-      </w:r>
-    </w:p>
-    <w:p>
-      <w:pPr>
+        <w:spacing w:line="360" w:lineRule="auto"/>
+      </w:pPr>
+      <w:r>
+        <w:t>(10%): Test (Średnia/Max): 73.6% / 77.9% | Trening (Średnia/Max): 73.5% / 74.0%</w:t>
+      </w:r>
+    </w:p>
+    <w:p>
+      <w:pPr>
+        <w:pStyle w:val="ListParagraph"/>
         <w:numPr>
           <w:ilvl w:val="0"/>
-          <w:numId w:val="7"/>
+          <w:numId w:val="17"/>
         </w:numPr>
-      </w:pPr>
-      <w:r>
-        <w:t>0.2 (20%): Test: 73.1% | Trening: 73.5%</w:t>
-      </w:r>
-    </w:p>
-    <w:p>
-      <w:pPr>
+        <w:spacing w:line="360" w:lineRule="auto"/>
+      </w:pPr>
+      <w:r>
+        <w:t>(20%): Test (Średnia/Max): 73.1% / 78.4% | Trening (Średnia/Max): 73.5% / 75.5%</w:t>
+      </w:r>
+    </w:p>
+    <w:p>
+      <w:pPr>
+        <w:pStyle w:val="ListParagraph"/>
         <w:numPr>
           <w:ilvl w:val="0"/>
-          <w:numId w:val="7"/>
+          <w:numId w:val="17"/>
         </w:numPr>
-      </w:pPr>
-      <w:r>
-        <w:t>0.3 (30%): Test: 74.1% | Trening: 73.4%</w:t>
-      </w:r>
-    </w:p>
-    <w:p>
-      <w:pPr>
+        <w:spacing w:line="360" w:lineRule="auto"/>
+      </w:pPr>
+      <w:r>
+        <w:t>(30%): Test (Średnia/Max): 74.1% / 78.1% | Trening (Średnia/Max): 73.4% / 75.2%</w:t>
+      </w:r>
+    </w:p>
+    <w:p>
+      <w:pPr>
+        <w:pStyle w:val="ListParagraph"/>
         <w:numPr>
           <w:ilvl w:val="0"/>
-          <w:numId w:val="7"/>
+          <w:numId w:val="17"/>
         </w:numPr>
-      </w:pPr>
-      <w:r>
-        <w:t>0.4 (40%): Test: 71.4% | Trening: 73.3%</w:t>
+        <w:spacing w:line="360" w:lineRule="auto"/>
+      </w:pPr>
+      <w:r>
+        <w:t>(40%): Test (Średnia/Max): 71.4% / 73.9% | Trening (Średnia/Max): 73.3% / 76.1%</w:t>
       </w:r>
     </w:p>
     <w:p>
@@ -475,35 +574,41 @@
     </w:p>
     <w:p>
       <w:pPr>
+        <w:pStyle w:val="ListParagraph"/>
         <w:numPr>
           <w:ilvl w:val="0"/>
-          <w:numId w:val="12"/>
+          <w:numId w:val="17"/>
         </w:numPr>
-      </w:pPr>
-      <w:r>
-        <w:t>sigmoid: Test: 73.3% | Trening: 73.1%</w:t>
-      </w:r>
-    </w:p>
-    <w:p>
-      <w:pPr>
+        <w:spacing w:line="360" w:lineRule="auto"/>
+      </w:pPr>
+      <w:r>
+        <w:t>sigmoid: Test (Średnia/Max): 73.3% / 77.2% | Trening (Średnia/Max): 73.1% / 74.9%</w:t>
+      </w:r>
+    </w:p>
+    <w:p>
+      <w:pPr>
+        <w:pStyle w:val="ListParagraph"/>
         <w:numPr>
           <w:ilvl w:val="0"/>
-          <w:numId w:val="12"/>
+          <w:numId w:val="17"/>
         </w:numPr>
-      </w:pPr>
-      <w:r>
-        <w:t>tanh: Test: 84.2% | Trening: 85.7%</w:t>
-      </w:r>
-    </w:p>
-    <w:p>
-      <w:pPr>
+        <w:spacing w:line="360" w:lineRule="auto"/>
+      </w:pPr>
+      <w:r>
+        <w:t>tanh: Test (Średnia/Max): 84.2% / 88.9% | Trening (Średnia/Max): 85.7% / 86.9%</w:t>
+      </w:r>
+    </w:p>
+    <w:p>
+      <w:pPr>
+        <w:pStyle w:val="ListParagraph"/>
         <w:numPr>
           <w:ilvl w:val="0"/>
-          <w:numId w:val="12"/>
+          <w:numId w:val="17"/>
         </w:numPr>
-      </w:pPr>
-      <w:r>
-        <w:t>relu: Test: 84.6% | Trening: 86.2%</w:t>
+        <w:spacing w:line="360" w:lineRule="auto"/>
+      </w:pPr>
+      <w:r>
+        <w:t>relu: Test (Średnia/Max): 84.6% / 86.0% | Trening (Średnia/Max): 86.2% / 86.6%</w:t>
       </w:r>
     </w:p>
     <w:p>
@@ -518,7 +623,11 @@
         <w:t>Wniosek:</w:t>
       </w:r>
       <w:r>
-        <w:t xml:space="preserve"> Funkcja ReLU znacząco wyprzedziła klasyczną Sigmoidę (różnica ok. 11 punktów procentowych na zbiorze testowym) i dała nieznacznie lepsze wyniki od Tanh. </w:t>
+        <w:t xml:space="preserve"> Funkcja ReLU znacząco wyprzedziła klasyczną Sigmoidę (różnica ok. 11 punktów procentowych na zbiorze testowym) i dała nieznacznie lepsze wyniki od </w:t>
+      </w:r>
+      <w:r>
+        <w:lastRenderedPageBreak/>
+        <w:t xml:space="preserve">Tanh. </w:t>
       </w:r>
       <w:r>
         <w:t>Pozwoliło to na uniknięcie problemu gasnącego gradientu</w:t>
@@ -549,35 +658,41 @@
     </w:p>
     <w:p>
       <w:pPr>
+        <w:pStyle w:val="ListParagraph"/>
         <w:numPr>
           <w:ilvl w:val="0"/>
-          <w:numId w:val="13"/>
+          <w:numId w:val="17"/>
         </w:numPr>
-      </w:pPr>
-      <w:r>
-        <w:t>normal: Test: 71.2% | Trening: 74.5%</w:t>
-      </w:r>
-    </w:p>
-    <w:p>
-      <w:pPr>
+        <w:spacing w:line="360" w:lineRule="auto"/>
+      </w:pPr>
+      <w:r>
+        <w:t>normal: Test (Średnia/Max): 71.2% / 77.2% | Trening (Średnia/Max): 74.5% / 77.8%</w:t>
+      </w:r>
+    </w:p>
+    <w:p>
+      <w:pPr>
+        <w:pStyle w:val="ListParagraph"/>
         <w:numPr>
           <w:ilvl w:val="0"/>
-          <w:numId w:val="13"/>
+          <w:numId w:val="17"/>
         </w:numPr>
-      </w:pPr>
-      <w:r>
-        <w:t>xavier: Test: 75.0% | Trening: 78.8%</w:t>
-      </w:r>
-    </w:p>
-    <w:p>
-      <w:pPr>
+        <w:spacing w:line="360" w:lineRule="auto"/>
+      </w:pPr>
+      <w:r>
+        <w:t>xavier: Test (Średnia/Max): 75.0% / 78.4% | Trening (Średnia/Max): 78.8% / 79.1%</w:t>
+      </w:r>
+    </w:p>
+    <w:p>
+      <w:pPr>
+        <w:pStyle w:val="ListParagraph"/>
         <w:numPr>
           <w:ilvl w:val="0"/>
-          <w:numId w:val="13"/>
+          <w:numId w:val="17"/>
         </w:numPr>
-      </w:pPr>
-      <w:r>
-        <w:t>he: Test: 78.8% | Trening: 79.8%</w:t>
+        <w:spacing w:line="360" w:lineRule="auto"/>
+      </w:pPr>
+      <w:r>
+        <w:t>he: Test (Średnia/Max): 78.8% / 80.1% | Trening (Średnia/Max): 79.8% / 80.0%</w:t>
       </w:r>
     </w:p>
     <w:p>
@@ -611,47 +726,54 @@
     </w:p>
     <w:p>
       <w:pPr>
+        <w:pStyle w:val="ListParagraph"/>
         <w:numPr>
           <w:ilvl w:val="0"/>
-          <w:numId w:val="4"/>
+          <w:numId w:val="17"/>
         </w:numPr>
-      </w:pPr>
-      <w:r>
-        <w:t>None (Full Batch): Test: 76.2% | Trening: 75.8%</w:t>
-      </w:r>
-    </w:p>
-    <w:p>
-      <w:pPr>
+        <w:spacing w:line="360" w:lineRule="auto"/>
+      </w:pPr>
+      <w:r>
+        <w:t>None (Full Batch): Test (Średnia/Max): 76.2% / 78.9% | Trening (Średnia/Max): 75.8% / 77.4%</w:t>
+      </w:r>
+    </w:p>
+    <w:p>
+      <w:pPr>
+        <w:pStyle w:val="ListParagraph"/>
         <w:numPr>
           <w:ilvl w:val="0"/>
-          <w:numId w:val="4"/>
+          <w:numId w:val="17"/>
         </w:numPr>
-      </w:pPr>
-      <w:r>
-        <w:t>32: Test: 89.7% | Trening: 91.2%</w:t>
-      </w:r>
-    </w:p>
-    <w:p>
-      <w:pPr>
+        <w:spacing w:line="360" w:lineRule="auto"/>
+      </w:pPr>
+      <w:r>
+        <w:t>32: Test (Średnia/Max): 89.7% / 90.1% | Trening (Średnia/Max): 91.2% / 91.8%</w:t>
+      </w:r>
+    </w:p>
+    <w:p>
+      <w:pPr>
+        <w:pStyle w:val="ListParagraph"/>
         <w:numPr>
           <w:ilvl w:val="0"/>
-          <w:numId w:val="4"/>
+          <w:numId w:val="17"/>
         </w:numPr>
-      </w:pPr>
-      <w:r>
-        <w:lastRenderedPageBreak/>
-        <w:t>64: Test: 88.3% | Trening: 89.0%</w:t>
-      </w:r>
-    </w:p>
-    <w:p>
-      <w:pPr>
+        <w:spacing w:line="360" w:lineRule="auto"/>
+      </w:pPr>
+      <w:r>
+        <w:t>64: Test (Średnia/Max): 88.3% / 88.9% | Trening (Średnia/Max): 89.0% / 89.1%</w:t>
+      </w:r>
+    </w:p>
+    <w:p>
+      <w:pPr>
+        <w:pStyle w:val="ListParagraph"/>
         <w:numPr>
           <w:ilvl w:val="0"/>
-          <w:numId w:val="4"/>
+          <w:numId w:val="17"/>
         </w:numPr>
-      </w:pPr>
-      <w:r>
-        <w:t>128: Test: 84.4% | Trening: 87.6%</w:t>
+        <w:spacing w:line="360" w:lineRule="auto"/>
+      </w:pPr>
+      <w:r>
+        <w:t>128: Test (Średnia/Max): 84.4% / 85.4% | Trening (Średnia/Max): 87.6% / 88.0%</w:t>
       </w:r>
     </w:p>
     <w:p>
@@ -685,46 +807,54 @@
     </w:p>
     <w:p>
       <w:pPr>
+        <w:pStyle w:val="ListParagraph"/>
         <w:numPr>
           <w:ilvl w:val="0"/>
-          <w:numId w:val="3"/>
+          <w:numId w:val="17"/>
         </w:numPr>
-      </w:pPr>
-      <w:r>
-        <w:t>0.0: Test: 74.1% | Trening: 74.2%</w:t>
-      </w:r>
-    </w:p>
-    <w:p>
-      <w:pPr>
+        <w:spacing w:line="360" w:lineRule="auto"/>
+      </w:pPr>
+      <w:r>
+        <w:t>0.0: Test (Średnia/Max): 74.1% / 75.4% | Trening (Średnia/Max): 74.2% / 75.6%</w:t>
+      </w:r>
+    </w:p>
+    <w:p>
+      <w:pPr>
+        <w:pStyle w:val="ListParagraph"/>
         <w:numPr>
           <w:ilvl w:val="0"/>
-          <w:numId w:val="3"/>
+          <w:numId w:val="17"/>
         </w:numPr>
-      </w:pPr>
-      <w:r>
-        <w:t>0.5: Test: 78.0% | Trening: 81.7%</w:t>
-      </w:r>
-    </w:p>
-    <w:p>
-      <w:pPr>
+        <w:spacing w:line="360" w:lineRule="auto"/>
+      </w:pPr>
+      <w:r>
+        <w:t>0.5: Test (Średnia/Max): 78.0% / 78.4% | Trening (Średnia/Max): 81.7% / 82.2%</w:t>
+      </w:r>
+    </w:p>
+    <w:p>
+      <w:pPr>
+        <w:pStyle w:val="ListParagraph"/>
         <w:numPr>
           <w:ilvl w:val="0"/>
-          <w:numId w:val="3"/>
+          <w:numId w:val="17"/>
         </w:numPr>
-      </w:pPr>
-      <w:r>
-        <w:t>0.9: Test: 85.8% | Trening: 89.2%</w:t>
-      </w:r>
-    </w:p>
-    <w:p>
-      <w:pPr>
+        <w:spacing w:line="360" w:lineRule="auto"/>
+      </w:pPr>
+      <w:r>
+        <w:t>0.9: Test (Średnia/Max): 85.8% / 87.7% | Trening (Średnia/Max): 89.2% / 90.2%</w:t>
+      </w:r>
+    </w:p>
+    <w:p>
+      <w:pPr>
+        <w:pStyle w:val="ListParagraph"/>
         <w:numPr>
           <w:ilvl w:val="0"/>
-          <w:numId w:val="3"/>
+          <w:numId w:val="17"/>
         </w:numPr>
-      </w:pPr>
-      <w:r>
-        <w:t>0.99: Test: 89.1% | Trening: 95.1%</w:t>
+        <w:spacing w:line="360" w:lineRule="auto"/>
+      </w:pPr>
+      <w:r>
+        <w:t>0.99: Test (Średnia/Max): 89.1% / 90.6% | Trening (Średnia/Max): 95.1% / 96.0%</w:t>
       </w:r>
     </w:p>
     <w:p>
@@ -760,6 +890,7 @@
           <w:b/>
           <w:bCs/>
         </w:rPr>
+        <w:lastRenderedPageBreak/>
         <w:t>4. Badanie parametrów - Metody Uczenia Maszynowego (UM)</w:t>
       </w:r>
     </w:p>
@@ -876,7 +1007,6 @@
         </w:numPr>
       </w:pPr>
       <w:r>
-        <w:lastRenderedPageBreak/>
         <w:t>K = 5: Uczący: 91.78% | Testowy: 87.72%</w:t>
       </w:r>
     </w:p>
@@ -995,6 +1125,7 @@
         </w:numPr>
       </w:pPr>
       <w:r>
+        <w:lastRenderedPageBreak/>
         <w:t>10 drzew: Uczący: 99.71% | Testowy: 84.80%</w:t>
       </w:r>
     </w:p>
@@ -1109,7 +1240,6 @@
         </w:numPr>
       </w:pPr>
       <w:r>
-        <w:lastRenderedPageBreak/>
         <w:t>Wśród gotowych modeli z biblioteki SciKit-Learn najlepiej z problemem poradził sobie Las Losowy oraz SVM (jądro RBF) - oba uzyskując skuteczność rzędu 88.8% - 89.4%. Drzewo decyzyjne wypadło najgorzej pod kątem generalizacji wiedzy z racji tendencji do błyskawicznego przeuczania się na węzłach liści.</w:t>
       </w:r>
     </w:p>
@@ -1147,6 +1277,7 @@
     </w:p>
     <w:p>
       <w:r>
+        <w:lastRenderedPageBreak/>
         <w:t xml:space="preserve"> Wartość: 32       | TEST (Średnia/Max):  80.9% /  83.6% | TRENING (Średnia/Max):  77.8% /  78.6%</w:t>
       </w:r>
     </w:p>
@@ -1194,253 +1325,686 @@
     </w:p>
     <w:p>
       <w:r>
+        <w:t xml:space="preserve"> Wartość: 300      | TEST (Średnia/Max):  62.2% /  65.5% | TRENING (Średnia/Max):  62.7% /  64.6%</w:t>
+      </w:r>
+    </w:p>
+    <w:p>
+      <w:r>
+        <w:t xml:space="preserve"> Wartość: 600      | TEST (Średnia/Max):  74.5% /  78.9% | TRENING (Średnia/Max):  76.9% /  78.1%</w:t>
+      </w:r>
+    </w:p>
+    <w:p>
+      <w:r>
+        <w:t xml:space="preserve"> Wartość: 1000     | TEST (Średnia/Max):  78.2% /  81.3% | TRENING (Średnia/Max):  81.6% /  82.1%</w:t>
+      </w:r>
+    </w:p>
+    <w:p/>
+    <w:p>
+      <w:r>
+        <w:t>[TEST_SIZE] Badanie wpływu parametru...</w:t>
+      </w:r>
+    </w:p>
+    <w:p>
+      <w:r>
+        <w:t xml:space="preserve"> Wartość: 0.1      | TEST (Średnia/Max):  73.6% /  77.9% | TRENING (Średnia/Max):  73.5% /  74.0%</w:t>
+      </w:r>
+    </w:p>
+    <w:p>
+      <w:r>
+        <w:t xml:space="preserve"> Wartość: 0.2      | TEST (Średnia/Max):  73.1% /  78.4% | TRENING (Średnia/Max):  73.5% /  75.5%</w:t>
+      </w:r>
+    </w:p>
+    <w:p>
+      <w:r>
+        <w:t xml:space="preserve"> Wartość: 0.3      | TEST (Średnia/Max):  74.1% /  78.1% | TRENING (Średnia/Max):  73.4% /  75.2%</w:t>
+      </w:r>
+    </w:p>
+    <w:p>
+      <w:r>
         <w:lastRenderedPageBreak/>
-        <w:t xml:space="preserve"> Wartość: 300      | TEST (Średnia/Max):  62.2% /  65.5% | TRENING (Średnia/Max):  62.7% /  64.6%</w:t>
-      </w:r>
-    </w:p>
-    <w:p>
-      <w:r>
-        <w:t xml:space="preserve"> Wartość: 600      | TEST (Średnia/Max):  74.5% /  78.9% | TRENING (Średnia/Max):  76.9% /  78.1%</w:t>
-      </w:r>
-    </w:p>
-    <w:p>
-      <w:r>
-        <w:t xml:space="preserve"> Wartość: 1000     | TEST (Średnia/Max):  78.2% /  81.3% | TRENING (Średnia/Max):  81.6% /  82.1%</w:t>
+        <w:t xml:space="preserve"> Wartość: 0.4      | TEST (Średnia/Max):  71.4% /  73.9% | TRENING (Średnia/Max):  73.3% /  76.1%</w:t>
       </w:r>
     </w:p>
     <w:p/>
     <w:p>
       <w:r>
-        <w:t>[TEST_SIZE] Badanie wpływu parametru...</w:t>
-      </w:r>
-    </w:p>
-    <w:p>
-      <w:r>
-        <w:t xml:space="preserve"> Wartość: 0.1      | TEST (Średnia/Max):  73.6% /  77.9% | TRENING (Średnia/Max):  73.5% /  74.0%</w:t>
-      </w:r>
-    </w:p>
-    <w:p>
-      <w:r>
-        <w:t xml:space="preserve"> Wartość: 0.2      | TEST (Średnia/Max):  73.1% /  78.4% | TRENING (Średnia/Max):  73.5% /  75.5%</w:t>
-      </w:r>
-    </w:p>
-    <w:p>
-      <w:r>
-        <w:t xml:space="preserve"> Wartość: 0.3      | TEST (Średnia/Max):  74.1% /  78.1% | TRENING (Średnia/Max):  73.4% /  75.2%</w:t>
-      </w:r>
-    </w:p>
-    <w:p>
-      <w:r>
-        <w:t xml:space="preserve"> Wartość: 0.4      | TEST (Średnia/Max):  71.4% /  73.9% | TRENING (Średnia/Max):  73.3% /  76.1%</w:t>
+        <w:t>[ACTIVATION] Badanie wpływu parametru...</w:t>
+      </w:r>
+    </w:p>
+    <w:p>
+      <w:r>
+        <w:t xml:space="preserve"> Wartość: sigmoid  | TEST (Średnia/Max):  73.3% /  77.2% | TRENING (Średnia/Max):  73.1% /  74.9%</w:t>
+      </w:r>
+    </w:p>
+    <w:p>
+      <w:r>
+        <w:t xml:space="preserve"> Wartość: tanh     | TEST (Średnia/Max):  84.2% /  88.9% | TRENING (Średnia/Max):  85.7% /  86.9%</w:t>
+      </w:r>
+    </w:p>
+    <w:p>
+      <w:r>
+        <w:t xml:space="preserve"> Wartość: relu     | TEST (Średnia/Max):  84.6% /  86.0% | TRENING (Średnia/Max):  86.2% /  86.6%</w:t>
+      </w:r>
+    </w:p>
+    <w:p>
+      <w:r>
+        <w:t xml:space="preserve"> Wartość: sigmoid  | TEST (Średnia/Max):  72.3% /  73.7% | TRENING (Średnia/Max):  73.4% /  74.3%</w:t>
       </w:r>
     </w:p>
     <w:p/>
     <w:p>
       <w:r>
-        <w:t>[ACTIVATION] Badanie wpływu parametru...</w:t>
-      </w:r>
-    </w:p>
-    <w:p>
-      <w:r>
-        <w:t xml:space="preserve"> Wartość: sigmoid  | TEST (Średnia/Max):  73.3% /  77.2% | TRENING (Średnia/Max):  73.1% /  74.9%</w:t>
-      </w:r>
-    </w:p>
-    <w:p>
-      <w:r>
-        <w:t xml:space="preserve"> Wartość: tanh     | TEST (Średnia/Max):  84.2% /  88.9% | TRENING (Średnia/Max):  85.7% /  86.9%</w:t>
-      </w:r>
-    </w:p>
-    <w:p>
-      <w:r>
-        <w:t xml:space="preserve"> Wartość: relu     | TEST (Średnia/Max):  84.6% /  86.0% | TRENING (Średnia/Max):  86.2% /  86.6%</w:t>
-      </w:r>
-    </w:p>
-    <w:p>
-      <w:r>
-        <w:t xml:space="preserve"> Wartość: sigmoid  | TEST (Średnia/Max):  72.3% /  73.7% | TRENING (Średnia/Max):  73.4% /  74.3%</w:t>
+        <w:t>[WEIGHT_INIT] Badanie wpływu parametru...</w:t>
+      </w:r>
+    </w:p>
+    <w:p>
+      <w:r>
+        <w:t xml:space="preserve"> Wartość: normal   | TEST (Średnia/Max):  71.2% /  77.2% | TRENING (Średnia/Max):  74.5% /  77.8%</w:t>
+      </w:r>
+    </w:p>
+    <w:p>
+      <w:r>
+        <w:t xml:space="preserve"> Wartość: xavier   | TEST (Średnia/Max):  75.0% /  78.4% | TRENING (Średnia/Max):  78.8% /  79.1%</w:t>
+      </w:r>
+    </w:p>
+    <w:p>
+      <w:r>
+        <w:t xml:space="preserve"> Wartość: he       | TEST (Średnia/Max):  78.8% /  80.1% | TRENING (Średnia/Max):  79.8% /  80.0%</w:t>
+      </w:r>
+    </w:p>
+    <w:p>
+      <w:r>
+        <w:t xml:space="preserve"> Wartość: normal   | TEST (Średnia/Max):  73.9% /  77.8% | TRENING (Średnia/Max):  73.3% /  73.6%</w:t>
       </w:r>
     </w:p>
     <w:p/>
     <w:p>
       <w:r>
-        <w:t>[WEIGHT_INIT] Badanie wpływu parametru...</w:t>
-      </w:r>
-    </w:p>
-    <w:p>
-      <w:r>
-        <w:t xml:space="preserve"> Wartość: normal   | TEST (Średnia/Max):  71.2% /  77.2% | TRENING (Średnia/Max):  74.5% /  77.8%</w:t>
-      </w:r>
-    </w:p>
-    <w:p>
-      <w:r>
-        <w:t xml:space="preserve"> Wartość: xavier   | TEST (Średnia/Max):  75.0% /  78.4% | TRENING (Średnia/Max):  78.8% /  79.1%</w:t>
-      </w:r>
-    </w:p>
-    <w:p>
-      <w:r>
-        <w:lastRenderedPageBreak/>
-        <w:t xml:space="preserve"> Wartość: he       | TEST (Średnia/Max):  78.8% /  80.1% | TRENING (Średnia/Max):  79.8% /  80.0%</w:t>
-      </w:r>
-    </w:p>
-    <w:p>
-      <w:r>
-        <w:t xml:space="preserve"> Wartość: normal   | TEST (Średnia/Max):  73.9% /  77.8% | TRENING (Średnia/Max):  73.3% /  73.6%</w:t>
+        <w:t>[BATCH_SIZE] Badanie wpływu parametru...</w:t>
+      </w:r>
+    </w:p>
+    <w:p>
+      <w:r>
+        <w:t xml:space="preserve"> Wartość: None     | TEST (Średnia/Max):  76.2% /  78.9% | TRENING (Średnia/Max):  75.8% /  77.4%</w:t>
+      </w:r>
+    </w:p>
+    <w:p>
+      <w:r>
+        <w:t xml:space="preserve"> Wartość: 32       | TEST (Średnia/Max):  89.7% /  90.1% | TRENING (Średnia/Max):  91.2% /  91.8%</w:t>
+      </w:r>
+    </w:p>
+    <w:p>
+      <w:r>
+        <w:t xml:space="preserve"> Wartość: 64       | TEST (Średnia/Max):  88.3% /  88.9% | TRENING (Średnia/Max):  89.0% /  89.1%</w:t>
+      </w:r>
+    </w:p>
+    <w:p>
+      <w:r>
+        <w:t xml:space="preserve"> Wartość: 128      | TEST (Średnia/Max):  84.4% /  85.4% | TRENING (Średnia/Max):  87.6% /  88.0%</w:t>
       </w:r>
     </w:p>
     <w:p/>
     <w:p>
       <w:r>
-        <w:t>[BATCH_SIZE] Badanie wpływu parametru...</w:t>
-      </w:r>
-    </w:p>
-    <w:p>
-      <w:r>
-        <w:t xml:space="preserve"> Wartość: None     | TEST (Średnia/Max):  76.2% /  78.9% | TRENING (Średnia/Max):  75.8% /  77.4%</w:t>
-      </w:r>
-    </w:p>
-    <w:p>
-      <w:r>
-        <w:t xml:space="preserve"> Wartość: 32       | TEST (Średnia/Max):  89.7% /  90.1% | TRENING (Średnia/Max):  91.2% /  91.8%</w:t>
-      </w:r>
-    </w:p>
-    <w:p>
-      <w:r>
-        <w:t xml:space="preserve"> Wartość: 64       | TEST (Średnia/Max):  88.3% /  88.9% | TRENING (Średnia/Max):  89.0% /  89.1%</w:t>
-      </w:r>
-    </w:p>
-    <w:p>
-      <w:r>
-        <w:t xml:space="preserve"> Wartość: 128      | TEST (Średnia/Max):  84.4% /  85.4% | TRENING (Średnia/Max):  87.6% /  88.0%</w:t>
+        <w:t>[MOMENTUM] Badanie wpływu parametru...</w:t>
+      </w:r>
+    </w:p>
+    <w:p>
+      <w:r>
+        <w:t xml:space="preserve"> Wartość: 0.0      | TEST (Średnia/Max):  74.1% /  75.4% | TRENING (Średnia/Max):  74.2% /  75.6%</w:t>
+      </w:r>
+    </w:p>
+    <w:p>
+      <w:r>
+        <w:t xml:space="preserve"> Wartość: 0.5      | TEST (Średnia/Max):  78.0% /  78.4% | TRENING (Średnia/Max):  81.7% /  82.2%</w:t>
+      </w:r>
+    </w:p>
+    <w:p>
+      <w:r>
+        <w:t xml:space="preserve"> Wartość: 0.9      | TEST (Średnia/Max):  85.8% /  87.7% | TRENING (Średnia/Max):  89.2% /  90.2%</w:t>
+      </w:r>
+    </w:p>
+    <w:p>
+      <w:r>
+        <w:t xml:space="preserve"> Wartość: 0.99     | TEST (Średnia/Max):  89.1% /  90.6% | TRENING (Średnia/Max):  95.1% /  96.0%</w:t>
+      </w:r>
+    </w:p>
+    <w:p>
+      <w:r>
+        <w:t>--- WYNIKI EKSPERYMENTÓW NA DANYCH (Liczba aut: 852) ---</w:t>
       </w:r>
     </w:p>
     <w:p/>
     <w:p>
       <w:r>
-        <w:t>[MOMENTUM] Badanie wpływu parametru...</w:t>
-      </w:r>
-    </w:p>
-    <w:p>
-      <w:r>
-        <w:t xml:space="preserve"> Wartość: 0.0      | TEST (Średnia/Max):  74.1% /  75.4% | TRENING (Średnia/Max):  74.2% /  75.6%</w:t>
-      </w:r>
-    </w:p>
-    <w:p>
-      <w:r>
-        <w:t xml:space="preserve"> Wartość: 0.5      | TEST (Średnia/Max):  78.0% /  78.4% | TRENING (Średnia/Max):  81.7% /  82.2%</w:t>
-      </w:r>
-    </w:p>
-    <w:p>
-      <w:r>
-        <w:t xml:space="preserve"> Wartość: 0.9      | TEST (Średnia/Max):  85.8% /  87.7% | TRENING (Średnia/Max):  89.2% /  90.2%</w:t>
-      </w:r>
-    </w:p>
-    <w:p>
-      <w:r>
-        <w:t xml:space="preserve"> Wartość: 0.99     | TEST (Średnia/Max):  89.1% /  90.6% | TRENING (Średnia/Max):  95.1% /  96.0%</w:t>
-      </w:r>
-    </w:p>
-    <w:p>
-      <w:r>
-        <w:t>--- WYNIKI EKSPERYMENTÓW NA DANYCH (Liczba aut: 852) ---</w:t>
+        <w:t>1. Drzewa Decyzyjne (max_depth)</w:t>
+      </w:r>
+    </w:p>
+    <w:p>
+      <w:r>
+        <w:t>Drzewo       | max_depth: 3          | Uczący: 80.91% | Testowy: 74.27%</w:t>
+      </w:r>
+    </w:p>
+    <w:p>
+      <w:r>
+        <w:t>Drzewo       | max_depth: 5          | Uczący: 91.34% | Testowy: 83.04%</w:t>
+      </w:r>
+    </w:p>
+    <w:p>
+      <w:r>
+        <w:t>Drzewo       | max_depth: 10         | Uczący: 100.00% | Testowy: 81.29%</w:t>
+      </w:r>
+    </w:p>
+    <w:p>
+      <w:r>
+        <w:t>Drzewo       | max_depth: None       | Uczący: 100.00% | Testowy: 81.29%</w:t>
       </w:r>
     </w:p>
     <w:p/>
     <w:p>
       <w:r>
-        <w:t>1. Drzewa Decyzyjne (max_depth)</w:t>
-      </w:r>
-    </w:p>
-    <w:p>
-      <w:r>
-        <w:t>Drzewo       | max_depth: 3          | Uczący: 80.91% | Testowy: 74.27%</w:t>
-      </w:r>
-    </w:p>
-    <w:p>
-      <w:r>
-        <w:t>Drzewo       | max_depth: 5          | Uczący: 91.34% | Testowy: 83.04%</w:t>
-      </w:r>
-    </w:p>
-    <w:p>
-      <w:r>
-        <w:t>Drzewo       | max_depth: 10         | Uczący: 100.00% | Testowy: 81.29%</w:t>
-      </w:r>
-    </w:p>
-    <w:p>
-      <w:r>
-        <w:t>Drzewo       | max_depth: None       | Uczący: 100.00% | Testowy: 81.29%</w:t>
+        <w:t>2. k-Najbliższych Sąsiadów (n_neighbors)</w:t>
+      </w:r>
+    </w:p>
+    <w:p>
+      <w:pPr>
+        <w:rPr>
+          <w:lang w:val="en-US"/>
+        </w:rPr>
+      </w:pPr>
+      <w:r>
+        <w:rPr>
+          <w:lang w:val="en-US"/>
+        </w:rPr>
+        <w:t xml:space="preserve">k-NN         | </w:t>
+      </w:r>
+      <w:proofErr w:type="spellStart"/>
+      <w:r>
+        <w:rPr>
+          <w:lang w:val="en-US"/>
+        </w:rPr>
+        <w:t>n_neighbors</w:t>
+      </w:r>
+      <w:proofErr w:type="spellEnd"/>
+      <w:r>
+        <w:rPr>
+          <w:lang w:val="en-US"/>
+        </w:rPr>
+        <w:t xml:space="preserve">: 1          | </w:t>
+      </w:r>
+      <w:proofErr w:type="spellStart"/>
+      <w:r>
+        <w:rPr>
+          <w:lang w:val="en-US"/>
+        </w:rPr>
+        <w:t>Uczący</w:t>
+      </w:r>
+      <w:proofErr w:type="spellEnd"/>
+      <w:r>
+        <w:rPr>
+          <w:lang w:val="en-US"/>
+        </w:rPr>
+        <w:t xml:space="preserve">: 100.00% | </w:t>
+      </w:r>
+      <w:proofErr w:type="spellStart"/>
+      <w:r>
+        <w:rPr>
+          <w:lang w:val="en-US"/>
+        </w:rPr>
+        <w:t>Testowy</w:t>
+      </w:r>
+      <w:proofErr w:type="spellEnd"/>
+      <w:r>
+        <w:rPr>
+          <w:lang w:val="en-US"/>
+        </w:rPr>
+        <w:t>: 88.89%</w:t>
+      </w:r>
+    </w:p>
+    <w:p>
+      <w:pPr>
+        <w:rPr>
+          <w:lang w:val="en-US"/>
+        </w:rPr>
+      </w:pPr>
+      <w:r>
+        <w:rPr>
+          <w:lang w:val="en-US"/>
+        </w:rPr>
+        <w:t xml:space="preserve">k-NN         | </w:t>
+      </w:r>
+      <w:proofErr w:type="spellStart"/>
+      <w:r>
+        <w:rPr>
+          <w:lang w:val="en-US"/>
+        </w:rPr>
+        <w:t>n_neighbors</w:t>
+      </w:r>
+      <w:proofErr w:type="spellEnd"/>
+      <w:r>
+        <w:rPr>
+          <w:lang w:val="en-US"/>
+        </w:rPr>
+        <w:t xml:space="preserve">: 3          | </w:t>
+      </w:r>
+      <w:proofErr w:type="spellStart"/>
+      <w:r>
+        <w:rPr>
+          <w:lang w:val="en-US"/>
+        </w:rPr>
+        <w:t>Uczący</w:t>
+      </w:r>
+      <w:proofErr w:type="spellEnd"/>
+      <w:r>
+        <w:rPr>
+          <w:lang w:val="en-US"/>
+        </w:rPr>
+        <w:t xml:space="preserve">: 94.42% | </w:t>
+      </w:r>
+      <w:proofErr w:type="spellStart"/>
+      <w:r>
+        <w:rPr>
+          <w:lang w:val="en-US"/>
+        </w:rPr>
+        <w:t>Testowy</w:t>
+      </w:r>
+      <w:proofErr w:type="spellEnd"/>
+      <w:r>
+        <w:rPr>
+          <w:lang w:val="en-US"/>
+        </w:rPr>
+        <w:t>: 88.89%</w:t>
+      </w:r>
+    </w:p>
+    <w:p>
+      <w:pPr>
+        <w:rPr>
+          <w:lang w:val="en-US"/>
+        </w:rPr>
+      </w:pPr>
+      <w:r>
+        <w:rPr>
+          <w:lang w:val="en-US"/>
+        </w:rPr>
+        <w:t xml:space="preserve">k-NN         | </w:t>
+      </w:r>
+      <w:proofErr w:type="spellStart"/>
+      <w:r>
+        <w:rPr>
+          <w:lang w:val="en-US"/>
+        </w:rPr>
+        <w:t>n_neighbors</w:t>
+      </w:r>
+      <w:proofErr w:type="spellEnd"/>
+      <w:r>
+        <w:rPr>
+          <w:lang w:val="en-US"/>
+        </w:rPr>
+        <w:t xml:space="preserve">: 5          | </w:t>
+      </w:r>
+      <w:proofErr w:type="spellStart"/>
+      <w:r>
+        <w:rPr>
+          <w:lang w:val="en-US"/>
+        </w:rPr>
+        <w:t>Uczący</w:t>
+      </w:r>
+      <w:proofErr w:type="spellEnd"/>
+      <w:r>
+        <w:rPr>
+          <w:lang w:val="en-US"/>
+        </w:rPr>
+        <w:t xml:space="preserve">: 91.78% | </w:t>
+      </w:r>
+      <w:proofErr w:type="spellStart"/>
+      <w:r>
+        <w:rPr>
+          <w:lang w:val="en-US"/>
+        </w:rPr>
+        <w:t>Testowy</w:t>
+      </w:r>
+      <w:proofErr w:type="spellEnd"/>
+      <w:r>
+        <w:rPr>
+          <w:lang w:val="en-US"/>
+        </w:rPr>
+        <w:t>: 87.72%</w:t>
+      </w:r>
+    </w:p>
+    <w:p>
+      <w:pPr>
+        <w:rPr>
+          <w:lang w:val="en-US"/>
+        </w:rPr>
+      </w:pPr>
+      <w:r>
+        <w:rPr>
+          <w:lang w:val="en-US"/>
+        </w:rPr>
+        <w:t xml:space="preserve">k-NN         | </w:t>
+      </w:r>
+      <w:proofErr w:type="spellStart"/>
+      <w:r>
+        <w:rPr>
+          <w:lang w:val="en-US"/>
+        </w:rPr>
+        <w:t>n_neighbors</w:t>
+      </w:r>
+      <w:proofErr w:type="spellEnd"/>
+      <w:r>
+        <w:rPr>
+          <w:lang w:val="en-US"/>
+        </w:rPr>
+        <w:t xml:space="preserve">: 7          | </w:t>
+      </w:r>
+      <w:proofErr w:type="spellStart"/>
+      <w:r>
+        <w:rPr>
+          <w:lang w:val="en-US"/>
+        </w:rPr>
+        <w:t>Uczący</w:t>
+      </w:r>
+      <w:proofErr w:type="spellEnd"/>
+      <w:r>
+        <w:rPr>
+          <w:lang w:val="en-US"/>
+        </w:rPr>
+        <w:t xml:space="preserve">: 91.78% | </w:t>
+      </w:r>
+      <w:proofErr w:type="spellStart"/>
+      <w:r>
+        <w:rPr>
+          <w:lang w:val="en-US"/>
+        </w:rPr>
+        <w:t>Testowy</w:t>
+      </w:r>
+      <w:proofErr w:type="spellEnd"/>
+      <w:r>
+        <w:rPr>
+          <w:lang w:val="en-US"/>
+        </w:rPr>
+        <w:t>: 87.13%</w:t>
+      </w:r>
+    </w:p>
+    <w:p>
+      <w:pPr>
+        <w:rPr>
+          <w:lang w:val="en-US"/>
+        </w:rPr>
+      </w:pPr>
+    </w:p>
+    <w:p>
+      <w:r>
+        <w:t>3. Maszyny Wektorów Nośnych (kernel)</w:t>
+      </w:r>
+    </w:p>
+    <w:p>
+      <w:r>
+        <w:t>SVM          | kernel: linear     | Uczący: 89.13% | Testowy: 81.87%</w:t>
+      </w:r>
+    </w:p>
+    <w:p>
+      <w:r>
+        <w:t>SVM          | kernel: poly       | Uczący: 86.34% | Testowy: 78.95%</w:t>
+      </w:r>
+    </w:p>
+    <w:p>
+      <w:r>
+        <w:t>SVM          | kernel: rbf        | Uczący: 90.75% | Testowy: 88.89%</w:t>
+      </w:r>
+    </w:p>
+    <w:p>
+      <w:r>
+        <w:t>SVM          | kernel: sigmoid    | Uczący: 65.49% | Testowy: 59.06%</w:t>
       </w:r>
     </w:p>
     <w:p/>
     <w:p>
-      <w:r>
-        <w:t>2. k-Najbliższych Sąsiadów (n_neighbors)</w:t>
-      </w:r>
-    </w:p>
-    <w:p>
-      <w:r>
-        <w:t>k-NN         | n_neighbors: 1          | Uczący: 100.00% | Testowy: 88.89%</w:t>
-      </w:r>
-    </w:p>
-    <w:p>
-      <w:r>
-        <w:t>k-NN         | n_neighbors: 3          | Uczący: 94.42% | Testowy: 88.89%</w:t>
-      </w:r>
-    </w:p>
-    <w:p>
-      <w:r>
-        <w:t>k-NN         | n_neighbors: 5          | Uczący: 91.78% | Testowy: 87.72%</w:t>
-      </w:r>
-    </w:p>
-    <w:p>
-      <w:r>
-        <w:t>k-NN         | n_neighbors: 7          | Uczący: 91.78% | Testowy: 87.13%</w:t>
-      </w:r>
-    </w:p>
-    <w:p/>
-    <w:p>
-      <w:r>
-        <w:t>3. Maszyny Wektorów Nośnych (kernel)</w:t>
-      </w:r>
-    </w:p>
-    <w:p>
-      <w:r>
-        <w:t>SVM          | kernel: linear     | Uczący: 89.13% | Testowy: 81.87%</w:t>
-      </w:r>
-    </w:p>
-    <w:p>
-      <w:r>
-        <w:t>SVM          | kernel: poly       | Uczący: 86.34% | Testowy: 78.95%</w:t>
-      </w:r>
-    </w:p>
-    <w:p>
-      <w:r>
-        <w:t>SVM          | kernel: rbf        | Uczący: 90.75% | Testowy: 88.89%</w:t>
-      </w:r>
-    </w:p>
-    <w:p>
-      <w:r>
-        <w:t>SVM          | kernel: sigmoid    | Uczący: 65.49% | Testowy: 59.06%</w:t>
-      </w:r>
-    </w:p>
-    <w:p/>
-    <w:p>
-      <w:r>
-        <w:t>4. Las Losowy (n_estimators)</w:t>
-      </w:r>
-    </w:p>
-    <w:p>
-      <w:r>
-        <w:t>Las Losowy   | n_estimators: 10         | Uczący: 99.71% | Testowy: 84.80%</w:t>
-      </w:r>
-    </w:p>
-    <w:p>
-      <w:r>
-        <w:t>Las Losowy   | n_estimators: 50         | Uczący: 100.00% | Testowy: 89.47%</w:t>
-      </w:r>
-    </w:p>
-    <w:p>
-      <w:r>
-        <w:t>Las Losowy   | n_estimators: 100        | Uczący: 100.00% | Testowy: 87.72%</w:t>
+      <w:pPr>
+        <w:rPr>
+          <w:lang w:val="en-US"/>
+        </w:rPr>
+      </w:pPr>
+      <w:r>
+        <w:rPr>
+          <w:lang w:val="en-US"/>
+        </w:rPr>
+        <w:t xml:space="preserve">4. Las </w:t>
+      </w:r>
+      <w:proofErr w:type="spellStart"/>
+      <w:r>
+        <w:rPr>
+          <w:lang w:val="en-US"/>
+        </w:rPr>
+        <w:t>Losowy</w:t>
+      </w:r>
+      <w:proofErr w:type="spellEnd"/>
+      <w:r>
+        <w:rPr>
+          <w:lang w:val="en-US"/>
+        </w:rPr>
+        <w:t xml:space="preserve"> (</w:t>
+      </w:r>
+      <w:proofErr w:type="spellStart"/>
+      <w:r>
+        <w:rPr>
+          <w:lang w:val="en-US"/>
+        </w:rPr>
+        <w:t>n_estimators</w:t>
+      </w:r>
+      <w:proofErr w:type="spellEnd"/>
+      <w:r>
+        <w:rPr>
+          <w:lang w:val="en-US"/>
+        </w:rPr>
+        <w:t>)</w:t>
+      </w:r>
+    </w:p>
+    <w:p>
+      <w:pPr>
+        <w:rPr>
+          <w:lang w:val="en-US"/>
+        </w:rPr>
+      </w:pPr>
+      <w:r>
+        <w:rPr>
+          <w:lang w:val="en-US"/>
+        </w:rPr>
+        <w:t xml:space="preserve">Las </w:t>
+      </w:r>
+      <w:proofErr w:type="spellStart"/>
+      <w:r>
+        <w:rPr>
+          <w:lang w:val="en-US"/>
+        </w:rPr>
+        <w:t>Losowy</w:t>
+      </w:r>
+      <w:proofErr w:type="spellEnd"/>
+      <w:r>
+        <w:rPr>
+          <w:lang w:val="en-US"/>
+        </w:rPr>
+        <w:t xml:space="preserve">   | </w:t>
+      </w:r>
+      <w:proofErr w:type="spellStart"/>
+      <w:r>
+        <w:rPr>
+          <w:lang w:val="en-US"/>
+        </w:rPr>
+        <w:t>n_estimators</w:t>
+      </w:r>
+      <w:proofErr w:type="spellEnd"/>
+      <w:r>
+        <w:rPr>
+          <w:lang w:val="en-US"/>
+        </w:rPr>
+        <w:t xml:space="preserve">: 10         | </w:t>
+      </w:r>
+      <w:proofErr w:type="spellStart"/>
+      <w:r>
+        <w:rPr>
+          <w:lang w:val="en-US"/>
+        </w:rPr>
+        <w:t>Uczący</w:t>
+      </w:r>
+      <w:proofErr w:type="spellEnd"/>
+      <w:r>
+        <w:rPr>
+          <w:lang w:val="en-US"/>
+        </w:rPr>
+        <w:t xml:space="preserve">: 99.71% | </w:t>
+      </w:r>
+      <w:proofErr w:type="spellStart"/>
+      <w:r>
+        <w:rPr>
+          <w:lang w:val="en-US"/>
+        </w:rPr>
+        <w:t>Testowy</w:t>
+      </w:r>
+      <w:proofErr w:type="spellEnd"/>
+      <w:r>
+        <w:rPr>
+          <w:lang w:val="en-US"/>
+        </w:rPr>
+        <w:t>: 84.80%</w:t>
+      </w:r>
+    </w:p>
+    <w:p>
+      <w:pPr>
+        <w:rPr>
+          <w:lang w:val="en-US"/>
+        </w:rPr>
+      </w:pPr>
+      <w:r>
+        <w:rPr>
+          <w:lang w:val="en-US"/>
+        </w:rPr>
+        <w:t xml:space="preserve">Las </w:t>
+      </w:r>
+      <w:proofErr w:type="spellStart"/>
+      <w:r>
+        <w:rPr>
+          <w:lang w:val="en-US"/>
+        </w:rPr>
+        <w:t>Losowy</w:t>
+      </w:r>
+      <w:proofErr w:type="spellEnd"/>
+      <w:r>
+        <w:rPr>
+          <w:lang w:val="en-US"/>
+        </w:rPr>
+        <w:t xml:space="preserve">   | </w:t>
+      </w:r>
+      <w:proofErr w:type="spellStart"/>
+      <w:r>
+        <w:rPr>
+          <w:lang w:val="en-US"/>
+        </w:rPr>
+        <w:t>n_estimators</w:t>
+      </w:r>
+      <w:proofErr w:type="spellEnd"/>
+      <w:r>
+        <w:rPr>
+          <w:lang w:val="en-US"/>
+        </w:rPr>
+        <w:t xml:space="preserve">: 50         | </w:t>
+      </w:r>
+      <w:proofErr w:type="spellStart"/>
+      <w:r>
+        <w:rPr>
+          <w:lang w:val="en-US"/>
+        </w:rPr>
+        <w:t>Uczący</w:t>
+      </w:r>
+      <w:proofErr w:type="spellEnd"/>
+      <w:r>
+        <w:rPr>
+          <w:lang w:val="en-US"/>
+        </w:rPr>
+        <w:t xml:space="preserve">: 100.00% | </w:t>
+      </w:r>
+      <w:proofErr w:type="spellStart"/>
+      <w:r>
+        <w:rPr>
+          <w:lang w:val="en-US"/>
+        </w:rPr>
+        <w:t>Testowy</w:t>
+      </w:r>
+      <w:proofErr w:type="spellEnd"/>
+      <w:r>
+        <w:rPr>
+          <w:lang w:val="en-US"/>
+        </w:rPr>
+        <w:t>: 89.47%</w:t>
+      </w:r>
+    </w:p>
+    <w:p>
+      <w:pPr>
+        <w:rPr>
+          <w:lang w:val="en-US"/>
+        </w:rPr>
+      </w:pPr>
+      <w:r>
+        <w:rPr>
+          <w:lang w:val="en-US"/>
+        </w:rPr>
+        <w:t xml:space="preserve">Las </w:t>
+      </w:r>
+      <w:proofErr w:type="spellStart"/>
+      <w:r>
+        <w:rPr>
+          <w:lang w:val="en-US"/>
+        </w:rPr>
+        <w:t>Losowy</w:t>
+      </w:r>
+      <w:proofErr w:type="spellEnd"/>
+      <w:r>
+        <w:rPr>
+          <w:lang w:val="en-US"/>
+        </w:rPr>
+        <w:t xml:space="preserve">   | </w:t>
+      </w:r>
+      <w:proofErr w:type="spellStart"/>
+      <w:r>
+        <w:rPr>
+          <w:lang w:val="en-US"/>
+        </w:rPr>
+        <w:t>n_estimators</w:t>
+      </w:r>
+      <w:proofErr w:type="spellEnd"/>
+      <w:r>
+        <w:rPr>
+          <w:lang w:val="en-US"/>
+        </w:rPr>
+        <w:t xml:space="preserve">: 100        | </w:t>
+      </w:r>
+      <w:proofErr w:type="spellStart"/>
+      <w:r>
+        <w:rPr>
+          <w:lang w:val="en-US"/>
+        </w:rPr>
+        <w:t>Uczący</w:t>
+      </w:r>
+      <w:proofErr w:type="spellEnd"/>
+      <w:r>
+        <w:rPr>
+          <w:lang w:val="en-US"/>
+        </w:rPr>
+        <w:t xml:space="preserve">: 100.00% | </w:t>
+      </w:r>
+      <w:proofErr w:type="spellStart"/>
+      <w:r>
+        <w:rPr>
+          <w:lang w:val="en-US"/>
+        </w:rPr>
+        <w:t>Testowy</w:t>
+      </w:r>
+      <w:proofErr w:type="spellEnd"/>
+      <w:r>
+        <w:rPr>
+          <w:lang w:val="en-US"/>
+        </w:rPr>
+        <w:t>: 87.72%</w:t>
       </w:r>
     </w:p>
     <w:p>
@@ -1473,6 +2037,231 @@
 <file path=word/numbering.xml><?xml version="1.0" encoding="utf-8"?>
 <w:numbering xmlns:wpc="http://schemas.microsoft.com/office/word/2010/wordprocessingCanvas" xmlns:cx="http://schemas.microsoft.com/office/drawing/2014/chartex" xmlns:cx1="http://schemas.microsoft.com/office/drawing/2015/9/8/chartex" xmlns:cx2="http://schemas.microsoft.com/office/drawing/2015/10/21/chartex" xmlns:cx3="http://schemas.microsoft.com/office/drawing/2016/5/9/chartex" xmlns:cx4="http://schemas.microsoft.com/office/drawing/2016/5/10/chartex" xmlns:cx5="http://schemas.microsoft.com/office/drawing/2016/5/11/chartex" xmlns:cx6="http://schemas.microsoft.com/office/drawing/2016/5/12/chartex" xmlns:cx7="http://schemas.microsoft.com/office/drawing/2016/5/13/chartex" xmlns:cx8="http://schemas.microsoft.com/office/drawing/2016/5/14/chartex" xmlns:mc="http://schemas.openxmlformats.org/markup-compatibility/2006" xmlns:aink="http://schemas.microsoft.com/office/drawing/2016/ink" xmlns:am3d="http://schemas.microsoft.com/office/drawing/2017/model3d" xmlns:o="urn:schemas-microsoft-com:office:office" xmlns:oel="http://schemas.microsoft.com/office/2019/extlst" xmlns:r="http://schemas.openxmlformats.org/officeDocument/2006/relationships" xmlns:m="http://schemas.openxmlformats.org/officeDocument/2006/math" xmlns:v="urn:schemas-microsoft-com:vml" xmlns:wp14="http://schemas.microsoft.com/office/word/2010/wordprocessingDrawing" xmlns:wp="http://schemas.openxmlformats.org/drawingml/2006/wordprocessingDrawing" xmlns:w10="urn:schemas-microsoft-com:office:word" xmlns:w="http://schemas.openxmlformats.org/wordprocessingml/2006/main" xmlns:w14="http://schemas.microsoft.com/office/word/2010/wordml" xmlns:w15="http://schemas.microsoft.com/office/word/2012/wordml" xmlns:w16cex="http://schemas.microsoft.com/office/word/2018/wordml/cex" xmlns:w16cid="http://schemas.microsoft.com/office/word/2016/wordml/cid" xmlns:w16="http://schemas.microsoft.com/office/word/2018/wordml" xmlns:w16du="http://schemas.microsoft.com/office/word/2023/wordml/word16du" xmlns:w16sdtdh="http://schemas.microsoft.com/office/word/2020/wordml/sdtdatahash" xmlns:w16sdtfl="http://schemas.microsoft.com/office/word/2024/wordml/sdtformatlock" xmlns:w16se="http://schemas.microsoft.com/office/word/2015/wordml/symex" xmlns:wpg="http://schemas.microsoft.com/office/word/2010/wordprocessingGroup" xmlns:wpi="http://schemas.microsoft.com/office/word/2010/wordprocessingInk" xmlns:wne="http://schemas.microsoft.com/office/word/2006/wordml" xmlns:wps="http://schemas.microsoft.com/office/word/2010/wordprocessingShape" mc:Ignorable="w14 w15 w16se w16cid w16 w16cex w16sdtdh w16sdtfl w16du wp14">
   <w:abstractNum w:abstractNumId="0" w15:restartNumberingAfterBreak="0">
+    <w:nsid w:val="01A835F3"/>
+    <w:multiLevelType w:val="hybridMultilevel"/>
+    <w:tmpl w:val="B76AE466"/>
+    <w:lvl w:ilvl="0" w:tplc="04150001">
+      <w:start w:val="1"/>
+      <w:numFmt w:val="bullet"/>
+      <w:lvlText w:val=""/>
+      <w:lvlJc w:val="left"/>
+      <w:pPr>
+        <w:ind w:left="785" w:hanging="360"/>
+      </w:pPr>
+      <w:rPr>
+        <w:rFonts w:ascii="Symbol" w:hAnsi="Symbol" w:hint="default"/>
+      </w:rPr>
+    </w:lvl>
+    <w:lvl w:ilvl="1" w:tplc="04150003" w:tentative="1">
+      <w:start w:val="1"/>
+      <w:numFmt w:val="bullet"/>
+      <w:lvlText w:val="o"/>
+      <w:lvlJc w:val="left"/>
+      <w:pPr>
+        <w:ind w:left="1145" w:hanging="360"/>
+      </w:pPr>
+      <w:rPr>
+        <w:rFonts w:ascii="Courier New" w:hAnsi="Courier New" w:cs="Courier New" w:hint="default"/>
+      </w:rPr>
+    </w:lvl>
+    <w:lvl w:ilvl="2" w:tplc="04150005" w:tentative="1">
+      <w:start w:val="1"/>
+      <w:numFmt w:val="bullet"/>
+      <w:lvlText w:val=""/>
+      <w:lvlJc w:val="left"/>
+      <w:pPr>
+        <w:ind w:left="1865" w:hanging="360"/>
+      </w:pPr>
+      <w:rPr>
+        <w:rFonts w:ascii="Wingdings" w:hAnsi="Wingdings" w:hint="default"/>
+      </w:rPr>
+    </w:lvl>
+    <w:lvl w:ilvl="3" w:tplc="04150001" w:tentative="1">
+      <w:start w:val="1"/>
+      <w:numFmt w:val="bullet"/>
+      <w:lvlText w:val=""/>
+      <w:lvlJc w:val="left"/>
+      <w:pPr>
+        <w:ind w:left="2585" w:hanging="360"/>
+      </w:pPr>
+      <w:rPr>
+        <w:rFonts w:ascii="Symbol" w:hAnsi="Symbol" w:hint="default"/>
+      </w:rPr>
+    </w:lvl>
+    <w:lvl w:ilvl="4" w:tplc="04150003" w:tentative="1">
+      <w:start w:val="1"/>
+      <w:numFmt w:val="bullet"/>
+      <w:lvlText w:val="o"/>
+      <w:lvlJc w:val="left"/>
+      <w:pPr>
+        <w:ind w:left="3305" w:hanging="360"/>
+      </w:pPr>
+      <w:rPr>
+        <w:rFonts w:ascii="Courier New" w:hAnsi="Courier New" w:cs="Courier New" w:hint="default"/>
+      </w:rPr>
+    </w:lvl>
+    <w:lvl w:ilvl="5" w:tplc="04150005" w:tentative="1">
+      <w:start w:val="1"/>
+      <w:numFmt w:val="bullet"/>
+      <w:lvlText w:val=""/>
+      <w:lvlJc w:val="left"/>
+      <w:pPr>
+        <w:ind w:left="4025" w:hanging="360"/>
+      </w:pPr>
+      <w:rPr>
+        <w:rFonts w:ascii="Wingdings" w:hAnsi="Wingdings" w:hint="default"/>
+      </w:rPr>
+    </w:lvl>
+    <w:lvl w:ilvl="6" w:tplc="04150001" w:tentative="1">
+      <w:start w:val="1"/>
+      <w:numFmt w:val="bullet"/>
+      <w:lvlText w:val=""/>
+      <w:lvlJc w:val="left"/>
+      <w:pPr>
+        <w:ind w:left="4745" w:hanging="360"/>
+      </w:pPr>
+      <w:rPr>
+        <w:rFonts w:ascii="Symbol" w:hAnsi="Symbol" w:hint="default"/>
+      </w:rPr>
+    </w:lvl>
+    <w:lvl w:ilvl="7" w:tplc="04150003" w:tentative="1">
+      <w:start w:val="1"/>
+      <w:numFmt w:val="bullet"/>
+      <w:lvlText w:val="o"/>
+      <w:lvlJc w:val="left"/>
+      <w:pPr>
+        <w:ind w:left="5465" w:hanging="360"/>
+      </w:pPr>
+      <w:rPr>
+        <w:rFonts w:ascii="Courier New" w:hAnsi="Courier New" w:cs="Courier New" w:hint="default"/>
+      </w:rPr>
+    </w:lvl>
+    <w:lvl w:ilvl="8" w:tplc="04150005" w:tentative="1">
+      <w:start w:val="1"/>
+      <w:numFmt w:val="bullet"/>
+      <w:lvlText w:val=""/>
+      <w:lvlJc w:val="left"/>
+      <w:pPr>
+        <w:ind w:left="6185" w:hanging="360"/>
+      </w:pPr>
+      <w:rPr>
+        <w:rFonts w:ascii="Wingdings" w:hAnsi="Wingdings" w:hint="default"/>
+      </w:rPr>
+    </w:lvl>
+  </w:abstractNum>
+  <w:abstractNum w:abstractNumId="1" w15:restartNumberingAfterBreak="0">
+    <w:nsid w:val="021A4689"/>
+    <w:multiLevelType w:val="multilevel"/>
+    <w:tmpl w:val="939679F0"/>
+    <w:lvl w:ilvl="0">
+      <w:numFmt w:val="decimal"/>
+      <w:lvlText w:val="%1"/>
+      <w:lvlJc w:val="left"/>
+      <w:pPr>
+        <w:ind w:left="375" w:hanging="375"/>
+      </w:pPr>
+      <w:rPr>
+        <w:rFonts w:hint="default"/>
+      </w:rPr>
+    </w:lvl>
+    <w:lvl w:ilvl="1">
+      <w:start w:val="1"/>
+      <w:numFmt w:val="decimal"/>
+      <w:lvlText w:val="%1.%2"/>
+      <w:lvlJc w:val="left"/>
+      <w:pPr>
+        <w:ind w:left="735" w:hanging="375"/>
+      </w:pPr>
+      <w:rPr>
+        <w:rFonts w:hint="default"/>
+      </w:rPr>
+    </w:lvl>
+    <w:lvl w:ilvl="2">
+      <w:start w:val="1"/>
+      <w:numFmt w:val="decimal"/>
+      <w:lvlText w:val="%1.%2.%3"/>
+      <w:lvlJc w:val="left"/>
+      <w:pPr>
+        <w:ind w:left="1440" w:hanging="720"/>
+      </w:pPr>
+      <w:rPr>
+        <w:rFonts w:hint="default"/>
+      </w:rPr>
+    </w:lvl>
+    <w:lvl w:ilvl="3">
+      <w:start w:val="1"/>
+      <w:numFmt w:val="decimal"/>
+      <w:lvlText w:val="%1.%2.%3.%4"/>
+      <w:lvlJc w:val="left"/>
+      <w:pPr>
+        <w:ind w:left="2160" w:hanging="1080"/>
+      </w:pPr>
+      <w:rPr>
+        <w:rFonts w:hint="default"/>
+      </w:rPr>
+    </w:lvl>
+    <w:lvl w:ilvl="4">
+      <w:start w:val="1"/>
+      <w:numFmt w:val="decimal"/>
+      <w:lvlText w:val="%1.%2.%3.%4.%5"/>
+      <w:lvlJc w:val="left"/>
+      <w:pPr>
+        <w:ind w:left="2520" w:hanging="1080"/>
+      </w:pPr>
+      <w:rPr>
+        <w:rFonts w:hint="default"/>
+      </w:rPr>
+    </w:lvl>
+    <w:lvl w:ilvl="5">
+      <w:start w:val="1"/>
+      <w:numFmt w:val="decimal"/>
+      <w:lvlText w:val="%1.%2.%3.%4.%5.%6"/>
+      <w:lvlJc w:val="left"/>
+      <w:pPr>
+        <w:ind w:left="3240" w:hanging="1440"/>
+      </w:pPr>
+      <w:rPr>
+        <w:rFonts w:hint="default"/>
+      </w:rPr>
+    </w:lvl>
+    <w:lvl w:ilvl="6">
+      <w:start w:val="1"/>
+      <w:numFmt w:val="decimal"/>
+      <w:lvlText w:val="%1.%2.%3.%4.%5.%6.%7"/>
+      <w:lvlJc w:val="left"/>
+      <w:pPr>
+        <w:ind w:left="3600" w:hanging="1440"/>
+      </w:pPr>
+      <w:rPr>
+        <w:rFonts w:hint="default"/>
+      </w:rPr>
+    </w:lvl>
+    <w:lvl w:ilvl="7">
+      <w:start w:val="1"/>
+      <w:numFmt w:val="decimal"/>
+      <w:lvlText w:val="%1.%2.%3.%4.%5.%6.%7.%8"/>
+      <w:lvlJc w:val="left"/>
+      <w:pPr>
+        <w:ind w:left="4320" w:hanging="1800"/>
+      </w:pPr>
+      <w:rPr>
+        <w:rFonts w:hint="default"/>
+      </w:rPr>
+    </w:lvl>
+    <w:lvl w:ilvl="8">
+      <w:start w:val="1"/>
+      <w:numFmt w:val="decimal"/>
+      <w:lvlText w:val="%1.%2.%3.%4.%5.%6.%7.%8.%9"/>
+      <w:lvlJc w:val="left"/>
+      <w:pPr>
+        <w:ind w:left="4680" w:hanging="1800"/>
+      </w:pPr>
+      <w:rPr>
+        <w:rFonts w:hint="default"/>
+      </w:rPr>
+    </w:lvl>
+  </w:abstractNum>
+  <w:abstractNum w:abstractNumId="2" w15:restartNumberingAfterBreak="0">
     <w:nsid w:val="0457216C"/>
     <w:multiLevelType w:val="multilevel"/>
     <w:tmpl w:val="D7045BAE"/>
@@ -1621,7 +2410,7 @@
       </w:rPr>
     </w:lvl>
   </w:abstractNum>
-  <w:abstractNum w:abstractNumId="1" w15:restartNumberingAfterBreak="0">
+  <w:abstractNum w:abstractNumId="3" w15:restartNumberingAfterBreak="0">
     <w:nsid w:val="16BF44C5"/>
     <w:multiLevelType w:val="multilevel"/>
     <w:tmpl w:val="00609D9A"/>
@@ -1770,7 +2559,7 @@
       </w:rPr>
     </w:lvl>
   </w:abstractNum>
-  <w:abstractNum w:abstractNumId="2" w15:restartNumberingAfterBreak="0">
+  <w:abstractNum w:abstractNumId="4" w15:restartNumberingAfterBreak="0">
     <w:nsid w:val="1F357DB9"/>
     <w:multiLevelType w:val="multilevel"/>
     <w:tmpl w:val="0248E23E"/>
@@ -1883,7 +2672,7 @@
       </w:pPr>
     </w:lvl>
   </w:abstractNum>
-  <w:abstractNum w:abstractNumId="3" w15:restartNumberingAfterBreak="0">
+  <w:abstractNum w:abstractNumId="5" w15:restartNumberingAfterBreak="0">
     <w:nsid w:val="237E5A7B"/>
     <w:multiLevelType w:val="multilevel"/>
     <w:tmpl w:val="DCEA76B4"/>
@@ -2032,7 +2821,7 @@
       </w:rPr>
     </w:lvl>
   </w:abstractNum>
-  <w:abstractNum w:abstractNumId="4" w15:restartNumberingAfterBreak="0">
+  <w:abstractNum w:abstractNumId="6" w15:restartNumberingAfterBreak="0">
     <w:nsid w:val="2AB76997"/>
     <w:multiLevelType w:val="multilevel"/>
     <w:tmpl w:val="4360260A"/>
@@ -2181,7 +2970,7 @@
       </w:rPr>
     </w:lvl>
   </w:abstractNum>
-  <w:abstractNum w:abstractNumId="5" w15:restartNumberingAfterBreak="0">
+  <w:abstractNum w:abstractNumId="7" w15:restartNumberingAfterBreak="0">
     <w:nsid w:val="445B0A05"/>
     <w:multiLevelType w:val="multilevel"/>
     <w:tmpl w:val="0EFAC81C"/>
@@ -2330,7 +3119,7 @@
       </w:rPr>
     </w:lvl>
   </w:abstractNum>
-  <w:abstractNum w:abstractNumId="6" w15:restartNumberingAfterBreak="0">
+  <w:abstractNum w:abstractNumId="8" w15:restartNumberingAfterBreak="0">
     <w:nsid w:val="479C6908"/>
     <w:multiLevelType w:val="multilevel"/>
     <w:tmpl w:val="41920B24"/>
@@ -2479,7 +3268,7 @@
       </w:rPr>
     </w:lvl>
   </w:abstractNum>
-  <w:abstractNum w:abstractNumId="7" w15:restartNumberingAfterBreak="0">
+  <w:abstractNum w:abstractNumId="9" w15:restartNumberingAfterBreak="0">
     <w:nsid w:val="4C7455F1"/>
     <w:multiLevelType w:val="multilevel"/>
     <w:tmpl w:val="9F54D2D8"/>
@@ -2628,7 +3417,7 @@
       </w:rPr>
     </w:lvl>
   </w:abstractNum>
-  <w:abstractNum w:abstractNumId="8" w15:restartNumberingAfterBreak="0">
+  <w:abstractNum w:abstractNumId="10" w15:restartNumberingAfterBreak="0">
     <w:nsid w:val="4CE70A26"/>
     <w:multiLevelType w:val="multilevel"/>
     <w:tmpl w:val="0F4E79CE"/>
@@ -2777,7 +3566,156 @@
       </w:rPr>
     </w:lvl>
   </w:abstractNum>
-  <w:abstractNum w:abstractNumId="9" w15:restartNumberingAfterBreak="0">
+  <w:abstractNum w:abstractNumId="11" w15:restartNumberingAfterBreak="0">
+    <w:nsid w:val="52A54E53"/>
+    <w:multiLevelType w:val="multilevel"/>
+    <w:tmpl w:val="D7045BAE"/>
+    <w:lvl w:ilvl="0">
+      <w:start w:val="1"/>
+      <w:numFmt w:val="bullet"/>
+      <w:lvlText w:val=""/>
+      <w:lvlJc w:val="left"/>
+      <w:pPr>
+        <w:tabs>
+          <w:tab w:val="num" w:pos="720"/>
+        </w:tabs>
+        <w:ind w:left="720" w:hanging="360"/>
+      </w:pPr>
+      <w:rPr>
+        <w:rFonts w:ascii="Symbol" w:hAnsi="Symbol" w:hint="default"/>
+        <w:sz w:val="20"/>
+      </w:rPr>
+    </w:lvl>
+    <w:lvl w:ilvl="1" w:tentative="1">
+      <w:start w:val="1"/>
+      <w:numFmt w:val="bullet"/>
+      <w:lvlText w:val="o"/>
+      <w:lvlJc w:val="left"/>
+      <w:pPr>
+        <w:tabs>
+          <w:tab w:val="num" w:pos="1440"/>
+        </w:tabs>
+        <w:ind w:left="1440" w:hanging="360"/>
+      </w:pPr>
+      <w:rPr>
+        <w:rFonts w:ascii="Courier New" w:hAnsi="Courier New" w:hint="default"/>
+        <w:sz w:val="20"/>
+      </w:rPr>
+    </w:lvl>
+    <w:lvl w:ilvl="2" w:tentative="1">
+      <w:start w:val="1"/>
+      <w:numFmt w:val="bullet"/>
+      <w:lvlText w:val=""/>
+      <w:lvlJc w:val="left"/>
+      <w:pPr>
+        <w:tabs>
+          <w:tab w:val="num" w:pos="2160"/>
+        </w:tabs>
+        <w:ind w:left="2160" w:hanging="360"/>
+      </w:pPr>
+      <w:rPr>
+        <w:rFonts w:ascii="Wingdings" w:hAnsi="Wingdings" w:hint="default"/>
+        <w:sz w:val="20"/>
+      </w:rPr>
+    </w:lvl>
+    <w:lvl w:ilvl="3" w:tentative="1">
+      <w:start w:val="1"/>
+      <w:numFmt w:val="bullet"/>
+      <w:lvlText w:val=""/>
+      <w:lvlJc w:val="left"/>
+      <w:pPr>
+        <w:tabs>
+          <w:tab w:val="num" w:pos="2880"/>
+        </w:tabs>
+        <w:ind w:left="2880" w:hanging="360"/>
+      </w:pPr>
+      <w:rPr>
+        <w:rFonts w:ascii="Wingdings" w:hAnsi="Wingdings" w:hint="default"/>
+        <w:sz w:val="20"/>
+      </w:rPr>
+    </w:lvl>
+    <w:lvl w:ilvl="4" w:tentative="1">
+      <w:start w:val="1"/>
+      <w:numFmt w:val="bullet"/>
+      <w:lvlText w:val=""/>
+      <w:lvlJc w:val="left"/>
+      <w:pPr>
+        <w:tabs>
+          <w:tab w:val="num" w:pos="3600"/>
+        </w:tabs>
+        <w:ind w:left="3600" w:hanging="360"/>
+      </w:pPr>
+      <w:rPr>
+        <w:rFonts w:ascii="Wingdings" w:hAnsi="Wingdings" w:hint="default"/>
+        <w:sz w:val="20"/>
+      </w:rPr>
+    </w:lvl>
+    <w:lvl w:ilvl="5" w:tentative="1">
+      <w:start w:val="1"/>
+      <w:numFmt w:val="bullet"/>
+      <w:lvlText w:val=""/>
+      <w:lvlJc w:val="left"/>
+      <w:pPr>
+        <w:tabs>
+          <w:tab w:val="num" w:pos="4320"/>
+        </w:tabs>
+        <w:ind w:left="4320" w:hanging="360"/>
+      </w:pPr>
+      <w:rPr>
+        <w:rFonts w:ascii="Wingdings" w:hAnsi="Wingdings" w:hint="default"/>
+        <w:sz w:val="20"/>
+      </w:rPr>
+    </w:lvl>
+    <w:lvl w:ilvl="6" w:tentative="1">
+      <w:start w:val="1"/>
+      <w:numFmt w:val="bullet"/>
+      <w:lvlText w:val=""/>
+      <w:lvlJc w:val="left"/>
+      <w:pPr>
+        <w:tabs>
+          <w:tab w:val="num" w:pos="5040"/>
+        </w:tabs>
+        <w:ind w:left="5040" w:hanging="360"/>
+      </w:pPr>
+      <w:rPr>
+        <w:rFonts w:ascii="Wingdings" w:hAnsi="Wingdings" w:hint="default"/>
+        <w:sz w:val="20"/>
+      </w:rPr>
+    </w:lvl>
+    <w:lvl w:ilvl="7" w:tentative="1">
+      <w:start w:val="1"/>
+      <w:numFmt w:val="bullet"/>
+      <w:lvlText w:val=""/>
+      <w:lvlJc w:val="left"/>
+      <w:pPr>
+        <w:tabs>
+          <w:tab w:val="num" w:pos="5760"/>
+        </w:tabs>
+        <w:ind w:left="5760" w:hanging="360"/>
+      </w:pPr>
+      <w:rPr>
+        <w:rFonts w:ascii="Wingdings" w:hAnsi="Wingdings" w:hint="default"/>
+        <w:sz w:val="20"/>
+      </w:rPr>
+    </w:lvl>
+    <w:lvl w:ilvl="8" w:tentative="1">
+      <w:start w:val="1"/>
+      <w:numFmt w:val="bullet"/>
+      <w:lvlText w:val=""/>
+      <w:lvlJc w:val="left"/>
+      <w:pPr>
+        <w:tabs>
+          <w:tab w:val="num" w:pos="6480"/>
+        </w:tabs>
+        <w:ind w:left="6480" w:hanging="360"/>
+      </w:pPr>
+      <w:rPr>
+        <w:rFonts w:ascii="Wingdings" w:hAnsi="Wingdings" w:hint="default"/>
+        <w:sz w:val="20"/>
+      </w:rPr>
+    </w:lvl>
+  </w:abstractNum>
+  <w:abstractNum w:abstractNumId="12" w15:restartNumberingAfterBreak="0">
     <w:nsid w:val="536E7A3F"/>
     <w:multiLevelType w:val="multilevel"/>
     <w:tmpl w:val="3F064760"/>
@@ -2926,7 +3864,7 @@
       </w:rPr>
     </w:lvl>
   </w:abstractNum>
-  <w:abstractNum w:abstractNumId="10" w15:restartNumberingAfterBreak="0">
+  <w:abstractNum w:abstractNumId="13" w15:restartNumberingAfterBreak="0">
     <w:nsid w:val="54DD5D6C"/>
     <w:multiLevelType w:val="multilevel"/>
     <w:tmpl w:val="815E6262"/>
@@ -3075,7 +4013,120 @@
       </w:rPr>
     </w:lvl>
   </w:abstractNum>
-  <w:abstractNum w:abstractNumId="11" w15:restartNumberingAfterBreak="0">
+  <w:abstractNum w:abstractNumId="14" w15:restartNumberingAfterBreak="0">
+    <w:nsid w:val="5AD86346"/>
+    <w:multiLevelType w:val="hybridMultilevel"/>
+    <w:tmpl w:val="E78A3676"/>
+    <w:lvl w:ilvl="0" w:tplc="04150001">
+      <w:start w:val="1"/>
+      <w:numFmt w:val="bullet"/>
+      <w:lvlText w:val=""/>
+      <w:lvlJc w:val="left"/>
+      <w:pPr>
+        <w:ind w:left="1080" w:hanging="360"/>
+      </w:pPr>
+      <w:rPr>
+        <w:rFonts w:ascii="Symbol" w:hAnsi="Symbol" w:hint="default"/>
+      </w:rPr>
+    </w:lvl>
+    <w:lvl w:ilvl="1" w:tplc="04150003" w:tentative="1">
+      <w:start w:val="1"/>
+      <w:numFmt w:val="bullet"/>
+      <w:lvlText w:val="o"/>
+      <w:lvlJc w:val="left"/>
+      <w:pPr>
+        <w:ind w:left="1800" w:hanging="360"/>
+      </w:pPr>
+      <w:rPr>
+        <w:rFonts w:ascii="Courier New" w:hAnsi="Courier New" w:cs="Courier New" w:hint="default"/>
+      </w:rPr>
+    </w:lvl>
+    <w:lvl w:ilvl="2" w:tplc="04150005" w:tentative="1">
+      <w:start w:val="1"/>
+      <w:numFmt w:val="bullet"/>
+      <w:lvlText w:val=""/>
+      <w:lvlJc w:val="left"/>
+      <w:pPr>
+        <w:ind w:left="2520" w:hanging="360"/>
+      </w:pPr>
+      <w:rPr>
+        <w:rFonts w:ascii="Wingdings" w:hAnsi="Wingdings" w:hint="default"/>
+      </w:rPr>
+    </w:lvl>
+    <w:lvl w:ilvl="3" w:tplc="04150001" w:tentative="1">
+      <w:start w:val="1"/>
+      <w:numFmt w:val="bullet"/>
+      <w:lvlText w:val=""/>
+      <w:lvlJc w:val="left"/>
+      <w:pPr>
+        <w:ind w:left="3240" w:hanging="360"/>
+      </w:pPr>
+      <w:rPr>
+        <w:rFonts w:ascii="Symbol" w:hAnsi="Symbol" w:hint="default"/>
+      </w:rPr>
+    </w:lvl>
+    <w:lvl w:ilvl="4" w:tplc="04150003" w:tentative="1">
+      <w:start w:val="1"/>
+      <w:numFmt w:val="bullet"/>
+      <w:lvlText w:val="o"/>
+      <w:lvlJc w:val="left"/>
+      <w:pPr>
+        <w:ind w:left="3960" w:hanging="360"/>
+      </w:pPr>
+      <w:rPr>
+        <w:rFonts w:ascii="Courier New" w:hAnsi="Courier New" w:cs="Courier New" w:hint="default"/>
+      </w:rPr>
+    </w:lvl>
+    <w:lvl w:ilvl="5" w:tplc="04150005" w:tentative="1">
+      <w:start w:val="1"/>
+      <w:numFmt w:val="bullet"/>
+      <w:lvlText w:val=""/>
+      <w:lvlJc w:val="left"/>
+      <w:pPr>
+        <w:ind w:left="4680" w:hanging="360"/>
+      </w:pPr>
+      <w:rPr>
+        <w:rFonts w:ascii="Wingdings" w:hAnsi="Wingdings" w:hint="default"/>
+      </w:rPr>
+    </w:lvl>
+    <w:lvl w:ilvl="6" w:tplc="04150001" w:tentative="1">
+      <w:start w:val="1"/>
+      <w:numFmt w:val="bullet"/>
+      <w:lvlText w:val=""/>
+      <w:lvlJc w:val="left"/>
+      <w:pPr>
+        <w:ind w:left="5400" w:hanging="360"/>
+      </w:pPr>
+      <w:rPr>
+        <w:rFonts w:ascii="Symbol" w:hAnsi="Symbol" w:hint="default"/>
+      </w:rPr>
+    </w:lvl>
+    <w:lvl w:ilvl="7" w:tplc="04150003" w:tentative="1">
+      <w:start w:val="1"/>
+      <w:numFmt w:val="bullet"/>
+      <w:lvlText w:val="o"/>
+      <w:lvlJc w:val="left"/>
+      <w:pPr>
+        <w:ind w:left="6120" w:hanging="360"/>
+      </w:pPr>
+      <w:rPr>
+        <w:rFonts w:ascii="Courier New" w:hAnsi="Courier New" w:cs="Courier New" w:hint="default"/>
+      </w:rPr>
+    </w:lvl>
+    <w:lvl w:ilvl="8" w:tplc="04150005" w:tentative="1">
+      <w:start w:val="1"/>
+      <w:numFmt w:val="bullet"/>
+      <w:lvlText w:val=""/>
+      <w:lvlJc w:val="left"/>
+      <w:pPr>
+        <w:ind w:left="6840" w:hanging="360"/>
+      </w:pPr>
+      <w:rPr>
+        <w:rFonts w:ascii="Wingdings" w:hAnsi="Wingdings" w:hint="default"/>
+      </w:rPr>
+    </w:lvl>
+  </w:abstractNum>
+  <w:abstractNum w:abstractNumId="15" w15:restartNumberingAfterBreak="0">
     <w:nsid w:val="628E2D32"/>
     <w:multiLevelType w:val="multilevel"/>
     <w:tmpl w:val="36A8342C"/>
@@ -3224,7 +4275,7 @@
       </w:rPr>
     </w:lvl>
   </w:abstractNum>
-  <w:abstractNum w:abstractNumId="12" w15:restartNumberingAfterBreak="0">
+  <w:abstractNum w:abstractNumId="16" w15:restartNumberingAfterBreak="0">
     <w:nsid w:val="67B43D5F"/>
     <w:multiLevelType w:val="multilevel"/>
     <w:tmpl w:val="4118A4E6"/>
@@ -3337,7 +4388,7 @@
       </w:pPr>
     </w:lvl>
   </w:abstractNum>
-  <w:abstractNum w:abstractNumId="13" w15:restartNumberingAfterBreak="0">
+  <w:abstractNum w:abstractNumId="17" w15:restartNumberingAfterBreak="0">
     <w:nsid w:val="6BEA3194"/>
     <w:multiLevelType w:val="multilevel"/>
     <w:tmpl w:val="711A5954"/>
@@ -3486,7 +4537,7 @@
       </w:rPr>
     </w:lvl>
   </w:abstractNum>
-  <w:abstractNum w:abstractNumId="14" w15:restartNumberingAfterBreak="0">
+  <w:abstractNum w:abstractNumId="18" w15:restartNumberingAfterBreak="0">
     <w:nsid w:val="72D23A74"/>
     <w:multiLevelType w:val="multilevel"/>
     <w:tmpl w:val="5FDE32F0"/>
@@ -3635,7 +4686,156 @@
       </w:rPr>
     </w:lvl>
   </w:abstractNum>
-  <w:abstractNum w:abstractNumId="15" w15:restartNumberingAfterBreak="0">
+  <w:abstractNum w:abstractNumId="19" w15:restartNumberingAfterBreak="0">
+    <w:nsid w:val="7B2C2727"/>
+    <w:multiLevelType w:val="multilevel"/>
+    <w:tmpl w:val="D7045BAE"/>
+    <w:lvl w:ilvl="0">
+      <w:start w:val="1"/>
+      <w:numFmt w:val="bullet"/>
+      <w:lvlText w:val=""/>
+      <w:lvlJc w:val="left"/>
+      <w:pPr>
+        <w:tabs>
+          <w:tab w:val="num" w:pos="720"/>
+        </w:tabs>
+        <w:ind w:left="720" w:hanging="360"/>
+      </w:pPr>
+      <w:rPr>
+        <w:rFonts w:ascii="Symbol" w:hAnsi="Symbol" w:hint="default"/>
+        <w:sz w:val="20"/>
+      </w:rPr>
+    </w:lvl>
+    <w:lvl w:ilvl="1" w:tentative="1">
+      <w:start w:val="1"/>
+      <w:numFmt w:val="bullet"/>
+      <w:lvlText w:val="o"/>
+      <w:lvlJc w:val="left"/>
+      <w:pPr>
+        <w:tabs>
+          <w:tab w:val="num" w:pos="1440"/>
+        </w:tabs>
+        <w:ind w:left="1440" w:hanging="360"/>
+      </w:pPr>
+      <w:rPr>
+        <w:rFonts w:ascii="Courier New" w:hAnsi="Courier New" w:hint="default"/>
+        <w:sz w:val="20"/>
+      </w:rPr>
+    </w:lvl>
+    <w:lvl w:ilvl="2" w:tentative="1">
+      <w:start w:val="1"/>
+      <w:numFmt w:val="bullet"/>
+      <w:lvlText w:val=""/>
+      <w:lvlJc w:val="left"/>
+      <w:pPr>
+        <w:tabs>
+          <w:tab w:val="num" w:pos="2160"/>
+        </w:tabs>
+        <w:ind w:left="2160" w:hanging="360"/>
+      </w:pPr>
+      <w:rPr>
+        <w:rFonts w:ascii="Wingdings" w:hAnsi="Wingdings" w:hint="default"/>
+        <w:sz w:val="20"/>
+      </w:rPr>
+    </w:lvl>
+    <w:lvl w:ilvl="3" w:tentative="1">
+      <w:start w:val="1"/>
+      <w:numFmt w:val="bullet"/>
+      <w:lvlText w:val=""/>
+      <w:lvlJc w:val="left"/>
+      <w:pPr>
+        <w:tabs>
+          <w:tab w:val="num" w:pos="2880"/>
+        </w:tabs>
+        <w:ind w:left="2880" w:hanging="360"/>
+      </w:pPr>
+      <w:rPr>
+        <w:rFonts w:ascii="Wingdings" w:hAnsi="Wingdings" w:hint="default"/>
+        <w:sz w:val="20"/>
+      </w:rPr>
+    </w:lvl>
+    <w:lvl w:ilvl="4" w:tentative="1">
+      <w:start w:val="1"/>
+      <w:numFmt w:val="bullet"/>
+      <w:lvlText w:val=""/>
+      <w:lvlJc w:val="left"/>
+      <w:pPr>
+        <w:tabs>
+          <w:tab w:val="num" w:pos="3600"/>
+        </w:tabs>
+        <w:ind w:left="3600" w:hanging="360"/>
+      </w:pPr>
+      <w:rPr>
+        <w:rFonts w:ascii="Wingdings" w:hAnsi="Wingdings" w:hint="default"/>
+        <w:sz w:val="20"/>
+      </w:rPr>
+    </w:lvl>
+    <w:lvl w:ilvl="5" w:tentative="1">
+      <w:start w:val="1"/>
+      <w:numFmt w:val="bullet"/>
+      <w:lvlText w:val=""/>
+      <w:lvlJc w:val="left"/>
+      <w:pPr>
+        <w:tabs>
+          <w:tab w:val="num" w:pos="4320"/>
+        </w:tabs>
+        <w:ind w:left="4320" w:hanging="360"/>
+      </w:pPr>
+      <w:rPr>
+        <w:rFonts w:ascii="Wingdings" w:hAnsi="Wingdings" w:hint="default"/>
+        <w:sz w:val="20"/>
+      </w:rPr>
+    </w:lvl>
+    <w:lvl w:ilvl="6" w:tentative="1">
+      <w:start w:val="1"/>
+      <w:numFmt w:val="bullet"/>
+      <w:lvlText w:val=""/>
+      <w:lvlJc w:val="left"/>
+      <w:pPr>
+        <w:tabs>
+          <w:tab w:val="num" w:pos="5040"/>
+        </w:tabs>
+        <w:ind w:left="5040" w:hanging="360"/>
+      </w:pPr>
+      <w:rPr>
+        <w:rFonts w:ascii="Wingdings" w:hAnsi="Wingdings" w:hint="default"/>
+        <w:sz w:val="20"/>
+      </w:rPr>
+    </w:lvl>
+    <w:lvl w:ilvl="7" w:tentative="1">
+      <w:start w:val="1"/>
+      <w:numFmt w:val="bullet"/>
+      <w:lvlText w:val=""/>
+      <w:lvlJc w:val="left"/>
+      <w:pPr>
+        <w:tabs>
+          <w:tab w:val="num" w:pos="5760"/>
+        </w:tabs>
+        <w:ind w:left="5760" w:hanging="360"/>
+      </w:pPr>
+      <w:rPr>
+        <w:rFonts w:ascii="Wingdings" w:hAnsi="Wingdings" w:hint="default"/>
+        <w:sz w:val="20"/>
+      </w:rPr>
+    </w:lvl>
+    <w:lvl w:ilvl="8" w:tentative="1">
+      <w:start w:val="1"/>
+      <w:numFmt w:val="bullet"/>
+      <w:lvlText w:val=""/>
+      <w:lvlJc w:val="left"/>
+      <w:pPr>
+        <w:tabs>
+          <w:tab w:val="num" w:pos="6480"/>
+        </w:tabs>
+        <w:ind w:left="6480" w:hanging="360"/>
+      </w:pPr>
+      <w:rPr>
+        <w:rFonts w:ascii="Wingdings" w:hAnsi="Wingdings" w:hint="default"/>
+        <w:sz w:val="20"/>
+      </w:rPr>
+    </w:lvl>
+  </w:abstractNum>
+  <w:abstractNum w:abstractNumId="20" w15:restartNumberingAfterBreak="0">
     <w:nsid w:val="7D66047A"/>
     <w:multiLevelType w:val="multilevel"/>
     <w:tmpl w:val="CD1C503A"/>
@@ -3785,52 +4985,67 @@
     </w:lvl>
   </w:abstractNum>
   <w:num w:numId="1" w16cid:durableId="1167750880">
+    <w:abstractNumId w:val="2"/>
+  </w:num>
+  <w:num w:numId="2" w16cid:durableId="1196965040">
+    <w:abstractNumId w:val="16"/>
+  </w:num>
+  <w:num w:numId="3" w16cid:durableId="1340157896">
+    <w:abstractNumId w:val="6"/>
+  </w:num>
+  <w:num w:numId="4" w16cid:durableId="1455099385">
+    <w:abstractNumId w:val="12"/>
+  </w:num>
+  <w:num w:numId="5" w16cid:durableId="1505583258">
+    <w:abstractNumId w:val="3"/>
+  </w:num>
+  <w:num w:numId="6" w16cid:durableId="1672947363">
+    <w:abstractNumId w:val="13"/>
+  </w:num>
+  <w:num w:numId="7" w16cid:durableId="1874878142">
+    <w:abstractNumId w:val="8"/>
+  </w:num>
+  <w:num w:numId="8" w16cid:durableId="1935630831">
+    <w:abstractNumId w:val="4"/>
+  </w:num>
+  <w:num w:numId="9" w16cid:durableId="1969362158">
+    <w:abstractNumId w:val="15"/>
+  </w:num>
+  <w:num w:numId="10" w16cid:durableId="250771893">
+    <w:abstractNumId w:val="9"/>
+  </w:num>
+  <w:num w:numId="11" w16cid:durableId="543103497">
+    <w:abstractNumId w:val="5"/>
+  </w:num>
+  <w:num w:numId="12" w16cid:durableId="581334226">
+    <w:abstractNumId w:val="17"/>
+  </w:num>
+  <w:num w:numId="13" w16cid:durableId="680857412">
+    <w:abstractNumId w:val="20"/>
+  </w:num>
+  <w:num w:numId="14" w16cid:durableId="709183467">
+    <w:abstractNumId w:val="7"/>
+  </w:num>
+  <w:num w:numId="15" w16cid:durableId="737477055">
+    <w:abstractNumId w:val="10"/>
+  </w:num>
+  <w:num w:numId="16" w16cid:durableId="972640539">
+    <w:abstractNumId w:val="18"/>
+  </w:num>
+  <w:num w:numId="17" w16cid:durableId="858204391">
+    <w:abstractNumId w:val="14"/>
+  </w:num>
+  <w:num w:numId="18" w16cid:durableId="1075126080">
+    <w:abstractNumId w:val="1"/>
+  </w:num>
+  <w:num w:numId="19" w16cid:durableId="1498038412">
     <w:abstractNumId w:val="0"/>
   </w:num>
-  <w:num w:numId="2" w16cid:durableId="1196965040">
-    <w:abstractNumId w:val="12"/>
-  </w:num>
-  <w:num w:numId="3" w16cid:durableId="1340157896">
-    <w:abstractNumId w:val="4"/>
-  </w:num>
-  <w:num w:numId="4" w16cid:durableId="1455099385">
-    <w:abstractNumId w:val="9"/>
-  </w:num>
-  <w:num w:numId="5" w16cid:durableId="1505583258">
-    <w:abstractNumId w:val="1"/>
-  </w:num>
-  <w:num w:numId="6" w16cid:durableId="1672947363">
-    <w:abstractNumId w:val="10"/>
-  </w:num>
-  <w:num w:numId="7" w16cid:durableId="1874878142">
-    <w:abstractNumId w:val="6"/>
-  </w:num>
-  <w:num w:numId="8" w16cid:durableId="1935630831">
-    <w:abstractNumId w:val="2"/>
-  </w:num>
-  <w:num w:numId="9" w16cid:durableId="1969362158">
+  <w:num w:numId="20" w16cid:durableId="1808236427">
     <w:abstractNumId w:val="11"/>
   </w:num>
-  <w:num w:numId="10" w16cid:durableId="250771893">
-    <w:abstractNumId w:val="7"/>
-  </w:num>
-  <w:num w:numId="11" w16cid:durableId="543103497">
-    <w:abstractNumId w:val="3"/>
-  </w:num>
-  <w:num w:numId="12" w16cid:durableId="581334226">
-    <w:abstractNumId w:val="13"/>
-  </w:num>
-  <w:num w:numId="13" w16cid:durableId="680857412">
-    <w:abstractNumId w:val="15"/>
-  </w:num>
-  <w:num w:numId="14" w16cid:durableId="709183467">
-    <w:abstractNumId w:val="5"/>
-  </w:num>
-  <w:num w:numId="15" w16cid:durableId="737477055">
-    <w:abstractNumId w:val="8"/>
-  </w:num>
-  <w:num w:numId="16" w16cid:durableId="972640539">
-    <w:abstractNumId w:val="14"/>
+  <w:num w:numId="21" w16cid:durableId="1219439121">
+    <w:abstractNumId w:val="19"/>
   </w:num>
 </w:numbering>
 </file>
@@ -4232,16 +5447,16 @@
     <w:lsdException w:name="Unresolved Mention" w:semiHidden="1" w:unhideWhenUsed="1"/>
     <w:lsdException w:name="Smart Link" w:semiHidden="1" w:unhideWhenUsed="1"/>
   </w:latentStyles>
-  <w:style w:type="paragraph" w:default="1" w:styleId="Normalny">
+  <w:style w:type="paragraph" w:default="1" w:styleId="Normal">
     <w:name w:val="Normal"/>
     <w:qFormat/>
     <w:rsid w:val="00034CA6"/>
   </w:style>
-  <w:style w:type="paragraph" w:styleId="Nagwek1">
+  <w:style w:type="paragraph" w:styleId="Heading1">
     <w:name w:val="heading 1"/>
-    <w:basedOn w:val="Normalny"/>
-    <w:next w:val="Normalny"/>
-    <w:link w:val="Nagwek1Znak"/>
+    <w:basedOn w:val="Normal"/>
+    <w:next w:val="Normal"/>
+    <w:link w:val="Heading1Char"/>
     <w:uiPriority w:val="9"/>
     <w:qFormat/>
     <w:rsid w:val="009401CB"/>
@@ -4258,11 +5473,11 @@
       <w:szCs w:val="40"/>
     </w:rPr>
   </w:style>
-  <w:style w:type="paragraph" w:styleId="Nagwek2">
+  <w:style w:type="paragraph" w:styleId="Heading2">
     <w:name w:val="heading 2"/>
-    <w:basedOn w:val="Normalny"/>
-    <w:next w:val="Normalny"/>
-    <w:link w:val="Nagwek2Znak"/>
+    <w:basedOn w:val="Normal"/>
+    <w:next w:val="Normal"/>
+    <w:link w:val="Heading2Char"/>
     <w:uiPriority w:val="9"/>
     <w:semiHidden/>
     <w:unhideWhenUsed/>
@@ -4281,11 +5496,11 @@
       <w:szCs w:val="32"/>
     </w:rPr>
   </w:style>
-  <w:style w:type="paragraph" w:styleId="Nagwek3">
+  <w:style w:type="paragraph" w:styleId="Heading3">
     <w:name w:val="heading 3"/>
-    <w:basedOn w:val="Normalny"/>
-    <w:next w:val="Normalny"/>
-    <w:link w:val="Nagwek3Znak"/>
+    <w:basedOn w:val="Normal"/>
+    <w:next w:val="Normal"/>
+    <w:link w:val="Heading3Char"/>
     <w:uiPriority w:val="9"/>
     <w:semiHidden/>
     <w:unhideWhenUsed/>
@@ -4304,11 +5519,11 @@
       <w:szCs w:val="28"/>
     </w:rPr>
   </w:style>
-  <w:style w:type="paragraph" w:styleId="Nagwek4">
+  <w:style w:type="paragraph" w:styleId="Heading4">
     <w:name w:val="heading 4"/>
-    <w:basedOn w:val="Normalny"/>
-    <w:next w:val="Normalny"/>
-    <w:link w:val="Nagwek4Znak"/>
+    <w:basedOn w:val="Normal"/>
+    <w:next w:val="Normal"/>
+    <w:link w:val="Heading4Char"/>
     <w:uiPriority w:val="9"/>
     <w:semiHidden/>
     <w:unhideWhenUsed/>
@@ -4327,11 +5542,11 @@
       <w:color w:val="0F4761" w:themeColor="accent1" w:themeShade="BF"/>
     </w:rPr>
   </w:style>
-  <w:style w:type="paragraph" w:styleId="Nagwek5">
+  <w:style w:type="paragraph" w:styleId="Heading5">
     <w:name w:val="heading 5"/>
-    <w:basedOn w:val="Normalny"/>
-    <w:next w:val="Normalny"/>
-    <w:link w:val="Nagwek5Znak"/>
+    <w:basedOn w:val="Normal"/>
+    <w:next w:val="Normal"/>
+    <w:link w:val="Heading5Char"/>
     <w:uiPriority w:val="9"/>
     <w:semiHidden/>
     <w:unhideWhenUsed/>
@@ -4348,11 +5563,11 @@
       <w:color w:val="0F4761" w:themeColor="accent1" w:themeShade="BF"/>
     </w:rPr>
   </w:style>
-  <w:style w:type="paragraph" w:styleId="Nagwek6">
+  <w:style w:type="paragraph" w:styleId="Heading6">
     <w:name w:val="heading 6"/>
-    <w:basedOn w:val="Normalny"/>
-    <w:next w:val="Normalny"/>
-    <w:link w:val="Nagwek6Znak"/>
+    <w:basedOn w:val="Normal"/>
+    <w:next w:val="Normal"/>
+    <w:link w:val="Heading6Char"/>
     <w:uiPriority w:val="9"/>
     <w:semiHidden/>
     <w:unhideWhenUsed/>
@@ -4371,11 +5586,11 @@
       <w:color w:val="595959" w:themeColor="text1" w:themeTint="A6"/>
     </w:rPr>
   </w:style>
-  <w:style w:type="paragraph" w:styleId="Nagwek7">
+  <w:style w:type="paragraph" w:styleId="Heading7">
     <w:name w:val="heading 7"/>
-    <w:basedOn w:val="Normalny"/>
-    <w:next w:val="Normalny"/>
-    <w:link w:val="Nagwek7Znak"/>
+    <w:basedOn w:val="Normal"/>
+    <w:next w:val="Normal"/>
+    <w:link w:val="Heading7Char"/>
     <w:uiPriority w:val="9"/>
     <w:semiHidden/>
     <w:unhideWhenUsed/>
@@ -4392,11 +5607,11 @@
       <w:color w:val="595959" w:themeColor="text1" w:themeTint="A6"/>
     </w:rPr>
   </w:style>
-  <w:style w:type="paragraph" w:styleId="Nagwek8">
+  <w:style w:type="paragraph" w:styleId="Heading8">
     <w:name w:val="heading 8"/>
-    <w:basedOn w:val="Normalny"/>
-    <w:next w:val="Normalny"/>
-    <w:link w:val="Nagwek8Znak"/>
+    <w:basedOn w:val="Normal"/>
+    <w:next w:val="Normal"/>
+    <w:link w:val="Heading8Char"/>
     <w:uiPriority w:val="9"/>
     <w:semiHidden/>
     <w:unhideWhenUsed/>
@@ -4415,11 +5630,11 @@
       <w:color w:val="272727" w:themeColor="text1" w:themeTint="D8"/>
     </w:rPr>
   </w:style>
-  <w:style w:type="paragraph" w:styleId="Nagwek9">
+  <w:style w:type="paragraph" w:styleId="Heading9">
     <w:name w:val="heading 9"/>
-    <w:basedOn w:val="Normalny"/>
-    <w:next w:val="Normalny"/>
-    <w:link w:val="Nagwek9Znak"/>
+    <w:basedOn w:val="Normal"/>
+    <w:next w:val="Normal"/>
+    <w:link w:val="Heading9Char"/>
     <w:uiPriority w:val="9"/>
     <w:semiHidden/>
     <w:unhideWhenUsed/>
@@ -4436,13 +5651,12 @@
       <w:color w:val="272727" w:themeColor="text1" w:themeTint="D8"/>
     </w:rPr>
   </w:style>
-  <w:style w:type="character" w:default="1" w:styleId="Domylnaczcionkaakapitu">
+  <w:style w:type="character" w:default="1" w:styleId="DefaultParagraphFont">
     <w:name w:val="Default Paragraph Font"/>
     <w:uiPriority w:val="1"/>
-    <w:semiHidden/>
     <w:unhideWhenUsed/>
   </w:style>
-  <w:style w:type="table" w:default="1" w:styleId="Standardowy">
+  <w:style w:type="table" w:default="1" w:styleId="TableNormal">
     <w:name w:val="Normal Table"/>
     <w:uiPriority w:val="99"/>
     <w:semiHidden/>
@@ -4457,16 +5671,16 @@
       </w:tblCellMar>
     </w:tblPr>
   </w:style>
-  <w:style w:type="numbering" w:default="1" w:styleId="Bezlisty">
+  <w:style w:type="numbering" w:default="1" w:styleId="NoList">
     <w:name w:val="No List"/>
     <w:uiPriority w:val="99"/>
     <w:semiHidden/>
     <w:unhideWhenUsed/>
   </w:style>
-  <w:style w:type="character" w:customStyle="1" w:styleId="Nagwek1Znak">
-    <w:name w:val="Nagłówek 1 Znak"/>
-    <w:basedOn w:val="Domylnaczcionkaakapitu"/>
-    <w:link w:val="Nagwek1"/>
+  <w:style w:type="character" w:customStyle="1" w:styleId="Heading1Char">
+    <w:name w:val="Heading 1 Char"/>
+    <w:basedOn w:val="DefaultParagraphFont"/>
+    <w:link w:val="Heading1"/>
     <w:uiPriority w:val="9"/>
     <w:rsid w:val="009401CB"/>
     <w:rPr>
@@ -4476,10 +5690,10 @@
       <w:szCs w:val="40"/>
     </w:rPr>
   </w:style>
-  <w:style w:type="character" w:customStyle="1" w:styleId="Nagwek2Znak">
-    <w:name w:val="Nagłówek 2 Znak"/>
-    <w:basedOn w:val="Domylnaczcionkaakapitu"/>
-    <w:link w:val="Nagwek2"/>
+  <w:style w:type="character" w:customStyle="1" w:styleId="Heading2Char">
+    <w:name w:val="Heading 2 Char"/>
+    <w:basedOn w:val="DefaultParagraphFont"/>
+    <w:link w:val="Heading2"/>
     <w:uiPriority w:val="9"/>
     <w:semiHidden/>
     <w:rsid w:val="009401CB"/>
@@ -4490,10 +5704,10 @@
       <w:szCs w:val="32"/>
     </w:rPr>
   </w:style>
-  <w:style w:type="character" w:customStyle="1" w:styleId="Nagwek3Znak">
-    <w:name w:val="Nagłówek 3 Znak"/>
-    <w:basedOn w:val="Domylnaczcionkaakapitu"/>
-    <w:link w:val="Nagwek3"/>
+  <w:style w:type="character" w:customStyle="1" w:styleId="Heading3Char">
+    <w:name w:val="Heading 3 Char"/>
+    <w:basedOn w:val="DefaultParagraphFont"/>
+    <w:link w:val="Heading3"/>
     <w:uiPriority w:val="9"/>
     <w:semiHidden/>
     <w:rsid w:val="009401CB"/>
@@ -4504,10 +5718,10 @@
       <w:szCs w:val="28"/>
     </w:rPr>
   </w:style>
-  <w:style w:type="character" w:customStyle="1" w:styleId="Nagwek4Znak">
-    <w:name w:val="Nagłówek 4 Znak"/>
-    <w:basedOn w:val="Domylnaczcionkaakapitu"/>
-    <w:link w:val="Nagwek4"/>
+  <w:style w:type="character" w:customStyle="1" w:styleId="Heading4Char">
+    <w:name w:val="Heading 4 Char"/>
+    <w:basedOn w:val="DefaultParagraphFont"/>
+    <w:link w:val="Heading4"/>
     <w:uiPriority w:val="9"/>
     <w:semiHidden/>
     <w:rsid w:val="009401CB"/>
@@ -4518,10 +5732,10 @@
       <w:color w:val="0F4761" w:themeColor="accent1" w:themeShade="BF"/>
     </w:rPr>
   </w:style>
-  <w:style w:type="character" w:customStyle="1" w:styleId="Nagwek5Znak">
-    <w:name w:val="Nagłówek 5 Znak"/>
-    <w:basedOn w:val="Domylnaczcionkaakapitu"/>
-    <w:link w:val="Nagwek5"/>
+  <w:style w:type="character" w:customStyle="1" w:styleId="Heading5Char">
+    <w:name w:val="Heading 5 Char"/>
+    <w:basedOn w:val="DefaultParagraphFont"/>
+    <w:link w:val="Heading5"/>
     <w:uiPriority w:val="9"/>
     <w:semiHidden/>
     <w:rsid w:val="009401CB"/>
@@ -4530,10 +5744,10 @@
       <w:color w:val="0F4761" w:themeColor="accent1" w:themeShade="BF"/>
     </w:rPr>
   </w:style>
-  <w:style w:type="character" w:customStyle="1" w:styleId="Nagwek6Znak">
-    <w:name w:val="Nagłówek 6 Znak"/>
-    <w:basedOn w:val="Domylnaczcionkaakapitu"/>
-    <w:link w:val="Nagwek6"/>
+  <w:style w:type="character" w:customStyle="1" w:styleId="Heading6Char">
+    <w:name w:val="Heading 6 Char"/>
+    <w:basedOn w:val="DefaultParagraphFont"/>
+    <w:link w:val="Heading6"/>
     <w:uiPriority w:val="9"/>
     <w:semiHidden/>
     <w:rsid w:val="009401CB"/>
@@ -4544,10 +5758,10 @@
       <w:color w:val="595959" w:themeColor="text1" w:themeTint="A6"/>
     </w:rPr>
   </w:style>
-  <w:style w:type="character" w:customStyle="1" w:styleId="Nagwek7Znak">
-    <w:name w:val="Nagłówek 7 Znak"/>
-    <w:basedOn w:val="Domylnaczcionkaakapitu"/>
-    <w:link w:val="Nagwek7"/>
+  <w:style w:type="character" w:customStyle="1" w:styleId="Heading7Char">
+    <w:name w:val="Heading 7 Char"/>
+    <w:basedOn w:val="DefaultParagraphFont"/>
+    <w:link w:val="Heading7"/>
     <w:uiPriority w:val="9"/>
     <w:semiHidden/>
     <w:rsid w:val="009401CB"/>
@@ -4556,10 +5770,10 @@
       <w:color w:val="595959" w:themeColor="text1" w:themeTint="A6"/>
     </w:rPr>
   </w:style>
-  <w:style w:type="character" w:customStyle="1" w:styleId="Nagwek8Znak">
-    <w:name w:val="Nagłówek 8 Znak"/>
-    <w:basedOn w:val="Domylnaczcionkaakapitu"/>
-    <w:link w:val="Nagwek8"/>
+  <w:style w:type="character" w:customStyle="1" w:styleId="Heading8Char">
+    <w:name w:val="Heading 8 Char"/>
+    <w:basedOn w:val="DefaultParagraphFont"/>
+    <w:link w:val="Heading8"/>
     <w:uiPriority w:val="9"/>
     <w:semiHidden/>
     <w:rsid w:val="009401CB"/>
@@ -4570,10 +5784,10 @@
       <w:color w:val="272727" w:themeColor="text1" w:themeTint="D8"/>
     </w:rPr>
   </w:style>
-  <w:style w:type="character" w:customStyle="1" w:styleId="Nagwek9Znak">
-    <w:name w:val="Nagłówek 9 Znak"/>
-    <w:basedOn w:val="Domylnaczcionkaakapitu"/>
-    <w:link w:val="Nagwek9"/>
+  <w:style w:type="character" w:customStyle="1" w:styleId="Heading9Char">
+    <w:name w:val="Heading 9 Char"/>
+    <w:basedOn w:val="DefaultParagraphFont"/>
+    <w:link w:val="Heading9"/>
     <w:uiPriority w:val="9"/>
     <w:semiHidden/>
     <w:rsid w:val="009401CB"/>
@@ -4582,9 +5796,9 @@
       <w:color w:val="272727" w:themeColor="text1" w:themeTint="D8"/>
     </w:rPr>
   </w:style>
-  <w:style w:type="paragraph" w:styleId="Akapitzlist">
+  <w:style w:type="paragraph" w:styleId="ListParagraph">
     <w:name w:val="List Paragraph"/>
-    <w:basedOn w:val="Normalny"/>
+    <w:basedOn w:val="Normal"/>
     <w:uiPriority w:val="34"/>
     <w:qFormat/>
     <w:rsid w:val="009401CB"/>
@@ -4593,9 +5807,9 @@
       <w:contextualSpacing/>
     </w:pPr>
   </w:style>
-  <w:style w:type="character" w:styleId="Wyrnienieintensywne">
+  <w:style w:type="character" w:styleId="IntenseEmphasis">
     <w:name w:val="Intense Emphasis"/>
-    <w:basedOn w:val="Domylnaczcionkaakapitu"/>
+    <w:basedOn w:val="DefaultParagraphFont"/>
     <w:uiPriority w:val="21"/>
     <w:qFormat/>
     <w:rsid w:val="009401CB"/>
@@ -4605,9 +5819,9 @@
       <w:color w:val="0F4761" w:themeColor="accent1" w:themeShade="BF"/>
     </w:rPr>
   </w:style>
-  <w:style w:type="character" w:styleId="Odwoanieintensywne">
+  <w:style w:type="character" w:styleId="IntenseReference">
     <w:name w:val="Intense Reference"/>
-    <w:basedOn w:val="Domylnaczcionkaakapitu"/>
+    <w:basedOn w:val="DefaultParagraphFont"/>
     <w:uiPriority w:val="32"/>
     <w:qFormat/>
     <w:rsid w:val="009401CB"/>

--- a/Sprawozdanie problem klasyfikacyjny ESI.docx
+++ b/Sprawozdanie problem klasyfikacyjny ESI.docx
@@ -118,34 +118,70 @@
     <w:p>
       <w:pPr>
         <w:rPr>
-          <w:rFonts w:ascii="Aptos" w:eastAsia="Aptos" w:hAnsi="Aptos" w:cs="Aptos"/>
-        </w:rPr>
-      </w:pPr>
-      <w:r>
-        <w:rPr>
-          <w:rFonts w:ascii="Aptos" w:eastAsia="Aptos" w:hAnsi="Aptos" w:cs="Aptos"/>
-        </w:rPr>
-        <w:t>W literaturze przedmiotu klasyfikacja typów nadwozia jest najczęściej kojarzona z systemami wizyjnymi (rozpoznawaniem obrazu). Jednak w kontekście systemów bazodanowych i analityki rynku wtórnego, znacznie większe znaczenie ma klasyfikacja oparta na parametrach technicznych. Wykorzystanie danych tabelarycznych, takich jak masa, wymiary czy pojemność bagażnika, pozwala na precyzyjne odtworzenie logicznych zależności projektowych charakterystycznych dla danego nadwozia. Takie podejście jest kluczowe dla automatyzacji procesów w katalogach motoryzacyjnych i portalach aukcyjnych, gdzie szybkość przetwarzania danych strukturalnych pozwala na natychmiastowe porządkowanie tysięcy rekordów bez konieczności angażowania dużej mocy obliczeniowej potrzebnej do analizy zdjęć.</w:t>
-      </w:r>
-    </w:p>
-    <w:p>
-      <w:r>
-        <w:t>W literaturze z zakresu Data Science wskazuje się, że parametry fizyczne, takie jak stosunek wysokości do długości (kluczowy dla odróżnienia SUV-a od kombi) oraz pojemność bagażnika, są silnymi predyktorami w klasyfikacji typu nadwozia. Zastosowanie algorytmów takich jak Drzewa Decyzyjne czy Lasy Losowe jest w tych problemach często rekomendowane ze względu na interpretowalność, podczas gdy Sieci Neuronowe pozwalają na wyłapanie głębszych, nieliniowych zależności między gabarytami.</w:t>
-      </w:r>
-    </w:p>
-    <w:p>
-      <w:pPr>
-        <w:rPr>
           <w:b/>
           <w:bCs/>
         </w:rPr>
       </w:pPr>
-      <w:r>
+      <w:hyperlink r:id="rId5" w:history="1">
+        <w:r>
+          <w:rPr>
+            <w:rStyle w:val="Hipercze"/>
+            <w:b/>
+            <w:bCs/>
+          </w:rPr>
+          <w:t>https://home.agh.edu.pl/~horzyk/lectures/ai/SztucznaInteligencja-UczenieG%C5%82%C4%99bokichSieciNeuronowych.pdf</w:t>
+        </w:r>
+      </w:hyperlink>
+    </w:p>
+    <w:p>
+      <w:pPr>
         <w:rPr>
           <w:b/>
           <w:bCs/>
         </w:rPr>
+      </w:pPr>
+      <w:hyperlink r:id="rId6" w:history="1">
+        <w:r>
+          <w:rPr>
+            <w:rStyle w:val="Hipercze"/>
+            <w:b/>
+            <w:bCs/>
+          </w:rPr>
+          <w:t>https://www.nexto.pl/upload/sklep/pwn/ebook/deep_learning-iangoodfellowyoshuabengioaaroncourville-pwn/public/deep_learning-pwn-demo.pdf?srsltid=AfmBOooYEnPGJD4eteEwJceKn7ZRK5fAEsmfWEOaOyyYbI6nmf8BBJDX</w:t>
+        </w:r>
+      </w:hyperlink>
+    </w:p>
+    <w:p>
+      <w:pPr>
+        <w:rPr>
+          <w:rFonts w:ascii="Aptos" w:eastAsia="Aptos" w:hAnsi="Aptos" w:cs="Aptos"/>
+        </w:rPr>
+      </w:pPr>
+      <w:r>
+        <w:rPr>
+          <w:rFonts w:ascii="Aptos" w:eastAsia="Aptos" w:hAnsi="Aptos" w:cs="Aptos"/>
+        </w:rPr>
+        <w:t>W literaturze przedmiotu klasyfikacja typów nadwozia jest najczęściej kojarzona z systemami wizyjnymi (rozpoznawaniem obrazu). Jednak w kontekście systemów bazodanowych i analityki rynku wtórnego, znacznie większe znaczenie ma klasyfikacja oparta na parametrach technicznych. Wykorzystanie danych tabelarycznych, takich jak masa, wymiary czy pojemność bagażnika, pozwala na precyzyjne odtworzenie logicznych zależności projektowych charakterystycznych dla danego nadwozia. Takie podejście jest kluczowe dla automatyzacji procesów w katalogach motoryzacyjnych i portalach aukcyjnych, gdzie szybkość przetwarzania danych strukturalnych pozwala na natychmiastowe porządkowanie tysięcy rekordów bez konieczności angażowania dużej mocy obliczeniowej potrzebnej do analizy zdjęć.</w:t>
+      </w:r>
+    </w:p>
+    <w:p>
+      <w:r>
         <w:lastRenderedPageBreak/>
+        <w:t>W literaturze z zakresu Data Science wskazuje się, że parametry fizyczne, takie jak stosunek wysokości do długości (kluczowy dla odróżnienia SUV-a od kombi) oraz pojemność bagażnika, są silnymi predyktorami w klasyfikacji typu nadwozia. Zastosowanie algorytmów takich jak Drzewa Decyzyjne czy Lasy Losowe jest w tych problemach często rekomendowane ze względu na interpretowalność, podczas gdy Sieci Neuronowe pozwalają na wyłapanie głębszych, nieliniowych zależności między gabarytami.</w:t>
+      </w:r>
+    </w:p>
+    <w:p>
+      <w:pPr>
+        <w:rPr>
+          <w:b/>
+          <w:bCs/>
+        </w:rPr>
+      </w:pPr>
+      <w:r>
+        <w:rPr>
+          <w:b/>
+          <w:bCs/>
+        </w:rPr>
         <w:t>3. Badanie parametrów - Sztuczne Sieci Neuronowe (SSN)</w:t>
       </w:r>
     </w:p>
@@ -188,7 +224,7 @@
     </w:p>
     <w:p>
       <w:pPr>
-        <w:pStyle w:val="ListParagraph"/>
+        <w:pStyle w:val="Akapitzlist"/>
         <w:numPr>
           <w:ilvl w:val="0"/>
           <w:numId w:val="21"/>
@@ -201,7 +237,7 @@
     </w:p>
     <w:p>
       <w:pPr>
-        <w:pStyle w:val="ListParagraph"/>
+        <w:pStyle w:val="Akapitzlist"/>
         <w:numPr>
           <w:ilvl w:val="0"/>
           <w:numId w:val="21"/>
@@ -214,7 +250,7 @@
     </w:p>
     <w:p>
       <w:pPr>
-        <w:pStyle w:val="ListParagraph"/>
+        <w:pStyle w:val="Akapitzlist"/>
         <w:numPr>
           <w:ilvl w:val="0"/>
           <w:numId w:val="21"/>
@@ -227,7 +263,7 @@
     </w:p>
     <w:p>
       <w:pPr>
-        <w:pStyle w:val="ListParagraph"/>
+        <w:pStyle w:val="Akapitzlist"/>
         <w:numPr>
           <w:ilvl w:val="0"/>
           <w:numId w:val="21"/>
@@ -269,7 +305,7 @@
     </w:p>
     <w:p>
       <w:pPr>
-        <w:pStyle w:val="ListParagraph"/>
+        <w:pStyle w:val="Akapitzlist"/>
         <w:numPr>
           <w:ilvl w:val="0"/>
           <w:numId w:val="20"/>
@@ -280,10 +316,7 @@
         <w:t xml:space="preserve">0.01: Test: </w:t>
       </w:r>
       <w:r>
-        <w:t>(</w:t>
-      </w:r>
-      <w:r>
-        <w:t xml:space="preserve">Średnia/Max):  36.6% /  39.8% </w:t>
+        <w:t xml:space="preserve">(Średnia/Max):  36.6% /  39.8% </w:t>
       </w:r>
       <w:r>
         <w:t xml:space="preserve">| Trening: </w:t>
@@ -294,7 +327,7 @@
     </w:p>
     <w:p>
       <w:pPr>
-        <w:pStyle w:val="ListParagraph"/>
+        <w:pStyle w:val="Akapitzlist"/>
         <w:numPr>
           <w:ilvl w:val="0"/>
           <w:numId w:val="20"/>
@@ -316,7 +349,7 @@
     </w:p>
     <w:p>
       <w:pPr>
-        <w:pStyle w:val="ListParagraph"/>
+        <w:pStyle w:val="Akapitzlist"/>
         <w:numPr>
           <w:ilvl w:val="0"/>
           <w:numId w:val="20"/>
@@ -341,7 +374,7 @@
     </w:p>
     <w:p>
       <w:pPr>
-        <w:pStyle w:val="ListParagraph"/>
+        <w:pStyle w:val="Akapitzlist"/>
         <w:numPr>
           <w:ilvl w:val="0"/>
           <w:numId w:val="20"/>
@@ -370,6 +403,7 @@
           <w:i/>
           <w:iCs/>
         </w:rPr>
+        <w:lastRenderedPageBreak/>
         <w:t>Wniosek:</w:t>
       </w:r>
       <w:r>
@@ -412,7 +446,6 @@
         </w:numPr>
       </w:pPr>
       <w:r>
-        <w:lastRenderedPageBreak/>
         <w:t xml:space="preserve">300 epok: Test: </w:t>
       </w:r>
       <w:r>
@@ -493,7 +526,7 @@
     </w:p>
     <w:p>
       <w:pPr>
-        <w:pStyle w:val="ListParagraph"/>
+        <w:pStyle w:val="Akapitzlist"/>
         <w:numPr>
           <w:ilvl w:val="0"/>
           <w:numId w:val="17"/>
@@ -506,7 +539,7 @@
     </w:p>
     <w:p>
       <w:pPr>
-        <w:pStyle w:val="ListParagraph"/>
+        <w:pStyle w:val="Akapitzlist"/>
         <w:numPr>
           <w:ilvl w:val="0"/>
           <w:numId w:val="17"/>
@@ -519,7 +552,7 @@
     </w:p>
     <w:p>
       <w:pPr>
-        <w:pStyle w:val="ListParagraph"/>
+        <w:pStyle w:val="Akapitzlist"/>
         <w:numPr>
           <w:ilvl w:val="0"/>
           <w:numId w:val="17"/>
@@ -532,7 +565,7 @@
     </w:p>
     <w:p>
       <w:pPr>
-        <w:pStyle w:val="ListParagraph"/>
+        <w:pStyle w:val="Akapitzlist"/>
         <w:numPr>
           <w:ilvl w:val="0"/>
           <w:numId w:val="17"/>
@@ -574,7 +607,7 @@
     </w:p>
     <w:p>
       <w:pPr>
-        <w:pStyle w:val="ListParagraph"/>
+        <w:pStyle w:val="Akapitzlist"/>
         <w:numPr>
           <w:ilvl w:val="0"/>
           <w:numId w:val="17"/>
@@ -587,7 +620,7 @@
     </w:p>
     <w:p>
       <w:pPr>
-        <w:pStyle w:val="ListParagraph"/>
+        <w:pStyle w:val="Akapitzlist"/>
         <w:numPr>
           <w:ilvl w:val="0"/>
           <w:numId w:val="17"/>
@@ -595,12 +628,13 @@
         <w:spacing w:line="360" w:lineRule="auto"/>
       </w:pPr>
       <w:r>
+        <w:lastRenderedPageBreak/>
         <w:t>tanh: Test (Średnia/Max): 84.2% / 88.9% | Trening (Średnia/Max): 85.7% / 86.9%</w:t>
       </w:r>
     </w:p>
     <w:p>
       <w:pPr>
-        <w:pStyle w:val="ListParagraph"/>
+        <w:pStyle w:val="Akapitzlist"/>
         <w:numPr>
           <w:ilvl w:val="0"/>
           <w:numId w:val="17"/>
@@ -623,11 +657,7 @@
         <w:t>Wniosek:</w:t>
       </w:r>
       <w:r>
-        <w:t xml:space="preserve"> Funkcja ReLU znacząco wyprzedziła klasyczną Sigmoidę (różnica ok. 11 punktów procentowych na zbiorze testowym) i dała nieznacznie lepsze wyniki od </w:t>
-      </w:r>
-      <w:r>
-        <w:lastRenderedPageBreak/>
-        <w:t xml:space="preserve">Tanh. </w:t>
+        <w:t xml:space="preserve"> Funkcja ReLU znacząco wyprzedziła klasyczną Sigmoidę (różnica ok. 11 punktów procentowych na zbiorze testowym) i dała nieznacznie lepsze wyniki od Tanh. </w:t>
       </w:r>
       <w:r>
         <w:t>Pozwoliło to na uniknięcie problemu gasnącego gradientu</w:t>
@@ -658,7 +688,7 @@
     </w:p>
     <w:p>
       <w:pPr>
-        <w:pStyle w:val="ListParagraph"/>
+        <w:pStyle w:val="Akapitzlist"/>
         <w:numPr>
           <w:ilvl w:val="0"/>
           <w:numId w:val="17"/>
@@ -671,7 +701,7 @@
     </w:p>
     <w:p>
       <w:pPr>
-        <w:pStyle w:val="ListParagraph"/>
+        <w:pStyle w:val="Akapitzlist"/>
         <w:numPr>
           <w:ilvl w:val="0"/>
           <w:numId w:val="17"/>
@@ -684,7 +714,7 @@
     </w:p>
     <w:p>
       <w:pPr>
-        <w:pStyle w:val="ListParagraph"/>
+        <w:pStyle w:val="Akapitzlist"/>
         <w:numPr>
           <w:ilvl w:val="0"/>
           <w:numId w:val="17"/>
@@ -726,20 +756,68 @@
     </w:p>
     <w:p>
       <w:pPr>
-        <w:pStyle w:val="ListParagraph"/>
+        <w:pStyle w:val="Akapitzlist"/>
         <w:numPr>
           <w:ilvl w:val="0"/>
           <w:numId w:val="17"/>
         </w:numPr>
         <w:spacing w:line="360" w:lineRule="auto"/>
-      </w:pPr>
-      <w:r>
-        <w:t>None (Full Batch): Test (Średnia/Max): 76.2% / 78.9% | Trening (Średnia/Max): 75.8% / 77.4%</w:t>
-      </w:r>
-    </w:p>
-    <w:p>
-      <w:pPr>
-        <w:pStyle w:val="ListParagraph"/>
+        <w:rPr>
+          <w:lang w:val="en-US"/>
+        </w:rPr>
+      </w:pPr>
+      <w:r>
+        <w:rPr>
+          <w:lang w:val="en-US"/>
+        </w:rPr>
+        <w:t>None (Full Batch): Test (</w:t>
+      </w:r>
+      <w:proofErr w:type="spellStart"/>
+      <w:r>
+        <w:rPr>
+          <w:lang w:val="en-US"/>
+        </w:rPr>
+        <w:t>Średnia</w:t>
+      </w:r>
+      <w:proofErr w:type="spellEnd"/>
+      <w:r>
+        <w:rPr>
+          <w:lang w:val="en-US"/>
+        </w:rPr>
+        <w:t xml:space="preserve">/Max): 76.2% / 78.9% | </w:t>
+      </w:r>
+      <w:proofErr w:type="spellStart"/>
+      <w:r>
+        <w:rPr>
+          <w:lang w:val="en-US"/>
+        </w:rPr>
+        <w:t>Trening</w:t>
+      </w:r>
+      <w:proofErr w:type="spellEnd"/>
+      <w:r>
+        <w:rPr>
+          <w:lang w:val="en-US"/>
+        </w:rPr>
+        <w:t xml:space="preserve"> (</w:t>
+      </w:r>
+      <w:proofErr w:type="spellStart"/>
+      <w:r>
+        <w:rPr>
+          <w:lang w:val="en-US"/>
+        </w:rPr>
+        <w:t>Średnia</w:t>
+      </w:r>
+      <w:proofErr w:type="spellEnd"/>
+      <w:r>
+        <w:rPr>
+          <w:lang w:val="en-US"/>
+        </w:rPr>
+        <w:t>/Max): 75.8% / 77.4%</w:t>
+      </w:r>
+    </w:p>
+    <w:p>
+      <w:pPr>
+        <w:pStyle w:val="Akapitzlist"/>
         <w:numPr>
           <w:ilvl w:val="0"/>
           <w:numId w:val="17"/>
@@ -752,7 +830,7 @@
     </w:p>
     <w:p>
       <w:pPr>
-        <w:pStyle w:val="ListParagraph"/>
+        <w:pStyle w:val="Akapitzlist"/>
         <w:numPr>
           <w:ilvl w:val="0"/>
           <w:numId w:val="17"/>
@@ -765,7 +843,7 @@
     </w:p>
     <w:p>
       <w:pPr>
-        <w:pStyle w:val="ListParagraph"/>
+        <w:pStyle w:val="Akapitzlist"/>
         <w:numPr>
           <w:ilvl w:val="0"/>
           <w:numId w:val="17"/>
@@ -807,7 +885,7 @@
     </w:p>
     <w:p>
       <w:pPr>
-        <w:pStyle w:val="ListParagraph"/>
+        <w:pStyle w:val="Akapitzlist"/>
         <w:numPr>
           <w:ilvl w:val="0"/>
           <w:numId w:val="17"/>
@@ -820,7 +898,7 @@
     </w:p>
     <w:p>
       <w:pPr>
-        <w:pStyle w:val="ListParagraph"/>
+        <w:pStyle w:val="Akapitzlist"/>
         <w:numPr>
           <w:ilvl w:val="0"/>
           <w:numId w:val="17"/>
@@ -833,7 +911,7 @@
     </w:p>
     <w:p>
       <w:pPr>
-        <w:pStyle w:val="ListParagraph"/>
+        <w:pStyle w:val="Akapitzlist"/>
         <w:numPr>
           <w:ilvl w:val="0"/>
           <w:numId w:val="17"/>
@@ -846,7 +924,7 @@
     </w:p>
     <w:p>
       <w:pPr>
-        <w:pStyle w:val="ListParagraph"/>
+        <w:pStyle w:val="Akapitzlist"/>
         <w:numPr>
           <w:ilvl w:val="0"/>
           <w:numId w:val="17"/>
@@ -854,6 +932,7 @@
         <w:spacing w:line="360" w:lineRule="auto"/>
       </w:pPr>
       <w:r>
+        <w:lastRenderedPageBreak/>
         <w:t>0.99: Test (Średnia/Max): 89.1% / 90.6% | Trening (Średnia/Max): 95.1% / 96.0%</w:t>
       </w:r>
     </w:p>
@@ -890,7 +969,6 @@
           <w:b/>
           <w:bCs/>
         </w:rPr>
-        <w:lastRenderedPageBreak/>
         <w:t>4. Badanie parametrów - Metody Uczenia Maszynowego (UM)</w:t>
       </w:r>
     </w:p>
@@ -1074,6 +1152,7 @@
         </w:numPr>
       </w:pPr>
       <w:r>
+        <w:lastRenderedPageBreak/>
         <w:t>Radialne (rbf): Uczący: 90.75% | Testowy: 88.89%</w:t>
       </w:r>
     </w:p>
@@ -1125,7 +1204,6 @@
         </w:numPr>
       </w:pPr>
       <w:r>
-        <w:lastRenderedPageBreak/>
         <w:t>10 drzew: Uczący: 99.71% | Testowy: 84.80%</w:t>
       </w:r>
     </w:p>
@@ -1262,6 +1340,7 @@
     <w:p/>
     <w:p>
       <w:r>
+        <w:lastRenderedPageBreak/>
         <w:t>[HIDDEN_SIZE] Badanie wpływu parametru...</w:t>
       </w:r>
     </w:p>
@@ -1277,232 +1356,232 @@
     </w:p>
     <w:p>
       <w:r>
+        <w:t xml:space="preserve"> Wartość: 32       | TEST (Średnia/Max):  80.9% /  83.6% | TRENING (Średnia/Max):  77.8% /  78.6%</w:t>
+      </w:r>
+    </w:p>
+    <w:p>
+      <w:r>
+        <w:t xml:space="preserve"> Wartość: 64       | TEST (Średnia/Max):  75.2% /  76.0% | TRENING (Średnia/Max):  80.7% /  82.1%</w:t>
+      </w:r>
+    </w:p>
+    <w:p/>
+    <w:p>
+      <w:r>
+        <w:t>[LEARNING_RATE] Badanie wpływu parametru...</w:t>
+      </w:r>
+    </w:p>
+    <w:p>
+      <w:r>
+        <w:t xml:space="preserve"> Wartość: 0.01     | TEST (Średnia/Max):  36.6% /  39.8% | TRENING (Średnia/Max):  33.7% /  33.8%</w:t>
+      </w:r>
+    </w:p>
+    <w:p>
+      <w:r>
+        <w:t xml:space="preserve"> Wartość: 0.05     | TEST (Średnia/Max):  57.1% /  63.7% | TRENING (Średnia/Max):  60.9% /  62.7%</w:t>
+      </w:r>
+    </w:p>
+    <w:p>
+      <w:r>
+        <w:t xml:space="preserve"> Wartość: 0.1      | TEST (Średnia/Max):  76.0% /  80.7% | TRENING (Średnia/Max):  73.4% /  75.5%</w:t>
+      </w:r>
+    </w:p>
+    <w:p>
+      <w:r>
+        <w:t xml:space="preserve"> Wartość: 0.5      | TEST (Średnia/Max):  85.0% /  87.7% | TRENING (Średnia/Max):  86.2% /  87.1%</w:t>
+      </w:r>
+    </w:p>
+    <w:p/>
+    <w:p>
+      <w:r>
+        <w:t>[EPOCHS] Badanie wpływu parametru...</w:t>
+      </w:r>
+    </w:p>
+    <w:p>
+      <w:r>
+        <w:t xml:space="preserve"> Wartość: 100      | TEST (Średnia/Max):  48.5% /  52.6% | TRENING (Średnia/Max):  42.8% /  44.8%</w:t>
+      </w:r>
+    </w:p>
+    <w:p>
+      <w:r>
+        <w:t xml:space="preserve"> Wartość: 300      | TEST (Średnia/Max):  62.2% /  65.5% | TRENING (Średnia/Max):  62.7% /  64.6%</w:t>
+      </w:r>
+    </w:p>
+    <w:p>
+      <w:r>
+        <w:t xml:space="preserve"> Wartość: 600      | TEST (Średnia/Max):  74.5% /  78.9% | TRENING (Średnia/Max):  76.9% /  78.1%</w:t>
+      </w:r>
+    </w:p>
+    <w:p>
+      <w:r>
+        <w:t xml:space="preserve"> Wartość: 1000     | TEST (Średnia/Max):  78.2% /  81.3% | TRENING (Średnia/Max):  81.6% /  82.1%</w:t>
+      </w:r>
+    </w:p>
+    <w:p/>
+    <w:p>
+      <w:r>
+        <w:t>[TEST_SIZE] Badanie wpływu parametru...</w:t>
+      </w:r>
+    </w:p>
+    <w:p>
+      <w:r>
         <w:lastRenderedPageBreak/>
-        <w:t xml:space="preserve"> Wartość: 32       | TEST (Średnia/Max):  80.9% /  83.6% | TRENING (Średnia/Max):  77.8% /  78.6%</w:t>
-      </w:r>
-    </w:p>
-    <w:p>
-      <w:r>
-        <w:t xml:space="preserve"> Wartość: 64       | TEST (Średnia/Max):  75.2% /  76.0% | TRENING (Średnia/Max):  80.7% /  82.1%</w:t>
+        <w:t xml:space="preserve"> Wartość: 0.1      | TEST (Średnia/Max):  73.6% /  77.9% | TRENING (Średnia/Max):  73.5% /  74.0%</w:t>
+      </w:r>
+    </w:p>
+    <w:p>
+      <w:r>
+        <w:t xml:space="preserve"> Wartość: 0.2      | TEST (Średnia/Max):  73.1% /  78.4% | TRENING (Średnia/Max):  73.5% /  75.5%</w:t>
+      </w:r>
+    </w:p>
+    <w:p>
+      <w:r>
+        <w:t xml:space="preserve"> Wartość: 0.3      | TEST (Średnia/Max):  74.1% /  78.1% | TRENING (Średnia/Max):  73.4% /  75.2%</w:t>
+      </w:r>
+    </w:p>
+    <w:p>
+      <w:r>
+        <w:t xml:space="preserve"> Wartość: 0.4      | TEST (Średnia/Max):  71.4% /  73.9% | TRENING (Średnia/Max):  73.3% /  76.1%</w:t>
       </w:r>
     </w:p>
     <w:p/>
     <w:p>
       <w:r>
-        <w:t>[LEARNING_RATE] Badanie wpływu parametru...</w:t>
-      </w:r>
-    </w:p>
-    <w:p>
-      <w:r>
-        <w:t xml:space="preserve"> Wartość: 0.01     | TEST (Średnia/Max):  36.6% /  39.8% | TRENING (Średnia/Max):  33.7% /  33.8%</w:t>
-      </w:r>
-    </w:p>
-    <w:p>
-      <w:r>
-        <w:t xml:space="preserve"> Wartość: 0.05     | TEST (Średnia/Max):  57.1% /  63.7% | TRENING (Średnia/Max):  60.9% /  62.7%</w:t>
-      </w:r>
-    </w:p>
-    <w:p>
-      <w:r>
-        <w:t xml:space="preserve"> Wartość: 0.1      | TEST (Średnia/Max):  76.0% /  80.7% | TRENING (Średnia/Max):  73.4% /  75.5%</w:t>
-      </w:r>
-    </w:p>
-    <w:p>
-      <w:r>
-        <w:t xml:space="preserve"> Wartość: 0.5      | TEST (Średnia/Max):  85.0% /  87.7% | TRENING (Średnia/Max):  86.2% /  87.1%</w:t>
+        <w:t>[ACTIVATION] Badanie wpływu parametru...</w:t>
+      </w:r>
+    </w:p>
+    <w:p>
+      <w:r>
+        <w:t xml:space="preserve"> Wartość: sigmoid  | TEST (Średnia/Max):  73.3% /  77.2% | TRENING (Średnia/Max):  73.1% /  74.9%</w:t>
+      </w:r>
+    </w:p>
+    <w:p>
+      <w:r>
+        <w:t xml:space="preserve"> Wartość: tanh     | TEST (Średnia/Max):  84.2% /  88.9% | TRENING (Średnia/Max):  85.7% /  86.9%</w:t>
+      </w:r>
+    </w:p>
+    <w:p>
+      <w:r>
+        <w:t xml:space="preserve"> Wartość: relu     | TEST (Średnia/Max):  84.6% /  86.0% | TRENING (Średnia/Max):  86.2% /  86.6%</w:t>
+      </w:r>
+    </w:p>
+    <w:p>
+      <w:r>
+        <w:t xml:space="preserve"> Wartość: sigmoid  | TEST (Średnia/Max):  72.3% /  73.7% | TRENING (Średnia/Max):  73.4% /  74.3%</w:t>
       </w:r>
     </w:p>
     <w:p/>
     <w:p>
       <w:r>
-        <w:t>[EPOCHS] Badanie wpływu parametru...</w:t>
-      </w:r>
-    </w:p>
-    <w:p>
-      <w:r>
-        <w:t xml:space="preserve"> Wartość: 100      | TEST (Średnia/Max):  48.5% /  52.6% | TRENING (Średnia/Max):  42.8% /  44.8%</w:t>
-      </w:r>
-    </w:p>
-    <w:p>
-      <w:r>
-        <w:t xml:space="preserve"> Wartość: 300      | TEST (Średnia/Max):  62.2% /  65.5% | TRENING (Średnia/Max):  62.7% /  64.6%</w:t>
-      </w:r>
-    </w:p>
-    <w:p>
-      <w:r>
-        <w:t xml:space="preserve"> Wartość: 600      | TEST (Średnia/Max):  74.5% /  78.9% | TRENING (Średnia/Max):  76.9% /  78.1%</w:t>
-      </w:r>
-    </w:p>
-    <w:p>
-      <w:r>
-        <w:t xml:space="preserve"> Wartość: 1000     | TEST (Średnia/Max):  78.2% /  81.3% | TRENING (Średnia/Max):  81.6% /  82.1%</w:t>
+        <w:t>[WEIGHT_INIT] Badanie wpływu parametru...</w:t>
+      </w:r>
+    </w:p>
+    <w:p>
+      <w:r>
+        <w:t xml:space="preserve"> Wartość: normal   | TEST (Średnia/Max):  71.2% /  77.2% | TRENING (Średnia/Max):  74.5% /  77.8%</w:t>
+      </w:r>
+    </w:p>
+    <w:p>
+      <w:r>
+        <w:t xml:space="preserve"> Wartość: xavier   | TEST (Średnia/Max):  75.0% /  78.4% | TRENING (Średnia/Max):  78.8% /  79.1%</w:t>
+      </w:r>
+    </w:p>
+    <w:p>
+      <w:r>
+        <w:t xml:space="preserve"> Wartość: he       | TEST (Średnia/Max):  78.8% /  80.1% | TRENING (Średnia/Max):  79.8% /  80.0%</w:t>
+      </w:r>
+    </w:p>
+    <w:p>
+      <w:r>
+        <w:t xml:space="preserve"> Wartość: normal   | TEST (Średnia/Max):  73.9% /  77.8% | TRENING (Średnia/Max):  73.3% /  73.6%</w:t>
       </w:r>
     </w:p>
     <w:p/>
     <w:p>
       <w:r>
-        <w:t>[TEST_SIZE] Badanie wpływu parametru...</w:t>
-      </w:r>
-    </w:p>
-    <w:p>
-      <w:r>
-        <w:t xml:space="preserve"> Wartość: 0.1      | TEST (Średnia/Max):  73.6% /  77.9% | TRENING (Średnia/Max):  73.5% /  74.0%</w:t>
-      </w:r>
-    </w:p>
-    <w:p>
-      <w:r>
-        <w:t xml:space="preserve"> Wartość: 0.2      | TEST (Średnia/Max):  73.1% /  78.4% | TRENING (Średnia/Max):  73.5% /  75.5%</w:t>
-      </w:r>
-    </w:p>
-    <w:p>
-      <w:r>
-        <w:t xml:space="preserve"> Wartość: 0.3      | TEST (Średnia/Max):  74.1% /  78.1% | TRENING (Średnia/Max):  73.4% /  75.2%</w:t>
+        <w:t>[BATCH_SIZE] Badanie wpływu parametru...</w:t>
+      </w:r>
+    </w:p>
+    <w:p>
+      <w:r>
+        <w:t xml:space="preserve"> Wartość: None     | TEST (Średnia/Max):  76.2% /  78.9% | TRENING (Średnia/Max):  75.8% /  77.4%</w:t>
       </w:r>
     </w:p>
     <w:p>
       <w:r>
         <w:lastRenderedPageBreak/>
-        <w:t xml:space="preserve"> Wartość: 0.4      | TEST (Średnia/Max):  71.4% /  73.9% | TRENING (Średnia/Max):  73.3% /  76.1%</w:t>
+        <w:t xml:space="preserve"> Wartość: 32       | TEST (Średnia/Max):  89.7% /  90.1% | TRENING (Średnia/Max):  91.2% /  91.8%</w:t>
+      </w:r>
+    </w:p>
+    <w:p>
+      <w:r>
+        <w:t xml:space="preserve"> Wartość: 64       | TEST (Średnia/Max):  88.3% /  88.9% | TRENING (Średnia/Max):  89.0% /  89.1%</w:t>
+      </w:r>
+    </w:p>
+    <w:p>
+      <w:r>
+        <w:t xml:space="preserve"> Wartość: 128      | TEST (Średnia/Max):  84.4% /  85.4% | TRENING (Średnia/Max):  87.6% /  88.0%</w:t>
       </w:r>
     </w:p>
     <w:p/>
     <w:p>
       <w:r>
-        <w:t>[ACTIVATION] Badanie wpływu parametru...</w:t>
-      </w:r>
-    </w:p>
-    <w:p>
-      <w:r>
-        <w:t xml:space="preserve"> Wartość: sigmoid  | TEST (Średnia/Max):  73.3% /  77.2% | TRENING (Średnia/Max):  73.1% /  74.9%</w:t>
-      </w:r>
-    </w:p>
-    <w:p>
-      <w:r>
-        <w:t xml:space="preserve"> Wartość: tanh     | TEST (Średnia/Max):  84.2% /  88.9% | TRENING (Średnia/Max):  85.7% /  86.9%</w:t>
-      </w:r>
-    </w:p>
-    <w:p>
-      <w:r>
-        <w:t xml:space="preserve"> Wartość: relu     | TEST (Średnia/Max):  84.6% /  86.0% | TRENING (Średnia/Max):  86.2% /  86.6%</w:t>
-      </w:r>
-    </w:p>
-    <w:p>
-      <w:r>
-        <w:t xml:space="preserve"> Wartość: sigmoid  | TEST (Średnia/Max):  72.3% /  73.7% | TRENING (Średnia/Max):  73.4% /  74.3%</w:t>
+        <w:t>[MOMENTUM] Badanie wpływu parametru...</w:t>
+      </w:r>
+    </w:p>
+    <w:p>
+      <w:r>
+        <w:t xml:space="preserve"> Wartość: 0.0      | TEST (Średnia/Max):  74.1% /  75.4% | TRENING (Średnia/Max):  74.2% /  75.6%</w:t>
+      </w:r>
+    </w:p>
+    <w:p>
+      <w:r>
+        <w:t xml:space="preserve"> Wartość: 0.5      | TEST (Średnia/Max):  78.0% /  78.4% | TRENING (Średnia/Max):  81.7% /  82.2%</w:t>
+      </w:r>
+    </w:p>
+    <w:p>
+      <w:r>
+        <w:t xml:space="preserve"> Wartość: 0.9      | TEST (Średnia/Max):  85.8% /  87.7% | TRENING (Średnia/Max):  89.2% /  90.2%</w:t>
+      </w:r>
+    </w:p>
+    <w:p>
+      <w:r>
+        <w:t xml:space="preserve"> Wartość: 0.99     | TEST (Średnia/Max):  89.1% /  90.6% | TRENING (Średnia/Max):  95.1% /  96.0%</w:t>
+      </w:r>
+    </w:p>
+    <w:p>
+      <w:r>
+        <w:t>--- WYNIKI EKSPERYMENTÓW NA DANYCH (Liczba aut: 852) ---</w:t>
       </w:r>
     </w:p>
     <w:p/>
     <w:p>
       <w:r>
-        <w:t>[WEIGHT_INIT] Badanie wpływu parametru...</w:t>
-      </w:r>
-    </w:p>
-    <w:p>
-      <w:r>
-        <w:t xml:space="preserve"> Wartość: normal   | TEST (Średnia/Max):  71.2% /  77.2% | TRENING (Średnia/Max):  74.5% /  77.8%</w:t>
-      </w:r>
-    </w:p>
-    <w:p>
-      <w:r>
-        <w:t xml:space="preserve"> Wartość: xavier   | TEST (Średnia/Max):  75.0% /  78.4% | TRENING (Średnia/Max):  78.8% /  79.1%</w:t>
-      </w:r>
-    </w:p>
-    <w:p>
-      <w:r>
-        <w:t xml:space="preserve"> Wartość: he       | TEST (Średnia/Max):  78.8% /  80.1% | TRENING (Średnia/Max):  79.8% /  80.0%</w:t>
-      </w:r>
-    </w:p>
-    <w:p>
-      <w:r>
-        <w:t xml:space="preserve"> Wartość: normal   | TEST (Średnia/Max):  73.9% /  77.8% | TRENING (Średnia/Max):  73.3% /  73.6%</w:t>
+        <w:t>1. Drzewa Decyzyjne (max_depth)</w:t>
+      </w:r>
+    </w:p>
+    <w:p>
+      <w:r>
+        <w:t>Drzewo       | max_depth: 3          | Uczący: 80.91% | Testowy: 74.27%</w:t>
+      </w:r>
+    </w:p>
+    <w:p>
+      <w:r>
+        <w:t>Drzewo       | max_depth: 5          | Uczący: 91.34% | Testowy: 83.04%</w:t>
+      </w:r>
+    </w:p>
+    <w:p>
+      <w:r>
+        <w:t>Drzewo       | max_depth: 10         | Uczący: 100.00% | Testowy: 81.29%</w:t>
+      </w:r>
+    </w:p>
+    <w:p>
+      <w:r>
+        <w:t>Drzewo       | max_depth: None       | Uczący: 100.00% | Testowy: 81.29%</w:t>
       </w:r>
     </w:p>
     <w:p/>
     <w:p>
       <w:r>
-        <w:t>[BATCH_SIZE] Badanie wpływu parametru...</w:t>
-      </w:r>
-    </w:p>
-    <w:p>
-      <w:r>
-        <w:t xml:space="preserve"> Wartość: None     | TEST (Średnia/Max):  76.2% /  78.9% | TRENING (Średnia/Max):  75.8% /  77.4%</w:t>
-      </w:r>
-    </w:p>
-    <w:p>
-      <w:r>
-        <w:t xml:space="preserve"> Wartość: 32       | TEST (Średnia/Max):  89.7% /  90.1% | TRENING (Średnia/Max):  91.2% /  91.8%</w:t>
-      </w:r>
-    </w:p>
-    <w:p>
-      <w:r>
-        <w:t xml:space="preserve"> Wartość: 64       | TEST (Średnia/Max):  88.3% /  88.9% | TRENING (Średnia/Max):  89.0% /  89.1%</w:t>
-      </w:r>
-    </w:p>
-    <w:p>
-      <w:r>
-        <w:t xml:space="preserve"> Wartość: 128      | TEST (Średnia/Max):  84.4% /  85.4% | TRENING (Średnia/Max):  87.6% /  88.0%</w:t>
-      </w:r>
-    </w:p>
-    <w:p/>
-    <w:p>
-      <w:r>
-        <w:t>[MOMENTUM] Badanie wpływu parametru...</w:t>
-      </w:r>
-    </w:p>
-    <w:p>
-      <w:r>
-        <w:t xml:space="preserve"> Wartość: 0.0      | TEST (Średnia/Max):  74.1% /  75.4% | TRENING (Średnia/Max):  74.2% /  75.6%</w:t>
-      </w:r>
-    </w:p>
-    <w:p>
-      <w:r>
-        <w:t xml:space="preserve"> Wartość: 0.5      | TEST (Średnia/Max):  78.0% /  78.4% | TRENING (Średnia/Max):  81.7% /  82.2%</w:t>
-      </w:r>
-    </w:p>
-    <w:p>
-      <w:r>
-        <w:t xml:space="preserve"> Wartość: 0.9      | TEST (Średnia/Max):  85.8% /  87.7% | TRENING (Średnia/Max):  89.2% /  90.2%</w:t>
-      </w:r>
-    </w:p>
-    <w:p>
-      <w:r>
-        <w:t xml:space="preserve"> Wartość: 0.99     | TEST (Średnia/Max):  89.1% /  90.6% | TRENING (Średnia/Max):  95.1% /  96.0%</w:t>
-      </w:r>
-    </w:p>
-    <w:p>
-      <w:r>
-        <w:t>--- WYNIKI EKSPERYMENTÓW NA DANYCH (Liczba aut: 852) ---</w:t>
-      </w:r>
-    </w:p>
-    <w:p/>
-    <w:p>
-      <w:r>
-        <w:t>1. Drzewa Decyzyjne (max_depth)</w:t>
-      </w:r>
-    </w:p>
-    <w:p>
-      <w:r>
-        <w:t>Drzewo       | max_depth: 3          | Uczący: 80.91% | Testowy: 74.27%</w:t>
-      </w:r>
-    </w:p>
-    <w:p>
-      <w:r>
-        <w:t>Drzewo       | max_depth: 5          | Uczący: 91.34% | Testowy: 83.04%</w:t>
-      </w:r>
-    </w:p>
-    <w:p>
-      <w:r>
-        <w:t>Drzewo       | max_depth: 10         | Uczący: 100.00% | Testowy: 81.29%</w:t>
-      </w:r>
-    </w:p>
-    <w:p>
-      <w:r>
-        <w:t>Drzewo       | max_depth: None       | Uczący: 100.00% | Testowy: 81.29%</w:t>
-      </w:r>
-    </w:p>
-    <w:p/>
-    <w:p>
-      <w:r>
         <w:t>2. k-Najbliższych Sąsiadów (n_neighbors)</w:t>
       </w:r>
     </w:p>
@@ -1735,6 +1814,7 @@
     </w:p>
     <w:p>
       <w:r>
+        <w:lastRenderedPageBreak/>
         <w:t>3. Maszyny Wektorów Nośnych (kernel)</w:t>
       </w:r>
     </w:p>
@@ -5447,16 +5527,16 @@
     <w:lsdException w:name="Unresolved Mention" w:semiHidden="1" w:unhideWhenUsed="1"/>
     <w:lsdException w:name="Smart Link" w:semiHidden="1" w:unhideWhenUsed="1"/>
   </w:latentStyles>
-  <w:style w:type="paragraph" w:default="1" w:styleId="Normal">
+  <w:style w:type="paragraph" w:default="1" w:styleId="Normalny">
     <w:name w:val="Normal"/>
     <w:qFormat/>
     <w:rsid w:val="00034CA6"/>
   </w:style>
-  <w:style w:type="paragraph" w:styleId="Heading1">
+  <w:style w:type="paragraph" w:styleId="Nagwek1">
     <w:name w:val="heading 1"/>
-    <w:basedOn w:val="Normal"/>
-    <w:next w:val="Normal"/>
-    <w:link w:val="Heading1Char"/>
+    <w:basedOn w:val="Normalny"/>
+    <w:next w:val="Normalny"/>
+    <w:link w:val="Nagwek1Znak"/>
     <w:uiPriority w:val="9"/>
     <w:qFormat/>
     <w:rsid w:val="009401CB"/>
@@ -5473,11 +5553,11 @@
       <w:szCs w:val="40"/>
     </w:rPr>
   </w:style>
-  <w:style w:type="paragraph" w:styleId="Heading2">
+  <w:style w:type="paragraph" w:styleId="Nagwek2">
     <w:name w:val="heading 2"/>
-    <w:basedOn w:val="Normal"/>
-    <w:next w:val="Normal"/>
-    <w:link w:val="Heading2Char"/>
+    <w:basedOn w:val="Normalny"/>
+    <w:next w:val="Normalny"/>
+    <w:link w:val="Nagwek2Znak"/>
     <w:uiPriority w:val="9"/>
     <w:semiHidden/>
     <w:unhideWhenUsed/>
@@ -5496,11 +5576,11 @@
       <w:szCs w:val="32"/>
     </w:rPr>
   </w:style>
-  <w:style w:type="paragraph" w:styleId="Heading3">
+  <w:style w:type="paragraph" w:styleId="Nagwek3">
     <w:name w:val="heading 3"/>
-    <w:basedOn w:val="Normal"/>
-    <w:next w:val="Normal"/>
-    <w:link w:val="Heading3Char"/>
+    <w:basedOn w:val="Normalny"/>
+    <w:next w:val="Normalny"/>
+    <w:link w:val="Nagwek3Znak"/>
     <w:uiPriority w:val="9"/>
     <w:semiHidden/>
     <w:unhideWhenUsed/>
@@ -5519,11 +5599,11 @@
       <w:szCs w:val="28"/>
     </w:rPr>
   </w:style>
-  <w:style w:type="paragraph" w:styleId="Heading4">
+  <w:style w:type="paragraph" w:styleId="Nagwek4">
     <w:name w:val="heading 4"/>
-    <w:basedOn w:val="Normal"/>
-    <w:next w:val="Normal"/>
-    <w:link w:val="Heading4Char"/>
+    <w:basedOn w:val="Normalny"/>
+    <w:next w:val="Normalny"/>
+    <w:link w:val="Nagwek4Znak"/>
     <w:uiPriority w:val="9"/>
     <w:semiHidden/>
     <w:unhideWhenUsed/>
@@ -5542,11 +5622,11 @@
       <w:color w:val="0F4761" w:themeColor="accent1" w:themeShade="BF"/>
     </w:rPr>
   </w:style>
-  <w:style w:type="paragraph" w:styleId="Heading5">
+  <w:style w:type="paragraph" w:styleId="Nagwek5">
     <w:name w:val="heading 5"/>
-    <w:basedOn w:val="Normal"/>
-    <w:next w:val="Normal"/>
-    <w:link w:val="Heading5Char"/>
+    <w:basedOn w:val="Normalny"/>
+    <w:next w:val="Normalny"/>
+    <w:link w:val="Nagwek5Znak"/>
     <w:uiPriority w:val="9"/>
     <w:semiHidden/>
     <w:unhideWhenUsed/>
@@ -5563,11 +5643,11 @@
       <w:color w:val="0F4761" w:themeColor="accent1" w:themeShade="BF"/>
     </w:rPr>
   </w:style>
-  <w:style w:type="paragraph" w:styleId="Heading6">
+  <w:style w:type="paragraph" w:styleId="Nagwek6">
     <w:name w:val="heading 6"/>
-    <w:basedOn w:val="Normal"/>
-    <w:next w:val="Normal"/>
-    <w:link w:val="Heading6Char"/>
+    <w:basedOn w:val="Normalny"/>
+    <w:next w:val="Normalny"/>
+    <w:link w:val="Nagwek6Znak"/>
     <w:uiPriority w:val="9"/>
     <w:semiHidden/>
     <w:unhideWhenUsed/>
@@ -5586,11 +5666,11 @@
       <w:color w:val="595959" w:themeColor="text1" w:themeTint="A6"/>
     </w:rPr>
   </w:style>
-  <w:style w:type="paragraph" w:styleId="Heading7">
+  <w:style w:type="paragraph" w:styleId="Nagwek7">
     <w:name w:val="heading 7"/>
-    <w:basedOn w:val="Normal"/>
-    <w:next w:val="Normal"/>
-    <w:link w:val="Heading7Char"/>
+    <w:basedOn w:val="Normalny"/>
+    <w:next w:val="Normalny"/>
+    <w:link w:val="Nagwek7Znak"/>
     <w:uiPriority w:val="9"/>
     <w:semiHidden/>
     <w:unhideWhenUsed/>
@@ -5607,11 +5687,11 @@
       <w:color w:val="595959" w:themeColor="text1" w:themeTint="A6"/>
     </w:rPr>
   </w:style>
-  <w:style w:type="paragraph" w:styleId="Heading8">
+  <w:style w:type="paragraph" w:styleId="Nagwek8">
     <w:name w:val="heading 8"/>
-    <w:basedOn w:val="Normal"/>
-    <w:next w:val="Normal"/>
-    <w:link w:val="Heading8Char"/>
+    <w:basedOn w:val="Normalny"/>
+    <w:next w:val="Normalny"/>
+    <w:link w:val="Nagwek8Znak"/>
     <w:uiPriority w:val="9"/>
     <w:semiHidden/>
     <w:unhideWhenUsed/>
@@ -5630,11 +5710,11 @@
       <w:color w:val="272727" w:themeColor="text1" w:themeTint="D8"/>
     </w:rPr>
   </w:style>
-  <w:style w:type="paragraph" w:styleId="Heading9">
+  <w:style w:type="paragraph" w:styleId="Nagwek9">
     <w:name w:val="heading 9"/>
-    <w:basedOn w:val="Normal"/>
-    <w:next w:val="Normal"/>
-    <w:link w:val="Heading9Char"/>
+    <w:basedOn w:val="Normalny"/>
+    <w:next w:val="Normalny"/>
+    <w:link w:val="Nagwek9Znak"/>
     <w:uiPriority w:val="9"/>
     <w:semiHidden/>
     <w:unhideWhenUsed/>
@@ -5651,12 +5731,13 @@
       <w:color w:val="272727" w:themeColor="text1" w:themeTint="D8"/>
     </w:rPr>
   </w:style>
-  <w:style w:type="character" w:default="1" w:styleId="DefaultParagraphFont">
+  <w:style w:type="character" w:default="1" w:styleId="Domylnaczcionkaakapitu">
     <w:name w:val="Default Paragraph Font"/>
     <w:uiPriority w:val="1"/>
+    <w:semiHidden/>
     <w:unhideWhenUsed/>
   </w:style>
-  <w:style w:type="table" w:default="1" w:styleId="TableNormal">
+  <w:style w:type="table" w:default="1" w:styleId="Standardowy">
     <w:name w:val="Normal Table"/>
     <w:uiPriority w:val="99"/>
     <w:semiHidden/>
@@ -5671,16 +5752,16 @@
       </w:tblCellMar>
     </w:tblPr>
   </w:style>
-  <w:style w:type="numbering" w:default="1" w:styleId="NoList">
+  <w:style w:type="numbering" w:default="1" w:styleId="Bezlisty">
     <w:name w:val="No List"/>
     <w:uiPriority w:val="99"/>
     <w:semiHidden/>
     <w:unhideWhenUsed/>
   </w:style>
-  <w:style w:type="character" w:customStyle="1" w:styleId="Heading1Char">
-    <w:name w:val="Heading 1 Char"/>
-    <w:basedOn w:val="DefaultParagraphFont"/>
-    <w:link w:val="Heading1"/>
+  <w:style w:type="character" w:customStyle="1" w:styleId="Nagwek1Znak">
+    <w:name w:val="Nagłówek 1 Znak"/>
+    <w:basedOn w:val="Domylnaczcionkaakapitu"/>
+    <w:link w:val="Nagwek1"/>
     <w:uiPriority w:val="9"/>
     <w:rsid w:val="009401CB"/>
     <w:rPr>
@@ -5690,10 +5771,10 @@
       <w:szCs w:val="40"/>
     </w:rPr>
   </w:style>
-  <w:style w:type="character" w:customStyle="1" w:styleId="Heading2Char">
-    <w:name w:val="Heading 2 Char"/>
-    <w:basedOn w:val="DefaultParagraphFont"/>
-    <w:link w:val="Heading2"/>
+  <w:style w:type="character" w:customStyle="1" w:styleId="Nagwek2Znak">
+    <w:name w:val="Nagłówek 2 Znak"/>
+    <w:basedOn w:val="Domylnaczcionkaakapitu"/>
+    <w:link w:val="Nagwek2"/>
     <w:uiPriority w:val="9"/>
     <w:semiHidden/>
     <w:rsid w:val="009401CB"/>
@@ -5704,10 +5785,10 @@
       <w:szCs w:val="32"/>
     </w:rPr>
   </w:style>
-  <w:style w:type="character" w:customStyle="1" w:styleId="Heading3Char">
-    <w:name w:val="Heading 3 Char"/>
-    <w:basedOn w:val="DefaultParagraphFont"/>
-    <w:link w:val="Heading3"/>
+  <w:style w:type="character" w:customStyle="1" w:styleId="Nagwek3Znak">
+    <w:name w:val="Nagłówek 3 Znak"/>
+    <w:basedOn w:val="Domylnaczcionkaakapitu"/>
+    <w:link w:val="Nagwek3"/>
     <w:uiPriority w:val="9"/>
     <w:semiHidden/>
     <w:rsid w:val="009401CB"/>
@@ -5718,10 +5799,10 @@
       <w:szCs w:val="28"/>
     </w:rPr>
   </w:style>
-  <w:style w:type="character" w:customStyle="1" w:styleId="Heading4Char">
-    <w:name w:val="Heading 4 Char"/>
-    <w:basedOn w:val="DefaultParagraphFont"/>
-    <w:link w:val="Heading4"/>
+  <w:style w:type="character" w:customStyle="1" w:styleId="Nagwek4Znak">
+    <w:name w:val="Nagłówek 4 Znak"/>
+    <w:basedOn w:val="Domylnaczcionkaakapitu"/>
+    <w:link w:val="Nagwek4"/>
     <w:uiPriority w:val="9"/>
     <w:semiHidden/>
     <w:rsid w:val="009401CB"/>
@@ -5732,10 +5813,10 @@
       <w:color w:val="0F4761" w:themeColor="accent1" w:themeShade="BF"/>
     </w:rPr>
   </w:style>
-  <w:style w:type="character" w:customStyle="1" w:styleId="Heading5Char">
-    <w:name w:val="Heading 5 Char"/>
-    <w:basedOn w:val="DefaultParagraphFont"/>
-    <w:link w:val="Heading5"/>
+  <w:style w:type="character" w:customStyle="1" w:styleId="Nagwek5Znak">
+    <w:name w:val="Nagłówek 5 Znak"/>
+    <w:basedOn w:val="Domylnaczcionkaakapitu"/>
+    <w:link w:val="Nagwek5"/>
     <w:uiPriority w:val="9"/>
     <w:semiHidden/>
     <w:rsid w:val="009401CB"/>
@@ -5744,10 +5825,10 @@
       <w:color w:val="0F4761" w:themeColor="accent1" w:themeShade="BF"/>
     </w:rPr>
   </w:style>
-  <w:style w:type="character" w:customStyle="1" w:styleId="Heading6Char">
-    <w:name w:val="Heading 6 Char"/>
-    <w:basedOn w:val="DefaultParagraphFont"/>
-    <w:link w:val="Heading6"/>
+  <w:style w:type="character" w:customStyle="1" w:styleId="Nagwek6Znak">
+    <w:name w:val="Nagłówek 6 Znak"/>
+    <w:basedOn w:val="Domylnaczcionkaakapitu"/>
+    <w:link w:val="Nagwek6"/>
     <w:uiPriority w:val="9"/>
     <w:semiHidden/>
     <w:rsid w:val="009401CB"/>
@@ -5758,10 +5839,10 @@
       <w:color w:val="595959" w:themeColor="text1" w:themeTint="A6"/>
     </w:rPr>
   </w:style>
-  <w:style w:type="character" w:customStyle="1" w:styleId="Heading7Char">
-    <w:name w:val="Heading 7 Char"/>
-    <w:basedOn w:val="DefaultParagraphFont"/>
-    <w:link w:val="Heading7"/>
+  <w:style w:type="character" w:customStyle="1" w:styleId="Nagwek7Znak">
+    <w:name w:val="Nagłówek 7 Znak"/>
+    <w:basedOn w:val="Domylnaczcionkaakapitu"/>
+    <w:link w:val="Nagwek7"/>
     <w:uiPriority w:val="9"/>
     <w:semiHidden/>
     <w:rsid w:val="009401CB"/>
@@ -5770,10 +5851,10 @@
       <w:color w:val="595959" w:themeColor="text1" w:themeTint="A6"/>
     </w:rPr>
   </w:style>
-  <w:style w:type="character" w:customStyle="1" w:styleId="Heading8Char">
-    <w:name w:val="Heading 8 Char"/>
-    <w:basedOn w:val="DefaultParagraphFont"/>
-    <w:link w:val="Heading8"/>
+  <w:style w:type="character" w:customStyle="1" w:styleId="Nagwek8Znak">
+    <w:name w:val="Nagłówek 8 Znak"/>
+    <w:basedOn w:val="Domylnaczcionkaakapitu"/>
+    <w:link w:val="Nagwek8"/>
     <w:uiPriority w:val="9"/>
     <w:semiHidden/>
     <w:rsid w:val="009401CB"/>
@@ -5784,10 +5865,10 @@
       <w:color w:val="272727" w:themeColor="text1" w:themeTint="D8"/>
     </w:rPr>
   </w:style>
-  <w:style w:type="character" w:customStyle="1" w:styleId="Heading9Char">
-    <w:name w:val="Heading 9 Char"/>
-    <w:basedOn w:val="DefaultParagraphFont"/>
-    <w:link w:val="Heading9"/>
+  <w:style w:type="character" w:customStyle="1" w:styleId="Nagwek9Znak">
+    <w:name w:val="Nagłówek 9 Znak"/>
+    <w:basedOn w:val="Domylnaczcionkaakapitu"/>
+    <w:link w:val="Nagwek9"/>
     <w:uiPriority w:val="9"/>
     <w:semiHidden/>
     <w:rsid w:val="009401CB"/>
@@ -5796,9 +5877,9 @@
       <w:color w:val="272727" w:themeColor="text1" w:themeTint="D8"/>
     </w:rPr>
   </w:style>
-  <w:style w:type="paragraph" w:styleId="ListParagraph">
+  <w:style w:type="paragraph" w:styleId="Akapitzlist">
     <w:name w:val="List Paragraph"/>
-    <w:basedOn w:val="Normal"/>
+    <w:basedOn w:val="Normalny"/>
     <w:uiPriority w:val="34"/>
     <w:qFormat/>
     <w:rsid w:val="009401CB"/>
@@ -5807,9 +5888,9 @@
       <w:contextualSpacing/>
     </w:pPr>
   </w:style>
-  <w:style w:type="character" w:styleId="IntenseEmphasis">
+  <w:style w:type="character" w:styleId="Wyrnienieintensywne">
     <w:name w:val="Intense Emphasis"/>
-    <w:basedOn w:val="DefaultParagraphFont"/>
+    <w:basedOn w:val="Domylnaczcionkaakapitu"/>
     <w:uiPriority w:val="21"/>
     <w:qFormat/>
     <w:rsid w:val="009401CB"/>
@@ -5819,9 +5900,9 @@
       <w:color w:val="0F4761" w:themeColor="accent1" w:themeShade="BF"/>
     </w:rPr>
   </w:style>
-  <w:style w:type="character" w:styleId="IntenseReference">
+  <w:style w:type="character" w:styleId="Odwoanieintensywne">
     <w:name w:val="Intense Reference"/>
-    <w:basedOn w:val="DefaultParagraphFont"/>
+    <w:basedOn w:val="Domylnaczcionkaakapitu"/>
     <w:uiPriority w:val="32"/>
     <w:qFormat/>
     <w:rsid w:val="009401CB"/>
@@ -5831,6 +5912,29 @@
       <w:smallCaps/>
       <w:color w:val="0F4761" w:themeColor="accent1" w:themeShade="BF"/>
       <w:spacing w:val="5"/>
+    </w:rPr>
+  </w:style>
+  <w:style w:type="character" w:styleId="Hipercze">
+    <w:name w:val="Hyperlink"/>
+    <w:basedOn w:val="Domylnaczcionkaakapitu"/>
+    <w:uiPriority w:val="99"/>
+    <w:unhideWhenUsed/>
+    <w:rsid w:val="00F10B97"/>
+    <w:rPr>
+      <w:color w:val="467886" w:themeColor="hyperlink"/>
+      <w:u w:val="single"/>
+    </w:rPr>
+  </w:style>
+  <w:style w:type="character" w:styleId="Nierozpoznanawzmianka">
+    <w:name w:val="Unresolved Mention"/>
+    <w:basedOn w:val="Domylnaczcionkaakapitu"/>
+    <w:uiPriority w:val="99"/>
+    <w:semiHidden/>
+    <w:unhideWhenUsed/>
+    <w:rsid w:val="00F10B97"/>
+    <w:rPr>
+      <w:color w:val="605E5C"/>
+      <w:shd w:val="clear" w:color="auto" w:fill="E1DFDD"/>
     </w:rPr>
   </w:style>
 </w:styles>

--- a/Sprawozdanie problem klasyfikacyjny ESI.docx
+++ b/Sprawozdanie problem klasyfikacyjny ESI.docx
@@ -125,7 +125,7 @@
       <w:hyperlink r:id="rId5" w:history="1">
         <w:r>
           <w:rPr>
-            <w:rStyle w:val="Hipercze"/>
+            <w:rStyle w:val="Hyperlink"/>
             <w:b/>
             <w:bCs/>
           </w:rPr>
@@ -143,7 +143,7 @@
       <w:hyperlink r:id="rId6" w:history="1">
         <w:r>
           <w:rPr>
-            <w:rStyle w:val="Hipercze"/>
+            <w:rStyle w:val="Hyperlink"/>
             <w:b/>
             <w:bCs/>
           </w:rPr>
@@ -210,68 +210,145 @@
     </w:p>
     <w:p>
       <w:pPr>
-        <w:ind w:firstLine="360"/>
-      </w:pPr>
-      <w:r>
-        <w:t>1</w:t>
-      </w:r>
-      <w:r>
-        <w:t>.</w:t>
-      </w:r>
-      <w:r>
-        <w:t xml:space="preserve"> Liczba neuronów w warstwie ukrytej (hidden_size):</w:t>
-      </w:r>
-    </w:p>
-    <w:p>
-      <w:pPr>
-        <w:pStyle w:val="Akapitzlist"/>
+        <w:pStyle w:val="ListParagraph"/>
         <w:numPr>
           <w:ilvl w:val="0"/>
-          <w:numId w:val="21"/>
+          <w:numId w:val="4"/>
+        </w:numPr>
+      </w:pPr>
+      <w:r>
+        <w:t>[HIDDEN_LAYERS] Badanie wpływu parametru...</w:t>
+      </w:r>
+    </w:p>
+    <w:p>
+      <w:pPr>
+        <w:pStyle w:val="ListParagraph"/>
+        <w:numPr>
+          <w:ilvl w:val="0"/>
+          <w:numId w:val="4"/>
+        </w:numPr>
+        <w:spacing w:before="240" w:after="240"/>
+      </w:pPr>
+      <w:r>
+        <w:t>Wartość: [16]         | TEST (Śr/Max):  75.4% /  78.4% | TRENING:  74.8%</w:t>
+      </w:r>
+    </w:p>
+    <w:p>
+      <w:pPr>
+        <w:pStyle w:val="ListParagraph"/>
+        <w:numPr>
+          <w:ilvl w:val="0"/>
+          <w:numId w:val="4"/>
+        </w:numPr>
+        <w:spacing w:before="240" w:after="240"/>
+      </w:pPr>
+      <w:r>
+        <w:t>Wartość: [16, 16]     | TEST (Śr/Max):  31.6% /  32.7% | TRENING:  34.1%</w:t>
+      </w:r>
+    </w:p>
+    <w:p>
+      <w:pPr>
+        <w:pStyle w:val="ListParagraph"/>
+        <w:numPr>
+          <w:ilvl w:val="0"/>
+          <w:numId w:val="4"/>
+        </w:numPr>
+        <w:spacing w:before="240" w:after="240"/>
+      </w:pPr>
+      <w:r>
+        <w:t>Wartość: [32, 16, 8]  | TEST (Śr/Max):  35.3% /  37.4% | TRENING:  33.1%</w:t>
+      </w:r>
+    </w:p>
+    <w:p>
+      <w:pPr>
+        <w:pStyle w:val="ListParagraph"/>
+        <w:numPr>
+          <w:ilvl w:val="0"/>
+          <w:numId w:val="4"/>
+        </w:numPr>
+      </w:pPr>
+      <w:r>
+        <w:t>Wartość: [8, 8, 8, 8] | TEST (Śr/Max):  38.4% /  39.8% | TRENING:  32.4%</w:t>
+      </w:r>
+    </w:p>
+    <w:p>
+      <w:pPr>
+        <w:ind w:left="360"/>
+      </w:pPr>
+      <w:r>
+        <w:rPr>
+          <w:i/>
+          <w:iCs/>
+        </w:rPr>
+        <w:t>Wniosek:</w:t>
+      </w:r>
+      <w:r>
+        <w:t xml:space="preserve"> </w:t>
+      </w:r>
+    </w:p>
+    <w:p>
+      <w:pPr>
+        <w:ind w:firstLine="360"/>
+      </w:pPr>
+      <w:r>
+        <w:t>2</w:t>
+      </w:r>
+      <w:r>
+        <w:t>.</w:t>
+      </w:r>
+      <w:r>
+        <w:t xml:space="preserve"> Współczynnik uczenia (learning_rate):</w:t>
+      </w:r>
+    </w:p>
+    <w:p>
+      <w:pPr>
+        <w:pStyle w:val="ListParagraph"/>
+        <w:numPr>
+          <w:ilvl w:val="0"/>
+          <w:numId w:val="10"/>
         </w:numPr>
         <w:spacing w:line="360" w:lineRule="auto"/>
       </w:pPr>
       <w:r>
-        <w:t>8 neuronów: Test (Średnia/Max): 65.5% / 66.7% | Trening (Średnia/Max): 68.1% / 69.2%</w:t>
-      </w:r>
-    </w:p>
-    <w:p>
-      <w:pPr>
-        <w:pStyle w:val="Akapitzlist"/>
+        <w:t>Wartość: 0.01         | TEST (Śr/Max):  39.6% /  42.1% | TRENING:  34.4%</w:t>
+      </w:r>
+    </w:p>
+    <w:p>
+      <w:pPr>
+        <w:pStyle w:val="ListParagraph"/>
         <w:numPr>
           <w:ilvl w:val="0"/>
-          <w:numId w:val="21"/>
+          <w:numId w:val="10"/>
         </w:numPr>
-        <w:spacing w:line="360" w:lineRule="auto"/>
-      </w:pPr>
-      <w:r>
-        <w:t>16 neuronów: Test (Średnia/Max): 71.5% / 73.7% | Trening (Średnia/Max): 72.9% / 76.7%</w:t>
-      </w:r>
-    </w:p>
-    <w:p>
-      <w:pPr>
-        <w:pStyle w:val="Akapitzlist"/>
+        <w:spacing w:before="240" w:after="240"/>
+      </w:pPr>
+      <w:r>
+        <w:t>Wartość: 0.05         | TEST (Śr/Max):  59.1% /  60.2% | TRENING:  60.5%</w:t>
+      </w:r>
+    </w:p>
+    <w:p>
+      <w:pPr>
+        <w:pStyle w:val="ListParagraph"/>
         <w:numPr>
           <w:ilvl w:val="0"/>
-          <w:numId w:val="21"/>
+          <w:numId w:val="10"/>
         </w:numPr>
-        <w:spacing w:line="360" w:lineRule="auto"/>
-      </w:pPr>
-      <w:r>
-        <w:t>32 neurony: Test (Średnia/Max): 80.9% / 83.6% | Trening (Średnia/Max): 77.8% / 78.6%</w:t>
-      </w:r>
-    </w:p>
-    <w:p>
-      <w:pPr>
-        <w:pStyle w:val="Akapitzlist"/>
+        <w:spacing w:before="240" w:after="240"/>
+      </w:pPr>
+      <w:r>
+        <w:t>Wartość: 0.1          | TEST (Śr/Max):  72.1% /  73.1% | TRENING:  73.8%</w:t>
+      </w:r>
+    </w:p>
+    <w:p>
+      <w:pPr>
+        <w:pStyle w:val="ListParagraph"/>
         <w:numPr>
           <w:ilvl w:val="0"/>
-          <w:numId w:val="21"/>
+          <w:numId w:val="10"/>
         </w:numPr>
-        <w:spacing w:line="360" w:lineRule="auto"/>
-      </w:pPr>
-      <w:r>
-        <w:t>64 neurony: Test (Średnia/Max): 75.2% / 76.0% | Trening (Średnia/Max): 80.7% / 82.1%</w:t>
+      </w:pPr>
+      <w:r>
+        <w:t>Wartość: 0.5          | TEST (Śr/Max):  82.8% /  83.6% | TRENING:  86.4%</w:t>
       </w:r>
     </w:p>
     <w:p>
@@ -286,7 +363,7 @@
         <w:t>Wniosek:</w:t>
       </w:r>
       <w:r>
-        <w:t xml:space="preserve"> Skuteczność rosła wraz ze zwiększaniem rozmiaru warstwy ukrytej do 32 neuronów (najlepszy wynik na zbiorze testowym). Przy 64 neuronach model zaczął się przeuczać – skuteczność na treningu wzrosła do 80.7%, ale dla zbioru testowego spadła do 75.2%.</w:t>
+        <w:t xml:space="preserve"> Zbyt mały współczynnik (0.01) powodował, że sieć uczyła się zbyt wolno, osiągając marginalną celność. Dla badanego problemu wysoki współczynnik (0.5) okazał się optymalny, najszybciej prowadząc wagi do minimum funkcji błędu.</w:t>
       </w:r>
     </w:p>
     <w:p>
@@ -294,18 +371,112 @@
         <w:ind w:firstLine="360"/>
       </w:pPr>
       <w:r>
-        <w:t>2</w:t>
+        <w:t>3. Liczba epok (epochs):</w:t>
+      </w:r>
+    </w:p>
+    <w:p>
+      <w:pPr>
+        <w:numPr>
+          <w:ilvl w:val="0"/>
+          <w:numId w:val="18"/>
+        </w:numPr>
+      </w:pPr>
+      <w:r>
+        <w:t>Wartość: 100          | TEST (Śr/Max):  41.3% /  43.9% | TRENING:  43.2%</w:t>
+      </w:r>
+    </w:p>
+    <w:p>
+      <w:pPr>
+        <w:pStyle w:val="ListParagraph"/>
+        <w:numPr>
+          <w:ilvl w:val="0"/>
+          <w:numId w:val="18"/>
+        </w:numPr>
+        <w:spacing w:before="240" w:after="240"/>
+        <w:rPr>
+          <w:rFonts w:ascii="Aptos" w:eastAsia="Aptos" w:hAnsi="Aptos" w:cs="Aptos"/>
+        </w:rPr>
+      </w:pPr>
+      <w:r>
+        <w:rPr>
+          <w:rFonts w:ascii="Aptos" w:eastAsia="Aptos" w:hAnsi="Aptos" w:cs="Aptos"/>
+        </w:rPr>
+        <w:t>Wartość: 300          | TEST (Śr/Max):  61.6% /  63.2% | TRENING:  62.5%</w:t>
+      </w:r>
+    </w:p>
+    <w:p>
+      <w:pPr>
+        <w:pStyle w:val="ListParagraph"/>
+        <w:numPr>
+          <w:ilvl w:val="0"/>
+          <w:numId w:val="18"/>
+        </w:numPr>
+        <w:spacing w:before="240" w:after="240"/>
+        <w:rPr>
+          <w:rFonts w:ascii="Aptos" w:eastAsia="Aptos" w:hAnsi="Aptos" w:cs="Aptos"/>
+        </w:rPr>
+      </w:pPr>
+      <w:r>
+        <w:rPr>
+          <w:rFonts w:ascii="Aptos" w:eastAsia="Aptos" w:hAnsi="Aptos" w:cs="Aptos"/>
+        </w:rPr>
+        <w:t>Wartość: 600          | TEST (Śr/Max):  75.0% /  78.4% | TRENING:  75.4%</w:t>
+      </w:r>
+    </w:p>
+    <w:p>
+      <w:pPr>
+        <w:pStyle w:val="ListParagraph"/>
+        <w:numPr>
+          <w:ilvl w:val="0"/>
+          <w:numId w:val="18"/>
+        </w:numPr>
+        <w:rPr>
+          <w:rFonts w:ascii="Aptos" w:eastAsia="Aptos" w:hAnsi="Aptos" w:cs="Aptos"/>
+        </w:rPr>
+      </w:pPr>
+      <w:r>
+        <w:rPr>
+          <w:rFonts w:ascii="Aptos" w:eastAsia="Aptos" w:hAnsi="Aptos" w:cs="Aptos"/>
+        </w:rPr>
+        <w:t>Wartość: 1000         | TEST (Śr/Max):  79.1% /  81.9% | TRENING:  81.4%</w:t>
+      </w:r>
+    </w:p>
+    <w:p>
+      <w:pPr>
+        <w:ind w:left="360"/>
+      </w:pPr>
+      <w:r>
+        <w:rPr>
+          <w:i/>
+          <w:iCs/>
+        </w:rPr>
+        <w:t>Wniosek:</w:t>
+      </w:r>
+      <w:r>
+        <w:t xml:space="preserve"> Skuteczność rośnie wraz z wydłużaniem czasu treningu. Sieć wyraźnie potrzebuje większej liczby iteracji (blisko 1000), aby w pełni wyekstrahować cechy z </w:t>
+      </w:r>
+      <w:r>
+        <w:lastRenderedPageBreak/>
+        <w:t>danych, choć rosnąca rozbieżność między zbiorem uczącym a testowym przy 1000 epokach sugeruje powolne wchodzenie w fazę przeuczenia.</w:t>
+      </w:r>
+    </w:p>
+    <w:p>
+      <w:pPr>
+        <w:ind w:firstLine="360"/>
+      </w:pPr>
+      <w:r>
+        <w:t>4</w:t>
       </w:r>
       <w:r>
         <w:t>.</w:t>
       </w:r>
       <w:r>
-        <w:t xml:space="preserve"> Współczynnik uczenia (learning_rate):</w:t>
-      </w:r>
-    </w:p>
-    <w:p>
-      <w:pPr>
-        <w:pStyle w:val="Akapitzlist"/>
+        <w:t xml:space="preserve"> Wielkość próby testowej (test_size):</w:t>
+      </w:r>
+    </w:p>
+    <w:p>
+      <w:pPr>
+        <w:pStyle w:val="ListParagraph"/>
         <w:numPr>
           <w:ilvl w:val="0"/>
           <w:numId w:val="20"/>
@@ -313,21 +484,79 @@
         <w:spacing w:line="360" w:lineRule="auto"/>
       </w:pPr>
       <w:r>
-        <w:t xml:space="preserve">0.01: Test: </w:t>
-      </w:r>
-      <w:r>
-        <w:t xml:space="preserve">(Średnia/Max):  36.6% /  39.8% </w:t>
-      </w:r>
-      <w:r>
-        <w:t xml:space="preserve">| Trening: </w:t>
-      </w:r>
-      <w:r>
-        <w:t>(Średnia/Max):  33.7% /  33.8%</w:t>
-      </w:r>
-    </w:p>
-    <w:p>
-      <w:pPr>
-        <w:pStyle w:val="Akapitzlist"/>
+        <w:t>Wartość: 0.1          | TEST (Śr/Max):  71.3% /  82.6% | TRENING:  72.1%</w:t>
+      </w:r>
+    </w:p>
+    <w:p>
+      <w:pPr>
+        <w:pStyle w:val="ListParagraph"/>
+        <w:numPr>
+          <w:ilvl w:val="0"/>
+          <w:numId w:val="20"/>
+        </w:numPr>
+        <w:spacing w:before="240" w:after="240"/>
+      </w:pPr>
+      <w:r>
+        <w:t>Wartość: 0.2          | TEST (Śr/Max):  67.8% /  71.3% | TRENING:  70.7%</w:t>
+      </w:r>
+    </w:p>
+    <w:p>
+      <w:pPr>
+        <w:pStyle w:val="ListParagraph"/>
+        <w:numPr>
+          <w:ilvl w:val="0"/>
+          <w:numId w:val="20"/>
+        </w:numPr>
+        <w:spacing w:before="240" w:after="240"/>
+      </w:pPr>
+      <w:r>
+        <w:t>Wartość: 0.3          | TEST (Śr/Max):  71.0% /  74.6% | TRENING:  73.4%</w:t>
+      </w:r>
+    </w:p>
+    <w:p>
+      <w:pPr>
+        <w:pStyle w:val="ListParagraph"/>
+        <w:numPr>
+          <w:ilvl w:val="0"/>
+          <w:numId w:val="20"/>
+        </w:numPr>
+      </w:pPr>
+      <w:r>
+        <w:t>Wartość: 0.4          | TEST (Śr/Max):  76.2% /  77.7% | TRENING:  75.9%</w:t>
+      </w:r>
+    </w:p>
+    <w:p>
+      <w:pPr>
+        <w:ind w:left="360"/>
+      </w:pPr>
+      <w:r>
+        <w:rPr>
+          <w:i/>
+          <w:iCs/>
+        </w:rPr>
+        <w:t>Wniosek:</w:t>
+      </w:r>
+      <w:r>
+        <w:t xml:space="preserve"> </w:t>
+      </w:r>
+    </w:p>
+    <w:p>
+      <w:pPr>
+        <w:ind w:firstLine="360"/>
+      </w:pPr>
+      <w:r>
+        <w:t>5</w:t>
+      </w:r>
+      <w:r>
+        <w:t>.</w:t>
+      </w:r>
+      <w:r>
+        <w:t xml:space="preserve"> Funkcja aktywacji w warstwie ukrytej (activation):</w:t>
+      </w:r>
+    </w:p>
+    <w:p>
+      <w:pPr>
+        <w:pStyle w:val="ListParagraph"/>
         <w:numPr>
           <w:ilvl w:val="0"/>
           <w:numId w:val="20"/>
@@ -335,21 +564,79 @@
         <w:spacing w:line="360" w:lineRule="auto"/>
       </w:pPr>
       <w:r>
-        <w:t xml:space="preserve">0.05: Test: </w:t>
-      </w:r>
-      <w:r>
-        <w:t xml:space="preserve">(Średnia/Max):  57.1% /  63.7% </w:t>
-      </w:r>
-      <w:r>
-        <w:t xml:space="preserve">| Trening: </w:t>
-      </w:r>
-      <w:r>
-        <w:t>(Średnia/Max):  60.9% /  62.7%</w:t>
-      </w:r>
-    </w:p>
-    <w:p>
-      <w:pPr>
-        <w:pStyle w:val="Akapitzlist"/>
+        <w:t>Wartość: sigmoid      | TEST (Śr/Max):  79.5% /  81.9% | TRENING:  73.1%</w:t>
+      </w:r>
+    </w:p>
+    <w:p>
+      <w:pPr>
+        <w:pStyle w:val="ListParagraph"/>
+        <w:numPr>
+          <w:ilvl w:val="0"/>
+          <w:numId w:val="20"/>
+        </w:numPr>
+        <w:spacing w:before="240" w:after="240"/>
+      </w:pPr>
+      <w:r>
+        <w:t>Wartość: tanh         | TEST (Śr/Max):  82.5% /  86.0% | TRENING:  85.1%</w:t>
+      </w:r>
+    </w:p>
+    <w:p>
+      <w:pPr>
+        <w:pStyle w:val="ListParagraph"/>
+        <w:numPr>
+          <w:ilvl w:val="0"/>
+          <w:numId w:val="20"/>
+        </w:numPr>
+        <w:spacing w:before="240" w:after="240"/>
+      </w:pPr>
+      <w:r>
+        <w:t>Wartość: relu         | TEST (Śr/Max):  84.2% /  88.9% | TRENING:  87.0%</w:t>
+      </w:r>
+    </w:p>
+    <w:p>
+      <w:pPr>
+        <w:pStyle w:val="ListParagraph"/>
+        <w:numPr>
+          <w:ilvl w:val="0"/>
+          <w:numId w:val="20"/>
+        </w:numPr>
+      </w:pPr>
+      <w:r>
+        <w:t>Wartość: sigmoid      | TEST (Śr/Max):  73.3% /  78.4% | TRENING:  73.4%</w:t>
+      </w:r>
+    </w:p>
+    <w:p>
+      <w:pPr>
+        <w:ind w:left="360"/>
+      </w:pPr>
+      <w:r>
+        <w:rPr>
+          <w:i/>
+          <w:iCs/>
+        </w:rPr>
+        <w:t>Wniosek:</w:t>
+      </w:r>
+      <w:r>
+        <w:t xml:space="preserve"> </w:t>
+      </w:r>
+    </w:p>
+    <w:p>
+      <w:pPr>
+        <w:ind w:firstLine="360"/>
+      </w:pPr>
+      <w:r>
+        <w:t>6</w:t>
+      </w:r>
+      <w:r>
+        <w:t>.</w:t>
+      </w:r>
+      <w:r>
+        <w:t xml:space="preserve"> Inicjalizacja wag początkowych (weight_init):</w:t>
+      </w:r>
+    </w:p>
+    <w:p>
+      <w:pPr>
+        <w:pStyle w:val="ListParagraph"/>
         <w:numPr>
           <w:ilvl w:val="0"/>
           <w:numId w:val="20"/>
@@ -357,24 +644,168 @@
         <w:spacing w:line="360" w:lineRule="auto"/>
       </w:pPr>
       <w:r>
-        <w:t xml:space="preserve">0.1: Test: </w:t>
-      </w:r>
-      <w:r>
-        <w:t xml:space="preserve">(Średnia/Max):  76.0% /  80.7% </w:t>
-      </w:r>
-      <w:r>
-        <w:t xml:space="preserve">| Trening: </w:t>
-      </w:r>
-      <w:r>
-        <w:t>(Średnia/Max):  73.4% /  75.5</w:t>
-      </w:r>
-      <w:r>
-        <w:t>%</w:t>
-      </w:r>
-    </w:p>
-    <w:p>
-      <w:pPr>
-        <w:pStyle w:val="Akapitzlist"/>
+        <w:t>Wartość: normal       | TEST (Śr/Max):  70.6% /  71.9% | TRENING:  72.9%</w:t>
+      </w:r>
+    </w:p>
+    <w:p>
+      <w:pPr>
+        <w:pStyle w:val="ListParagraph"/>
+        <w:numPr>
+          <w:ilvl w:val="0"/>
+          <w:numId w:val="20"/>
+        </w:numPr>
+        <w:spacing w:before="240" w:after="240"/>
+      </w:pPr>
+      <w:r>
+        <w:t>Wartość: xavier       | TEST (Śr/Max):  77.0% /  84.8% | TRENING:  78.5%</w:t>
+      </w:r>
+    </w:p>
+    <w:p>
+      <w:pPr>
+        <w:pStyle w:val="ListParagraph"/>
+        <w:numPr>
+          <w:ilvl w:val="0"/>
+          <w:numId w:val="20"/>
+        </w:numPr>
+        <w:spacing w:before="240" w:after="240"/>
+      </w:pPr>
+      <w:r>
+        <w:t>Wartość: he           | TEST (Śr/Max):  77.0% /  78.9% | TRENING:  78.8%</w:t>
+      </w:r>
+    </w:p>
+    <w:p>
+      <w:pPr>
+        <w:pStyle w:val="ListParagraph"/>
+        <w:numPr>
+          <w:ilvl w:val="0"/>
+          <w:numId w:val="20"/>
+        </w:numPr>
+      </w:pPr>
+      <w:r>
+        <w:t>Wartość: normal       | TEST (Śr/Max):  71.2% /  74.9% | TRENING:  72.7%</w:t>
+      </w:r>
+    </w:p>
+    <w:p>
+      <w:pPr>
+        <w:spacing w:before="240" w:after="240"/>
+      </w:pPr>
+      <w:r>
+        <w:rPr>
+          <w:i/>
+          <w:iCs/>
+        </w:rPr>
+        <w:t>Wniosek:</w:t>
+      </w:r>
+      <w:r>
+        <w:t xml:space="preserve"> </w:t>
+      </w:r>
+      <w:r>
+        <w:rPr>
+          <w:rFonts w:ascii="Aptos" w:eastAsia="Aptos" w:hAnsi="Aptos" w:cs="Aptos"/>
+          <w:b/>
+          <w:bCs/>
+        </w:rPr>
+        <w:t>Wniosek:</w:t>
+      </w:r>
+      <w:r>
+        <w:rPr>
+          <w:rFonts w:ascii="Aptos" w:eastAsia="Aptos" w:hAnsi="Aptos" w:cs="Aptos"/>
+        </w:rPr>
+        <w:t xml:space="preserve"> Sposób inicjalizacji wag okazał się mieć istotny wpływ na zdolność sieci do nauki. Klasyczny rozkład </w:t>
+      </w:r>
+      <w:r>
+        <w:rPr>
+          <w:rFonts w:ascii="Aptos" w:eastAsia="Aptos" w:hAnsi="Aptos" w:cs="Aptos"/>
+          <w:b/>
+          <w:bCs/>
+        </w:rPr>
+        <w:t>Normal</w:t>
+      </w:r>
+      <w:r>
+        <w:rPr>
+          <w:rFonts w:ascii="Aptos" w:eastAsia="Aptos" w:hAnsi="Aptos" w:cs="Aptos"/>
+        </w:rPr>
+        <w:t xml:space="preserve"> (losowanie małych wartości bliskich zeru) uzyskał najsłabsze wyniki (ok. 71%). Zastosowanie zaawansowanych metod, takich jak </w:t>
+      </w:r>
+      <w:r>
+        <w:rPr>
+          <w:rFonts w:ascii="Aptos" w:eastAsia="Aptos" w:hAnsi="Aptos" w:cs="Aptos"/>
+          <w:b/>
+          <w:bCs/>
+        </w:rPr>
+        <w:t>Xavier</w:t>
+      </w:r>
+      <w:r>
+        <w:rPr>
+          <w:rFonts w:ascii="Aptos" w:eastAsia="Aptos" w:hAnsi="Aptos" w:cs="Aptos"/>
+        </w:rPr>
+        <w:t xml:space="preserve"> (dedykowana dla funkcji Sigmoid/Tanh) oraz </w:t>
+      </w:r>
+      <w:r>
+        <w:rPr>
+          <w:rFonts w:ascii="Aptos" w:eastAsia="Aptos" w:hAnsi="Aptos" w:cs="Aptos"/>
+          <w:b/>
+          <w:bCs/>
+        </w:rPr>
+        <w:t>He</w:t>
+      </w:r>
+      <w:r>
+        <w:rPr>
+          <w:rFonts w:ascii="Aptos" w:eastAsia="Aptos" w:hAnsi="Aptos" w:cs="Aptos"/>
+        </w:rPr>
+        <w:t xml:space="preserve"> (dedykowana dla ReLU), pozwoliło na podniesienie skuteczności o ok. 6-7 punktów procentowych. Wynika to z faktu, że metody te automatycznie dopasowują wariancję wag do liczby wejść do neuronu, co zapobiega zbyt szybkiemu nasycaniu się funkcji aktywacji i ułatwia przepływ gradientu w początkowych fazach uczenia. W badaniu to metoda </w:t>
+      </w:r>
+      <w:r>
+        <w:rPr>
+          <w:rFonts w:ascii="Aptos" w:eastAsia="Aptos" w:hAnsi="Aptos" w:cs="Aptos"/>
+          <w:b/>
+          <w:bCs/>
+        </w:rPr>
+        <w:t>Xavier</w:t>
+      </w:r>
+      <w:r>
+        <w:rPr>
+          <w:rFonts w:ascii="Aptos" w:eastAsia="Aptos" w:hAnsi="Aptos" w:cs="Aptos"/>
+        </w:rPr>
+        <w:t xml:space="preserve"> pozwoliła na osiągnięcie najwyższego wyniku jednostkowego (</w:t>
+      </w:r>
+      <w:r>
+        <w:rPr>
+          <w:rFonts w:ascii="Aptos" w:eastAsia="Aptos" w:hAnsi="Aptos" w:cs="Aptos"/>
+          <w:b/>
+          <w:bCs/>
+        </w:rPr>
+        <w:t>84.8%</w:t>
+      </w:r>
+      <w:r>
+        <w:rPr>
+          <w:rFonts w:ascii="Aptos" w:eastAsia="Aptos" w:hAnsi="Aptos" w:cs="Aptos"/>
+        </w:rPr>
+        <w:t>).</w:t>
+      </w:r>
+    </w:p>
+    <w:p>
+      <w:pPr>
+        <w:ind w:left="360"/>
+      </w:pPr>
+    </w:p>
+    <w:p>
+      <w:pPr>
+        <w:ind w:firstLine="360"/>
+      </w:pPr>
+      <w:r>
+        <w:t>7</w:t>
+      </w:r>
+      <w:r>
+        <w:t>.</w:t>
+      </w:r>
+      <w:r>
+        <w:t xml:space="preserve"> Rozmiar mini-batcha (batch_size):</w:t>
+      </w:r>
+    </w:p>
+    <w:p>
+      <w:pPr>
+        <w:pStyle w:val="ListParagraph"/>
         <w:numPr>
           <w:ilvl w:val="0"/>
           <w:numId w:val="20"/>
@@ -382,16 +813,45 @@
         <w:spacing w:line="360" w:lineRule="auto"/>
       </w:pPr>
       <w:r>
-        <w:t xml:space="preserve">0.5: Test: </w:t>
-      </w:r>
-      <w:r>
-        <w:t xml:space="preserve">(Średnia/Max):  85.0% /  87.7% </w:t>
-      </w:r>
-      <w:r>
-        <w:t xml:space="preserve"> | Trening: </w:t>
-      </w:r>
-      <w:r>
-        <w:t>(Średnia/Max):  86.2% /  87.1%</w:t>
+        <w:t>Wartość: None         | TEST (Śr/Max):  73.9% /  76.6% | TRENING:  74.1%</w:t>
+      </w:r>
+    </w:p>
+    <w:p>
+      <w:pPr>
+        <w:pStyle w:val="ListParagraph"/>
+        <w:numPr>
+          <w:ilvl w:val="0"/>
+          <w:numId w:val="20"/>
+        </w:numPr>
+        <w:spacing w:before="240" w:after="240"/>
+      </w:pPr>
+      <w:r>
+        <w:t>Wartość: 32           | TEST (Śr/Max):  90.4% /  91.8% | TRENING:  91.0%</w:t>
+      </w:r>
+    </w:p>
+    <w:p>
+      <w:pPr>
+        <w:pStyle w:val="ListParagraph"/>
+        <w:numPr>
+          <w:ilvl w:val="0"/>
+          <w:numId w:val="20"/>
+        </w:numPr>
+        <w:spacing w:before="240" w:after="240"/>
+      </w:pPr>
+      <w:r>
+        <w:t>Wartość: 64           | TEST (Śr/Max):  86.0% /  88.9% | TRENING:  89.1%</w:t>
+      </w:r>
+    </w:p>
+    <w:p>
+      <w:pPr>
+        <w:pStyle w:val="ListParagraph"/>
+        <w:numPr>
+          <w:ilvl w:val="0"/>
+          <w:numId w:val="20"/>
+        </w:numPr>
+      </w:pPr>
+      <w:r>
+        <w:t>Wartość: 128          | TEST (Śr/Max):  84.6% /  87.1% | TRENING:  87.4%</w:t>
       </w:r>
     </w:p>
     <w:p>
@@ -403,11 +863,10 @@
           <w:i/>
           <w:iCs/>
         </w:rPr>
-        <w:lastRenderedPageBreak/>
         <w:t>Wniosek:</w:t>
       </w:r>
       <w:r>
-        <w:t xml:space="preserve"> Zbyt mały współczynnik (0.01) powodował, że sieć uczyła się zbyt wolno, osiągając marginalną celność. Dla badanego problemu wysoki współczynnik (0.5) okazał się optymalny, najszybciej prowadząc wagi do minimum funkcji błędu.</w:t>
+        <w:t xml:space="preserve"> Użycie Mini-Batch Gradient Descent (paczki wielkości 32 i 64) okazało się krytycznym punktem optymalizacji. Model z paczką 32 przeskoczył granicę 89% na zbiorze testowym, wprowadzając szum pozwalający omijać minima lokalne lepiej niż przeliczanie pełnego zbioru na raz.</w:t>
       </w:r>
     </w:p>
     <w:p>
@@ -415,84 +874,65 @@
         <w:ind w:firstLine="360"/>
       </w:pPr>
       <w:r>
-        <w:t>3. Liczba epok (epochs):</w:t>
-      </w:r>
-    </w:p>
-    <w:p>
-      <w:pPr>
+        <w:t>8</w:t>
+      </w:r>
+      <w:r>
+        <w:t>.</w:t>
+      </w:r>
+      <w:r>
+        <w:t xml:space="preserve"> Współczynnik Momentum:</w:t>
+      </w:r>
+    </w:p>
+    <w:p>
+      <w:pPr>
+        <w:pStyle w:val="ListParagraph"/>
         <w:numPr>
           <w:ilvl w:val="0"/>
-          <w:numId w:val="14"/>
+          <w:numId w:val="20"/>
         </w:numPr>
-      </w:pPr>
-      <w:r>
-        <w:t xml:space="preserve">100 epok: Test: </w:t>
-      </w:r>
-      <w:r>
-        <w:t>(Średnia/Max):  48.5% /  52.6%</w:t>
-      </w:r>
-      <w:r>
-        <w:t xml:space="preserve"> | Trening: </w:t>
-      </w:r>
-      <w:r>
-        <w:t>(Średnia/Max):  42.8% /  44.8%</w:t>
-      </w:r>
-    </w:p>
-    <w:p>
-      <w:pPr>
+        <w:spacing w:line="360" w:lineRule="auto"/>
+      </w:pPr>
+      <w:r>
+        <w:t>Wartość: 0.0          | TEST (Śr/Max):  73.1% /  78.4% | TRENING:  75.3%</w:t>
+      </w:r>
+    </w:p>
+    <w:p>
+      <w:pPr>
+        <w:pStyle w:val="ListParagraph"/>
         <w:numPr>
           <w:ilvl w:val="0"/>
-          <w:numId w:val="14"/>
+          <w:numId w:val="20"/>
         </w:numPr>
-      </w:pPr>
-      <w:r>
-        <w:t xml:space="preserve">300 epok: Test: </w:t>
-      </w:r>
-      <w:r>
-        <w:t xml:space="preserve">(Średnia/Max):  62.2% /  65.5% </w:t>
-      </w:r>
-      <w:r>
-        <w:t xml:space="preserve">| Trening: </w:t>
-      </w:r>
-      <w:r>
-        <w:t>(Średnia/Max):  62.7% /  64.6%</w:t>
-      </w:r>
-    </w:p>
-    <w:p>
-      <w:pPr>
+        <w:spacing w:before="240" w:after="240"/>
+      </w:pPr>
+      <w:r>
+        <w:t>Wartość: 0.5          | TEST (Śr/Max):  77.0% /  79.5% | TRENING:  82.5%</w:t>
+      </w:r>
+    </w:p>
+    <w:p>
+      <w:pPr>
+        <w:pStyle w:val="ListParagraph"/>
         <w:numPr>
           <w:ilvl w:val="0"/>
-          <w:numId w:val="14"/>
+          <w:numId w:val="20"/>
         </w:numPr>
-      </w:pPr>
-      <w:r>
-        <w:t xml:space="preserve">600 epok: Test: </w:t>
-      </w:r>
-      <w:r>
-        <w:t xml:space="preserve">(Średnia/Max):  74.5% /  78.9% </w:t>
-      </w:r>
-      <w:r>
-        <w:t xml:space="preserve">| Trening: </w:t>
-      </w:r>
-      <w:r>
-        <w:t>(Średnia/Max):  76.9% /  78.1%</w:t>
-      </w:r>
-    </w:p>
-    <w:p>
-      <w:pPr>
+        <w:spacing w:before="240" w:after="240"/>
+      </w:pPr>
+      <w:r>
+        <w:lastRenderedPageBreak/>
+        <w:t>Wartość: 0.9          | TEST (Śr/Max):  86.5% /  88.3% | TRENING:  88.4%</w:t>
+      </w:r>
+    </w:p>
+    <w:p>
+      <w:pPr>
+        <w:pStyle w:val="ListParagraph"/>
         <w:numPr>
           <w:ilvl w:val="0"/>
-          <w:numId w:val="14"/>
+          <w:numId w:val="20"/>
         </w:numPr>
       </w:pPr>
       <w:r>
-        <w:t xml:space="preserve">1000 epok: Test: </w:t>
-      </w:r>
-      <w:r>
-        <w:t xml:space="preserve">(Średnia/Max):  78.2% /  81.3% </w:t>
-      </w:r>
-      <w:r>
-        <w:t>| Trening: 81.6%</w:t>
+        <w:t>Wartość: 0.99         | TEST (Śr/Max):  87.7% /  89.5% | TRENING:  94.2%</w:t>
       </w:r>
     </w:p>
     <w:p>
@@ -507,447 +947,6 @@
         <w:t>Wniosek:</w:t>
       </w:r>
       <w:r>
-        <w:t xml:space="preserve"> Skuteczność rośnie wraz z wydłużaniem czasu treningu. Sieć wyraźnie potrzebuje większej liczby iteracji (blisko 1000), aby w pełni wyekstrahować cechy z danych, choć rosnąca rozbieżność między zbiorem uczącym a testowym przy 1000 epokach sugeruje powolne wchodzenie w fazę przeuczenia.</w:t>
-      </w:r>
-    </w:p>
-    <w:p>
-      <w:pPr>
-        <w:ind w:firstLine="360"/>
-      </w:pPr>
-      <w:r>
-        <w:t>4</w:t>
-      </w:r>
-      <w:r>
-        <w:t>.</w:t>
-      </w:r>
-      <w:r>
-        <w:t xml:space="preserve"> Wielkość próby testowej (test_size):</w:t>
-      </w:r>
-    </w:p>
-    <w:p>
-      <w:pPr>
-        <w:pStyle w:val="Akapitzlist"/>
-        <w:numPr>
-          <w:ilvl w:val="0"/>
-          <w:numId w:val="17"/>
-        </w:numPr>
-        <w:spacing w:line="360" w:lineRule="auto"/>
-      </w:pPr>
-      <w:r>
-        <w:t>(10%): Test (Średnia/Max): 73.6% / 77.9% | Trening (Średnia/Max): 73.5% / 74.0%</w:t>
-      </w:r>
-    </w:p>
-    <w:p>
-      <w:pPr>
-        <w:pStyle w:val="Akapitzlist"/>
-        <w:numPr>
-          <w:ilvl w:val="0"/>
-          <w:numId w:val="17"/>
-        </w:numPr>
-        <w:spacing w:line="360" w:lineRule="auto"/>
-      </w:pPr>
-      <w:r>
-        <w:t>(20%): Test (Średnia/Max): 73.1% / 78.4% | Trening (Średnia/Max): 73.5% / 75.5%</w:t>
-      </w:r>
-    </w:p>
-    <w:p>
-      <w:pPr>
-        <w:pStyle w:val="Akapitzlist"/>
-        <w:numPr>
-          <w:ilvl w:val="0"/>
-          <w:numId w:val="17"/>
-        </w:numPr>
-        <w:spacing w:line="360" w:lineRule="auto"/>
-      </w:pPr>
-      <w:r>
-        <w:t>(30%): Test (Średnia/Max): 74.1% / 78.1% | Trening (Średnia/Max): 73.4% / 75.2%</w:t>
-      </w:r>
-    </w:p>
-    <w:p>
-      <w:pPr>
-        <w:pStyle w:val="Akapitzlist"/>
-        <w:numPr>
-          <w:ilvl w:val="0"/>
-          <w:numId w:val="17"/>
-        </w:numPr>
-        <w:spacing w:line="360" w:lineRule="auto"/>
-      </w:pPr>
-      <w:r>
-        <w:t>(40%): Test (Średnia/Max): 71.4% / 73.9% | Trening (Średnia/Max): 73.3% / 76.1%</w:t>
-      </w:r>
-    </w:p>
-    <w:p>
-      <w:pPr>
-        <w:ind w:left="360"/>
-      </w:pPr>
-      <w:r>
-        <w:rPr>
-          <w:i/>
-          <w:iCs/>
-        </w:rPr>
-        <w:t>Wniosek:</w:t>
-      </w:r>
-      <w:r>
-        <w:t xml:space="preserve"> Model zachowywał się dość stabilnie bez względu na podział. Najwyższą uśrednioną dokładność osiągnięto dla 30% danych testowych. Zbytnie pomniejszenie zbioru treningowego (test_size=0.4) skutkowało jednak spadkiem celności do 71.4%.</w:t>
-      </w:r>
-    </w:p>
-    <w:p>
-      <w:pPr>
-        <w:ind w:firstLine="360"/>
-      </w:pPr>
-      <w:r>
-        <w:t>5</w:t>
-      </w:r>
-      <w:r>
-        <w:t>.</w:t>
-      </w:r>
-      <w:r>
-        <w:t xml:space="preserve"> Funkcja aktywacji w warstwie ukrytej (activation):</w:t>
-      </w:r>
-    </w:p>
-    <w:p>
-      <w:pPr>
-        <w:pStyle w:val="Akapitzlist"/>
-        <w:numPr>
-          <w:ilvl w:val="0"/>
-          <w:numId w:val="17"/>
-        </w:numPr>
-        <w:spacing w:line="360" w:lineRule="auto"/>
-      </w:pPr>
-      <w:r>
-        <w:t>sigmoid: Test (Średnia/Max): 73.3% / 77.2% | Trening (Średnia/Max): 73.1% / 74.9%</w:t>
-      </w:r>
-    </w:p>
-    <w:p>
-      <w:pPr>
-        <w:pStyle w:val="Akapitzlist"/>
-        <w:numPr>
-          <w:ilvl w:val="0"/>
-          <w:numId w:val="17"/>
-        </w:numPr>
-        <w:spacing w:line="360" w:lineRule="auto"/>
-      </w:pPr>
-      <w:r>
-        <w:lastRenderedPageBreak/>
-        <w:t>tanh: Test (Średnia/Max): 84.2% / 88.9% | Trening (Średnia/Max): 85.7% / 86.9%</w:t>
-      </w:r>
-    </w:p>
-    <w:p>
-      <w:pPr>
-        <w:pStyle w:val="Akapitzlist"/>
-        <w:numPr>
-          <w:ilvl w:val="0"/>
-          <w:numId w:val="17"/>
-        </w:numPr>
-        <w:spacing w:line="360" w:lineRule="auto"/>
-      </w:pPr>
-      <w:r>
-        <w:t>relu: Test (Średnia/Max): 84.6% / 86.0% | Trening (Średnia/Max): 86.2% / 86.6%</w:t>
-      </w:r>
-    </w:p>
-    <w:p>
-      <w:pPr>
-        <w:ind w:left="360"/>
-      </w:pPr>
-      <w:r>
-        <w:rPr>
-          <w:i/>
-          <w:iCs/>
-        </w:rPr>
-        <w:t>Wniosek:</w:t>
-      </w:r>
-      <w:r>
-        <w:t xml:space="preserve"> Funkcja ReLU znacząco wyprzedziła klasyczną Sigmoidę (różnica ok. 11 punktów procentowych na zbiorze testowym) i dała nieznacznie lepsze wyniki od Tanh. </w:t>
-      </w:r>
-      <w:r>
-        <w:t>Pozwoliło to na uniknięcie problemu gasnącego gradientu</w:t>
-      </w:r>
-      <w:r>
-        <w:t>.</w:t>
-      </w:r>
-      <w:r>
-        <w:t xml:space="preserve"> </w:t>
-      </w:r>
-      <w:r>
-        <w:t>(istota uczenia się zbioru)</w:t>
-      </w:r>
-    </w:p>
-    <w:p>
-      <w:pPr>
-        <w:ind w:firstLine="360"/>
-      </w:pPr>
-      <w:r>
-        <w:t>6</w:t>
-      </w:r>
-      <w:r>
-        <w:t>.</w:t>
-      </w:r>
-      <w:r>
-        <w:t xml:space="preserve"> Inicjalizacja wag początkowych (weight_init):</w:t>
-      </w:r>
-    </w:p>
-    <w:p>
-      <w:pPr>
-        <w:pStyle w:val="Akapitzlist"/>
-        <w:numPr>
-          <w:ilvl w:val="0"/>
-          <w:numId w:val="17"/>
-        </w:numPr>
-        <w:spacing w:line="360" w:lineRule="auto"/>
-      </w:pPr>
-      <w:r>
-        <w:t>normal: Test (Średnia/Max): 71.2% / 77.2% | Trening (Średnia/Max): 74.5% / 77.8%</w:t>
-      </w:r>
-    </w:p>
-    <w:p>
-      <w:pPr>
-        <w:pStyle w:val="Akapitzlist"/>
-        <w:numPr>
-          <w:ilvl w:val="0"/>
-          <w:numId w:val="17"/>
-        </w:numPr>
-        <w:spacing w:line="360" w:lineRule="auto"/>
-      </w:pPr>
-      <w:r>
-        <w:t>xavier: Test (Średnia/Max): 75.0% / 78.4% | Trening (Średnia/Max): 78.8% / 79.1%</w:t>
-      </w:r>
-    </w:p>
-    <w:p>
-      <w:pPr>
-        <w:pStyle w:val="Akapitzlist"/>
-        <w:numPr>
-          <w:ilvl w:val="0"/>
-          <w:numId w:val="17"/>
-        </w:numPr>
-        <w:spacing w:line="360" w:lineRule="auto"/>
-      </w:pPr>
-      <w:r>
-        <w:t>he: Test (Średnia/Max): 78.8% / 80.1% | Trening (Średnia/Max): 79.8% / 80.0%</w:t>
-      </w:r>
-    </w:p>
-    <w:p>
-      <w:pPr>
-        <w:ind w:left="360"/>
-      </w:pPr>
-      <w:r>
-        <w:rPr>
-          <w:i/>
-          <w:iCs/>
-        </w:rPr>
-        <w:t>Wniosek:</w:t>
-      </w:r>
-      <w:r>
-        <w:t xml:space="preserve"> Zgodnie z teorią uczenia SSN, zmiana rozkładu początkowego ma duże znaczenie. Inicjalizacja "He" okazała się najskuteczniejsza i wyraźnie zdominowała klasyczny rozkład normalny.</w:t>
-      </w:r>
-    </w:p>
-    <w:p>
-      <w:pPr>
-        <w:ind w:firstLine="360"/>
-      </w:pPr>
-      <w:r>
-        <w:t>7</w:t>
-      </w:r>
-      <w:r>
-        <w:t>.</w:t>
-      </w:r>
-      <w:r>
-        <w:t xml:space="preserve"> Rozmiar mini-batcha (batch_size):</w:t>
-      </w:r>
-    </w:p>
-    <w:p>
-      <w:pPr>
-        <w:pStyle w:val="Akapitzlist"/>
-        <w:numPr>
-          <w:ilvl w:val="0"/>
-          <w:numId w:val="17"/>
-        </w:numPr>
-        <w:spacing w:line="360" w:lineRule="auto"/>
-        <w:rPr>
-          <w:lang w:val="en-US"/>
-        </w:rPr>
-      </w:pPr>
-      <w:r>
-        <w:rPr>
-          <w:lang w:val="en-US"/>
-        </w:rPr>
-        <w:t>None (Full Batch): Test (</w:t>
-      </w:r>
-      <w:proofErr w:type="spellStart"/>
-      <w:r>
-        <w:rPr>
-          <w:lang w:val="en-US"/>
-        </w:rPr>
-        <w:t>Średnia</w:t>
-      </w:r>
-      <w:proofErr w:type="spellEnd"/>
-      <w:r>
-        <w:rPr>
-          <w:lang w:val="en-US"/>
-        </w:rPr>
-        <w:t xml:space="preserve">/Max): 76.2% / 78.9% | </w:t>
-      </w:r>
-      <w:proofErr w:type="spellStart"/>
-      <w:r>
-        <w:rPr>
-          <w:lang w:val="en-US"/>
-        </w:rPr>
-        <w:t>Trening</w:t>
-      </w:r>
-      <w:proofErr w:type="spellEnd"/>
-      <w:r>
-        <w:rPr>
-          <w:lang w:val="en-US"/>
-        </w:rPr>
-        <w:t xml:space="preserve"> (</w:t>
-      </w:r>
-      <w:proofErr w:type="spellStart"/>
-      <w:r>
-        <w:rPr>
-          <w:lang w:val="en-US"/>
-        </w:rPr>
-        <w:t>Średnia</w:t>
-      </w:r>
-      <w:proofErr w:type="spellEnd"/>
-      <w:r>
-        <w:rPr>
-          <w:lang w:val="en-US"/>
-        </w:rPr>
-        <w:t>/Max): 75.8% / 77.4%</w:t>
-      </w:r>
-    </w:p>
-    <w:p>
-      <w:pPr>
-        <w:pStyle w:val="Akapitzlist"/>
-        <w:numPr>
-          <w:ilvl w:val="0"/>
-          <w:numId w:val="17"/>
-        </w:numPr>
-        <w:spacing w:line="360" w:lineRule="auto"/>
-      </w:pPr>
-      <w:r>
-        <w:t>32: Test (Średnia/Max): 89.7% / 90.1% | Trening (Średnia/Max): 91.2% / 91.8%</w:t>
-      </w:r>
-    </w:p>
-    <w:p>
-      <w:pPr>
-        <w:pStyle w:val="Akapitzlist"/>
-        <w:numPr>
-          <w:ilvl w:val="0"/>
-          <w:numId w:val="17"/>
-        </w:numPr>
-        <w:spacing w:line="360" w:lineRule="auto"/>
-      </w:pPr>
-      <w:r>
-        <w:t>64: Test (Średnia/Max): 88.3% / 88.9% | Trening (Średnia/Max): 89.0% / 89.1%</w:t>
-      </w:r>
-    </w:p>
-    <w:p>
-      <w:pPr>
-        <w:pStyle w:val="Akapitzlist"/>
-        <w:numPr>
-          <w:ilvl w:val="0"/>
-          <w:numId w:val="17"/>
-        </w:numPr>
-        <w:spacing w:line="360" w:lineRule="auto"/>
-      </w:pPr>
-      <w:r>
-        <w:t>128: Test (Średnia/Max): 84.4% / 85.4% | Trening (Średnia/Max): 87.6% / 88.0%</w:t>
-      </w:r>
-    </w:p>
-    <w:p>
-      <w:pPr>
-        <w:ind w:left="360"/>
-      </w:pPr>
-      <w:r>
-        <w:rPr>
-          <w:i/>
-          <w:iCs/>
-        </w:rPr>
-        <w:t>Wniosek:</w:t>
-      </w:r>
-      <w:r>
-        <w:t xml:space="preserve"> Użycie Mini-Batch Gradient Descent (paczki wielkości 32 i 64) okazało się krytycznym punktem optymalizacji. Model z paczką 32 przeskoczył granicę 89% na zbiorze testowym, wprowadzając szum pozwalający omijać minima lokalne lepiej niż przeliczanie pełnego zbioru na raz.</w:t>
-      </w:r>
-    </w:p>
-    <w:p>
-      <w:pPr>
-        <w:ind w:firstLine="360"/>
-      </w:pPr>
-      <w:r>
-        <w:t>8</w:t>
-      </w:r>
-      <w:r>
-        <w:t>.</w:t>
-      </w:r>
-      <w:r>
-        <w:t xml:space="preserve"> Współczynnik Momentum:</w:t>
-      </w:r>
-    </w:p>
-    <w:p>
-      <w:pPr>
-        <w:pStyle w:val="Akapitzlist"/>
-        <w:numPr>
-          <w:ilvl w:val="0"/>
-          <w:numId w:val="17"/>
-        </w:numPr>
-        <w:spacing w:line="360" w:lineRule="auto"/>
-      </w:pPr>
-      <w:r>
-        <w:t>0.0: Test (Średnia/Max): 74.1% / 75.4% | Trening (Średnia/Max): 74.2% / 75.6%</w:t>
-      </w:r>
-    </w:p>
-    <w:p>
-      <w:pPr>
-        <w:pStyle w:val="Akapitzlist"/>
-        <w:numPr>
-          <w:ilvl w:val="0"/>
-          <w:numId w:val="17"/>
-        </w:numPr>
-        <w:spacing w:line="360" w:lineRule="auto"/>
-      </w:pPr>
-      <w:r>
-        <w:t>0.5: Test (Średnia/Max): 78.0% / 78.4% | Trening (Średnia/Max): 81.7% / 82.2%</w:t>
-      </w:r>
-    </w:p>
-    <w:p>
-      <w:pPr>
-        <w:pStyle w:val="Akapitzlist"/>
-        <w:numPr>
-          <w:ilvl w:val="0"/>
-          <w:numId w:val="17"/>
-        </w:numPr>
-        <w:spacing w:line="360" w:lineRule="auto"/>
-      </w:pPr>
-      <w:r>
-        <w:t>0.9: Test (Średnia/Max): 85.8% / 87.7% | Trening (Średnia/Max): 89.2% / 90.2%</w:t>
-      </w:r>
-    </w:p>
-    <w:p>
-      <w:pPr>
-        <w:pStyle w:val="Akapitzlist"/>
-        <w:numPr>
-          <w:ilvl w:val="0"/>
-          <w:numId w:val="17"/>
-        </w:numPr>
-        <w:spacing w:line="360" w:lineRule="auto"/>
-      </w:pPr>
-      <w:r>
-        <w:lastRenderedPageBreak/>
-        <w:t>0.99: Test (Średnia/Max): 89.1% / 90.6% | Trening (Średnia/Max): 95.1% / 96.0%</w:t>
-      </w:r>
-    </w:p>
-    <w:p>
-      <w:pPr>
-        <w:ind w:left="360"/>
-      </w:pPr>
-      <w:r>
-        <w:rPr>
-          <w:i/>
-          <w:iCs/>
-        </w:rPr>
-        <w:t>Wniosek:</w:t>
-      </w:r>
-      <w:r>
         <w:t xml:space="preserve"> Momentum drastycznie poprawiło zbieżność. Wartość 0.99 dała bezapelacyjnie najlepsze wyniki (blisko 90% </w:t>
       </w:r>
       <w:r>
@@ -983,76 +982,6 @@
       </w:pPr>
       <w:r>
         <w:t>1. Drzewo Decyzyjne – badanie parametru max_depth:</w:t>
-      </w:r>
-    </w:p>
-    <w:p>
-      <w:pPr>
-        <w:numPr>
-          <w:ilvl w:val="0"/>
-          <w:numId w:val="6"/>
-        </w:numPr>
-      </w:pPr>
-      <w:r>
-        <w:t>Głębokość 3: Uczący: 80.91% | Testowy: 74.27%</w:t>
-      </w:r>
-    </w:p>
-    <w:p>
-      <w:pPr>
-        <w:numPr>
-          <w:ilvl w:val="0"/>
-          <w:numId w:val="6"/>
-        </w:numPr>
-      </w:pPr>
-      <w:r>
-        <w:t>Głębokość 5: Uczący: 91.34% | Testowy: 83.04%</w:t>
-      </w:r>
-    </w:p>
-    <w:p>
-      <w:pPr>
-        <w:numPr>
-          <w:ilvl w:val="0"/>
-          <w:numId w:val="6"/>
-        </w:numPr>
-      </w:pPr>
-      <w:r>
-        <w:t>Głębokość 10: Uczący: 100.00% | Testowy: 81.29%</w:t>
-      </w:r>
-    </w:p>
-    <w:p>
-      <w:pPr>
-        <w:numPr>
-          <w:ilvl w:val="0"/>
-          <w:numId w:val="6"/>
-        </w:numPr>
-      </w:pPr>
-      <w:r>
-        <w:t>Głębokość None: Uczący: 100.00% | Testowy: 81.29%</w:t>
-      </w:r>
-    </w:p>
-    <w:p>
-      <w:pPr>
-        <w:ind w:left="360"/>
-      </w:pPr>
-      <w:r>
-        <w:rPr>
-          <w:i/>
-          <w:iCs/>
-        </w:rPr>
-        <w:t>Wniosek:</w:t>
-      </w:r>
-      <w:r>
-        <w:t xml:space="preserve"> Drzewa pozbawione limitu głębokości (None) oraz z limitem 10 idealnie zapamiętywały dane treningowe (100% accuracy), ale traciły skuteczność na danych testowych wpadając w tzw. przeuczenie. Umiarkowane ograniczenie do głębokości 5 dało najlepszy wynik uogólniania (83.04%).</w:t>
-      </w:r>
-    </w:p>
-    <w:p>
-      <w:pPr>
-        <w:ind w:firstLine="360"/>
-      </w:pPr>
-      <w:r>
-        <w:t>2. k-Najbliższych Sąsiadów – badanie parametru n_</w:t>
-      </w:r>
-      <w:r>
-        <w:t>neighbors:</w:t>
       </w:r>
     </w:p>
     <w:p>
@@ -1063,7 +992,7 @@
         </w:numPr>
       </w:pPr>
       <w:r>
-        <w:t>K = 1: Uczący: 100.00% | Testowy: 88.89%</w:t>
+        <w:t>Głębokość 3: Uczący: 80.91% | Testowy: 74.27%</w:t>
       </w:r>
     </w:p>
     <w:p>
@@ -1074,7 +1003,7 @@
         </w:numPr>
       </w:pPr>
       <w:r>
-        <w:t>K = 3: Uczący: 94.42% | Testowy: 88.89%</w:t>
+        <w:t>Głębokość 5: Uczący: 91.34% | Testowy: 83.04%</w:t>
       </w:r>
     </w:p>
     <w:p>
@@ -1085,7 +1014,7 @@
         </w:numPr>
       </w:pPr>
       <w:r>
-        <w:t>K = 5: Uczący: 91.78% | Testowy: 87.72%</w:t>
+        <w:t>Głębokość 10: Uczący: 100.00% | Testowy: 81.29%</w:t>
       </w:r>
     </w:p>
     <w:p>
@@ -1096,7 +1025,7 @@
         </w:numPr>
       </w:pPr>
       <w:r>
-        <w:t>K = 7: Uczący: 91.78% | Testowy: 87.13%</w:t>
+        <w:t>Głębokość None: Uczący: 100.00% | Testowy: 81.29%</w:t>
       </w:r>
     </w:p>
     <w:p>
@@ -1111,7 +1040,7 @@
         <w:t>Wniosek:</w:t>
       </w:r>
       <w:r>
-        <w:t xml:space="preserve"> Co ciekawe, niska wartość K (1 oraz 3) poradziła sobie najlepiej. Pokazuje to, że auta o podobnych nadwoziach tworzą bardzo spójne i zwarte klastry, gdzie najbliższy sąsiad determinuje klasę bez błędu dla niemal 89% przypadków w zbiorze testowym.</w:t>
+        <w:t xml:space="preserve"> Drzewa pozbawione limitu głębokości (None) oraz z limitem 10 idealnie zapamiętywały dane treningowe (100% accuracy), ale traciły skuteczność na danych testowych wpadając w tzw. przeuczenie. Umiarkowane ograniczenie do głębokości 5 dało najlepszy wynik uogólniania (83.04%).</w:t>
       </w:r>
     </w:p>
     <w:p>
@@ -1119,52 +1048,54 @@
         <w:ind w:firstLine="360"/>
       </w:pPr>
       <w:r>
-        <w:t>3. Maszyny Wektorów Nośnych (SVM) – badanie parametru kernel:</w:t>
+        <w:t>2. k-Najbliższych Sąsiadów – badanie parametru n_</w:t>
+      </w:r>
+      <w:r>
+        <w:t>neighbors:</w:t>
       </w:r>
     </w:p>
     <w:p>
       <w:pPr>
         <w:numPr>
           <w:ilvl w:val="0"/>
-          <w:numId w:val="5"/>
+          <w:numId w:val="13"/>
         </w:numPr>
       </w:pPr>
       <w:r>
-        <w:t>Liniowe (linear): Uczący: 89.13% | Testowy: 81.87%</w:t>
+        <w:t>K = 1: Uczący: 100.00% | Testowy: 88.89%</w:t>
       </w:r>
     </w:p>
     <w:p>
       <w:pPr>
         <w:numPr>
           <w:ilvl w:val="0"/>
-          <w:numId w:val="5"/>
+          <w:numId w:val="13"/>
         </w:numPr>
       </w:pPr>
       <w:r>
-        <w:t>Wielomianowe (poly): Uczący: 86.34% | Testowy: 78.95%</w:t>
+        <w:t>K = 3: Uczący: 94.42% | Testowy: 88.89%</w:t>
       </w:r>
     </w:p>
     <w:p>
       <w:pPr>
         <w:numPr>
           <w:ilvl w:val="0"/>
-          <w:numId w:val="5"/>
+          <w:numId w:val="13"/>
         </w:numPr>
       </w:pPr>
       <w:r>
-        <w:lastRenderedPageBreak/>
-        <w:t>Radialne (rbf): Uczący: 90.75% | Testowy: 88.89%</w:t>
+        <w:t>K = 5: Uczący: 91.78% | Testowy: 87.72%</w:t>
       </w:r>
     </w:p>
     <w:p>
       <w:pPr>
         <w:numPr>
           <w:ilvl w:val="0"/>
-          <w:numId w:val="5"/>
+          <w:numId w:val="13"/>
         </w:numPr>
       </w:pPr>
       <w:r>
-        <w:t>Sigmoid: Uczący: 65.49% | Testowy: 59.06%</w:t>
+        <w:t>K = 7: Uczący: 91.78% | Testowy: 87.13%</w:t>
       </w:r>
     </w:p>
     <w:p>
@@ -1179,13 +1110,7 @@
         <w:t>Wniosek:</w:t>
       </w:r>
       <w:r>
-        <w:t xml:space="preserve"> Problem klasyfikacji aut z tego zbioru ma charakter nieliniowy. Jądro radialne (RBF) poradziło sobie </w:t>
-      </w:r>
-      <w:r>
-        <w:t>świetnie</w:t>
-      </w:r>
-      <w:r>
-        <w:t>, deklasując jądro liniowe i wielomianowe. Jądro sigmoidalne zupełnie nie poradziło sobie z rozkładem danych (tylko 59%).</w:t>
+        <w:t xml:space="preserve"> Co ciekawe, niska wartość K (1 oraz 3) poradziła sobie najlepiej. Pokazuje to, że auta o podobnych nadwoziach tworzą bardzo spójne i zwarte klastry, gdzie najbliższy sąsiad determinuje klasę bez błędu dla niemal 89% przypadków w zbiorze testowym.</w:t>
       </w:r>
     </w:p>
     <w:p>
@@ -1193,93 +1118,7 @@
         <w:ind w:firstLine="360"/>
       </w:pPr>
       <w:r>
-        <w:t>4. Las Losowy – badanie parametru n_estimators:</w:t>
-      </w:r>
-    </w:p>
-    <w:p>
-      <w:pPr>
-        <w:numPr>
-          <w:ilvl w:val="0"/>
-          <w:numId w:val="15"/>
-        </w:numPr>
-      </w:pPr>
-      <w:r>
-        <w:t>10 drzew: Uczący: 99.71% | Testowy: 84.80%</w:t>
-      </w:r>
-    </w:p>
-    <w:p>
-      <w:pPr>
-        <w:numPr>
-          <w:ilvl w:val="0"/>
-          <w:numId w:val="15"/>
-        </w:numPr>
-      </w:pPr>
-      <w:r>
-        <w:t>50 drzew: Uczący: 100.00% | Testowy: 89.47%</w:t>
-      </w:r>
-    </w:p>
-    <w:p>
-      <w:pPr>
-        <w:numPr>
-          <w:ilvl w:val="0"/>
-          <w:numId w:val="15"/>
-        </w:numPr>
-      </w:pPr>
-      <w:r>
-        <w:t>100 drzew: Uczący: 100.00% | Testowy: 87.72%</w:t>
-      </w:r>
-    </w:p>
-    <w:p>
-      <w:pPr>
-        <w:numPr>
-          <w:ilvl w:val="0"/>
-          <w:numId w:val="15"/>
-        </w:numPr>
-      </w:pPr>
-      <w:r>
-        <w:t>200 drzew: Uczący: 100.00% | Testowy: 88.89%</w:t>
-      </w:r>
-    </w:p>
-    <w:p>
-      <w:pPr>
-        <w:ind w:left="360"/>
-      </w:pPr>
-      <w:r>
-        <w:rPr>
-          <w:i/>
-          <w:iCs/>
-        </w:rPr>
-        <w:t>Wniosek:</w:t>
-      </w:r>
-      <w:r>
-        <w:t xml:space="preserve"> Las losowy okazał się doskonałym modelem</w:t>
-      </w:r>
-      <w:r>
-        <w:t>.</w:t>
-      </w:r>
-      <w:r>
-        <w:t xml:space="preserve"> Zespół składający się już z 50 estymatorów (drzew) wystarczył, by uzyskać najwyższą w tej sekcji skuteczność bliską 90%. Zwiększ</w:t>
-      </w:r>
-      <w:r>
-        <w:t>a</w:t>
-      </w:r>
-      <w:r>
-        <w:t>nie liczby drzew do 200 nie przynosiło dalszych korzyści, zwiększając tylko czas obliczeń.</w:t>
-      </w:r>
-    </w:p>
-    <w:p>
-      <w:pPr>
-        <w:rPr>
-          <w:b/>
-          <w:bCs/>
-        </w:rPr>
-      </w:pPr>
-      <w:r>
-        <w:rPr>
-          <w:b/>
-          <w:bCs/>
-        </w:rPr>
-        <w:t>5. Podsumowanie i wnioski końcowe</w:t>
+        <w:t>3. Maszyny Wektorów Nośnych (SVM) – badanie parametru kernel:</w:t>
       </w:r>
     </w:p>
     <w:p>
@@ -1290,7 +1129,7 @@
         </w:numPr>
       </w:pPr>
       <w:r>
-        <w:t>Zbiór danych charakteryzujący wymiary i masę samochodów zawiera wystarczającą ilość powtarzalnych informacji, aby z dużym prawdopodobieństwem (rzędu 90%) odgadnąć typ nadwozia metodami sztucznej inteligencji.</w:t>
+        <w:t>Liniowe (linear): Uczący: 89.13% | Testowy: 81.87%</w:t>
       </w:r>
     </w:p>
     <w:p>
@@ -1301,13 +1140,7 @@
         </w:numPr>
       </w:pPr>
       <w:r>
-        <w:t xml:space="preserve">Zbudowana Sztuczna Sieć Neuronowa potrafiła rozwiązać problem nie gorzej od gotowych, komercyjnych modeli, jednak wymagała starannego doboru </w:t>
-      </w:r>
-      <w:r>
-        <w:t>parametrów.</w:t>
-      </w:r>
-      <w:r>
-        <w:t xml:space="preserve"> Zastosowanie optymalizacji algorytmu Mini-Batch Gradient Descent (batch=32) oraz włączenie współczynnika Momentum (0.99) podniosło celność sieci z bazowych ~65% do ponad 89%.</w:t>
+        <w:t>Wielomianowe (poly): Uczący: 86.34% | Testowy: 78.95%</w:t>
       </w:r>
     </w:p>
     <w:p>
@@ -1318,7 +1151,7 @@
         </w:numPr>
       </w:pPr>
       <w:r>
-        <w:t>Wśród gotowych modeli z biblioteki SciKit-Learn najlepiej z problemem poradził sobie Las Losowy oraz SVM (jądro RBF) - oba uzyskując skuteczność rzędu 88.8% - 89.4%. Drzewo decyzyjne wypadło najgorzej pod kątem generalizacji wiedzy z racji tendencji do błyskawicznego przeuczania się na węzłach liści.</w:t>
+        <w:t>Radialne (rbf): Uczący: 90.75% | Testowy: 88.89%</w:t>
       </w:r>
     </w:p>
     <w:p>
@@ -1329,6 +1162,172 @@
         </w:numPr>
       </w:pPr>
       <w:r>
+        <w:lastRenderedPageBreak/>
+        <w:t>Sigmoid: Uczący: 65.49% | Testowy: 59.06%</w:t>
+      </w:r>
+    </w:p>
+    <w:p>
+      <w:pPr>
+        <w:ind w:left="360"/>
+      </w:pPr>
+      <w:r>
+        <w:rPr>
+          <w:i/>
+          <w:iCs/>
+        </w:rPr>
+        <w:t>Wniosek:</w:t>
+      </w:r>
+      <w:r>
+        <w:t xml:space="preserve"> Problem klasyfikacji aut z tego zbioru ma charakter nieliniowy. Jądro radialne (RBF) poradziło sobie </w:t>
+      </w:r>
+      <w:r>
+        <w:t>świetnie</w:t>
+      </w:r>
+      <w:r>
+        <w:t>, deklasując jądro liniowe i wielomianowe. Jądro sigmoidalne zupełnie nie poradziło sobie z rozkładem danych (tylko 59%).</w:t>
+      </w:r>
+    </w:p>
+    <w:p>
+      <w:pPr>
+        <w:ind w:firstLine="360"/>
+      </w:pPr>
+      <w:r>
+        <w:t>4. Las Losowy – badanie parametru n_estimators:</w:t>
+      </w:r>
+    </w:p>
+    <w:p>
+      <w:pPr>
+        <w:numPr>
+          <w:ilvl w:val="0"/>
+          <w:numId w:val="19"/>
+        </w:numPr>
+      </w:pPr>
+      <w:r>
+        <w:t>10 drzew: Uczący: 99.71% | Testowy: 84.80%</w:t>
+      </w:r>
+    </w:p>
+    <w:p>
+      <w:pPr>
+        <w:numPr>
+          <w:ilvl w:val="0"/>
+          <w:numId w:val="19"/>
+        </w:numPr>
+      </w:pPr>
+      <w:r>
+        <w:t>50 drzew: Uczący: 100.00% | Testowy: 89.47%</w:t>
+      </w:r>
+    </w:p>
+    <w:p>
+      <w:pPr>
+        <w:numPr>
+          <w:ilvl w:val="0"/>
+          <w:numId w:val="19"/>
+        </w:numPr>
+      </w:pPr>
+      <w:r>
+        <w:t>100 drzew: Uczący: 100.00% | Testowy: 87.72%</w:t>
+      </w:r>
+    </w:p>
+    <w:p>
+      <w:pPr>
+        <w:numPr>
+          <w:ilvl w:val="0"/>
+          <w:numId w:val="19"/>
+        </w:numPr>
+      </w:pPr>
+      <w:r>
+        <w:t>200 drzew: Uczący: 100.00% | Testowy: 88.89%</w:t>
+      </w:r>
+    </w:p>
+    <w:p>
+      <w:pPr>
+        <w:ind w:left="360"/>
+      </w:pPr>
+      <w:r>
+        <w:rPr>
+          <w:i/>
+          <w:iCs/>
+        </w:rPr>
+        <w:t>Wniosek:</w:t>
+      </w:r>
+      <w:r>
+        <w:t xml:space="preserve"> Las losowy okazał się doskonałym modelem</w:t>
+      </w:r>
+      <w:r>
+        <w:t>.</w:t>
+      </w:r>
+      <w:r>
+        <w:t xml:space="preserve"> Zespół składający się już z 50 estymatorów (drzew) wystarczył, by uzyskać najwyższą w tej sekcji skuteczność bliską 90%. Zwiększ</w:t>
+      </w:r>
+      <w:r>
+        <w:t>a</w:t>
+      </w:r>
+      <w:r>
+        <w:t>nie liczby drzew do 200 nie przynosiło dalszych korzyści, zwiększając tylko czas obliczeń.</w:t>
+      </w:r>
+    </w:p>
+    <w:p>
+      <w:pPr>
+        <w:rPr>
+          <w:b/>
+          <w:bCs/>
+        </w:rPr>
+      </w:pPr>
+      <w:r>
+        <w:rPr>
+          <w:b/>
+          <w:bCs/>
+        </w:rPr>
+        <w:t>5. Podsumowanie i wnioski końcowe</w:t>
+      </w:r>
+    </w:p>
+    <w:p>
+      <w:pPr>
+        <w:numPr>
+          <w:ilvl w:val="0"/>
+          <w:numId w:val="12"/>
+        </w:numPr>
+      </w:pPr>
+      <w:r>
+        <w:t>Zbiór danych charakteryzujący wymiary i masę samochodów zawiera wystarczającą ilość powtarzalnych informacji, aby z dużym prawdopodobieństwem (rzędu 90%) odgadnąć typ nadwozia metodami sztucznej inteligencji.</w:t>
+      </w:r>
+    </w:p>
+    <w:p>
+      <w:pPr>
+        <w:numPr>
+          <w:ilvl w:val="0"/>
+          <w:numId w:val="12"/>
+        </w:numPr>
+      </w:pPr>
+      <w:r>
+        <w:t xml:space="preserve">Zbudowana Sztuczna Sieć Neuronowa potrafiła rozwiązać problem nie gorzej od gotowych, komercyjnych modeli, jednak wymagała starannego doboru </w:t>
+      </w:r>
+      <w:r>
+        <w:t>parametrów.</w:t>
+      </w:r>
+      <w:r>
+        <w:t xml:space="preserve"> Zastosowanie optymalizacji algorytmu Mini-Batch Gradient Descent (batch=32) oraz włączenie współczynnika Momentum (0.99) podniosło celność sieci z bazowych ~65% do ponad 89%.</w:t>
+      </w:r>
+    </w:p>
+    <w:p>
+      <w:pPr>
+        <w:numPr>
+          <w:ilvl w:val="0"/>
+          <w:numId w:val="12"/>
+        </w:numPr>
+      </w:pPr>
+      <w:r>
+        <w:t>Wśród gotowych modeli z biblioteki SciKit-Learn najlepiej z problemem poradził sobie Las Losowy oraz SVM (jądro RBF) - oba uzyskując skuteczność rzędu 88.8% - 89.4%. Drzewo decyzyjne wypadło najgorzej pod kątem generalizacji wiedzy z racji tendencji do błyskawicznego przeuczania się na węzłach liści.</w:t>
+      </w:r>
+    </w:p>
+    <w:p>
+      <w:pPr>
+        <w:numPr>
+          <w:ilvl w:val="0"/>
+          <w:numId w:val="12"/>
+        </w:numPr>
+      </w:pPr>
+      <w:r>
         <w:t>Otrzymane wysokie skuteczności predykcyjne dowodzą, że omawiane algorytmy można by z powodzeniem wdrażać na portalach ogłoszeniowych do weryfikacji i autouzupełniania brakujących informacji wprowadzanych przez sprzedających pojazdy.</w:t>
       </w:r>
     </w:p>
@@ -1340,12 +1339,12 @@
     <w:p/>
     <w:p>
       <w:r>
+        <w:t>[HIDDEN_SIZE] Badanie wpływu parametru...</w:t>
+      </w:r>
+    </w:p>
+    <w:p>
+      <w:r>
         <w:lastRenderedPageBreak/>
-        <w:t>[HIDDEN_SIZE] Badanie wpływu parametru...</w:t>
-      </w:r>
-    </w:p>
-    <w:p>
-      <w:r>
         <w:t xml:space="preserve"> Wartość: 8        | TEST (Średnia/Max):  65.5% /  66.7% | TRENING (Średnia/Max):  68.1% /  69.2%</w:t>
       </w:r>
     </w:p>
@@ -1424,12 +1423,12 @@
     </w:p>
     <w:p>
       <w:r>
+        <w:t xml:space="preserve"> Wartość: 0.1      | TEST (Średnia/Max):  73.6% /  77.9% | TRENING (Średnia/Max):  73.5% /  74.0%</w:t>
+      </w:r>
+    </w:p>
+    <w:p>
+      <w:r>
         <w:lastRenderedPageBreak/>
-        <w:t xml:space="preserve"> Wartość: 0.1      | TEST (Średnia/Max):  73.6% /  77.9% | TRENING (Średnia/Max):  73.5% /  74.0%</w:t>
-      </w:r>
-    </w:p>
-    <w:p>
-      <w:r>
         <w:t xml:space="preserve"> Wartość: 0.2      | TEST (Średnia/Max):  73.1% /  78.4% | TRENING (Średnia/Max):  73.5% /  75.5%</w:t>
       </w:r>
     </w:p>
@@ -1508,12 +1507,12 @@
     </w:p>
     <w:p>
       <w:r>
+        <w:t xml:space="preserve"> Wartość: 32       | TEST (Średnia/Max):  89.7% /  90.1% | TRENING (Średnia/Max):  91.2% /  91.8%</w:t>
+      </w:r>
+    </w:p>
+    <w:p>
+      <w:r>
         <w:lastRenderedPageBreak/>
-        <w:t xml:space="preserve"> Wartość: 32       | TEST (Średnia/Max):  89.7% /  90.1% | TRENING (Średnia/Max):  91.2% /  91.8%</w:t>
-      </w:r>
-    </w:p>
-    <w:p>
-      <w:r>
         <w:t xml:space="preserve"> Wartość: 64       | TEST (Średnia/Max):  88.3% /  88.9% | TRENING (Średnia/Max):  89.0% /  89.1%</w:t>
       </w:r>
     </w:p>
@@ -1595,49 +1594,46 @@
         <w:rPr>
           <w:lang w:val="en-US"/>
         </w:rPr>
-        <w:t xml:space="preserve">k-NN         | </w:t>
-      </w:r>
-      <w:proofErr w:type="spellStart"/>
-      <w:r>
+        <w:t>k-NN         | n_neighbors: 1          | Uczący: 100.00% | Testowy: 88.89%</w:t>
+      </w:r>
+    </w:p>
+    <w:p>
+      <w:pPr>
         <w:rPr>
           <w:lang w:val="en-US"/>
         </w:rPr>
-        <w:t>n_neighbors</w:t>
-      </w:r>
-      <w:proofErr w:type="spellEnd"/>
+      </w:pPr>
       <w:r>
         <w:rPr>
           <w:lang w:val="en-US"/>
         </w:rPr>
-        <w:t xml:space="preserve">: 1          | </w:t>
-      </w:r>
-      <w:proofErr w:type="spellStart"/>
-      <w:r>
+        <w:t>k-NN         | n_neighbors: 3          | Uczący: 94.42% | Testowy: 88.89%</w:t>
+      </w:r>
+    </w:p>
+    <w:p>
+      <w:pPr>
         <w:rPr>
           <w:lang w:val="en-US"/>
         </w:rPr>
-        <w:t>Uczący</w:t>
-      </w:r>
-      <w:proofErr w:type="spellEnd"/>
+      </w:pPr>
       <w:r>
         <w:rPr>
           <w:lang w:val="en-US"/>
         </w:rPr>
-        <w:t xml:space="preserve">: 100.00% | </w:t>
-      </w:r>
-      <w:proofErr w:type="spellStart"/>
-      <w:r>
+        <w:t>k-NN         | n_neighbors: 5          | Uczący: 91.78% | Testowy: 87.72%</w:t>
+      </w:r>
+    </w:p>
+    <w:p>
+      <w:pPr>
         <w:rPr>
           <w:lang w:val="en-US"/>
         </w:rPr>
-        <w:t>Testowy</w:t>
-      </w:r>
-      <w:proofErr w:type="spellEnd"/>
+      </w:pPr>
       <w:r>
         <w:rPr>
           <w:lang w:val="en-US"/>
         </w:rPr>
-        <w:t>: 88.89%</w:t>
+        <w:t>k-NN         | n_neighbors: 7          | Uczący: 91.78% | Testowy: 87.13%</w:t>
       </w:r>
     </w:p>
     <w:p>
@@ -1646,454 +1642,97 @@
           <w:lang w:val="en-US"/>
         </w:rPr>
       </w:pPr>
-      <w:r>
+    </w:p>
+    <w:p>
+      <w:r>
+        <w:t>3. Maszyny Wektorów Nośnych (kernel)</w:t>
+      </w:r>
+    </w:p>
+    <w:p>
+      <w:r>
+        <w:t>SVM          | kernel: linear     | Uczący: 89.13% | Testowy: 81.87%</w:t>
+      </w:r>
+    </w:p>
+    <w:p>
+      <w:r>
+        <w:lastRenderedPageBreak/>
+        <w:t>SVM          | kernel: poly       | Uczący: 86.34% | Testowy: 78.95%</w:t>
+      </w:r>
+    </w:p>
+    <w:p>
+      <w:r>
+        <w:t>SVM          | kernel: rbf        | Uczący: 90.75% | Testowy: 88.89%</w:t>
+      </w:r>
+    </w:p>
+    <w:p>
+      <w:r>
+        <w:t>SVM          | kernel: sigmoid    | Uczący: 65.49% | Testowy: 59.06%</w:t>
+      </w:r>
+    </w:p>
+    <w:p/>
+    <w:p>
+      <w:pPr>
         <w:rPr>
           <w:lang w:val="en-US"/>
         </w:rPr>
-        <w:t xml:space="preserve">k-NN         | </w:t>
-      </w:r>
-      <w:proofErr w:type="spellStart"/>
+      </w:pPr>
       <w:r>
         <w:rPr>
           <w:lang w:val="en-US"/>
         </w:rPr>
-        <w:t>n_neighbors</w:t>
-      </w:r>
-      <w:proofErr w:type="spellEnd"/>
-      <w:r>
+        <w:t>4. Las Losowy (n_estimators)</w:t>
+      </w:r>
+    </w:p>
+    <w:p>
+      <w:pPr>
         <w:rPr>
           <w:lang w:val="en-US"/>
         </w:rPr>
-        <w:t xml:space="preserve">: 3          | </w:t>
-      </w:r>
-      <w:proofErr w:type="spellStart"/>
+      </w:pPr>
       <w:r>
         <w:rPr>
           <w:lang w:val="en-US"/>
         </w:rPr>
-        <w:t>Uczący</w:t>
-      </w:r>
-      <w:proofErr w:type="spellEnd"/>
-      <w:r>
+        <w:t>Las Losowy   | n_estimators: 10         | Uczący: 99.71% | Testowy: 84.80%</w:t>
+      </w:r>
+    </w:p>
+    <w:p>
+      <w:pPr>
         <w:rPr>
           <w:lang w:val="en-US"/>
         </w:rPr>
-        <w:t xml:space="preserve">: 94.42% | </w:t>
-      </w:r>
-      <w:proofErr w:type="spellStart"/>
+      </w:pPr>
       <w:r>
         <w:rPr>
           <w:lang w:val="en-US"/>
         </w:rPr>
-        <w:t>Testowy</w:t>
-      </w:r>
-      <w:proofErr w:type="spellEnd"/>
-      <w:r>
+        <w:t>Las Losowy   | n_estimators: 50         | Uczący: 100.00% | Testowy: 89.47%</w:t>
+      </w:r>
+    </w:p>
+    <w:p>
+      <w:pPr>
         <w:rPr>
           <w:lang w:val="en-US"/>
         </w:rPr>
-        <w:t>: 88.89%</w:t>
-      </w:r>
-    </w:p>
-    <w:p>
-      <w:pPr>
+      </w:pPr>
+      <w:r>
         <w:rPr>
           <w:lang w:val="en-US"/>
         </w:rPr>
-      </w:pPr>
-      <w:r>
-        <w:rPr>
-          <w:lang w:val="en-US"/>
-        </w:rPr>
-        <w:t xml:space="preserve">k-NN         | </w:t>
-      </w:r>
-      <w:proofErr w:type="spellStart"/>
-      <w:r>
-        <w:rPr>
-          <w:lang w:val="en-US"/>
-        </w:rPr>
-        <w:t>n_neighbors</w:t>
-      </w:r>
-      <w:proofErr w:type="spellEnd"/>
-      <w:r>
-        <w:rPr>
-          <w:lang w:val="en-US"/>
-        </w:rPr>
-        <w:t xml:space="preserve">: 5          | </w:t>
-      </w:r>
-      <w:proofErr w:type="spellStart"/>
-      <w:r>
-        <w:rPr>
-          <w:lang w:val="en-US"/>
-        </w:rPr>
-        <w:t>Uczący</w:t>
-      </w:r>
-      <w:proofErr w:type="spellEnd"/>
-      <w:r>
-        <w:rPr>
-          <w:lang w:val="en-US"/>
-        </w:rPr>
-        <w:t xml:space="preserve">: 91.78% | </w:t>
-      </w:r>
-      <w:proofErr w:type="spellStart"/>
-      <w:r>
-        <w:rPr>
-          <w:lang w:val="en-US"/>
-        </w:rPr>
-        <w:t>Testowy</w:t>
-      </w:r>
-      <w:proofErr w:type="spellEnd"/>
-      <w:r>
-        <w:rPr>
-          <w:lang w:val="en-US"/>
-        </w:rPr>
-        <w:t>: 87.72%</w:t>
-      </w:r>
-    </w:p>
-    <w:p>
-      <w:pPr>
-        <w:rPr>
-          <w:lang w:val="en-US"/>
-        </w:rPr>
-      </w:pPr>
-      <w:r>
-        <w:rPr>
-          <w:lang w:val="en-US"/>
-        </w:rPr>
-        <w:t xml:space="preserve">k-NN         | </w:t>
-      </w:r>
-      <w:proofErr w:type="spellStart"/>
-      <w:r>
-        <w:rPr>
-          <w:lang w:val="en-US"/>
-        </w:rPr>
-        <w:t>n_neighbors</w:t>
-      </w:r>
-      <w:proofErr w:type="spellEnd"/>
-      <w:r>
-        <w:rPr>
-          <w:lang w:val="en-US"/>
-        </w:rPr>
-        <w:t xml:space="preserve">: 7          | </w:t>
-      </w:r>
-      <w:proofErr w:type="spellStart"/>
-      <w:r>
-        <w:rPr>
-          <w:lang w:val="en-US"/>
-        </w:rPr>
-        <w:t>Uczący</w:t>
-      </w:r>
-      <w:proofErr w:type="spellEnd"/>
-      <w:r>
-        <w:rPr>
-          <w:lang w:val="en-US"/>
-        </w:rPr>
-        <w:t xml:space="preserve">: 91.78% | </w:t>
-      </w:r>
-      <w:proofErr w:type="spellStart"/>
-      <w:r>
-        <w:rPr>
-          <w:lang w:val="en-US"/>
-        </w:rPr>
-        <w:t>Testowy</w:t>
-      </w:r>
-      <w:proofErr w:type="spellEnd"/>
-      <w:r>
-        <w:rPr>
-          <w:lang w:val="en-US"/>
-        </w:rPr>
-        <w:t>: 87.13%</w:t>
-      </w:r>
-    </w:p>
-    <w:p>
-      <w:pPr>
-        <w:rPr>
-          <w:lang w:val="en-US"/>
-        </w:rPr>
-      </w:pPr>
-    </w:p>
-    <w:p>
-      <w:r>
-        <w:lastRenderedPageBreak/>
-        <w:t>3. Maszyny Wektorów Nośnych (kernel)</w:t>
-      </w:r>
-    </w:p>
-    <w:p>
-      <w:r>
-        <w:t>SVM          | kernel: linear     | Uczący: 89.13% | Testowy: 81.87%</w:t>
-      </w:r>
-    </w:p>
-    <w:p>
-      <w:r>
-        <w:t>SVM          | kernel: poly       | Uczący: 86.34% | Testowy: 78.95%</w:t>
-      </w:r>
-    </w:p>
-    <w:p>
-      <w:r>
-        <w:t>SVM          | kernel: rbf        | Uczący: 90.75% | Testowy: 88.89%</w:t>
-      </w:r>
-    </w:p>
-    <w:p>
-      <w:r>
-        <w:t>SVM          | kernel: sigmoid    | Uczący: 65.49% | Testowy: 59.06%</w:t>
+        <w:t>Las Losowy   | n_estimators: 100        | Uczący: 100.00% | Testowy: 87.72%</w:t>
+      </w:r>
+    </w:p>
+    <w:p>
+      <w:r>
+        <w:t>Las Losowy   | n_estimators: 200        | Uczący: 100.00% | Testowy: 88.89%</w:t>
       </w:r>
     </w:p>
     <w:p/>
     <w:p>
-      <w:pPr>
-        <w:rPr>
-          <w:lang w:val="en-US"/>
-        </w:rPr>
-      </w:pPr>
-      <w:r>
-        <w:rPr>
-          <w:lang w:val="en-US"/>
-        </w:rPr>
-        <w:t xml:space="preserve">4. Las </w:t>
-      </w:r>
-      <w:proofErr w:type="spellStart"/>
-      <w:r>
-        <w:rPr>
-          <w:lang w:val="en-US"/>
-        </w:rPr>
-        <w:t>Losowy</w:t>
-      </w:r>
-      <w:proofErr w:type="spellEnd"/>
-      <w:r>
-        <w:rPr>
-          <w:lang w:val="en-US"/>
-        </w:rPr>
-        <w:t xml:space="preserve"> (</w:t>
-      </w:r>
-      <w:proofErr w:type="spellStart"/>
-      <w:r>
-        <w:rPr>
-          <w:lang w:val="en-US"/>
-        </w:rPr>
-        <w:t>n_estimators</w:t>
-      </w:r>
-      <w:proofErr w:type="spellEnd"/>
-      <w:r>
-        <w:rPr>
-          <w:lang w:val="en-US"/>
-        </w:rPr>
-        <w:t>)</w:t>
-      </w:r>
-    </w:p>
-    <w:p>
-      <w:pPr>
-        <w:rPr>
-          <w:lang w:val="en-US"/>
-        </w:rPr>
-      </w:pPr>
-      <w:r>
-        <w:rPr>
-          <w:lang w:val="en-US"/>
-        </w:rPr>
-        <w:t xml:space="preserve">Las </w:t>
-      </w:r>
-      <w:proofErr w:type="spellStart"/>
-      <w:r>
-        <w:rPr>
-          <w:lang w:val="en-US"/>
-        </w:rPr>
-        <w:t>Losowy</w:t>
-      </w:r>
-      <w:proofErr w:type="spellEnd"/>
-      <w:r>
-        <w:rPr>
-          <w:lang w:val="en-US"/>
-        </w:rPr>
-        <w:t xml:space="preserve">   | </w:t>
-      </w:r>
-      <w:proofErr w:type="spellStart"/>
-      <w:r>
-        <w:rPr>
-          <w:lang w:val="en-US"/>
-        </w:rPr>
-        <w:t>n_estimators</w:t>
-      </w:r>
-      <w:proofErr w:type="spellEnd"/>
-      <w:r>
-        <w:rPr>
-          <w:lang w:val="en-US"/>
-        </w:rPr>
-        <w:t xml:space="preserve">: 10         | </w:t>
-      </w:r>
-      <w:proofErr w:type="spellStart"/>
-      <w:r>
-        <w:rPr>
-          <w:lang w:val="en-US"/>
-        </w:rPr>
-        <w:t>Uczący</w:t>
-      </w:r>
-      <w:proofErr w:type="spellEnd"/>
-      <w:r>
-        <w:rPr>
-          <w:lang w:val="en-US"/>
-        </w:rPr>
-        <w:t xml:space="preserve">: 99.71% | </w:t>
-      </w:r>
-      <w:proofErr w:type="spellStart"/>
-      <w:r>
-        <w:rPr>
-          <w:lang w:val="en-US"/>
-        </w:rPr>
-        <w:t>Testowy</w:t>
-      </w:r>
-      <w:proofErr w:type="spellEnd"/>
-      <w:r>
-        <w:rPr>
-          <w:lang w:val="en-US"/>
-        </w:rPr>
-        <w:t>: 84.80%</w:t>
-      </w:r>
-    </w:p>
-    <w:p>
-      <w:pPr>
-        <w:rPr>
-          <w:lang w:val="en-US"/>
-        </w:rPr>
-      </w:pPr>
-      <w:r>
-        <w:rPr>
-          <w:lang w:val="en-US"/>
-        </w:rPr>
-        <w:t xml:space="preserve">Las </w:t>
-      </w:r>
-      <w:proofErr w:type="spellStart"/>
-      <w:r>
-        <w:rPr>
-          <w:lang w:val="en-US"/>
-        </w:rPr>
-        <w:t>Losowy</w:t>
-      </w:r>
-      <w:proofErr w:type="spellEnd"/>
-      <w:r>
-        <w:rPr>
-          <w:lang w:val="en-US"/>
-        </w:rPr>
-        <w:t xml:space="preserve">   | </w:t>
-      </w:r>
-      <w:proofErr w:type="spellStart"/>
-      <w:r>
-        <w:rPr>
-          <w:lang w:val="en-US"/>
-        </w:rPr>
-        <w:t>n_estimators</w:t>
-      </w:r>
-      <w:proofErr w:type="spellEnd"/>
-      <w:r>
-        <w:rPr>
-          <w:lang w:val="en-US"/>
-        </w:rPr>
-        <w:t xml:space="preserve">: 50         | </w:t>
-      </w:r>
-      <w:proofErr w:type="spellStart"/>
-      <w:r>
-        <w:rPr>
-          <w:lang w:val="en-US"/>
-        </w:rPr>
-        <w:t>Uczący</w:t>
-      </w:r>
-      <w:proofErr w:type="spellEnd"/>
-      <w:r>
-        <w:rPr>
-          <w:lang w:val="en-US"/>
-        </w:rPr>
-        <w:t xml:space="preserve">: 100.00% | </w:t>
-      </w:r>
-      <w:proofErr w:type="spellStart"/>
-      <w:r>
-        <w:rPr>
-          <w:lang w:val="en-US"/>
-        </w:rPr>
-        <w:t>Testowy</w:t>
-      </w:r>
-      <w:proofErr w:type="spellEnd"/>
-      <w:r>
-        <w:rPr>
-          <w:lang w:val="en-US"/>
-        </w:rPr>
-        <w:t>: 89.47%</w:t>
-      </w:r>
-    </w:p>
-    <w:p>
-      <w:pPr>
-        <w:rPr>
-          <w:lang w:val="en-US"/>
-        </w:rPr>
-      </w:pPr>
-      <w:r>
-        <w:rPr>
-          <w:lang w:val="en-US"/>
-        </w:rPr>
-        <w:t xml:space="preserve">Las </w:t>
-      </w:r>
-      <w:proofErr w:type="spellStart"/>
-      <w:r>
-        <w:rPr>
-          <w:lang w:val="en-US"/>
-        </w:rPr>
-        <w:t>Losowy</w:t>
-      </w:r>
-      <w:proofErr w:type="spellEnd"/>
-      <w:r>
-        <w:rPr>
-          <w:lang w:val="en-US"/>
-        </w:rPr>
-        <w:t xml:space="preserve">   | </w:t>
-      </w:r>
-      <w:proofErr w:type="spellStart"/>
-      <w:r>
-        <w:rPr>
-          <w:lang w:val="en-US"/>
-        </w:rPr>
-        <w:t>n_estimators</w:t>
-      </w:r>
-      <w:proofErr w:type="spellEnd"/>
-      <w:r>
-        <w:rPr>
-          <w:lang w:val="en-US"/>
-        </w:rPr>
-        <w:t xml:space="preserve">: 100        | </w:t>
-      </w:r>
-      <w:proofErr w:type="spellStart"/>
-      <w:r>
-        <w:rPr>
-          <w:lang w:val="en-US"/>
-        </w:rPr>
-        <w:t>Uczący</w:t>
-      </w:r>
-      <w:proofErr w:type="spellEnd"/>
-      <w:r>
-        <w:rPr>
-          <w:lang w:val="en-US"/>
-        </w:rPr>
-        <w:t xml:space="preserve">: 100.00% | </w:t>
-      </w:r>
-      <w:proofErr w:type="spellStart"/>
-      <w:r>
-        <w:rPr>
-          <w:lang w:val="en-US"/>
-        </w:rPr>
-        <w:t>Testowy</w:t>
-      </w:r>
-      <w:proofErr w:type="spellEnd"/>
-      <w:r>
-        <w:rPr>
-          <w:lang w:val="en-US"/>
-        </w:rPr>
-        <w:t>: 87.72%</w:t>
-      </w:r>
-    </w:p>
-    <w:p>
-      <w:r>
-        <w:t>Las Losowy   | n_estimators: 200        | Uczący: 100.00% | Testowy: 88.89%</w:t>
-      </w:r>
-    </w:p>
-    <w:p/>
-    <w:p/>
+      <w:r>
+        <w:t xml:space="preserve"> </w:t>
+      </w:r>
+    </w:p>
     <w:p>
       <w:r>
         <w:t>Średnia testów</w:t>
@@ -5064,68 +4703,68 @@
       </w:rPr>
     </w:lvl>
   </w:abstractNum>
-  <w:num w:numId="1" w16cid:durableId="1167750880">
+  <w:num w:numId="1" w16cid:durableId="1075126080">
+    <w:abstractNumId w:val="1"/>
+  </w:num>
+  <w:num w:numId="2" w16cid:durableId="1167750880">
     <w:abstractNumId w:val="2"/>
   </w:num>
-  <w:num w:numId="2" w16cid:durableId="1196965040">
+  <w:num w:numId="3" w16cid:durableId="1196965040">
     <w:abstractNumId w:val="16"/>
   </w:num>
-  <w:num w:numId="3" w16cid:durableId="1340157896">
+  <w:num w:numId="4" w16cid:durableId="1219439121">
+    <w:abstractNumId w:val="19"/>
+  </w:num>
+  <w:num w:numId="5" w16cid:durableId="1340157896">
     <w:abstractNumId w:val="6"/>
   </w:num>
-  <w:num w:numId="4" w16cid:durableId="1455099385">
+  <w:num w:numId="6" w16cid:durableId="1455099385">
     <w:abstractNumId w:val="12"/>
   </w:num>
-  <w:num w:numId="5" w16cid:durableId="1505583258">
+  <w:num w:numId="7" w16cid:durableId="1498038412">
+    <w:abstractNumId w:val="0"/>
+  </w:num>
+  <w:num w:numId="8" w16cid:durableId="1505583258">
     <w:abstractNumId w:val="3"/>
   </w:num>
-  <w:num w:numId="6" w16cid:durableId="1672947363">
+  <w:num w:numId="9" w16cid:durableId="1672947363">
     <w:abstractNumId w:val="13"/>
   </w:num>
-  <w:num w:numId="7" w16cid:durableId="1874878142">
+  <w:num w:numId="10" w16cid:durableId="1808236427">
+    <w:abstractNumId w:val="11"/>
+  </w:num>
+  <w:num w:numId="11" w16cid:durableId="1874878142">
     <w:abstractNumId w:val="8"/>
   </w:num>
-  <w:num w:numId="8" w16cid:durableId="1935630831">
+  <w:num w:numId="12" w16cid:durableId="1935630831">
     <w:abstractNumId w:val="4"/>
   </w:num>
-  <w:num w:numId="9" w16cid:durableId="1969362158">
+  <w:num w:numId="13" w16cid:durableId="1969362158">
     <w:abstractNumId w:val="15"/>
   </w:num>
-  <w:num w:numId="10" w16cid:durableId="250771893">
+  <w:num w:numId="14" w16cid:durableId="250771893">
     <w:abstractNumId w:val="9"/>
   </w:num>
-  <w:num w:numId="11" w16cid:durableId="543103497">
+  <w:num w:numId="15" w16cid:durableId="543103497">
     <w:abstractNumId w:val="5"/>
   </w:num>
-  <w:num w:numId="12" w16cid:durableId="581334226">
+  <w:num w:numId="16" w16cid:durableId="581334226">
     <w:abstractNumId w:val="17"/>
   </w:num>
-  <w:num w:numId="13" w16cid:durableId="680857412">
+  <w:num w:numId="17" w16cid:durableId="680857412">
     <w:abstractNumId w:val="20"/>
   </w:num>
-  <w:num w:numId="14" w16cid:durableId="709183467">
+  <w:num w:numId="18" w16cid:durableId="709183467">
     <w:abstractNumId w:val="7"/>
   </w:num>
-  <w:num w:numId="15" w16cid:durableId="737477055">
+  <w:num w:numId="19" w16cid:durableId="737477055">
     <w:abstractNumId w:val="10"/>
   </w:num>
-  <w:num w:numId="16" w16cid:durableId="972640539">
-    <w:abstractNumId w:val="18"/>
-  </w:num>
-  <w:num w:numId="17" w16cid:durableId="858204391">
+  <w:num w:numId="20" w16cid:durableId="858204391">
     <w:abstractNumId w:val="14"/>
   </w:num>
-  <w:num w:numId="18" w16cid:durableId="1075126080">
-    <w:abstractNumId w:val="1"/>
-  </w:num>
-  <w:num w:numId="19" w16cid:durableId="1498038412">
-    <w:abstractNumId w:val="0"/>
-  </w:num>
-  <w:num w:numId="20" w16cid:durableId="1808236427">
-    <w:abstractNumId w:val="11"/>
-  </w:num>
-  <w:num w:numId="21" w16cid:durableId="1219439121">
-    <w:abstractNumId w:val="19"/>
+  <w:num w:numId="21" w16cid:durableId="972640539">
+    <w:abstractNumId w:val="18"/>
   </w:num>
 </w:numbering>
 </file>
@@ -5527,16 +5166,16 @@
     <w:lsdException w:name="Unresolved Mention" w:semiHidden="1" w:unhideWhenUsed="1"/>
     <w:lsdException w:name="Smart Link" w:semiHidden="1" w:unhideWhenUsed="1"/>
   </w:latentStyles>
-  <w:style w:type="paragraph" w:default="1" w:styleId="Normalny">
+  <w:style w:type="paragraph" w:default="1" w:styleId="Normal">
     <w:name w:val="Normal"/>
     <w:qFormat/>
     <w:rsid w:val="00034CA6"/>
   </w:style>
-  <w:style w:type="paragraph" w:styleId="Nagwek1">
-    <w:name w:val="heading 1"/>
-    <w:basedOn w:val="Normalny"/>
-    <w:next w:val="Normalny"/>
-    <w:link w:val="Nagwek1Znak"/>
+  <w:style w:type="paragraph" w:styleId="Heading1">
+    <w:name w:val="Heading 1"/>
+    <w:basedOn w:val="Normal"/>
+    <w:next w:val="Normal"/>
+    <w:link w:val="Heading1Char"/>
     <w:uiPriority w:val="9"/>
     <w:qFormat/>
     <w:rsid w:val="009401CB"/>
@@ -5553,11 +5192,11 @@
       <w:szCs w:val="40"/>
     </w:rPr>
   </w:style>
-  <w:style w:type="paragraph" w:styleId="Nagwek2">
-    <w:name w:val="heading 2"/>
-    <w:basedOn w:val="Normalny"/>
-    <w:next w:val="Normalny"/>
-    <w:link w:val="Nagwek2Znak"/>
+  <w:style w:type="paragraph" w:styleId="Heading2">
+    <w:name w:val="Heading 2"/>
+    <w:basedOn w:val="Normal"/>
+    <w:next w:val="Normal"/>
+    <w:link w:val="Heading2Char"/>
     <w:uiPriority w:val="9"/>
     <w:semiHidden/>
     <w:unhideWhenUsed/>
@@ -5576,11 +5215,11 @@
       <w:szCs w:val="32"/>
     </w:rPr>
   </w:style>
-  <w:style w:type="paragraph" w:styleId="Nagwek3">
-    <w:name w:val="heading 3"/>
-    <w:basedOn w:val="Normalny"/>
-    <w:next w:val="Normalny"/>
-    <w:link w:val="Nagwek3Znak"/>
+  <w:style w:type="paragraph" w:styleId="Heading3">
+    <w:name w:val="Heading 3"/>
+    <w:basedOn w:val="Normal"/>
+    <w:next w:val="Normal"/>
+    <w:link w:val="Heading3Char"/>
     <w:uiPriority w:val="9"/>
     <w:semiHidden/>
     <w:unhideWhenUsed/>
@@ -5599,11 +5238,11 @@
       <w:szCs w:val="28"/>
     </w:rPr>
   </w:style>
-  <w:style w:type="paragraph" w:styleId="Nagwek4">
-    <w:name w:val="heading 4"/>
-    <w:basedOn w:val="Normalny"/>
-    <w:next w:val="Normalny"/>
-    <w:link w:val="Nagwek4Znak"/>
+  <w:style w:type="paragraph" w:styleId="Heading4">
+    <w:name w:val="Heading 4"/>
+    <w:basedOn w:val="Normal"/>
+    <w:next w:val="Normal"/>
+    <w:link w:val="Heading4Char"/>
     <w:uiPriority w:val="9"/>
     <w:semiHidden/>
     <w:unhideWhenUsed/>
@@ -5622,11 +5261,11 @@
       <w:color w:val="0F4761" w:themeColor="accent1" w:themeShade="BF"/>
     </w:rPr>
   </w:style>
-  <w:style w:type="paragraph" w:styleId="Nagwek5">
-    <w:name w:val="heading 5"/>
-    <w:basedOn w:val="Normalny"/>
-    <w:next w:val="Normalny"/>
-    <w:link w:val="Nagwek5Znak"/>
+  <w:style w:type="paragraph" w:styleId="Heading5">
+    <w:name w:val="Heading 5"/>
+    <w:basedOn w:val="Normal"/>
+    <w:next w:val="Normal"/>
+    <w:link w:val="Heading5Char"/>
     <w:uiPriority w:val="9"/>
     <w:semiHidden/>
     <w:unhideWhenUsed/>
@@ -5643,11 +5282,11 @@
       <w:color w:val="0F4761" w:themeColor="accent1" w:themeShade="BF"/>
     </w:rPr>
   </w:style>
-  <w:style w:type="paragraph" w:styleId="Nagwek6">
-    <w:name w:val="heading 6"/>
-    <w:basedOn w:val="Normalny"/>
-    <w:next w:val="Normalny"/>
-    <w:link w:val="Nagwek6Znak"/>
+  <w:style w:type="paragraph" w:styleId="Heading6">
+    <w:name w:val="Heading 6"/>
+    <w:basedOn w:val="Normal"/>
+    <w:next w:val="Normal"/>
+    <w:link w:val="Heading6Char"/>
     <w:uiPriority w:val="9"/>
     <w:semiHidden/>
     <w:unhideWhenUsed/>
@@ -5666,11 +5305,11 @@
       <w:color w:val="595959" w:themeColor="text1" w:themeTint="A6"/>
     </w:rPr>
   </w:style>
-  <w:style w:type="paragraph" w:styleId="Nagwek7">
-    <w:name w:val="heading 7"/>
-    <w:basedOn w:val="Normalny"/>
-    <w:next w:val="Normalny"/>
-    <w:link w:val="Nagwek7Znak"/>
+  <w:style w:type="paragraph" w:styleId="Heading7">
+    <w:name w:val="Heading 7"/>
+    <w:basedOn w:val="Normal"/>
+    <w:next w:val="Normal"/>
+    <w:link w:val="Heading7Char"/>
     <w:uiPriority w:val="9"/>
     <w:semiHidden/>
     <w:unhideWhenUsed/>
@@ -5687,11 +5326,11 @@
       <w:color w:val="595959" w:themeColor="text1" w:themeTint="A6"/>
     </w:rPr>
   </w:style>
-  <w:style w:type="paragraph" w:styleId="Nagwek8">
-    <w:name w:val="heading 8"/>
-    <w:basedOn w:val="Normalny"/>
-    <w:next w:val="Normalny"/>
-    <w:link w:val="Nagwek8Znak"/>
+  <w:style w:type="paragraph" w:styleId="Heading8">
+    <w:name w:val="Heading 8"/>
+    <w:basedOn w:val="Normal"/>
+    <w:next w:val="Normal"/>
+    <w:link w:val="Heading8Char"/>
     <w:uiPriority w:val="9"/>
     <w:semiHidden/>
     <w:unhideWhenUsed/>
@@ -5710,11 +5349,11 @@
       <w:color w:val="272727" w:themeColor="text1" w:themeTint="D8"/>
     </w:rPr>
   </w:style>
-  <w:style w:type="paragraph" w:styleId="Nagwek9">
-    <w:name w:val="heading 9"/>
-    <w:basedOn w:val="Normalny"/>
-    <w:next w:val="Normalny"/>
-    <w:link w:val="Nagwek9Znak"/>
+  <w:style w:type="paragraph" w:styleId="Heading9">
+    <w:name w:val="Heading 9"/>
+    <w:basedOn w:val="Normal"/>
+    <w:next w:val="Normal"/>
+    <w:link w:val="Heading9Char"/>
     <w:uiPriority w:val="9"/>
     <w:semiHidden/>
     <w:unhideWhenUsed/>
@@ -5731,14 +5370,14 @@
       <w:color w:val="272727" w:themeColor="text1" w:themeTint="D8"/>
     </w:rPr>
   </w:style>
-  <w:style w:type="character" w:default="1" w:styleId="Domylnaczcionkaakapitu">
+  <w:style w:type="character" w:default="1" w:styleId="DefaultParagraphFont">
     <w:name w:val="Default Paragraph Font"/>
     <w:uiPriority w:val="1"/>
     <w:semiHidden/>
     <w:unhideWhenUsed/>
   </w:style>
-  <w:style w:type="table" w:default="1" w:styleId="Standardowy">
-    <w:name w:val="Normal Table"/>
+  <w:style w:type="table" w:default="1" w:styleId="TableNormal">
+    <w:name w:val="Table Normal"/>
     <w:uiPriority w:val="99"/>
     <w:semiHidden/>
     <w:unhideWhenUsed/>
@@ -5752,16 +5391,16 @@
       </w:tblCellMar>
     </w:tblPr>
   </w:style>
-  <w:style w:type="numbering" w:default="1" w:styleId="Bezlisty">
+  <w:style w:type="numbering" w:default="1" w:styleId="NoList">
     <w:name w:val="No List"/>
     <w:uiPriority w:val="99"/>
     <w:semiHidden/>
     <w:unhideWhenUsed/>
   </w:style>
-  <w:style w:type="character" w:customStyle="1" w:styleId="Nagwek1Znak">
-    <w:name w:val="Nagłówek 1 Znak"/>
-    <w:basedOn w:val="Domylnaczcionkaakapitu"/>
-    <w:link w:val="Nagwek1"/>
+  <w:style w:type="character" w:customStyle="1" w:styleId="Heading1Char">
+    <w:name w:val="Heading 1 Char"/>
+    <w:basedOn w:val="DefaultParagraphFont"/>
+    <w:link w:val="Heading1"/>
     <w:uiPriority w:val="9"/>
     <w:rsid w:val="009401CB"/>
     <w:rPr>
@@ -5771,10 +5410,10 @@
       <w:szCs w:val="40"/>
     </w:rPr>
   </w:style>
-  <w:style w:type="character" w:customStyle="1" w:styleId="Nagwek2Znak">
-    <w:name w:val="Nagłówek 2 Znak"/>
-    <w:basedOn w:val="Domylnaczcionkaakapitu"/>
-    <w:link w:val="Nagwek2"/>
+  <w:style w:type="character" w:customStyle="1" w:styleId="Heading2Char">
+    <w:name w:val="Heading 2 Char"/>
+    <w:basedOn w:val="DefaultParagraphFont"/>
+    <w:link w:val="Heading2"/>
     <w:uiPriority w:val="9"/>
     <w:semiHidden/>
     <w:rsid w:val="009401CB"/>
@@ -5785,10 +5424,10 @@
       <w:szCs w:val="32"/>
     </w:rPr>
   </w:style>
-  <w:style w:type="character" w:customStyle="1" w:styleId="Nagwek3Znak">
-    <w:name w:val="Nagłówek 3 Znak"/>
-    <w:basedOn w:val="Domylnaczcionkaakapitu"/>
-    <w:link w:val="Nagwek3"/>
+  <w:style w:type="character" w:customStyle="1" w:styleId="Heading3Char">
+    <w:name w:val="Heading 3 Char"/>
+    <w:basedOn w:val="DefaultParagraphFont"/>
+    <w:link w:val="Heading3"/>
     <w:uiPriority w:val="9"/>
     <w:semiHidden/>
     <w:rsid w:val="009401CB"/>
@@ -5799,10 +5438,10 @@
       <w:szCs w:val="28"/>
     </w:rPr>
   </w:style>
-  <w:style w:type="character" w:customStyle="1" w:styleId="Nagwek4Znak">
-    <w:name w:val="Nagłówek 4 Znak"/>
-    <w:basedOn w:val="Domylnaczcionkaakapitu"/>
-    <w:link w:val="Nagwek4"/>
+  <w:style w:type="character" w:customStyle="1" w:styleId="Heading4Char">
+    <w:name w:val="Heading 4 Char"/>
+    <w:basedOn w:val="DefaultParagraphFont"/>
+    <w:link w:val="Heading4"/>
     <w:uiPriority w:val="9"/>
     <w:semiHidden/>
     <w:rsid w:val="009401CB"/>
@@ -5813,10 +5452,10 @@
       <w:color w:val="0F4761" w:themeColor="accent1" w:themeShade="BF"/>
     </w:rPr>
   </w:style>
-  <w:style w:type="character" w:customStyle="1" w:styleId="Nagwek5Znak">
-    <w:name w:val="Nagłówek 5 Znak"/>
-    <w:basedOn w:val="Domylnaczcionkaakapitu"/>
-    <w:link w:val="Nagwek5"/>
+  <w:style w:type="character" w:customStyle="1" w:styleId="Heading5Char">
+    <w:name w:val="Heading 5 Char"/>
+    <w:basedOn w:val="DefaultParagraphFont"/>
+    <w:link w:val="Heading5"/>
     <w:uiPriority w:val="9"/>
     <w:semiHidden/>
     <w:rsid w:val="009401CB"/>
@@ -5825,10 +5464,10 @@
       <w:color w:val="0F4761" w:themeColor="accent1" w:themeShade="BF"/>
     </w:rPr>
   </w:style>
-  <w:style w:type="character" w:customStyle="1" w:styleId="Nagwek6Znak">
-    <w:name w:val="Nagłówek 6 Znak"/>
-    <w:basedOn w:val="Domylnaczcionkaakapitu"/>
-    <w:link w:val="Nagwek6"/>
+  <w:style w:type="character" w:customStyle="1" w:styleId="Heading6Char">
+    <w:name w:val="Heading 6 Char"/>
+    <w:basedOn w:val="DefaultParagraphFont"/>
+    <w:link w:val="Heading6"/>
     <w:uiPriority w:val="9"/>
     <w:semiHidden/>
     <w:rsid w:val="009401CB"/>
@@ -5839,10 +5478,10 @@
       <w:color w:val="595959" w:themeColor="text1" w:themeTint="A6"/>
     </w:rPr>
   </w:style>
-  <w:style w:type="character" w:customStyle="1" w:styleId="Nagwek7Znak">
-    <w:name w:val="Nagłówek 7 Znak"/>
-    <w:basedOn w:val="Domylnaczcionkaakapitu"/>
-    <w:link w:val="Nagwek7"/>
+  <w:style w:type="character" w:customStyle="1" w:styleId="Heading7Char">
+    <w:name w:val="Heading 7 Char"/>
+    <w:basedOn w:val="DefaultParagraphFont"/>
+    <w:link w:val="Heading7"/>
     <w:uiPriority w:val="9"/>
     <w:semiHidden/>
     <w:rsid w:val="009401CB"/>
@@ -5851,10 +5490,10 @@
       <w:color w:val="595959" w:themeColor="text1" w:themeTint="A6"/>
     </w:rPr>
   </w:style>
-  <w:style w:type="character" w:customStyle="1" w:styleId="Nagwek8Znak">
-    <w:name w:val="Nagłówek 8 Znak"/>
-    <w:basedOn w:val="Domylnaczcionkaakapitu"/>
-    <w:link w:val="Nagwek8"/>
+  <w:style w:type="character" w:customStyle="1" w:styleId="Heading8Char">
+    <w:name w:val="Heading 8 Char"/>
+    <w:basedOn w:val="DefaultParagraphFont"/>
+    <w:link w:val="Heading8"/>
     <w:uiPriority w:val="9"/>
     <w:semiHidden/>
     <w:rsid w:val="009401CB"/>
@@ -5865,10 +5504,10 @@
       <w:color w:val="272727" w:themeColor="text1" w:themeTint="D8"/>
     </w:rPr>
   </w:style>
-  <w:style w:type="character" w:customStyle="1" w:styleId="Nagwek9Znak">
-    <w:name w:val="Nagłówek 9 Znak"/>
-    <w:basedOn w:val="Domylnaczcionkaakapitu"/>
-    <w:link w:val="Nagwek9"/>
+  <w:style w:type="character" w:customStyle="1" w:styleId="Heading9Char">
+    <w:name w:val="Heading 9 Char"/>
+    <w:basedOn w:val="DefaultParagraphFont"/>
+    <w:link w:val="Heading9"/>
     <w:uiPriority w:val="9"/>
     <w:semiHidden/>
     <w:rsid w:val="009401CB"/>
@@ -5877,9 +5516,9 @@
       <w:color w:val="272727" w:themeColor="text1" w:themeTint="D8"/>
     </w:rPr>
   </w:style>
-  <w:style w:type="paragraph" w:styleId="Akapitzlist">
+  <w:style w:type="paragraph" w:styleId="ListParagraph">
     <w:name w:val="List Paragraph"/>
-    <w:basedOn w:val="Normalny"/>
+    <w:basedOn w:val="Normal"/>
     <w:uiPriority w:val="34"/>
     <w:qFormat/>
     <w:rsid w:val="009401CB"/>
@@ -5888,9 +5527,9 @@
       <w:contextualSpacing/>
     </w:pPr>
   </w:style>
-  <w:style w:type="character" w:styleId="Wyrnienieintensywne">
+  <w:style w:type="character" w:styleId="IntenseEmphasis">
     <w:name w:val="Intense Emphasis"/>
-    <w:basedOn w:val="Domylnaczcionkaakapitu"/>
+    <w:basedOn w:val="DefaultParagraphFont"/>
     <w:uiPriority w:val="21"/>
     <w:qFormat/>
     <w:rsid w:val="009401CB"/>
@@ -5900,9 +5539,9 @@
       <w:color w:val="0F4761" w:themeColor="accent1" w:themeShade="BF"/>
     </w:rPr>
   </w:style>
-  <w:style w:type="character" w:styleId="Odwoanieintensywne">
+  <w:style w:type="character" w:styleId="IntenseReference">
     <w:name w:val="Intense Reference"/>
-    <w:basedOn w:val="Domylnaczcionkaakapitu"/>
+    <w:basedOn w:val="DefaultParagraphFont"/>
     <w:uiPriority w:val="32"/>
     <w:qFormat/>
     <w:rsid w:val="009401CB"/>
@@ -5914,9 +5553,9 @@
       <w:spacing w:val="5"/>
     </w:rPr>
   </w:style>
-  <w:style w:type="character" w:styleId="Hipercze">
+  <w:style w:type="character" w:styleId="Hyperlink">
     <w:name w:val="Hyperlink"/>
-    <w:basedOn w:val="Domylnaczcionkaakapitu"/>
+    <w:basedOn w:val="DefaultParagraphFont"/>
     <w:uiPriority w:val="99"/>
     <w:unhideWhenUsed/>
     <w:rsid w:val="00F10B97"/>
@@ -5925,9 +5564,9 @@
       <w:u w:val="single"/>
     </w:rPr>
   </w:style>
-  <w:style w:type="character" w:styleId="Nierozpoznanawzmianka">
+  <w:style w:type="character" w:styleId="UnresolvedMention">
     <w:name w:val="Unresolved Mention"/>
-    <w:basedOn w:val="Domylnaczcionkaakapitu"/>
+    <w:basedOn w:val="DefaultParagraphFont"/>
     <w:uiPriority w:val="99"/>
     <w:semiHidden/>
     <w:unhideWhenUsed/>

--- a/Sprawozdanie problem klasyfikacyjny ESI.docx
+++ b/Sprawozdanie problem klasyfikacyjny ESI.docx
@@ -94,8 +94,13 @@
         <w:t>Problem ten jest istotny z punktu widzenia systemów rekomendacyjnych w motoryzacji, analizy rynku oraz automatycznej kategoryzacji ogłoszeń</w:t>
       </w:r>
       <w:r>
-        <w:t>. Ze względu na ustalenia z prowadzącym/wielkość grupy badawczej, skupiono się na dogłębnej analizie problemu klasyfikacyjnego, testując łącznie 12 parametrów w różnych modelach, odstępując od dodatkowej implementacji regresji na rzecz szerszej analizy hiperparametrów</w:t>
-      </w:r>
+        <w:t xml:space="preserve">. Ze względu na ustalenia z prowadzącym/wielkość grupy badawczej, skupiono się na dogłębnej analizie problemu klasyfikacyjnego, testując łącznie 12 parametrów w różnych modelach, odstępując od dodatkowej implementacji regresji na rzecz szerszej analizy </w:t>
+      </w:r>
+      <w:proofErr w:type="spellStart"/>
+      <w:r>
+        <w:t>hiperparametrów</w:t>
+      </w:r>
+      <w:proofErr w:type="spellEnd"/>
       <w:r>
         <w:t>.</w:t>
       </w:r>
@@ -167,7 +172,15 @@
     <w:p>
       <w:r>
         <w:lastRenderedPageBreak/>
-        <w:t>W literaturze z zakresu Data Science wskazuje się, że parametry fizyczne, takie jak stosunek wysokości do długości (kluczowy dla odróżnienia SUV-a od kombi) oraz pojemność bagażnika, są silnymi predyktorami w klasyfikacji typu nadwozia. Zastosowanie algorytmów takich jak Drzewa Decyzyjne czy Lasy Losowe jest w tych problemach często rekomendowane ze względu na interpretowalność, podczas gdy Sieci Neuronowe pozwalają na wyłapanie głębszych, nieliniowych zależności między gabarytami.</w:t>
+        <w:t xml:space="preserve">W literaturze z zakresu Data Science wskazuje się, że parametry fizyczne, takie jak stosunek wysokości do długości (kluczowy dla odróżnienia SUV-a od kombi) oraz pojemność bagażnika, są silnymi </w:t>
+      </w:r>
+      <w:proofErr w:type="spellStart"/>
+      <w:r>
+        <w:t>predyktorami</w:t>
+      </w:r>
+      <w:proofErr w:type="spellEnd"/>
+      <w:r>
+        <w:t xml:space="preserve"> w klasyfikacji typu nadwozia. Zastosowanie algorytmów takich jak Drzewa Decyzyjne czy Lasy Losowe jest w tych problemach często rekomendowane ze względu na interpretowalność, podczas gdy Sieci Neuronowe pozwalają na wyłapanie głębszych, nieliniowych zależności między gabarytami.</w:t>
       </w:r>
     </w:p>
     <w:p>
@@ -187,8 +200,21 @@
     </w:p>
     <w:p>
       <w:r>
-        <w:t>Sieć neuronowa została zaimplementowana od podstaw w języku Python z wykorzystaniem biblioteki NumPy</w:t>
-      </w:r>
+        <w:t xml:space="preserve">Sieć neuronowa została zaimplementowana od podstaw w języku </w:t>
+      </w:r>
+      <w:proofErr w:type="spellStart"/>
+      <w:r>
+        <w:t>Python</w:t>
+      </w:r>
+      <w:proofErr w:type="spellEnd"/>
+      <w:r>
+        <w:t xml:space="preserve"> z wykorzystaniem biblioteki </w:t>
+      </w:r>
+      <w:proofErr w:type="spellStart"/>
+      <w:r>
+        <w:t>NumPy</w:t>
+      </w:r>
+      <w:proofErr w:type="spellEnd"/>
       <w:r>
         <w:t>.</w:t>
       </w:r>
@@ -209,13 +235,9 @@
       </w:r>
     </w:p>
     <w:p>
-      <w:pPr>
-        <w:pStyle w:val="ListParagraph"/>
-        <w:numPr>
-          <w:ilvl w:val="0"/>
-          <w:numId w:val="4"/>
-        </w:numPr>
-      </w:pPr>
+      <w:r>
+        <w:t xml:space="preserve">      1.</w:t>
+      </w:r>
       <w:r>
         <w:t>[HIDDEN_LAYERS] Badanie wpływu parametru...</w:t>
       </w:r>
@@ -230,7 +252,39 @@
         <w:spacing w:before="240" w:after="240"/>
       </w:pPr>
       <w:r>
-        <w:t>Wartość: [16]         | TEST (Śr/Max):  75.4% /  78.4% | TRENING:  74.8%</w:t>
+        <w:t>Wartość: [16]         | TEST (</w:t>
+      </w:r>
+      <w:proofErr w:type="spellStart"/>
+      <w:r>
+        <w:t>Śr</w:t>
+      </w:r>
+      <w:proofErr w:type="spellEnd"/>
+      <w:r>
+        <w:t>/Max</w:t>
+      </w:r>
+      <w:proofErr w:type="gramStart"/>
+      <w:r>
+        <w:t>):  75.4</w:t>
+      </w:r>
+      <w:proofErr w:type="gramEnd"/>
+      <w:r>
+        <w:t xml:space="preserve">% </w:t>
+      </w:r>
+      <w:proofErr w:type="gramStart"/>
+      <w:r>
+        <w:t>/  78.4</w:t>
+      </w:r>
+      <w:proofErr w:type="gramEnd"/>
+      <w:r>
+        <w:t xml:space="preserve">% | </w:t>
+      </w:r>
+      <w:proofErr w:type="gramStart"/>
+      <w:r>
+        <w:t>TRENING:  74.8</w:t>
+      </w:r>
+      <w:proofErr w:type="gramEnd"/>
+      <w:r>
+        <w:t>%</w:t>
       </w:r>
     </w:p>
     <w:p>
@@ -243,7 +297,39 @@
         <w:spacing w:before="240" w:after="240"/>
       </w:pPr>
       <w:r>
-        <w:t>Wartość: [16, 16]     | TEST (Śr/Max):  31.6% /  32.7% | TRENING:  34.1%</w:t>
+        <w:t>Wartość: [16, 16]     | TEST (</w:t>
+      </w:r>
+      <w:proofErr w:type="spellStart"/>
+      <w:r>
+        <w:t>Śr</w:t>
+      </w:r>
+      <w:proofErr w:type="spellEnd"/>
+      <w:r>
+        <w:t>/Max</w:t>
+      </w:r>
+      <w:proofErr w:type="gramStart"/>
+      <w:r>
+        <w:t>):  31.6</w:t>
+      </w:r>
+      <w:proofErr w:type="gramEnd"/>
+      <w:r>
+        <w:t xml:space="preserve">% </w:t>
+      </w:r>
+      <w:proofErr w:type="gramStart"/>
+      <w:r>
+        <w:t>/  32.7</w:t>
+      </w:r>
+      <w:proofErr w:type="gramEnd"/>
+      <w:r>
+        <w:t xml:space="preserve">% | </w:t>
+      </w:r>
+      <w:proofErr w:type="gramStart"/>
+      <w:r>
+        <w:t>TRENING:  34.1</w:t>
+      </w:r>
+      <w:proofErr w:type="gramEnd"/>
+      <w:r>
+        <w:t>%</w:t>
       </w:r>
     </w:p>
     <w:p>
@@ -256,7 +342,47 @@
         <w:spacing w:before="240" w:after="240"/>
       </w:pPr>
       <w:r>
-        <w:t>Wartość: [32, 16, 8]  | TEST (Śr/Max):  35.3% /  37.4% | TRENING:  33.1%</w:t>
+        <w:t>Wartość: [32, 16, 8</w:t>
+      </w:r>
+      <w:proofErr w:type="gramStart"/>
+      <w:r>
+        <w:t>]  |</w:t>
+      </w:r>
+      <w:proofErr w:type="gramEnd"/>
+      <w:r>
+        <w:t xml:space="preserve"> TEST (</w:t>
+      </w:r>
+      <w:proofErr w:type="spellStart"/>
+      <w:r>
+        <w:t>Śr</w:t>
+      </w:r>
+      <w:proofErr w:type="spellEnd"/>
+      <w:r>
+        <w:t>/Max</w:t>
+      </w:r>
+      <w:proofErr w:type="gramStart"/>
+      <w:r>
+        <w:t>):  35.3</w:t>
+      </w:r>
+      <w:proofErr w:type="gramEnd"/>
+      <w:r>
+        <w:t xml:space="preserve">% </w:t>
+      </w:r>
+      <w:proofErr w:type="gramStart"/>
+      <w:r>
+        <w:t>/  37.4</w:t>
+      </w:r>
+      <w:proofErr w:type="gramEnd"/>
+      <w:r>
+        <w:t xml:space="preserve">% | </w:t>
+      </w:r>
+      <w:proofErr w:type="gramStart"/>
+      <w:r>
+        <w:t>TRENING:  33.1</w:t>
+      </w:r>
+      <w:proofErr w:type="gramEnd"/>
+      <w:r>
+        <w:t>%</w:t>
       </w:r>
     </w:p>
     <w:p>
@@ -268,7 +394,39 @@
         </w:numPr>
       </w:pPr>
       <w:r>
-        <w:t>Wartość: [8, 8, 8, 8] | TEST (Śr/Max):  38.4% /  39.8% | TRENING:  32.4%</w:t>
+        <w:t>Wartość: [8, 8, 8, 8] | TEST (</w:t>
+      </w:r>
+      <w:proofErr w:type="spellStart"/>
+      <w:r>
+        <w:t>Śr</w:t>
+      </w:r>
+      <w:proofErr w:type="spellEnd"/>
+      <w:r>
+        <w:t>/Max</w:t>
+      </w:r>
+      <w:proofErr w:type="gramStart"/>
+      <w:r>
+        <w:t>):  38.4</w:t>
+      </w:r>
+      <w:proofErr w:type="gramEnd"/>
+      <w:r>
+        <w:t xml:space="preserve">% </w:t>
+      </w:r>
+      <w:proofErr w:type="gramStart"/>
+      <w:r>
+        <w:t>/  39.8</w:t>
+      </w:r>
+      <w:proofErr w:type="gramEnd"/>
+      <w:r>
+        <w:t xml:space="preserve">% | </w:t>
+      </w:r>
+      <w:proofErr w:type="gramStart"/>
+      <w:r>
+        <w:t>TRENING:  32.4</w:t>
+      </w:r>
+      <w:proofErr w:type="gramEnd"/>
+      <w:r>
+        <w:t>%</w:t>
       </w:r>
     </w:p>
     <w:p>
@@ -276,14 +434,15 @@
         <w:ind w:left="360"/>
       </w:pPr>
       <w:r>
-        <w:rPr>
-          <w:i/>
-          <w:iCs/>
-        </w:rPr>
-        <w:t>Wniosek:</w:t>
-      </w:r>
-      <w:r>
-        <w:t xml:space="preserve"> </w:t>
+        <w:t xml:space="preserve">Wniosek: Badanie wpływu podziału zbioru danych na część uczącą i testową wykazało nietypową stabilność modelu. Zazwyczaj zwiększanie zbioru testowego kosztem uczącego prowadzi do spadku celności, jednak w tym przypadku najlepszą średnią skuteczność (76.2%) uzyskano przy największym badanym udziale danych testowych (40%). Wynik ten sugeruje, że zbiór danych o wielkości 852 rekordów jest na tyle reprezentatywny, iż nawet mniejsza liczba przykładów uczących (60% zbioru) wystarcza do poprawnego wyuczenia sieci, a większa pula testowa pozwala na bardziej rzetelną i stabilną ocenę zdolności generalizacji modelu. Wysoki wynik maksymalny dla </w:t>
+      </w:r>
+      <w:proofErr w:type="spellStart"/>
+      <w:r>
+        <w:t>test_size</w:t>
+      </w:r>
+      <w:proofErr w:type="spellEnd"/>
+      <w:r>
+        <w:t>=0.1 (82.6%) przy niskiej średniej wskazuje natomiast na dużą losowość wyników przy zbyt małej próbie testowej.</w:t>
       </w:r>
     </w:p>
     <w:p>
@@ -297,7 +456,15 @@
         <w:t>.</w:t>
       </w:r>
       <w:r>
-        <w:t xml:space="preserve"> Współczynnik uczenia (learning_rate):</w:t>
+        <w:t xml:space="preserve"> Współczynnik uczenia (</w:t>
+      </w:r>
+      <w:proofErr w:type="spellStart"/>
+      <w:r>
+        <w:t>learning_rate</w:t>
+      </w:r>
+      <w:proofErr w:type="spellEnd"/>
+      <w:r>
+        <w:t>):</w:t>
       </w:r>
     </w:p>
     <w:p>
@@ -310,7 +477,39 @@
         <w:spacing w:line="360" w:lineRule="auto"/>
       </w:pPr>
       <w:r>
-        <w:t>Wartość: 0.01         | TEST (Śr/Max):  39.6% /  42.1% | TRENING:  34.4%</w:t>
+        <w:t>Wartość: 0.01         | TEST (</w:t>
+      </w:r>
+      <w:proofErr w:type="spellStart"/>
+      <w:r>
+        <w:t>Śr</w:t>
+      </w:r>
+      <w:proofErr w:type="spellEnd"/>
+      <w:r>
+        <w:t>/Max</w:t>
+      </w:r>
+      <w:proofErr w:type="gramStart"/>
+      <w:r>
+        <w:t>):  39.6</w:t>
+      </w:r>
+      <w:proofErr w:type="gramEnd"/>
+      <w:r>
+        <w:t xml:space="preserve">% </w:t>
+      </w:r>
+      <w:proofErr w:type="gramStart"/>
+      <w:r>
+        <w:t>/  42.1</w:t>
+      </w:r>
+      <w:proofErr w:type="gramEnd"/>
+      <w:r>
+        <w:t xml:space="preserve">% | </w:t>
+      </w:r>
+      <w:proofErr w:type="gramStart"/>
+      <w:r>
+        <w:t>TRENING:  34.4</w:t>
+      </w:r>
+      <w:proofErr w:type="gramEnd"/>
+      <w:r>
+        <w:t>%</w:t>
       </w:r>
     </w:p>
     <w:p>
@@ -323,7 +522,39 @@
         <w:spacing w:before="240" w:after="240"/>
       </w:pPr>
       <w:r>
-        <w:t>Wartość: 0.05         | TEST (Śr/Max):  59.1% /  60.2% | TRENING:  60.5%</w:t>
+        <w:t>Wartość: 0.05         | TEST (</w:t>
+      </w:r>
+      <w:proofErr w:type="spellStart"/>
+      <w:r>
+        <w:t>Śr</w:t>
+      </w:r>
+      <w:proofErr w:type="spellEnd"/>
+      <w:r>
+        <w:t>/Max</w:t>
+      </w:r>
+      <w:proofErr w:type="gramStart"/>
+      <w:r>
+        <w:t>):  59.1</w:t>
+      </w:r>
+      <w:proofErr w:type="gramEnd"/>
+      <w:r>
+        <w:t xml:space="preserve">% </w:t>
+      </w:r>
+      <w:proofErr w:type="gramStart"/>
+      <w:r>
+        <w:t>/  60.2</w:t>
+      </w:r>
+      <w:proofErr w:type="gramEnd"/>
+      <w:r>
+        <w:t xml:space="preserve">% | </w:t>
+      </w:r>
+      <w:proofErr w:type="gramStart"/>
+      <w:r>
+        <w:t>TRENING:  60.5</w:t>
+      </w:r>
+      <w:proofErr w:type="gramEnd"/>
+      <w:r>
+        <w:t>%</w:t>
       </w:r>
     </w:p>
     <w:p>
@@ -336,7 +567,39 @@
         <w:spacing w:before="240" w:after="240"/>
       </w:pPr>
       <w:r>
-        <w:t>Wartość: 0.1          | TEST (Śr/Max):  72.1% /  73.1% | TRENING:  73.8%</w:t>
+        <w:t>Wartość: 0.1          | TEST (</w:t>
+      </w:r>
+      <w:proofErr w:type="spellStart"/>
+      <w:r>
+        <w:t>Śr</w:t>
+      </w:r>
+      <w:proofErr w:type="spellEnd"/>
+      <w:r>
+        <w:t>/Max</w:t>
+      </w:r>
+      <w:proofErr w:type="gramStart"/>
+      <w:r>
+        <w:t>):  72.1</w:t>
+      </w:r>
+      <w:proofErr w:type="gramEnd"/>
+      <w:r>
+        <w:t xml:space="preserve">% </w:t>
+      </w:r>
+      <w:proofErr w:type="gramStart"/>
+      <w:r>
+        <w:t>/  73.1</w:t>
+      </w:r>
+      <w:proofErr w:type="gramEnd"/>
+      <w:r>
+        <w:t xml:space="preserve">% | </w:t>
+      </w:r>
+      <w:proofErr w:type="gramStart"/>
+      <w:r>
+        <w:t>TRENING:  73.8</w:t>
+      </w:r>
+      <w:proofErr w:type="gramEnd"/>
+      <w:r>
+        <w:t>%</w:t>
       </w:r>
     </w:p>
     <w:p>
@@ -348,7 +611,39 @@
         </w:numPr>
       </w:pPr>
       <w:r>
-        <w:t>Wartość: 0.5          | TEST (Śr/Max):  82.8% /  83.6% | TRENING:  86.4%</w:t>
+        <w:t>Wartość: 0.5          | TEST (</w:t>
+      </w:r>
+      <w:proofErr w:type="spellStart"/>
+      <w:r>
+        <w:t>Śr</w:t>
+      </w:r>
+      <w:proofErr w:type="spellEnd"/>
+      <w:r>
+        <w:t>/Max</w:t>
+      </w:r>
+      <w:proofErr w:type="gramStart"/>
+      <w:r>
+        <w:t>):  82.8</w:t>
+      </w:r>
+      <w:proofErr w:type="gramEnd"/>
+      <w:r>
+        <w:t xml:space="preserve">% </w:t>
+      </w:r>
+      <w:proofErr w:type="gramStart"/>
+      <w:r>
+        <w:t>/  83.6</w:t>
+      </w:r>
+      <w:proofErr w:type="gramEnd"/>
+      <w:r>
+        <w:t xml:space="preserve">% | </w:t>
+      </w:r>
+      <w:proofErr w:type="gramStart"/>
+      <w:r>
+        <w:t>TRENING:  86.4</w:t>
+      </w:r>
+      <w:proofErr w:type="gramEnd"/>
+      <w:r>
+        <w:t>%</w:t>
       </w:r>
     </w:p>
     <w:p>
@@ -368,10 +663,20 @@
     </w:p>
     <w:p>
       <w:pPr>
+        <w:spacing w:line="360" w:lineRule="auto"/>
         <w:ind w:firstLine="360"/>
       </w:pPr>
       <w:r>
-        <w:t>3. Liczba epok (epochs):</w:t>
+        <w:lastRenderedPageBreak/>
+        <w:t>3. Liczba epok (</w:t>
+      </w:r>
+      <w:proofErr w:type="spellStart"/>
+      <w:r>
+        <w:t>epochs</w:t>
+      </w:r>
+      <w:proofErr w:type="spellEnd"/>
+      <w:r>
+        <w:t>):</w:t>
       </w:r>
     </w:p>
     <w:p>
@@ -380,9 +685,42 @@
           <w:ilvl w:val="0"/>
           <w:numId w:val="18"/>
         </w:numPr>
-      </w:pPr>
-      <w:r>
-        <w:t>Wartość: 100          | TEST (Śr/Max):  41.3% /  43.9% | TRENING:  43.2%</w:t>
+        <w:spacing w:line="360" w:lineRule="auto"/>
+      </w:pPr>
+      <w:r>
+        <w:t>Wartość: 100          | TEST (</w:t>
+      </w:r>
+      <w:proofErr w:type="spellStart"/>
+      <w:r>
+        <w:t>Śr</w:t>
+      </w:r>
+      <w:proofErr w:type="spellEnd"/>
+      <w:r>
+        <w:t>/Max</w:t>
+      </w:r>
+      <w:proofErr w:type="gramStart"/>
+      <w:r>
+        <w:t>):  41.3</w:t>
+      </w:r>
+      <w:proofErr w:type="gramEnd"/>
+      <w:r>
+        <w:t xml:space="preserve">% </w:t>
+      </w:r>
+      <w:proofErr w:type="gramStart"/>
+      <w:r>
+        <w:t>/  43.9</w:t>
+      </w:r>
+      <w:proofErr w:type="gramEnd"/>
+      <w:r>
+        <w:t xml:space="preserve">% | </w:t>
+      </w:r>
+      <w:proofErr w:type="gramStart"/>
+      <w:r>
+        <w:t>TRENING:  43.2</w:t>
+      </w:r>
+      <w:proofErr w:type="gramEnd"/>
+      <w:r>
+        <w:t>%</w:t>
       </w:r>
     </w:p>
     <w:p>
@@ -392,7 +730,7 @@
           <w:ilvl w:val="0"/>
           <w:numId w:val="18"/>
         </w:numPr>
-        <w:spacing w:before="240" w:after="240"/>
+        <w:spacing w:before="240" w:after="240" w:line="360" w:lineRule="auto"/>
         <w:rPr>
           <w:rFonts w:ascii="Aptos" w:eastAsia="Aptos" w:hAnsi="Aptos" w:cs="Aptos"/>
         </w:rPr>
@@ -401,7 +739,63 @@
         <w:rPr>
           <w:rFonts w:ascii="Aptos" w:eastAsia="Aptos" w:hAnsi="Aptos" w:cs="Aptos"/>
         </w:rPr>
-        <w:t>Wartość: 300          | TEST (Śr/Max):  61.6% /  63.2% | TRENING:  62.5%</w:t>
+        <w:t>Wartość: 300          | TEST (</w:t>
+      </w:r>
+      <w:proofErr w:type="spellStart"/>
+      <w:r>
+        <w:rPr>
+          <w:rFonts w:ascii="Aptos" w:eastAsia="Aptos" w:hAnsi="Aptos" w:cs="Aptos"/>
+        </w:rPr>
+        <w:t>Śr</w:t>
+      </w:r>
+      <w:proofErr w:type="spellEnd"/>
+      <w:r>
+        <w:rPr>
+          <w:rFonts w:ascii="Aptos" w:eastAsia="Aptos" w:hAnsi="Aptos" w:cs="Aptos"/>
+        </w:rPr>
+        <w:t>/Max</w:t>
+      </w:r>
+      <w:proofErr w:type="gramStart"/>
+      <w:r>
+        <w:rPr>
+          <w:rFonts w:ascii="Aptos" w:eastAsia="Aptos" w:hAnsi="Aptos" w:cs="Aptos"/>
+        </w:rPr>
+        <w:t>):  61.6</w:t>
+      </w:r>
+      <w:proofErr w:type="gramEnd"/>
+      <w:r>
+        <w:rPr>
+          <w:rFonts w:ascii="Aptos" w:eastAsia="Aptos" w:hAnsi="Aptos" w:cs="Aptos"/>
+        </w:rPr>
+        <w:t xml:space="preserve">% </w:t>
+      </w:r>
+      <w:proofErr w:type="gramStart"/>
+      <w:r>
+        <w:rPr>
+          <w:rFonts w:ascii="Aptos" w:eastAsia="Aptos" w:hAnsi="Aptos" w:cs="Aptos"/>
+        </w:rPr>
+        <w:t>/  63.2</w:t>
+      </w:r>
+      <w:proofErr w:type="gramEnd"/>
+      <w:r>
+        <w:rPr>
+          <w:rFonts w:ascii="Aptos" w:eastAsia="Aptos" w:hAnsi="Aptos" w:cs="Aptos"/>
+        </w:rPr>
+        <w:t xml:space="preserve">% | </w:t>
+      </w:r>
+      <w:proofErr w:type="gramStart"/>
+      <w:r>
+        <w:rPr>
+          <w:rFonts w:ascii="Aptos" w:eastAsia="Aptos" w:hAnsi="Aptos" w:cs="Aptos"/>
+        </w:rPr>
+        <w:t>TRENING:  62.5</w:t>
+      </w:r>
+      <w:proofErr w:type="gramEnd"/>
+      <w:r>
+        <w:rPr>
+          <w:rFonts w:ascii="Aptos" w:eastAsia="Aptos" w:hAnsi="Aptos" w:cs="Aptos"/>
+        </w:rPr>
+        <w:t>%</w:t>
       </w:r>
     </w:p>
     <w:p>
@@ -411,7 +805,7 @@
           <w:ilvl w:val="0"/>
           <w:numId w:val="18"/>
         </w:numPr>
-        <w:spacing w:before="240" w:after="240"/>
+        <w:spacing w:before="240" w:after="240" w:line="360" w:lineRule="auto"/>
         <w:rPr>
           <w:rFonts w:ascii="Aptos" w:eastAsia="Aptos" w:hAnsi="Aptos" w:cs="Aptos"/>
         </w:rPr>
@@ -420,7 +814,63 @@
         <w:rPr>
           <w:rFonts w:ascii="Aptos" w:eastAsia="Aptos" w:hAnsi="Aptos" w:cs="Aptos"/>
         </w:rPr>
-        <w:t>Wartość: 600          | TEST (Śr/Max):  75.0% /  78.4% | TRENING:  75.4%</w:t>
+        <w:t>Wartość: 600          | TEST (</w:t>
+      </w:r>
+      <w:proofErr w:type="spellStart"/>
+      <w:r>
+        <w:rPr>
+          <w:rFonts w:ascii="Aptos" w:eastAsia="Aptos" w:hAnsi="Aptos" w:cs="Aptos"/>
+        </w:rPr>
+        <w:t>Śr</w:t>
+      </w:r>
+      <w:proofErr w:type="spellEnd"/>
+      <w:r>
+        <w:rPr>
+          <w:rFonts w:ascii="Aptos" w:eastAsia="Aptos" w:hAnsi="Aptos" w:cs="Aptos"/>
+        </w:rPr>
+        <w:t>/Max</w:t>
+      </w:r>
+      <w:proofErr w:type="gramStart"/>
+      <w:r>
+        <w:rPr>
+          <w:rFonts w:ascii="Aptos" w:eastAsia="Aptos" w:hAnsi="Aptos" w:cs="Aptos"/>
+        </w:rPr>
+        <w:t>):  75.0</w:t>
+      </w:r>
+      <w:proofErr w:type="gramEnd"/>
+      <w:r>
+        <w:rPr>
+          <w:rFonts w:ascii="Aptos" w:eastAsia="Aptos" w:hAnsi="Aptos" w:cs="Aptos"/>
+        </w:rPr>
+        <w:t xml:space="preserve">% </w:t>
+      </w:r>
+      <w:proofErr w:type="gramStart"/>
+      <w:r>
+        <w:rPr>
+          <w:rFonts w:ascii="Aptos" w:eastAsia="Aptos" w:hAnsi="Aptos" w:cs="Aptos"/>
+        </w:rPr>
+        <w:t>/  78.4</w:t>
+      </w:r>
+      <w:proofErr w:type="gramEnd"/>
+      <w:r>
+        <w:rPr>
+          <w:rFonts w:ascii="Aptos" w:eastAsia="Aptos" w:hAnsi="Aptos" w:cs="Aptos"/>
+        </w:rPr>
+        <w:t xml:space="preserve">% | </w:t>
+      </w:r>
+      <w:proofErr w:type="gramStart"/>
+      <w:r>
+        <w:rPr>
+          <w:rFonts w:ascii="Aptos" w:eastAsia="Aptos" w:hAnsi="Aptos" w:cs="Aptos"/>
+        </w:rPr>
+        <w:t>TRENING:  75.4</w:t>
+      </w:r>
+      <w:proofErr w:type="gramEnd"/>
+      <w:r>
+        <w:rPr>
+          <w:rFonts w:ascii="Aptos" w:eastAsia="Aptos" w:hAnsi="Aptos" w:cs="Aptos"/>
+        </w:rPr>
+        <w:t>%</w:t>
       </w:r>
     </w:p>
     <w:p>
@@ -430,6 +880,7 @@
           <w:ilvl w:val="0"/>
           <w:numId w:val="18"/>
         </w:numPr>
+        <w:spacing w:line="360" w:lineRule="auto"/>
         <w:rPr>
           <w:rFonts w:ascii="Aptos" w:eastAsia="Aptos" w:hAnsi="Aptos" w:cs="Aptos"/>
         </w:rPr>
@@ -438,7 +889,63 @@
         <w:rPr>
           <w:rFonts w:ascii="Aptos" w:eastAsia="Aptos" w:hAnsi="Aptos" w:cs="Aptos"/>
         </w:rPr>
-        <w:t>Wartość: 1000         | TEST (Śr/Max):  79.1% /  81.9% | TRENING:  81.4%</w:t>
+        <w:t>Wartość: 1000         | TEST (</w:t>
+      </w:r>
+      <w:proofErr w:type="spellStart"/>
+      <w:r>
+        <w:rPr>
+          <w:rFonts w:ascii="Aptos" w:eastAsia="Aptos" w:hAnsi="Aptos" w:cs="Aptos"/>
+        </w:rPr>
+        <w:t>Śr</w:t>
+      </w:r>
+      <w:proofErr w:type="spellEnd"/>
+      <w:r>
+        <w:rPr>
+          <w:rFonts w:ascii="Aptos" w:eastAsia="Aptos" w:hAnsi="Aptos" w:cs="Aptos"/>
+        </w:rPr>
+        <w:t>/Max</w:t>
+      </w:r>
+      <w:proofErr w:type="gramStart"/>
+      <w:r>
+        <w:rPr>
+          <w:rFonts w:ascii="Aptos" w:eastAsia="Aptos" w:hAnsi="Aptos" w:cs="Aptos"/>
+        </w:rPr>
+        <w:t>):  79.1</w:t>
+      </w:r>
+      <w:proofErr w:type="gramEnd"/>
+      <w:r>
+        <w:rPr>
+          <w:rFonts w:ascii="Aptos" w:eastAsia="Aptos" w:hAnsi="Aptos" w:cs="Aptos"/>
+        </w:rPr>
+        <w:t xml:space="preserve">% </w:t>
+      </w:r>
+      <w:proofErr w:type="gramStart"/>
+      <w:r>
+        <w:rPr>
+          <w:rFonts w:ascii="Aptos" w:eastAsia="Aptos" w:hAnsi="Aptos" w:cs="Aptos"/>
+        </w:rPr>
+        <w:t>/  81.9</w:t>
+      </w:r>
+      <w:proofErr w:type="gramEnd"/>
+      <w:r>
+        <w:rPr>
+          <w:rFonts w:ascii="Aptos" w:eastAsia="Aptos" w:hAnsi="Aptos" w:cs="Aptos"/>
+        </w:rPr>
+        <w:t xml:space="preserve">% | </w:t>
+      </w:r>
+      <w:proofErr w:type="gramStart"/>
+      <w:r>
+        <w:rPr>
+          <w:rFonts w:ascii="Aptos" w:eastAsia="Aptos" w:hAnsi="Aptos" w:cs="Aptos"/>
+        </w:rPr>
+        <w:t>TRENING:  81.4</w:t>
+      </w:r>
+      <w:proofErr w:type="gramEnd"/>
+      <w:r>
+        <w:rPr>
+          <w:rFonts w:ascii="Aptos" w:eastAsia="Aptos" w:hAnsi="Aptos" w:cs="Aptos"/>
+        </w:rPr>
+        <w:t>%</w:t>
       </w:r>
     </w:p>
     <w:p>
@@ -453,11 +960,7 @@
         <w:t>Wniosek:</w:t>
       </w:r>
       <w:r>
-        <w:t xml:space="preserve"> Skuteczność rośnie wraz z wydłużaniem czasu treningu. Sieć wyraźnie potrzebuje większej liczby iteracji (blisko 1000), aby w pełni wyekstrahować cechy z </w:t>
-      </w:r>
-      <w:r>
-        <w:lastRenderedPageBreak/>
-        <w:t>danych, choć rosnąca rozbieżność między zbiorem uczącym a testowym przy 1000 epokach sugeruje powolne wchodzenie w fazę przeuczenia.</w:t>
+        <w:t xml:space="preserve"> Skuteczność rośnie wraz z wydłużaniem czasu treningu. Sieć wyraźnie potrzebuje większej liczby iteracji (blisko 1000), aby w pełni wyekstrahować cechy z danych, choć rosnąca rozbieżność między zbiorem uczącym a testowym przy 1000 epokach sugeruje powolne wchodzenie w fazę przeuczenia.</w:t>
       </w:r>
     </w:p>
     <w:p>
@@ -471,7 +974,15 @@
         <w:t>.</w:t>
       </w:r>
       <w:r>
-        <w:t xml:space="preserve"> Wielkość próby testowej (test_size):</w:t>
+        <w:t xml:space="preserve"> Wielkość próby testowej (</w:t>
+      </w:r>
+      <w:proofErr w:type="spellStart"/>
+      <w:r>
+        <w:t>test_size</w:t>
+      </w:r>
+      <w:proofErr w:type="spellEnd"/>
+      <w:r>
+        <w:t>):</w:t>
       </w:r>
     </w:p>
     <w:p>
@@ -484,7 +995,39 @@
         <w:spacing w:line="360" w:lineRule="auto"/>
       </w:pPr>
       <w:r>
-        <w:t>Wartość: 0.1          | TEST (Śr/Max):  71.3% /  82.6% | TRENING:  72.1%</w:t>
+        <w:t>Wartość: 0.1          | TEST (</w:t>
+      </w:r>
+      <w:proofErr w:type="spellStart"/>
+      <w:r>
+        <w:t>Śr</w:t>
+      </w:r>
+      <w:proofErr w:type="spellEnd"/>
+      <w:r>
+        <w:t>/Max</w:t>
+      </w:r>
+      <w:proofErr w:type="gramStart"/>
+      <w:r>
+        <w:t>):  71.3</w:t>
+      </w:r>
+      <w:proofErr w:type="gramEnd"/>
+      <w:r>
+        <w:t xml:space="preserve">% </w:t>
+      </w:r>
+      <w:proofErr w:type="gramStart"/>
+      <w:r>
+        <w:t>/  82.6</w:t>
+      </w:r>
+      <w:proofErr w:type="gramEnd"/>
+      <w:r>
+        <w:t xml:space="preserve">% | </w:t>
+      </w:r>
+      <w:proofErr w:type="gramStart"/>
+      <w:r>
+        <w:t>TRENING:  72.1</w:t>
+      </w:r>
+      <w:proofErr w:type="gramEnd"/>
+      <w:r>
+        <w:t>%</w:t>
       </w:r>
     </w:p>
     <w:p>
@@ -494,10 +1037,42 @@
           <w:ilvl w:val="0"/>
           <w:numId w:val="20"/>
         </w:numPr>
-        <w:spacing w:before="240" w:after="240"/>
-      </w:pPr>
-      <w:r>
-        <w:t>Wartość: 0.2          | TEST (Śr/Max):  67.8% /  71.3% | TRENING:  70.7%</w:t>
+        <w:spacing w:before="240" w:after="240" w:line="360" w:lineRule="auto"/>
+      </w:pPr>
+      <w:r>
+        <w:t>Wartość: 0.2          | TEST (</w:t>
+      </w:r>
+      <w:proofErr w:type="spellStart"/>
+      <w:r>
+        <w:t>Śr</w:t>
+      </w:r>
+      <w:proofErr w:type="spellEnd"/>
+      <w:r>
+        <w:t>/Max</w:t>
+      </w:r>
+      <w:proofErr w:type="gramStart"/>
+      <w:r>
+        <w:t>):  67.8</w:t>
+      </w:r>
+      <w:proofErr w:type="gramEnd"/>
+      <w:r>
+        <w:t xml:space="preserve">% </w:t>
+      </w:r>
+      <w:proofErr w:type="gramStart"/>
+      <w:r>
+        <w:t>/  71.3</w:t>
+      </w:r>
+      <w:proofErr w:type="gramEnd"/>
+      <w:r>
+        <w:t xml:space="preserve">% | </w:t>
+      </w:r>
+      <w:proofErr w:type="gramStart"/>
+      <w:r>
+        <w:t>TRENING:  70.7</w:t>
+      </w:r>
+      <w:proofErr w:type="gramEnd"/>
+      <w:r>
+        <w:t>%</w:t>
       </w:r>
     </w:p>
     <w:p>
@@ -507,51 +1082,42 @@
           <w:ilvl w:val="0"/>
           <w:numId w:val="20"/>
         </w:numPr>
-        <w:spacing w:before="240" w:after="240"/>
-      </w:pPr>
-      <w:r>
-        <w:t>Wartość: 0.3          | TEST (Śr/Max):  71.0% /  74.6% | TRENING:  73.4%</w:t>
-      </w:r>
-    </w:p>
-    <w:p>
-      <w:pPr>
-        <w:pStyle w:val="ListParagraph"/>
-        <w:numPr>
-          <w:ilvl w:val="0"/>
-          <w:numId w:val="20"/>
-        </w:numPr>
-      </w:pPr>
-      <w:r>
-        <w:t>Wartość: 0.4          | TEST (Śr/Max):  76.2% /  77.7% | TRENING:  75.9%</w:t>
-      </w:r>
-    </w:p>
-    <w:p>
-      <w:pPr>
-        <w:ind w:left="360"/>
-      </w:pPr>
-      <w:r>
-        <w:rPr>
-          <w:i/>
-          <w:iCs/>
-        </w:rPr>
-        <w:t>Wniosek:</w:t>
-      </w:r>
-      <w:r>
-        <w:t xml:space="preserve"> </w:t>
-      </w:r>
-    </w:p>
-    <w:p>
-      <w:pPr>
-        <w:ind w:firstLine="360"/>
-      </w:pPr>
-      <w:r>
-        <w:t>5</w:t>
-      </w:r>
-      <w:r>
-        <w:t>.</w:t>
-      </w:r>
-      <w:r>
-        <w:t xml:space="preserve"> Funkcja aktywacji w warstwie ukrytej (activation):</w:t>
+        <w:spacing w:before="240" w:after="240" w:line="360" w:lineRule="auto"/>
+      </w:pPr>
+      <w:r>
+        <w:t>Wartość: 0.3          | TEST (</w:t>
+      </w:r>
+      <w:proofErr w:type="spellStart"/>
+      <w:r>
+        <w:t>Śr</w:t>
+      </w:r>
+      <w:proofErr w:type="spellEnd"/>
+      <w:r>
+        <w:t>/Max</w:t>
+      </w:r>
+      <w:proofErr w:type="gramStart"/>
+      <w:r>
+        <w:t>):  71.0</w:t>
+      </w:r>
+      <w:proofErr w:type="gramEnd"/>
+      <w:r>
+        <w:t xml:space="preserve">% </w:t>
+      </w:r>
+      <w:proofErr w:type="gramStart"/>
+      <w:r>
+        <w:t>/  74.6</w:t>
+      </w:r>
+      <w:proofErr w:type="gramEnd"/>
+      <w:r>
+        <w:t xml:space="preserve">% | </w:t>
+      </w:r>
+      <w:proofErr w:type="gramStart"/>
+      <w:r>
+        <w:t>TRENING:  73.4</w:t>
+      </w:r>
+      <w:proofErr w:type="gramEnd"/>
+      <w:r>
+        <w:t>%</w:t>
       </w:r>
     </w:p>
     <w:p>
@@ -564,45 +1130,39 @@
         <w:spacing w:line="360" w:lineRule="auto"/>
       </w:pPr>
       <w:r>
-        <w:t>Wartość: sigmoid      | TEST (Śr/Max):  79.5% /  81.9% | TRENING:  73.1%</w:t>
-      </w:r>
-    </w:p>
-    <w:p>
-      <w:pPr>
-        <w:pStyle w:val="ListParagraph"/>
-        <w:numPr>
-          <w:ilvl w:val="0"/>
-          <w:numId w:val="20"/>
-        </w:numPr>
-        <w:spacing w:before="240" w:after="240"/>
-      </w:pPr>
-      <w:r>
-        <w:t>Wartość: tanh         | TEST (Śr/Max):  82.5% /  86.0% | TRENING:  85.1%</w:t>
-      </w:r>
-    </w:p>
-    <w:p>
-      <w:pPr>
-        <w:pStyle w:val="ListParagraph"/>
-        <w:numPr>
-          <w:ilvl w:val="0"/>
-          <w:numId w:val="20"/>
-        </w:numPr>
-        <w:spacing w:before="240" w:after="240"/>
-      </w:pPr>
-      <w:r>
-        <w:t>Wartość: relu         | TEST (Śr/Max):  84.2% /  88.9% | TRENING:  87.0%</w:t>
-      </w:r>
-    </w:p>
-    <w:p>
-      <w:pPr>
-        <w:pStyle w:val="ListParagraph"/>
-        <w:numPr>
-          <w:ilvl w:val="0"/>
-          <w:numId w:val="20"/>
-        </w:numPr>
-      </w:pPr>
-      <w:r>
-        <w:t>Wartość: sigmoid      | TEST (Śr/Max):  73.3% /  78.4% | TRENING:  73.4%</w:t>
+        <w:t>Wartość: 0.4          | TEST (</w:t>
+      </w:r>
+      <w:proofErr w:type="spellStart"/>
+      <w:r>
+        <w:t>Śr</w:t>
+      </w:r>
+      <w:proofErr w:type="spellEnd"/>
+      <w:r>
+        <w:t>/Max</w:t>
+      </w:r>
+      <w:proofErr w:type="gramStart"/>
+      <w:r>
+        <w:t>):  76.2</w:t>
+      </w:r>
+      <w:proofErr w:type="gramEnd"/>
+      <w:r>
+        <w:t xml:space="preserve">% </w:t>
+      </w:r>
+      <w:proofErr w:type="gramStart"/>
+      <w:r>
+        <w:t>/  77.7</w:t>
+      </w:r>
+      <w:proofErr w:type="gramEnd"/>
+      <w:r>
+        <w:t xml:space="preserve">% | </w:t>
+      </w:r>
+      <w:proofErr w:type="gramStart"/>
+      <w:r>
+        <w:t>TRENING:  75.9</w:t>
+      </w:r>
+      <w:proofErr w:type="gramEnd"/>
+      <w:r>
+        <w:t>%</w:t>
       </w:r>
     </w:p>
     <w:p>
@@ -610,14 +1170,15 @@
         <w:ind w:left="360"/>
       </w:pPr>
       <w:r>
-        <w:rPr>
-          <w:i/>
-          <w:iCs/>
-        </w:rPr>
-        <w:t>Wniosek:</w:t>
-      </w:r>
-      <w:r>
-        <w:t xml:space="preserve"> </w:t>
+        <w:t xml:space="preserve">Wniosek: Badanie wpływu podziału zbioru danych na część uczącą i testową wykazało nietypową stabilność modelu. Zazwyczaj zwiększanie zbioru testowego kosztem uczącego prowadzi do spadku celności, jednak w tym przypadku najlepszą średnią skuteczność (76.2%) uzyskano przy największym badanym udziale danych testowych (40%). Wynik ten sugeruje, że zbiór danych o wielkości 852 rekordów jest na tyle reprezentatywny, iż nawet mniejsza liczba przykładów uczących (60% zbioru) wystarcza do poprawnego wyuczenia sieci, a większa pula testowa pozwala na bardziej rzetelną i stabilną ocenę zdolności generalizacji modelu. Wysoki wynik maksymalny dla </w:t>
+      </w:r>
+      <w:proofErr w:type="spellStart"/>
+      <w:r>
+        <w:t>test_size</w:t>
+      </w:r>
+      <w:proofErr w:type="spellEnd"/>
+      <w:r>
+        <w:t>=0.1 (82.6%) przy niskiej średniej wskazuje natomiast na dużą losowość wyników przy zbyt małej próbie testowej.</w:t>
       </w:r>
     </w:p>
     <w:p>
@@ -625,13 +1186,21 @@
         <w:ind w:firstLine="360"/>
       </w:pPr>
       <w:r>
-        <w:t>6</w:t>
+        <w:t>5</w:t>
       </w:r>
       <w:r>
         <w:t>.</w:t>
       </w:r>
       <w:r>
-        <w:t xml:space="preserve"> Inicjalizacja wag początkowych (weight_init):</w:t>
+        <w:t xml:space="preserve"> Funkcja aktywacji w warstwie ukrytej (</w:t>
+      </w:r>
+      <w:proofErr w:type="spellStart"/>
+      <w:r>
+        <w:t>activation</w:t>
+      </w:r>
+      <w:proofErr w:type="spellEnd"/>
+      <w:r>
+        <w:t>):</w:t>
       </w:r>
     </w:p>
     <w:p>
@@ -644,7 +1213,47 @@
         <w:spacing w:line="360" w:lineRule="auto"/>
       </w:pPr>
       <w:r>
-        <w:t>Wartość: normal       | TEST (Śr/Max):  70.6% /  71.9% | TRENING:  72.9%</w:t>
+        <w:t xml:space="preserve">Wartość: </w:t>
+      </w:r>
+      <w:proofErr w:type="spellStart"/>
+      <w:r>
+        <w:t>sigmoid</w:t>
+      </w:r>
+      <w:proofErr w:type="spellEnd"/>
+      <w:r>
+        <w:t xml:space="preserve">      | TEST (</w:t>
+      </w:r>
+      <w:proofErr w:type="spellStart"/>
+      <w:r>
+        <w:t>Śr</w:t>
+      </w:r>
+      <w:proofErr w:type="spellEnd"/>
+      <w:r>
+        <w:t>/Max</w:t>
+      </w:r>
+      <w:proofErr w:type="gramStart"/>
+      <w:r>
+        <w:t>):  75.4</w:t>
+      </w:r>
+      <w:proofErr w:type="gramEnd"/>
+      <w:r>
+        <w:t xml:space="preserve">% </w:t>
+      </w:r>
+      <w:proofErr w:type="gramStart"/>
+      <w:r>
+        <w:t>/  77.2</w:t>
+      </w:r>
+      <w:proofErr w:type="gramEnd"/>
+      <w:r>
+        <w:t xml:space="preserve">% | </w:t>
+      </w:r>
+      <w:proofErr w:type="gramStart"/>
+      <w:r>
+        <w:t>TRENING:  75.2</w:t>
+      </w:r>
+      <w:proofErr w:type="gramEnd"/>
+      <w:r>
+        <w:t>%</w:t>
       </w:r>
     </w:p>
     <w:p>
@@ -654,10 +1263,50 @@
           <w:ilvl w:val="0"/>
           <w:numId w:val="20"/>
         </w:numPr>
-        <w:spacing w:before="240" w:after="240"/>
-      </w:pPr>
-      <w:r>
-        <w:t>Wartość: xavier       | TEST (Śr/Max):  77.0% /  84.8% | TRENING:  78.5%</w:t>
+        <w:spacing w:before="240" w:after="240" w:line="360" w:lineRule="auto"/>
+      </w:pPr>
+      <w:r>
+        <w:t xml:space="preserve">Wartość: </w:t>
+      </w:r>
+      <w:proofErr w:type="spellStart"/>
+      <w:r>
+        <w:t>tanh</w:t>
+      </w:r>
+      <w:proofErr w:type="spellEnd"/>
+      <w:r>
+        <w:t xml:space="preserve">         | TEST (</w:t>
+      </w:r>
+      <w:proofErr w:type="spellStart"/>
+      <w:r>
+        <w:t>Śr</w:t>
+      </w:r>
+      <w:proofErr w:type="spellEnd"/>
+      <w:r>
+        <w:t>/Max</w:t>
+      </w:r>
+      <w:proofErr w:type="gramStart"/>
+      <w:r>
+        <w:t>):  83.6</w:t>
+      </w:r>
+      <w:proofErr w:type="gramEnd"/>
+      <w:r>
+        <w:t xml:space="preserve">% </w:t>
+      </w:r>
+      <w:proofErr w:type="gramStart"/>
+      <w:r>
+        <w:t>/  87.1</w:t>
+      </w:r>
+      <w:proofErr w:type="gramEnd"/>
+      <w:r>
+        <w:t xml:space="preserve">% | </w:t>
+      </w:r>
+      <w:proofErr w:type="gramStart"/>
+      <w:r>
+        <w:t>TRENING:  86.9</w:t>
+      </w:r>
+      <w:proofErr w:type="gramEnd"/>
+      <w:r>
+        <w:t>%</w:t>
       </w:r>
     </w:p>
     <w:p>
@@ -667,140 +1316,50 @@
           <w:ilvl w:val="0"/>
           <w:numId w:val="20"/>
         </w:numPr>
-        <w:spacing w:before="240" w:after="240"/>
-      </w:pPr>
-      <w:r>
-        <w:t>Wartość: he           | TEST (Śr/Max):  77.0% /  78.9% | TRENING:  78.8%</w:t>
-      </w:r>
-    </w:p>
-    <w:p>
-      <w:pPr>
-        <w:pStyle w:val="ListParagraph"/>
-        <w:numPr>
-          <w:ilvl w:val="0"/>
-          <w:numId w:val="20"/>
-        </w:numPr>
-      </w:pPr>
-      <w:r>
-        <w:t>Wartość: normal       | TEST (Śr/Max):  71.2% /  74.9% | TRENING:  72.7%</w:t>
-      </w:r>
-    </w:p>
-    <w:p>
-      <w:pPr>
-        <w:spacing w:before="240" w:after="240"/>
-      </w:pPr>
-      <w:r>
-        <w:rPr>
-          <w:i/>
-          <w:iCs/>
-        </w:rPr>
-        <w:t>Wniosek:</w:t>
-      </w:r>
-      <w:r>
-        <w:t xml:space="preserve"> </w:t>
-      </w:r>
-      <w:r>
-        <w:rPr>
-          <w:rFonts w:ascii="Aptos" w:eastAsia="Aptos" w:hAnsi="Aptos" w:cs="Aptos"/>
-          <w:b/>
-          <w:bCs/>
-        </w:rPr>
-        <w:t>Wniosek:</w:t>
-      </w:r>
-      <w:r>
-        <w:rPr>
-          <w:rFonts w:ascii="Aptos" w:eastAsia="Aptos" w:hAnsi="Aptos" w:cs="Aptos"/>
-        </w:rPr>
-        <w:t xml:space="preserve"> Sposób inicjalizacji wag okazał się mieć istotny wpływ na zdolność sieci do nauki. Klasyczny rozkład </w:t>
-      </w:r>
-      <w:r>
-        <w:rPr>
-          <w:rFonts w:ascii="Aptos" w:eastAsia="Aptos" w:hAnsi="Aptos" w:cs="Aptos"/>
-          <w:b/>
-          <w:bCs/>
-        </w:rPr>
-        <w:t>Normal</w:t>
-      </w:r>
-      <w:r>
-        <w:rPr>
-          <w:rFonts w:ascii="Aptos" w:eastAsia="Aptos" w:hAnsi="Aptos" w:cs="Aptos"/>
-        </w:rPr>
-        <w:t xml:space="preserve"> (losowanie małych wartości bliskich zeru) uzyskał najsłabsze wyniki (ok. 71%). Zastosowanie zaawansowanych metod, takich jak </w:t>
-      </w:r>
-      <w:r>
-        <w:rPr>
-          <w:rFonts w:ascii="Aptos" w:eastAsia="Aptos" w:hAnsi="Aptos" w:cs="Aptos"/>
-          <w:b/>
-          <w:bCs/>
-        </w:rPr>
-        <w:t>Xavier</w:t>
-      </w:r>
-      <w:r>
-        <w:rPr>
-          <w:rFonts w:ascii="Aptos" w:eastAsia="Aptos" w:hAnsi="Aptos" w:cs="Aptos"/>
-        </w:rPr>
-        <w:t xml:space="preserve"> (dedykowana dla funkcji Sigmoid/Tanh) oraz </w:t>
-      </w:r>
-      <w:r>
-        <w:rPr>
-          <w:rFonts w:ascii="Aptos" w:eastAsia="Aptos" w:hAnsi="Aptos" w:cs="Aptos"/>
-          <w:b/>
-          <w:bCs/>
-        </w:rPr>
-        <w:t>He</w:t>
-      </w:r>
-      <w:r>
-        <w:rPr>
-          <w:rFonts w:ascii="Aptos" w:eastAsia="Aptos" w:hAnsi="Aptos" w:cs="Aptos"/>
-        </w:rPr>
-        <w:t xml:space="preserve"> (dedykowana dla ReLU), pozwoliło na podniesienie skuteczności o ok. 6-7 punktów procentowych. Wynika to z faktu, że metody te automatycznie dopasowują wariancję wag do liczby wejść do neuronu, co zapobiega zbyt szybkiemu nasycaniu się funkcji aktywacji i ułatwia przepływ gradientu w początkowych fazach uczenia. W badaniu to metoda </w:t>
-      </w:r>
-      <w:r>
-        <w:rPr>
-          <w:rFonts w:ascii="Aptos" w:eastAsia="Aptos" w:hAnsi="Aptos" w:cs="Aptos"/>
-          <w:b/>
-          <w:bCs/>
-        </w:rPr>
-        <w:t>Xavier</w:t>
-      </w:r>
-      <w:r>
-        <w:rPr>
-          <w:rFonts w:ascii="Aptos" w:eastAsia="Aptos" w:hAnsi="Aptos" w:cs="Aptos"/>
-        </w:rPr>
-        <w:t xml:space="preserve"> pozwoliła na osiągnięcie najwyższego wyniku jednostkowego (</w:t>
-      </w:r>
-      <w:r>
-        <w:rPr>
-          <w:rFonts w:ascii="Aptos" w:eastAsia="Aptos" w:hAnsi="Aptos" w:cs="Aptos"/>
-          <w:b/>
-          <w:bCs/>
-        </w:rPr>
-        <w:t>84.8%</w:t>
-      </w:r>
-      <w:r>
-        <w:rPr>
-          <w:rFonts w:ascii="Aptos" w:eastAsia="Aptos" w:hAnsi="Aptos" w:cs="Aptos"/>
-        </w:rPr>
-        <w:t>).</w:t>
-      </w:r>
-    </w:p>
-    <w:p>
-      <w:pPr>
-        <w:ind w:left="360"/>
-      </w:pPr>
-    </w:p>
-    <w:p>
-      <w:pPr>
-        <w:ind w:firstLine="360"/>
-      </w:pPr>
-      <w:r>
-        <w:t>7</w:t>
-      </w:r>
-      <w:r>
-        <w:t>.</w:t>
-      </w:r>
-      <w:r>
-        <w:t xml:space="preserve"> Rozmiar mini-batcha (batch_size):</w:t>
+        <w:spacing w:before="240" w:after="240" w:line="360" w:lineRule="auto"/>
+      </w:pPr>
+      <w:r>
+        <w:t xml:space="preserve">Wartość: </w:t>
+      </w:r>
+      <w:proofErr w:type="spellStart"/>
+      <w:r>
+        <w:t>relu</w:t>
+      </w:r>
+      <w:proofErr w:type="spellEnd"/>
+      <w:r>
+        <w:t xml:space="preserve">         | TEST (</w:t>
+      </w:r>
+      <w:proofErr w:type="spellStart"/>
+      <w:r>
+        <w:t>Śr</w:t>
+      </w:r>
+      <w:proofErr w:type="spellEnd"/>
+      <w:r>
+        <w:t>/Max</w:t>
+      </w:r>
+      <w:proofErr w:type="gramStart"/>
+      <w:r>
+        <w:t>):  87.5</w:t>
+      </w:r>
+      <w:proofErr w:type="gramEnd"/>
+      <w:r>
+        <w:t xml:space="preserve">% </w:t>
+      </w:r>
+      <w:proofErr w:type="gramStart"/>
+      <w:r>
+        <w:t>/  89.5</w:t>
+      </w:r>
+      <w:proofErr w:type="gramEnd"/>
+      <w:r>
+        <w:t xml:space="preserve">% | </w:t>
+      </w:r>
+      <w:proofErr w:type="gramStart"/>
+      <w:r>
+        <w:t>TRENING:  85.5</w:t>
+      </w:r>
+      <w:proofErr w:type="gramEnd"/>
+      <w:r>
+        <w:t>%</w:t>
       </w:r>
     </w:p>
     <w:p>
@@ -813,45 +1372,47 @@
         <w:spacing w:line="360" w:lineRule="auto"/>
       </w:pPr>
       <w:r>
-        <w:t>Wartość: None         | TEST (Śr/Max):  73.9% /  76.6% | TRENING:  74.1%</w:t>
-      </w:r>
-    </w:p>
-    <w:p>
-      <w:pPr>
-        <w:pStyle w:val="ListParagraph"/>
-        <w:numPr>
-          <w:ilvl w:val="0"/>
-          <w:numId w:val="20"/>
-        </w:numPr>
-        <w:spacing w:before="240" w:after="240"/>
-      </w:pPr>
-      <w:r>
-        <w:t>Wartość: 32           | TEST (Śr/Max):  90.4% /  91.8% | TRENING:  91.0%</w:t>
-      </w:r>
-    </w:p>
-    <w:p>
-      <w:pPr>
-        <w:pStyle w:val="ListParagraph"/>
-        <w:numPr>
-          <w:ilvl w:val="0"/>
-          <w:numId w:val="20"/>
-        </w:numPr>
-        <w:spacing w:before="240" w:after="240"/>
-      </w:pPr>
-      <w:r>
-        <w:t>Wartość: 64           | TEST (Śr/Max):  86.0% /  88.9% | TRENING:  89.1%</w:t>
-      </w:r>
-    </w:p>
-    <w:p>
-      <w:pPr>
-        <w:pStyle w:val="ListParagraph"/>
-        <w:numPr>
-          <w:ilvl w:val="0"/>
-          <w:numId w:val="20"/>
-        </w:numPr>
-      </w:pPr>
-      <w:r>
-        <w:t>Wartość: 128          | TEST (Śr/Max):  84.6% /  87.1% | TRENING:  87.4%</w:t>
+        <w:t xml:space="preserve">Wartość: </w:t>
+      </w:r>
+      <w:proofErr w:type="spellStart"/>
+      <w:r>
+        <w:t>leaky_relu</w:t>
+      </w:r>
+      <w:proofErr w:type="spellEnd"/>
+      <w:r>
+        <w:t xml:space="preserve">   | TEST (</w:t>
+      </w:r>
+      <w:proofErr w:type="spellStart"/>
+      <w:r>
+        <w:t>Śr</w:t>
+      </w:r>
+      <w:proofErr w:type="spellEnd"/>
+      <w:r>
+        <w:t>/Max</w:t>
+      </w:r>
+      <w:proofErr w:type="gramStart"/>
+      <w:r>
+        <w:t>):  83.4</w:t>
+      </w:r>
+      <w:proofErr w:type="gramEnd"/>
+      <w:r>
+        <w:t xml:space="preserve">% </w:t>
+      </w:r>
+      <w:proofErr w:type="gramStart"/>
+      <w:r>
+        <w:t>/  86.5</w:t>
+      </w:r>
+      <w:proofErr w:type="gramEnd"/>
+      <w:r>
+        <w:t xml:space="preserve">% | </w:t>
+      </w:r>
+      <w:proofErr w:type="gramStart"/>
+      <w:r>
+        <w:t>TRENING:  87.2</w:t>
+      </w:r>
+      <w:proofErr w:type="gramEnd"/>
+      <w:r>
+        <w:t>%</w:t>
       </w:r>
     </w:p>
     <w:p>
@@ -859,14 +1420,59 @@
         <w:ind w:left="360"/>
       </w:pPr>
       <w:r>
-        <w:rPr>
-          <w:i/>
-          <w:iCs/>
-        </w:rPr>
-        <w:t>Wniosek:</w:t>
-      </w:r>
-      <w:r>
-        <w:t xml:space="preserve"> Użycie Mini-Batch Gradient Descent (paczki wielkości 32 i 64) okazało się krytycznym punktem optymalizacji. Model z paczką 32 przeskoczył granicę 89% na zbiorze testowym, wprowadzając szum pozwalający omijać minima lokalne lepiej niż przeliczanie pełnego zbioru na raz.</w:t>
+        <w:t>Wniosek: Porównanie funkcji aktywacji wykazało wyraźną przewagę nieliniowych funkcji typu „prostoliniowego” nad funkcjami sferycznymi (</w:t>
+      </w:r>
+      <w:proofErr w:type="spellStart"/>
+      <w:r>
+        <w:t>sigmoidalnymi</w:t>
+      </w:r>
+      <w:proofErr w:type="spellEnd"/>
+      <w:r>
+        <w:t xml:space="preserve">). Najlepsze wyniki uzyskała funkcja </w:t>
+      </w:r>
+      <w:proofErr w:type="spellStart"/>
+      <w:r>
+        <w:t>ReLU</w:t>
+      </w:r>
+      <w:proofErr w:type="spellEnd"/>
+      <w:r>
+        <w:t xml:space="preserve"> (średnio 87.5%, max 89.5%), która dzięki </w:t>
+      </w:r>
+      <w:r>
+        <w:lastRenderedPageBreak/>
+        <w:t xml:space="preserve">swojej prostocie i braku nasycenia dla wartości dodatnich pozwala sieci najszybciej uczyć się kluczowych zależności. Funkcja </w:t>
+      </w:r>
+      <w:proofErr w:type="spellStart"/>
+      <w:r>
+        <w:t>Leaky</w:t>
+      </w:r>
+      <w:proofErr w:type="spellEnd"/>
+      <w:r>
+        <w:t xml:space="preserve"> </w:t>
+      </w:r>
+      <w:proofErr w:type="spellStart"/>
+      <w:r>
+        <w:t>ReLU</w:t>
+      </w:r>
+      <w:proofErr w:type="spellEnd"/>
+      <w:r>
+        <w:t xml:space="preserve">, mimo że teoretycznie rozwiązuje problem „martwych neuronów” (przepuszczając niewielki sygnał dla wartości ujemnych), uzyskała w tym konkretnym zbiorze nieco słabsze wyniki (83.4%). Funkcja </w:t>
+      </w:r>
+      <w:proofErr w:type="spellStart"/>
+      <w:r>
+        <w:t>Sigmoid</w:t>
+      </w:r>
+      <w:proofErr w:type="spellEnd"/>
+      <w:r>
+        <w:t xml:space="preserve"> ponownie okazała się najmniej efektywna (75.4%), co potwierdza, że dla wielowarstwowych struktur klasyfikujących parametry techniczne aut, funkcje oparte na gradiencie jednostkowym (jak </w:t>
+      </w:r>
+      <w:proofErr w:type="spellStart"/>
+      <w:r>
+        <w:t>ReLU</w:t>
+      </w:r>
+      <w:proofErr w:type="spellEnd"/>
+      <w:r>
+        <w:t>) są znacznie skuteczniejsze w przekazywaniu poprawek wag do początkowych warstw sieci.</w:t>
       </w:r>
     </w:p>
     <w:p>
@@ -874,13 +1480,21 @@
         <w:ind w:firstLine="360"/>
       </w:pPr>
       <w:r>
-        <w:t>8</w:t>
+        <w:t>6</w:t>
       </w:r>
       <w:r>
         <w:t>.</w:t>
       </w:r>
       <w:r>
-        <w:t xml:space="preserve"> Współczynnik Momentum:</w:t>
+        <w:t xml:space="preserve"> Inicjalizacja wag początkowych (</w:t>
+      </w:r>
+      <w:proofErr w:type="spellStart"/>
+      <w:r>
+        <w:t>weight_init</w:t>
+      </w:r>
+      <w:proofErr w:type="spellEnd"/>
+      <w:r>
+        <w:t>):</w:t>
       </w:r>
     </w:p>
     <w:p>
@@ -893,7 +1507,47 @@
         <w:spacing w:line="360" w:lineRule="auto"/>
       </w:pPr>
       <w:r>
-        <w:t>Wartość: 0.0          | TEST (Śr/Max):  73.1% /  78.4% | TRENING:  75.3%</w:t>
+        <w:t xml:space="preserve">Wartość: </w:t>
+      </w:r>
+      <w:proofErr w:type="spellStart"/>
+      <w:r>
+        <w:t>normal</w:t>
+      </w:r>
+      <w:proofErr w:type="spellEnd"/>
+      <w:r>
+        <w:t xml:space="preserve">       | TEST (</w:t>
+      </w:r>
+      <w:proofErr w:type="spellStart"/>
+      <w:r>
+        <w:t>Śr</w:t>
+      </w:r>
+      <w:proofErr w:type="spellEnd"/>
+      <w:r>
+        <w:t>/Max</w:t>
+      </w:r>
+      <w:proofErr w:type="gramStart"/>
+      <w:r>
+        <w:t>):  71.9</w:t>
+      </w:r>
+      <w:proofErr w:type="gramEnd"/>
+      <w:r>
+        <w:t xml:space="preserve">% </w:t>
+      </w:r>
+      <w:proofErr w:type="gramStart"/>
+      <w:r>
+        <w:t>/  77.8</w:t>
+      </w:r>
+      <w:proofErr w:type="gramEnd"/>
+      <w:r>
+        <w:t xml:space="preserve">% | </w:t>
+      </w:r>
+      <w:proofErr w:type="gramStart"/>
+      <w:r>
+        <w:t>TRENING:  74.6</w:t>
+      </w:r>
+      <w:proofErr w:type="gramEnd"/>
+      <w:r>
+        <w:t>%</w:t>
       </w:r>
     </w:p>
     <w:p>
@@ -903,10 +1557,50 @@
           <w:ilvl w:val="0"/>
           <w:numId w:val="20"/>
         </w:numPr>
-        <w:spacing w:before="240" w:after="240"/>
-      </w:pPr>
-      <w:r>
-        <w:t>Wartość: 0.5          | TEST (Śr/Max):  77.0% /  79.5% | TRENING:  82.5%</w:t>
+        <w:spacing w:before="240" w:after="240" w:line="360" w:lineRule="auto"/>
+      </w:pPr>
+      <w:r>
+        <w:t xml:space="preserve">Wartość: </w:t>
+      </w:r>
+      <w:proofErr w:type="spellStart"/>
+      <w:r>
+        <w:t>xavier</w:t>
+      </w:r>
+      <w:proofErr w:type="spellEnd"/>
+      <w:r>
+        <w:t xml:space="preserve">       | TEST (</w:t>
+      </w:r>
+      <w:proofErr w:type="spellStart"/>
+      <w:r>
+        <w:t>Śr</w:t>
+      </w:r>
+      <w:proofErr w:type="spellEnd"/>
+      <w:r>
+        <w:t>/Max</w:t>
+      </w:r>
+      <w:proofErr w:type="gramStart"/>
+      <w:r>
+        <w:t>):  74.9</w:t>
+      </w:r>
+      <w:proofErr w:type="gramEnd"/>
+      <w:r>
+        <w:t xml:space="preserve">% </w:t>
+      </w:r>
+      <w:proofErr w:type="gramStart"/>
+      <w:r>
+        <w:t>/  76.0</w:t>
+      </w:r>
+      <w:proofErr w:type="gramEnd"/>
+      <w:r>
+        <w:t xml:space="preserve">% | </w:t>
+      </w:r>
+      <w:proofErr w:type="gramStart"/>
+      <w:r>
+        <w:t>TRENING:  78.7</w:t>
+      </w:r>
+      <w:proofErr w:type="gramEnd"/>
+      <w:r>
+        <w:t>%</w:t>
       </w:r>
     </w:p>
     <w:p>
@@ -916,11 +1610,42 @@
           <w:ilvl w:val="0"/>
           <w:numId w:val="20"/>
         </w:numPr>
-        <w:spacing w:before="240" w:after="240"/>
-      </w:pPr>
-      <w:r>
-        <w:lastRenderedPageBreak/>
-        <w:t>Wartość: 0.9          | TEST (Śr/Max):  86.5% /  88.3% | TRENING:  88.4%</w:t>
+        <w:spacing w:before="240" w:after="240" w:line="360" w:lineRule="auto"/>
+      </w:pPr>
+      <w:r>
+        <w:t>Wartość: he           | TEST (</w:t>
+      </w:r>
+      <w:proofErr w:type="spellStart"/>
+      <w:r>
+        <w:t>Śr</w:t>
+      </w:r>
+      <w:proofErr w:type="spellEnd"/>
+      <w:r>
+        <w:t>/Max</w:t>
+      </w:r>
+      <w:proofErr w:type="gramStart"/>
+      <w:r>
+        <w:t>):  81.3</w:t>
+      </w:r>
+      <w:proofErr w:type="gramEnd"/>
+      <w:r>
+        <w:t xml:space="preserve">% </w:t>
+      </w:r>
+      <w:proofErr w:type="gramStart"/>
+      <w:r>
+        <w:t>/  84.8</w:t>
+      </w:r>
+      <w:proofErr w:type="gramEnd"/>
+      <w:r>
+        <w:t xml:space="preserve">% | </w:t>
+      </w:r>
+      <w:proofErr w:type="gramStart"/>
+      <w:r>
+        <w:t>TRENING:  79.4</w:t>
+      </w:r>
+      <w:proofErr w:type="gramEnd"/>
+      <w:r>
+        <w:t>%</w:t>
       </w:r>
     </w:p>
     <w:p>
@@ -930,9 +1655,300 @@
           <w:ilvl w:val="0"/>
           <w:numId w:val="20"/>
         </w:numPr>
-      </w:pPr>
-      <w:r>
-        <w:t>Wartość: 0.99         | TEST (Śr/Max):  87.7% /  89.5% | TRENING:  94.2%</w:t>
+        <w:spacing w:line="360" w:lineRule="auto"/>
+      </w:pPr>
+      <w:r>
+        <w:t xml:space="preserve">Wartość: </w:t>
+      </w:r>
+      <w:proofErr w:type="spellStart"/>
+      <w:r>
+        <w:t>orthogonal</w:t>
+      </w:r>
+      <w:proofErr w:type="spellEnd"/>
+      <w:r>
+        <w:t xml:space="preserve">   | TEST (</w:t>
+      </w:r>
+      <w:proofErr w:type="spellStart"/>
+      <w:r>
+        <w:t>Śr</w:t>
+      </w:r>
+      <w:proofErr w:type="spellEnd"/>
+      <w:r>
+        <w:t>/Max</w:t>
+      </w:r>
+      <w:proofErr w:type="gramStart"/>
+      <w:r>
+        <w:t>):  79.5</w:t>
+      </w:r>
+      <w:proofErr w:type="gramEnd"/>
+      <w:r>
+        <w:t xml:space="preserve">% </w:t>
+      </w:r>
+      <w:proofErr w:type="gramStart"/>
+      <w:r>
+        <w:t>/  82.5</w:t>
+      </w:r>
+      <w:proofErr w:type="gramEnd"/>
+      <w:r>
+        <w:t xml:space="preserve">% | </w:t>
+      </w:r>
+      <w:proofErr w:type="gramStart"/>
+      <w:r>
+        <w:t>TRENING:  78.7</w:t>
+      </w:r>
+      <w:proofErr w:type="gramEnd"/>
+      <w:r>
+        <w:t>%</w:t>
+      </w:r>
+    </w:p>
+    <w:p>
+      <w:pPr>
+        <w:ind w:left="360"/>
+      </w:pPr>
+      <w:r>
+        <w:t xml:space="preserve">Wniosek: Eksperyment wykazał, że dobór strategii inicjalizacji wag ma decydujący wpływ na szybkość zbieżności i ostateczną precyzję sieci. Najlepsze wyniki uzyskała metoda He (średnio 81.3%, max 84.8%), co jest spójne z teorią, gdyż metoda ta jest optymalizowana pod kątem współpracy z funkcjami aktywacji typu </w:t>
+      </w:r>
+      <w:proofErr w:type="spellStart"/>
+      <w:r>
+        <w:t>ReLU</w:t>
+      </w:r>
+      <w:proofErr w:type="spellEnd"/>
+      <w:r>
+        <w:t xml:space="preserve"> (która w poprzednim badaniu również wypadła najlepiej). Inicjalizacja </w:t>
+      </w:r>
+      <w:proofErr w:type="spellStart"/>
+      <w:r>
+        <w:t>Orthogonal</w:t>
+      </w:r>
+      <w:proofErr w:type="spellEnd"/>
+      <w:r>
+        <w:t xml:space="preserve"> (średnio 79.5%) również poradziła sobie bardzo dobrze – dzięki zachowaniu ortogonalności macierzy wag zapobiega ona eksplozji lub zanikaniu sygnału, co pozwoliło uzyskać wynik o blisko 8 punktów procentowych wyższy niż klasyczny rozkład </w:t>
+      </w:r>
+      <w:proofErr w:type="spellStart"/>
+      <w:r>
+        <w:t>Normal</w:t>
+      </w:r>
+      <w:proofErr w:type="spellEnd"/>
+      <w:r>
+        <w:t>. Metoda Xavier (średnio 74.9%) wypadła w tym zestawieniu najsłabiej wśród metod dedykowanych, co potwierdza, że dla głębszych konfiguracji w tym konkretnym problemie, agresywniejsze metody inicjalizacji (jak He) lepiej wspierają proces uczenia.</w:t>
+      </w:r>
+    </w:p>
+    <w:p>
+      <w:pPr>
+        <w:ind w:firstLine="360"/>
+      </w:pPr>
+      <w:r>
+        <w:t>7</w:t>
+      </w:r>
+      <w:r>
+        <w:t>.</w:t>
+      </w:r>
+      <w:r>
+        <w:t xml:space="preserve"> Rozmiar mini-</w:t>
+      </w:r>
+      <w:proofErr w:type="spellStart"/>
+      <w:r>
+        <w:t>batcha</w:t>
+      </w:r>
+      <w:proofErr w:type="spellEnd"/>
+      <w:r>
+        <w:t xml:space="preserve"> (</w:t>
+      </w:r>
+      <w:proofErr w:type="spellStart"/>
+      <w:r>
+        <w:t>batch_size</w:t>
+      </w:r>
+      <w:proofErr w:type="spellEnd"/>
+      <w:r>
+        <w:t>):</w:t>
+      </w:r>
+    </w:p>
+    <w:p>
+      <w:pPr>
+        <w:pStyle w:val="ListParagraph"/>
+        <w:numPr>
+          <w:ilvl w:val="0"/>
+          <w:numId w:val="20"/>
+        </w:numPr>
+        <w:spacing w:line="360" w:lineRule="auto"/>
+      </w:pPr>
+      <w:r>
+        <w:t xml:space="preserve">Wartość: </w:t>
+      </w:r>
+      <w:proofErr w:type="spellStart"/>
+      <w:r>
+        <w:t>None</w:t>
+      </w:r>
+      <w:proofErr w:type="spellEnd"/>
+      <w:r>
+        <w:t xml:space="preserve">         | TEST (</w:t>
+      </w:r>
+      <w:proofErr w:type="spellStart"/>
+      <w:r>
+        <w:t>Śr</w:t>
+      </w:r>
+      <w:proofErr w:type="spellEnd"/>
+      <w:r>
+        <w:t>/Max</w:t>
+      </w:r>
+      <w:proofErr w:type="gramStart"/>
+      <w:r>
+        <w:t>):  73.9</w:t>
+      </w:r>
+      <w:proofErr w:type="gramEnd"/>
+      <w:r>
+        <w:t xml:space="preserve">% </w:t>
+      </w:r>
+      <w:proofErr w:type="gramStart"/>
+      <w:r>
+        <w:t>/  76.6</w:t>
+      </w:r>
+      <w:proofErr w:type="gramEnd"/>
+      <w:r>
+        <w:t xml:space="preserve">% | </w:t>
+      </w:r>
+      <w:proofErr w:type="gramStart"/>
+      <w:r>
+        <w:t>TRENING:  74.1</w:t>
+      </w:r>
+      <w:proofErr w:type="gramEnd"/>
+      <w:r>
+        <w:t>%</w:t>
+      </w:r>
+    </w:p>
+    <w:p>
+      <w:pPr>
+        <w:pStyle w:val="ListParagraph"/>
+        <w:numPr>
+          <w:ilvl w:val="0"/>
+          <w:numId w:val="20"/>
+        </w:numPr>
+        <w:spacing w:before="240" w:after="240" w:line="360" w:lineRule="auto"/>
+      </w:pPr>
+      <w:r>
+        <w:t>Wartość: 32           | TEST (</w:t>
+      </w:r>
+      <w:proofErr w:type="spellStart"/>
+      <w:r>
+        <w:t>Śr</w:t>
+      </w:r>
+      <w:proofErr w:type="spellEnd"/>
+      <w:r>
+        <w:t>/Max</w:t>
+      </w:r>
+      <w:proofErr w:type="gramStart"/>
+      <w:r>
+        <w:t>):  90.4</w:t>
+      </w:r>
+      <w:proofErr w:type="gramEnd"/>
+      <w:r>
+        <w:t xml:space="preserve">% </w:t>
+      </w:r>
+      <w:proofErr w:type="gramStart"/>
+      <w:r>
+        <w:t>/  91.8</w:t>
+      </w:r>
+      <w:proofErr w:type="gramEnd"/>
+      <w:r>
+        <w:t xml:space="preserve">% | </w:t>
+      </w:r>
+      <w:proofErr w:type="gramStart"/>
+      <w:r>
+        <w:t>TRENING:  91.0</w:t>
+      </w:r>
+      <w:proofErr w:type="gramEnd"/>
+      <w:r>
+        <w:t>%</w:t>
+      </w:r>
+    </w:p>
+    <w:p>
+      <w:pPr>
+        <w:pStyle w:val="ListParagraph"/>
+        <w:numPr>
+          <w:ilvl w:val="0"/>
+          <w:numId w:val="20"/>
+        </w:numPr>
+        <w:spacing w:before="240" w:after="240" w:line="360" w:lineRule="auto"/>
+      </w:pPr>
+      <w:r>
+        <w:t>Wartość: 64           | TEST (</w:t>
+      </w:r>
+      <w:proofErr w:type="spellStart"/>
+      <w:r>
+        <w:t>Śr</w:t>
+      </w:r>
+      <w:proofErr w:type="spellEnd"/>
+      <w:r>
+        <w:t>/Max</w:t>
+      </w:r>
+      <w:proofErr w:type="gramStart"/>
+      <w:r>
+        <w:t>):  86.0</w:t>
+      </w:r>
+      <w:proofErr w:type="gramEnd"/>
+      <w:r>
+        <w:t xml:space="preserve">% </w:t>
+      </w:r>
+      <w:proofErr w:type="gramStart"/>
+      <w:r>
+        <w:t>/  88.9</w:t>
+      </w:r>
+      <w:proofErr w:type="gramEnd"/>
+      <w:r>
+        <w:t xml:space="preserve">% | </w:t>
+      </w:r>
+      <w:proofErr w:type="gramStart"/>
+      <w:r>
+        <w:t>TRENING:  89.1</w:t>
+      </w:r>
+      <w:proofErr w:type="gramEnd"/>
+      <w:r>
+        <w:t>%</w:t>
+      </w:r>
+    </w:p>
+    <w:p>
+      <w:pPr>
+        <w:pStyle w:val="ListParagraph"/>
+        <w:numPr>
+          <w:ilvl w:val="0"/>
+          <w:numId w:val="20"/>
+        </w:numPr>
+        <w:spacing w:line="360" w:lineRule="auto"/>
+      </w:pPr>
+      <w:r>
+        <w:t>Wartość: 128          | TEST (</w:t>
+      </w:r>
+      <w:proofErr w:type="spellStart"/>
+      <w:r>
+        <w:t>Śr</w:t>
+      </w:r>
+      <w:proofErr w:type="spellEnd"/>
+      <w:r>
+        <w:t>/Max</w:t>
+      </w:r>
+      <w:proofErr w:type="gramStart"/>
+      <w:r>
+        <w:t>):  84.6</w:t>
+      </w:r>
+      <w:proofErr w:type="gramEnd"/>
+      <w:r>
+        <w:t xml:space="preserve">% </w:t>
+      </w:r>
+      <w:proofErr w:type="gramStart"/>
+      <w:r>
+        <w:t>/  87.1</w:t>
+      </w:r>
+      <w:proofErr w:type="gramEnd"/>
+      <w:r>
+        <w:t xml:space="preserve">% | </w:t>
+      </w:r>
+      <w:proofErr w:type="gramStart"/>
+      <w:r>
+        <w:t>TRENING:  87.4</w:t>
+      </w:r>
+      <w:proofErr w:type="gramEnd"/>
+      <w:r>
+        <w:t>%</w:t>
       </w:r>
     </w:p>
     <w:p>
@@ -947,7 +1963,249 @@
         <w:t>Wniosek:</w:t>
       </w:r>
       <w:r>
-        <w:t xml:space="preserve"> Momentum drastycznie poprawiło zbieżność. Wartość 0.99 dała bezapelacyjnie najlepsze wyniki (blisko 90% </w:t>
+        <w:t xml:space="preserve"> Użycie Mini-</w:t>
+      </w:r>
+      <w:proofErr w:type="spellStart"/>
+      <w:r>
+        <w:t>Batch</w:t>
+      </w:r>
+      <w:proofErr w:type="spellEnd"/>
+      <w:r>
+        <w:t xml:space="preserve"> Gradient </w:t>
+      </w:r>
+      <w:proofErr w:type="spellStart"/>
+      <w:r>
+        <w:t>Descent</w:t>
+      </w:r>
+      <w:proofErr w:type="spellEnd"/>
+      <w:r>
+        <w:t xml:space="preserve"> (paczki wielkości 32 i 64) okazało się krytycznym punktem optymalizacji. Model z paczką 32 przeskoczył granicę 89% na zbiorze testowym, wprowadzając szum pozwalający omijać minima lokalne lepiej niż przeliczanie pełnego zbioru na raz.</w:t>
+      </w:r>
+    </w:p>
+    <w:p>
+      <w:pPr>
+        <w:ind w:firstLine="360"/>
+      </w:pPr>
+      <w:r>
+        <w:t>8</w:t>
+      </w:r>
+      <w:r>
+        <w:t>.</w:t>
+      </w:r>
+      <w:r>
+        <w:t xml:space="preserve"> Współczynnik </w:t>
+      </w:r>
+      <w:proofErr w:type="spellStart"/>
+      <w:r>
+        <w:t>Momentum</w:t>
+      </w:r>
+      <w:proofErr w:type="spellEnd"/>
+      <w:r>
+        <w:t>:</w:t>
+      </w:r>
+    </w:p>
+    <w:p>
+      <w:pPr>
+        <w:pStyle w:val="ListParagraph"/>
+        <w:numPr>
+          <w:ilvl w:val="0"/>
+          <w:numId w:val="20"/>
+        </w:numPr>
+        <w:spacing w:line="360" w:lineRule="auto"/>
+      </w:pPr>
+      <w:r>
+        <w:lastRenderedPageBreak/>
+        <w:t>Wartość: 0.0          | TEST (</w:t>
+      </w:r>
+      <w:proofErr w:type="spellStart"/>
+      <w:r>
+        <w:t>Śr</w:t>
+      </w:r>
+      <w:proofErr w:type="spellEnd"/>
+      <w:r>
+        <w:t>/Max</w:t>
+      </w:r>
+      <w:proofErr w:type="gramStart"/>
+      <w:r>
+        <w:t>):  73.1</w:t>
+      </w:r>
+      <w:proofErr w:type="gramEnd"/>
+      <w:r>
+        <w:t xml:space="preserve">% </w:t>
+      </w:r>
+      <w:proofErr w:type="gramStart"/>
+      <w:r>
+        <w:t>/  78.4</w:t>
+      </w:r>
+      <w:proofErr w:type="gramEnd"/>
+      <w:r>
+        <w:t xml:space="preserve">% | </w:t>
+      </w:r>
+      <w:proofErr w:type="gramStart"/>
+      <w:r>
+        <w:t>TRENING:  75.3</w:t>
+      </w:r>
+      <w:proofErr w:type="gramEnd"/>
+      <w:r>
+        <w:t>%</w:t>
+      </w:r>
+    </w:p>
+    <w:p>
+      <w:pPr>
+        <w:pStyle w:val="ListParagraph"/>
+        <w:numPr>
+          <w:ilvl w:val="0"/>
+          <w:numId w:val="20"/>
+        </w:numPr>
+        <w:spacing w:before="240" w:after="240" w:line="360" w:lineRule="auto"/>
+      </w:pPr>
+      <w:r>
+        <w:t>Wartość: 0.5          | TEST (</w:t>
+      </w:r>
+      <w:proofErr w:type="spellStart"/>
+      <w:r>
+        <w:t>Śr</w:t>
+      </w:r>
+      <w:proofErr w:type="spellEnd"/>
+      <w:r>
+        <w:t>/Max</w:t>
+      </w:r>
+      <w:proofErr w:type="gramStart"/>
+      <w:r>
+        <w:t>):  77.0</w:t>
+      </w:r>
+      <w:proofErr w:type="gramEnd"/>
+      <w:r>
+        <w:t xml:space="preserve">% </w:t>
+      </w:r>
+      <w:proofErr w:type="gramStart"/>
+      <w:r>
+        <w:t>/  79.5</w:t>
+      </w:r>
+      <w:proofErr w:type="gramEnd"/>
+      <w:r>
+        <w:t xml:space="preserve">% | </w:t>
+      </w:r>
+      <w:proofErr w:type="gramStart"/>
+      <w:r>
+        <w:t>TRENING:  82.5</w:t>
+      </w:r>
+      <w:proofErr w:type="gramEnd"/>
+      <w:r>
+        <w:t>%</w:t>
+      </w:r>
+    </w:p>
+    <w:p>
+      <w:pPr>
+        <w:pStyle w:val="ListParagraph"/>
+        <w:numPr>
+          <w:ilvl w:val="0"/>
+          <w:numId w:val="20"/>
+        </w:numPr>
+        <w:spacing w:before="240" w:after="240" w:line="360" w:lineRule="auto"/>
+      </w:pPr>
+      <w:r>
+        <w:t>Wartość: 0.9          | TEST (</w:t>
+      </w:r>
+      <w:proofErr w:type="spellStart"/>
+      <w:r>
+        <w:t>Śr</w:t>
+      </w:r>
+      <w:proofErr w:type="spellEnd"/>
+      <w:r>
+        <w:t>/Max</w:t>
+      </w:r>
+      <w:proofErr w:type="gramStart"/>
+      <w:r>
+        <w:t>):  86.5</w:t>
+      </w:r>
+      <w:proofErr w:type="gramEnd"/>
+      <w:r>
+        <w:t xml:space="preserve">% </w:t>
+      </w:r>
+      <w:proofErr w:type="gramStart"/>
+      <w:r>
+        <w:t>/  88.3</w:t>
+      </w:r>
+      <w:proofErr w:type="gramEnd"/>
+      <w:r>
+        <w:t xml:space="preserve">% | </w:t>
+      </w:r>
+      <w:proofErr w:type="gramStart"/>
+      <w:r>
+        <w:t>TRENING:  88.4</w:t>
+      </w:r>
+      <w:proofErr w:type="gramEnd"/>
+      <w:r>
+        <w:t>%</w:t>
+      </w:r>
+    </w:p>
+    <w:p>
+      <w:pPr>
+        <w:pStyle w:val="ListParagraph"/>
+        <w:numPr>
+          <w:ilvl w:val="0"/>
+          <w:numId w:val="20"/>
+        </w:numPr>
+        <w:spacing w:line="360" w:lineRule="auto"/>
+      </w:pPr>
+      <w:r>
+        <w:t>Wartość: 0.99         | TEST (</w:t>
+      </w:r>
+      <w:proofErr w:type="spellStart"/>
+      <w:r>
+        <w:t>Śr</w:t>
+      </w:r>
+      <w:proofErr w:type="spellEnd"/>
+      <w:r>
+        <w:t>/Max</w:t>
+      </w:r>
+      <w:proofErr w:type="gramStart"/>
+      <w:r>
+        <w:t>):  87.7</w:t>
+      </w:r>
+      <w:proofErr w:type="gramEnd"/>
+      <w:r>
+        <w:t xml:space="preserve">% </w:t>
+      </w:r>
+      <w:proofErr w:type="gramStart"/>
+      <w:r>
+        <w:t>/  89.5</w:t>
+      </w:r>
+      <w:proofErr w:type="gramEnd"/>
+      <w:r>
+        <w:t xml:space="preserve">% | </w:t>
+      </w:r>
+      <w:proofErr w:type="gramStart"/>
+      <w:r>
+        <w:t>TRENING:  94.2</w:t>
+      </w:r>
+      <w:proofErr w:type="gramEnd"/>
+      <w:r>
+        <w:t>%</w:t>
+      </w:r>
+    </w:p>
+    <w:p>
+      <w:pPr>
+        <w:ind w:left="360"/>
+      </w:pPr>
+      <w:r>
+        <w:rPr>
+          <w:i/>
+          <w:iCs/>
+        </w:rPr>
+        <w:t>Wniosek:</w:t>
+      </w:r>
+      <w:r>
+        <w:t xml:space="preserve"> </w:t>
+      </w:r>
+      <w:proofErr w:type="spellStart"/>
+      <w:r>
+        <w:t>Momentum</w:t>
+      </w:r>
+      <w:proofErr w:type="spellEnd"/>
+      <w:r>
+        <w:t xml:space="preserve"> drastycznie poprawiło zbieżność. Wartość 0.99 dała bezapelacyjnie najlepsze wyniki (blisko 90% </w:t>
       </w:r>
       <w:r>
         <w:t>zgodności</w:t>
@@ -973,7 +2231,15 @@
     </w:p>
     <w:p>
       <w:r>
-        <w:t>W drugiej części projektu zaimplementowano modele klasyfikacyjne z biblioteki scikit-learn. Przeprowadzono analizę 4 modeli uczenia maszynowego ze standardowym podziałem danych.</w:t>
+        <w:t xml:space="preserve">W drugiej części projektu zaimplementowano modele klasyfikacyjne z biblioteki </w:t>
+      </w:r>
+      <w:proofErr w:type="spellStart"/>
+      <w:r>
+        <w:t>scikit-learn</w:t>
+      </w:r>
+      <w:proofErr w:type="spellEnd"/>
+      <w:r>
+        <w:t>. Przeprowadzono analizę 4 modeli uczenia maszynowego ze standardowym podziałem danych.</w:t>
       </w:r>
     </w:p>
     <w:p>
@@ -981,7 +2247,15 @@
         <w:ind w:firstLine="360"/>
       </w:pPr>
       <w:r>
-        <w:t>1. Drzewo Decyzyjne – badanie parametru max_depth:</w:t>
+        <w:t xml:space="preserve">1. Drzewo Decyzyjne – badanie parametru </w:t>
+      </w:r>
+      <w:proofErr w:type="spellStart"/>
+      <w:r>
+        <w:t>max_depth</w:t>
+      </w:r>
+      <w:proofErr w:type="spellEnd"/>
+      <w:r>
+        <w:t>:</w:t>
       </w:r>
     </w:p>
     <w:p>
@@ -1025,7 +2299,15 @@
         </w:numPr>
       </w:pPr>
       <w:r>
-        <w:t>Głębokość None: Uczący: 100.00% | Testowy: 81.29%</w:t>
+        <w:t xml:space="preserve">Głębokość </w:t>
+      </w:r>
+      <w:proofErr w:type="spellStart"/>
+      <w:r>
+        <w:t>None</w:t>
+      </w:r>
+      <w:proofErr w:type="spellEnd"/>
+      <w:r>
+        <w:t>: Uczący: 100.00% | Testowy: 81.29%</w:t>
       </w:r>
     </w:p>
     <w:p>
@@ -1040,7 +2322,23 @@
         <w:t>Wniosek:</w:t>
       </w:r>
       <w:r>
-        <w:t xml:space="preserve"> Drzewa pozbawione limitu głębokości (None) oraz z limitem 10 idealnie zapamiętywały dane treningowe (100% accuracy), ale traciły skuteczność na danych testowych wpadając w tzw. przeuczenie. Umiarkowane ograniczenie do głębokości 5 dało najlepszy wynik uogólniania (83.04%).</w:t>
+        <w:t xml:space="preserve"> Drzewa pozbawione limitu głębokości (</w:t>
+      </w:r>
+      <w:proofErr w:type="spellStart"/>
+      <w:r>
+        <w:t>None</w:t>
+      </w:r>
+      <w:proofErr w:type="spellEnd"/>
+      <w:r>
+        <w:t xml:space="preserve">) oraz z limitem 10 idealnie zapamiętywały dane treningowe (100% </w:t>
+      </w:r>
+      <w:proofErr w:type="spellStart"/>
+      <w:r>
+        <w:t>accuracy</w:t>
+      </w:r>
+      <w:proofErr w:type="spellEnd"/>
+      <w:r>
+        <w:t>), ale traciły skuteczność na danych testowych wpadając w tzw. przeuczenie. Umiarkowane ograniczenie do głębokości 5 dało najlepszy wynik uogólniania (83.04%).</w:t>
       </w:r>
     </w:p>
     <w:p>
@@ -1048,10 +2346,18 @@
         <w:ind w:firstLine="360"/>
       </w:pPr>
       <w:r>
-        <w:t>2. k-Najbliższych Sąsiadów – badanie parametru n_</w:t>
-      </w:r>
-      <w:r>
-        <w:t>neighbors:</w:t>
+        <w:t xml:space="preserve">2. k-Najbliższych Sąsiadów – badanie parametru </w:t>
+      </w:r>
+      <w:proofErr w:type="spellStart"/>
+      <w:r>
+        <w:t>n_</w:t>
+      </w:r>
+      <w:r>
+        <w:t>neighbors</w:t>
+      </w:r>
+      <w:proofErr w:type="spellEnd"/>
+      <w:r>
+        <w:t>:</w:t>
       </w:r>
     </w:p>
     <w:p>
@@ -1118,7 +2424,15 @@
         <w:ind w:firstLine="360"/>
       </w:pPr>
       <w:r>
-        <w:t>3. Maszyny Wektorów Nośnych (SVM) – badanie parametru kernel:</w:t>
+        <w:t xml:space="preserve">3. Maszyny Wektorów Nośnych (SVM) – badanie parametru </w:t>
+      </w:r>
+      <w:proofErr w:type="spellStart"/>
+      <w:r>
+        <w:t>kernel</w:t>
+      </w:r>
+      <w:proofErr w:type="spellEnd"/>
+      <w:r>
+        <w:t>:</w:t>
       </w:r>
     </w:p>
     <w:p>
@@ -1129,7 +2443,15 @@
         </w:numPr>
       </w:pPr>
       <w:r>
-        <w:t>Liniowe (linear): Uczący: 89.13% | Testowy: 81.87%</w:t>
+        <w:t>Liniowe (</w:t>
+      </w:r>
+      <w:proofErr w:type="spellStart"/>
+      <w:r>
+        <w:t>linear</w:t>
+      </w:r>
+      <w:proofErr w:type="spellEnd"/>
+      <w:r>
+        <w:t>): Uczący: 89.13% | Testowy: 81.87%</w:t>
       </w:r>
     </w:p>
     <w:p>
@@ -1140,7 +2462,16 @@
         </w:numPr>
       </w:pPr>
       <w:r>
-        <w:t>Wielomianowe (poly): Uczący: 86.34% | Testowy: 78.95%</w:t>
+        <w:lastRenderedPageBreak/>
+        <w:t>Wielomianowe (</w:t>
+      </w:r>
+      <w:proofErr w:type="spellStart"/>
+      <w:r>
+        <w:t>poly</w:t>
+      </w:r>
+      <w:proofErr w:type="spellEnd"/>
+      <w:r>
+        <w:t>): Uczący: 86.34% | Testowy: 78.95%</w:t>
       </w:r>
     </w:p>
     <w:p>
@@ -1151,7 +2482,15 @@
         </w:numPr>
       </w:pPr>
       <w:r>
-        <w:t>Radialne (rbf): Uczący: 90.75% | Testowy: 88.89%</w:t>
+        <w:t>Radialne (</w:t>
+      </w:r>
+      <w:proofErr w:type="spellStart"/>
+      <w:r>
+        <w:t>rbf</w:t>
+      </w:r>
+      <w:proofErr w:type="spellEnd"/>
+      <w:r>
+        <w:t>): Uczący: 90.75% | Testowy: 88.89%</w:t>
       </w:r>
     </w:p>
     <w:p>
@@ -1161,9 +2500,13 @@
           <w:numId w:val="8"/>
         </w:numPr>
       </w:pPr>
-      <w:r>
-        <w:lastRenderedPageBreak/>
-        <w:t>Sigmoid: Uczący: 65.49% | Testowy: 59.06%</w:t>
+      <w:proofErr w:type="spellStart"/>
+      <w:r>
+        <w:t>Sigmoid</w:t>
+      </w:r>
+      <w:proofErr w:type="spellEnd"/>
+      <w:r>
+        <w:t>: Uczący: 65.49% | Testowy: 59.06%</w:t>
       </w:r>
     </w:p>
     <w:p>
@@ -1184,7 +2527,15 @@
         <w:t>świetnie</w:t>
       </w:r>
       <w:r>
-        <w:t>, deklasując jądro liniowe i wielomianowe. Jądro sigmoidalne zupełnie nie poradziło sobie z rozkładem danych (tylko 59%).</w:t>
+        <w:t xml:space="preserve">, deklasując jądro liniowe i wielomianowe. Jądro </w:t>
+      </w:r>
+      <w:proofErr w:type="spellStart"/>
+      <w:r>
+        <w:t>sigmoidalne</w:t>
+      </w:r>
+      <w:proofErr w:type="spellEnd"/>
+      <w:r>
+        <w:t xml:space="preserve"> zupełnie nie poradziło sobie z rozkładem danych (tylko 59%).</w:t>
       </w:r>
     </w:p>
     <w:p>
@@ -1192,7 +2543,15 @@
         <w:ind w:firstLine="360"/>
       </w:pPr>
       <w:r>
-        <w:t>4. Las Losowy – badanie parametru n_estimators:</w:t>
+        <w:t xml:space="preserve">4. Las Losowy – badanie parametru </w:t>
+      </w:r>
+      <w:proofErr w:type="spellStart"/>
+      <w:r>
+        <w:t>n_estimators</w:t>
+      </w:r>
+      <w:proofErr w:type="spellEnd"/>
+      <w:r>
+        <w:t>:</w:t>
       </w:r>
     </w:p>
     <w:p>
@@ -1306,7 +2665,39 @@
         <w:t>parametrów.</w:t>
       </w:r>
       <w:r>
-        <w:t xml:space="preserve"> Zastosowanie optymalizacji algorytmu Mini-Batch Gradient Descent (batch=32) oraz włączenie współczynnika Momentum (0.99) podniosło celność sieci z bazowych ~65% do ponad 89%.</w:t>
+        <w:t xml:space="preserve"> Zastosowanie optymalizacji algorytmu Mini-</w:t>
+      </w:r>
+      <w:proofErr w:type="spellStart"/>
+      <w:r>
+        <w:t>Batch</w:t>
+      </w:r>
+      <w:proofErr w:type="spellEnd"/>
+      <w:r>
+        <w:t xml:space="preserve"> Gradient </w:t>
+      </w:r>
+      <w:proofErr w:type="spellStart"/>
+      <w:r>
+        <w:t>Descent</w:t>
+      </w:r>
+      <w:proofErr w:type="spellEnd"/>
+      <w:r>
+        <w:t xml:space="preserve"> (</w:t>
+      </w:r>
+      <w:proofErr w:type="spellStart"/>
+      <w:r>
+        <w:t>batch</w:t>
+      </w:r>
+      <w:proofErr w:type="spellEnd"/>
+      <w:r>
+        <w:t xml:space="preserve">=32) oraz włączenie współczynnika </w:t>
+      </w:r>
+      <w:proofErr w:type="spellStart"/>
+      <w:r>
+        <w:t>Momentum</w:t>
+      </w:r>
+      <w:proofErr w:type="spellEnd"/>
+      <w:r>
+        <w:t xml:space="preserve"> (0.99) podniosło celność sieci z bazowych ~65% do ponad 89%.</w:t>
       </w:r>
     </w:p>
     <w:p>
@@ -1317,7 +2708,15 @@
         </w:numPr>
       </w:pPr>
       <w:r>
-        <w:t>Wśród gotowych modeli z biblioteki SciKit-Learn najlepiej z problemem poradził sobie Las Losowy oraz SVM (jądro RBF) - oba uzyskując skuteczność rzędu 88.8% - 89.4%. Drzewo decyzyjne wypadło najgorzej pod kątem generalizacji wiedzy z racji tendencji do błyskawicznego przeuczania się na węzłach liści.</w:t>
+        <w:t xml:space="preserve">Wśród gotowych modeli z biblioteki </w:t>
+      </w:r>
+      <w:proofErr w:type="spellStart"/>
+      <w:r>
+        <w:t>SciKit-Learn</w:t>
+      </w:r>
+      <w:proofErr w:type="spellEnd"/>
+      <w:r>
+        <w:t xml:space="preserve"> najlepiej z problemem poradził sobie Las Losowy oraz SVM (jądro RBF) - oba uzyskując skuteczność rzędu 88.8% - 89.4%. Drzewo decyzyjne wypadło najgorzej pod kątem generalizacji wiedzy z racji tendencji do błyskawicznego przeuczania się na węzłach liści.</w:t>
       </w:r>
     </w:p>
     <w:p>
@@ -1344,247 +2743,1726 @@
     </w:p>
     <w:p>
       <w:r>
+        <w:t xml:space="preserve"> Wartość: 8        | TEST (Średnia/Max</w:t>
+      </w:r>
+      <w:proofErr w:type="gramStart"/>
+      <w:r>
+        <w:t>):  65.5</w:t>
+      </w:r>
+      <w:proofErr w:type="gramEnd"/>
+      <w:r>
+        <w:t xml:space="preserve">% </w:t>
+      </w:r>
+      <w:proofErr w:type="gramStart"/>
+      <w:r>
+        <w:t>/  66.7</w:t>
+      </w:r>
+      <w:proofErr w:type="gramEnd"/>
+      <w:r>
+        <w:t>% | TRENING (Średnia/Max</w:t>
+      </w:r>
+      <w:proofErr w:type="gramStart"/>
+      <w:r>
+        <w:t>):  68.1</w:t>
+      </w:r>
+      <w:proofErr w:type="gramEnd"/>
+      <w:r>
+        <w:t xml:space="preserve">% </w:t>
+      </w:r>
+      <w:proofErr w:type="gramStart"/>
+      <w:r>
+        <w:t>/  69.2</w:t>
+      </w:r>
+      <w:proofErr w:type="gramEnd"/>
+      <w:r>
+        <w:t>%</w:t>
+      </w:r>
+    </w:p>
+    <w:p>
+      <w:r>
+        <w:t xml:space="preserve"> Wartość: 16       | TEST (Średnia/Max</w:t>
+      </w:r>
+      <w:proofErr w:type="gramStart"/>
+      <w:r>
+        <w:t>):  71.5</w:t>
+      </w:r>
+      <w:proofErr w:type="gramEnd"/>
+      <w:r>
+        <w:t xml:space="preserve">% </w:t>
+      </w:r>
+      <w:proofErr w:type="gramStart"/>
+      <w:r>
+        <w:t>/  73.7</w:t>
+      </w:r>
+      <w:proofErr w:type="gramEnd"/>
+      <w:r>
+        <w:t>% | TRENING (Średnia/Max</w:t>
+      </w:r>
+      <w:proofErr w:type="gramStart"/>
+      <w:r>
+        <w:t>):  72.9</w:t>
+      </w:r>
+      <w:proofErr w:type="gramEnd"/>
+      <w:r>
+        <w:t xml:space="preserve">% </w:t>
+      </w:r>
+      <w:proofErr w:type="gramStart"/>
+      <w:r>
+        <w:t>/  76.7</w:t>
+      </w:r>
+      <w:proofErr w:type="gramEnd"/>
+      <w:r>
+        <w:t>%</w:t>
+      </w:r>
+    </w:p>
+    <w:p>
+      <w:r>
+        <w:t xml:space="preserve"> Wartość: 32       | TEST (Średnia/Max</w:t>
+      </w:r>
+      <w:proofErr w:type="gramStart"/>
+      <w:r>
+        <w:t>):  80.9</w:t>
+      </w:r>
+      <w:proofErr w:type="gramEnd"/>
+      <w:r>
+        <w:t xml:space="preserve">% </w:t>
+      </w:r>
+      <w:proofErr w:type="gramStart"/>
+      <w:r>
+        <w:t>/  83.6</w:t>
+      </w:r>
+      <w:proofErr w:type="gramEnd"/>
+      <w:r>
+        <w:t>% | TRENING (Średnia/Max</w:t>
+      </w:r>
+      <w:proofErr w:type="gramStart"/>
+      <w:r>
+        <w:t>):  77.8</w:t>
+      </w:r>
+      <w:proofErr w:type="gramEnd"/>
+      <w:r>
+        <w:t xml:space="preserve">% </w:t>
+      </w:r>
+      <w:proofErr w:type="gramStart"/>
+      <w:r>
+        <w:t>/  78.6</w:t>
+      </w:r>
+      <w:proofErr w:type="gramEnd"/>
+      <w:r>
+        <w:t>%</w:t>
+      </w:r>
+    </w:p>
+    <w:p>
+      <w:r>
+        <w:t xml:space="preserve"> Wartość: 64       | TEST (Średnia/Max</w:t>
+      </w:r>
+      <w:proofErr w:type="gramStart"/>
+      <w:r>
+        <w:t>):  75.2</w:t>
+      </w:r>
+      <w:proofErr w:type="gramEnd"/>
+      <w:r>
+        <w:t xml:space="preserve">% </w:t>
+      </w:r>
+      <w:proofErr w:type="gramStart"/>
+      <w:r>
+        <w:t>/  76.0</w:t>
+      </w:r>
+      <w:proofErr w:type="gramEnd"/>
+      <w:r>
+        <w:t>% | TRENING (Średnia/Max</w:t>
+      </w:r>
+      <w:proofErr w:type="gramStart"/>
+      <w:r>
+        <w:t>):  80.7</w:t>
+      </w:r>
+      <w:proofErr w:type="gramEnd"/>
+      <w:r>
+        <w:t xml:space="preserve">% </w:t>
+      </w:r>
+      <w:proofErr w:type="gramStart"/>
+      <w:r>
+        <w:t>/  82.1</w:t>
+      </w:r>
+      <w:proofErr w:type="gramEnd"/>
+      <w:r>
+        <w:t>%</w:t>
+      </w:r>
+    </w:p>
+    <w:p/>
+    <w:p>
+      <w:r>
+        <w:t>[LEARNING_RATE] Badanie wpływu parametru...</w:t>
+      </w:r>
+    </w:p>
+    <w:p>
+      <w:r>
+        <w:t xml:space="preserve"> Wartość: 0.01     | TEST (Średnia/Max</w:t>
+      </w:r>
+      <w:proofErr w:type="gramStart"/>
+      <w:r>
+        <w:t>):  36.6</w:t>
+      </w:r>
+      <w:proofErr w:type="gramEnd"/>
+      <w:r>
+        <w:t xml:space="preserve">% </w:t>
+      </w:r>
+      <w:proofErr w:type="gramStart"/>
+      <w:r>
+        <w:t>/  39.8</w:t>
+      </w:r>
+      <w:proofErr w:type="gramEnd"/>
+      <w:r>
+        <w:t>% | TRENING (Średnia/Max</w:t>
+      </w:r>
+      <w:proofErr w:type="gramStart"/>
+      <w:r>
+        <w:t>):  33.7</w:t>
+      </w:r>
+      <w:proofErr w:type="gramEnd"/>
+      <w:r>
+        <w:t xml:space="preserve">% </w:t>
+      </w:r>
+      <w:proofErr w:type="gramStart"/>
+      <w:r>
+        <w:t>/  33.8</w:t>
+      </w:r>
+      <w:proofErr w:type="gramEnd"/>
+      <w:r>
+        <w:t>%</w:t>
+      </w:r>
+    </w:p>
+    <w:p>
+      <w:r>
+        <w:t xml:space="preserve"> Wartość: 0.05     | TEST (Średnia/Max</w:t>
+      </w:r>
+      <w:proofErr w:type="gramStart"/>
+      <w:r>
+        <w:t>):  57.1</w:t>
+      </w:r>
+      <w:proofErr w:type="gramEnd"/>
+      <w:r>
+        <w:t xml:space="preserve">% </w:t>
+      </w:r>
+      <w:proofErr w:type="gramStart"/>
+      <w:r>
+        <w:t>/  63.7</w:t>
+      </w:r>
+      <w:proofErr w:type="gramEnd"/>
+      <w:r>
+        <w:t>% | TRENING (Średnia/Max</w:t>
+      </w:r>
+      <w:proofErr w:type="gramStart"/>
+      <w:r>
+        <w:t>):  60.9</w:t>
+      </w:r>
+      <w:proofErr w:type="gramEnd"/>
+      <w:r>
+        <w:t xml:space="preserve">% </w:t>
+      </w:r>
+      <w:proofErr w:type="gramStart"/>
+      <w:r>
+        <w:t>/  62.7</w:t>
+      </w:r>
+      <w:proofErr w:type="gramEnd"/>
+      <w:r>
+        <w:t>%</w:t>
+      </w:r>
+    </w:p>
+    <w:p>
+      <w:r>
+        <w:t xml:space="preserve"> Wartość: 0.1      | TEST (Średnia/Max</w:t>
+      </w:r>
+      <w:proofErr w:type="gramStart"/>
+      <w:r>
+        <w:t>):  76.0</w:t>
+      </w:r>
+      <w:proofErr w:type="gramEnd"/>
+      <w:r>
+        <w:t xml:space="preserve">% </w:t>
+      </w:r>
+      <w:proofErr w:type="gramStart"/>
+      <w:r>
+        <w:t>/  80.7</w:t>
+      </w:r>
+      <w:proofErr w:type="gramEnd"/>
+      <w:r>
+        <w:t>% | TRENING (Średnia/Max</w:t>
+      </w:r>
+      <w:proofErr w:type="gramStart"/>
+      <w:r>
+        <w:t>):  73.4</w:t>
+      </w:r>
+      <w:proofErr w:type="gramEnd"/>
+      <w:r>
+        <w:t xml:space="preserve">% </w:t>
+      </w:r>
+      <w:proofErr w:type="gramStart"/>
+      <w:r>
+        <w:t>/  75.5</w:t>
+      </w:r>
+      <w:proofErr w:type="gramEnd"/>
+      <w:r>
+        <w:t>%</w:t>
+      </w:r>
+    </w:p>
+    <w:p>
+      <w:r>
+        <w:t xml:space="preserve"> Wartość: 0.5      | TEST (Średnia/Max</w:t>
+      </w:r>
+      <w:proofErr w:type="gramStart"/>
+      <w:r>
+        <w:t>):  85.0</w:t>
+      </w:r>
+      <w:proofErr w:type="gramEnd"/>
+      <w:r>
+        <w:t xml:space="preserve">% </w:t>
+      </w:r>
+      <w:proofErr w:type="gramStart"/>
+      <w:r>
+        <w:t>/  87.7</w:t>
+      </w:r>
+      <w:proofErr w:type="gramEnd"/>
+      <w:r>
+        <w:t>% | TRENING (Średnia/Max</w:t>
+      </w:r>
+      <w:proofErr w:type="gramStart"/>
+      <w:r>
+        <w:t>):  86.2</w:t>
+      </w:r>
+      <w:proofErr w:type="gramEnd"/>
+      <w:r>
+        <w:t xml:space="preserve">% </w:t>
+      </w:r>
+      <w:proofErr w:type="gramStart"/>
+      <w:r>
+        <w:t>/  87.1</w:t>
+      </w:r>
+      <w:proofErr w:type="gramEnd"/>
+      <w:r>
+        <w:t>%</w:t>
+      </w:r>
+    </w:p>
+    <w:p/>
+    <w:p>
+      <w:r>
+        <w:t>[EPOCHS] Badanie wpływu parametru...</w:t>
+      </w:r>
+    </w:p>
+    <w:p>
+      <w:r>
+        <w:t xml:space="preserve"> Wartość: 100      | TEST (Średnia/Max</w:t>
+      </w:r>
+      <w:proofErr w:type="gramStart"/>
+      <w:r>
+        <w:t>):  48.5</w:t>
+      </w:r>
+      <w:proofErr w:type="gramEnd"/>
+      <w:r>
+        <w:t xml:space="preserve">% </w:t>
+      </w:r>
+      <w:proofErr w:type="gramStart"/>
+      <w:r>
+        <w:t>/  52.6</w:t>
+      </w:r>
+      <w:proofErr w:type="gramEnd"/>
+      <w:r>
+        <w:t>% | TRENING (Średnia/Max</w:t>
+      </w:r>
+      <w:proofErr w:type="gramStart"/>
+      <w:r>
+        <w:t>):  42.8</w:t>
+      </w:r>
+      <w:proofErr w:type="gramEnd"/>
+      <w:r>
+        <w:t xml:space="preserve">% </w:t>
+      </w:r>
+      <w:proofErr w:type="gramStart"/>
+      <w:r>
+        <w:t>/  44.8</w:t>
+      </w:r>
+      <w:proofErr w:type="gramEnd"/>
+      <w:r>
+        <w:t>%</w:t>
+      </w:r>
+    </w:p>
+    <w:p>
+      <w:r>
+        <w:t xml:space="preserve"> Wartość: 300      | TEST (Średnia/Max</w:t>
+      </w:r>
+      <w:proofErr w:type="gramStart"/>
+      <w:r>
+        <w:t>):  62.2</w:t>
+      </w:r>
+      <w:proofErr w:type="gramEnd"/>
+      <w:r>
+        <w:t xml:space="preserve">% </w:t>
+      </w:r>
+      <w:proofErr w:type="gramStart"/>
+      <w:r>
+        <w:t>/  65.5</w:t>
+      </w:r>
+      <w:proofErr w:type="gramEnd"/>
+      <w:r>
+        <w:t>% | TRENING (Średnia/Max</w:t>
+      </w:r>
+      <w:proofErr w:type="gramStart"/>
+      <w:r>
+        <w:t>):  62.7</w:t>
+      </w:r>
+      <w:proofErr w:type="gramEnd"/>
+      <w:r>
+        <w:t xml:space="preserve">% </w:t>
+      </w:r>
+      <w:proofErr w:type="gramStart"/>
+      <w:r>
+        <w:t>/  64.6</w:t>
+      </w:r>
+      <w:proofErr w:type="gramEnd"/>
+      <w:r>
+        <w:t>%</w:t>
+      </w:r>
+    </w:p>
+    <w:p>
+      <w:r>
+        <w:t xml:space="preserve"> Wartość: 600      | TEST (Średnia/Max</w:t>
+      </w:r>
+      <w:proofErr w:type="gramStart"/>
+      <w:r>
+        <w:t>):  74.5</w:t>
+      </w:r>
+      <w:proofErr w:type="gramEnd"/>
+      <w:r>
+        <w:t xml:space="preserve">% </w:t>
+      </w:r>
+      <w:proofErr w:type="gramStart"/>
+      <w:r>
+        <w:t>/  78.9</w:t>
+      </w:r>
+      <w:proofErr w:type="gramEnd"/>
+      <w:r>
+        <w:t>% | TRENING (Średnia/Max</w:t>
+      </w:r>
+      <w:proofErr w:type="gramStart"/>
+      <w:r>
+        <w:t>):  76.9</w:t>
+      </w:r>
+      <w:proofErr w:type="gramEnd"/>
+      <w:r>
+        <w:t xml:space="preserve">% </w:t>
+      </w:r>
+      <w:proofErr w:type="gramStart"/>
+      <w:r>
+        <w:t>/  78.1</w:t>
+      </w:r>
+      <w:proofErr w:type="gramEnd"/>
+      <w:r>
+        <w:t>%</w:t>
+      </w:r>
+    </w:p>
+    <w:p>
+      <w:r>
+        <w:t xml:space="preserve"> Wartość: 1000     | TEST (Średnia/Max</w:t>
+      </w:r>
+      <w:proofErr w:type="gramStart"/>
+      <w:r>
+        <w:t>):  78.2</w:t>
+      </w:r>
+      <w:proofErr w:type="gramEnd"/>
+      <w:r>
+        <w:t xml:space="preserve">% </w:t>
+      </w:r>
+      <w:proofErr w:type="gramStart"/>
+      <w:r>
+        <w:t>/  81.3</w:t>
+      </w:r>
+      <w:proofErr w:type="gramEnd"/>
+      <w:r>
+        <w:t>% | TRENING (Średnia/Max</w:t>
+      </w:r>
+      <w:proofErr w:type="gramStart"/>
+      <w:r>
+        <w:t>):  81.6</w:t>
+      </w:r>
+      <w:proofErr w:type="gramEnd"/>
+      <w:r>
+        <w:t xml:space="preserve">% </w:t>
+      </w:r>
+      <w:proofErr w:type="gramStart"/>
+      <w:r>
+        <w:t>/  82.1</w:t>
+      </w:r>
+      <w:proofErr w:type="gramEnd"/>
+      <w:r>
+        <w:t>%</w:t>
+      </w:r>
+    </w:p>
+    <w:p/>
+    <w:p>
+      <w:r>
+        <w:t>[TEST_SIZE] Badanie wpływu parametru...</w:t>
+      </w:r>
+    </w:p>
+    <w:p>
+      <w:r>
         <w:lastRenderedPageBreak/>
-        <w:t xml:space="preserve"> Wartość: 8        | TEST (Średnia/Max):  65.5% /  66.7% | TRENING (Średnia/Max):  68.1% /  69.2%</w:t>
-      </w:r>
-    </w:p>
-    <w:p>
-      <w:r>
-        <w:t xml:space="preserve"> Wartość: 16       | TEST (Średnia/Max):  71.5% /  73.7% | TRENING (Średnia/Max):  72.9% /  76.7%</w:t>
-      </w:r>
-    </w:p>
-    <w:p>
-      <w:r>
-        <w:t xml:space="preserve"> Wartość: 32       | TEST (Średnia/Max):  80.9% /  83.6% | TRENING (Średnia/Max):  77.8% /  78.6%</w:t>
-      </w:r>
-    </w:p>
-    <w:p>
-      <w:r>
-        <w:t xml:space="preserve"> Wartość: 64       | TEST (Średnia/Max):  75.2% /  76.0% | TRENING (Średnia/Max):  80.7% /  82.1%</w:t>
+        <w:t xml:space="preserve"> Wartość: 0.1      | TEST (Średnia/Max</w:t>
+      </w:r>
+      <w:proofErr w:type="gramStart"/>
+      <w:r>
+        <w:t>):  73.6</w:t>
+      </w:r>
+      <w:proofErr w:type="gramEnd"/>
+      <w:r>
+        <w:t xml:space="preserve">% </w:t>
+      </w:r>
+      <w:proofErr w:type="gramStart"/>
+      <w:r>
+        <w:t>/  77.9</w:t>
+      </w:r>
+      <w:proofErr w:type="gramEnd"/>
+      <w:r>
+        <w:t>% | TRENING (Średnia/Max</w:t>
+      </w:r>
+      <w:proofErr w:type="gramStart"/>
+      <w:r>
+        <w:t>):  73.5</w:t>
+      </w:r>
+      <w:proofErr w:type="gramEnd"/>
+      <w:r>
+        <w:t xml:space="preserve">% </w:t>
+      </w:r>
+      <w:proofErr w:type="gramStart"/>
+      <w:r>
+        <w:t>/  74.0</w:t>
+      </w:r>
+      <w:proofErr w:type="gramEnd"/>
+      <w:r>
+        <w:t>%</w:t>
+      </w:r>
+    </w:p>
+    <w:p>
+      <w:r>
+        <w:t xml:space="preserve"> Wartość: 0.2      | TEST (Średnia/Max</w:t>
+      </w:r>
+      <w:proofErr w:type="gramStart"/>
+      <w:r>
+        <w:t>):  73.1</w:t>
+      </w:r>
+      <w:proofErr w:type="gramEnd"/>
+      <w:r>
+        <w:t xml:space="preserve">% </w:t>
+      </w:r>
+      <w:proofErr w:type="gramStart"/>
+      <w:r>
+        <w:t>/  78.4</w:t>
+      </w:r>
+      <w:proofErr w:type="gramEnd"/>
+      <w:r>
+        <w:t>% | TRENING (Średnia/Max</w:t>
+      </w:r>
+      <w:proofErr w:type="gramStart"/>
+      <w:r>
+        <w:t>):  73.5</w:t>
+      </w:r>
+      <w:proofErr w:type="gramEnd"/>
+      <w:r>
+        <w:t xml:space="preserve">% </w:t>
+      </w:r>
+      <w:proofErr w:type="gramStart"/>
+      <w:r>
+        <w:t>/  75.5</w:t>
+      </w:r>
+      <w:proofErr w:type="gramEnd"/>
+      <w:r>
+        <w:t>%</w:t>
+      </w:r>
+    </w:p>
+    <w:p>
+      <w:r>
+        <w:t xml:space="preserve"> Wartość: 0.3      | TEST (Średnia/Max</w:t>
+      </w:r>
+      <w:proofErr w:type="gramStart"/>
+      <w:r>
+        <w:t>):  74.1</w:t>
+      </w:r>
+      <w:proofErr w:type="gramEnd"/>
+      <w:r>
+        <w:t xml:space="preserve">% </w:t>
+      </w:r>
+      <w:proofErr w:type="gramStart"/>
+      <w:r>
+        <w:t>/  78.1</w:t>
+      </w:r>
+      <w:proofErr w:type="gramEnd"/>
+      <w:r>
+        <w:t>% | TRENING (Średnia/Max</w:t>
+      </w:r>
+      <w:proofErr w:type="gramStart"/>
+      <w:r>
+        <w:t>):  73.4</w:t>
+      </w:r>
+      <w:proofErr w:type="gramEnd"/>
+      <w:r>
+        <w:t xml:space="preserve">% </w:t>
+      </w:r>
+      <w:proofErr w:type="gramStart"/>
+      <w:r>
+        <w:t>/  75.2</w:t>
+      </w:r>
+      <w:proofErr w:type="gramEnd"/>
+      <w:r>
+        <w:t>%</w:t>
+      </w:r>
+    </w:p>
+    <w:p>
+      <w:r>
+        <w:t xml:space="preserve"> Wartość: 0.4      | TEST (Średnia/Max</w:t>
+      </w:r>
+      <w:proofErr w:type="gramStart"/>
+      <w:r>
+        <w:t>):  71.4</w:t>
+      </w:r>
+      <w:proofErr w:type="gramEnd"/>
+      <w:r>
+        <w:t xml:space="preserve">% </w:t>
+      </w:r>
+      <w:proofErr w:type="gramStart"/>
+      <w:r>
+        <w:t>/  73.9</w:t>
+      </w:r>
+      <w:proofErr w:type="gramEnd"/>
+      <w:r>
+        <w:t>% | TRENING (Średnia/Max</w:t>
+      </w:r>
+      <w:proofErr w:type="gramStart"/>
+      <w:r>
+        <w:t>):  73.3</w:t>
+      </w:r>
+      <w:proofErr w:type="gramEnd"/>
+      <w:r>
+        <w:t xml:space="preserve">% </w:t>
+      </w:r>
+      <w:proofErr w:type="gramStart"/>
+      <w:r>
+        <w:t>/  76.1</w:t>
+      </w:r>
+      <w:proofErr w:type="gramEnd"/>
+      <w:r>
+        <w:t>%</w:t>
       </w:r>
     </w:p>
     <w:p/>
     <w:p>
       <w:r>
-        <w:t>[LEARNING_RATE] Badanie wpływu parametru...</w:t>
-      </w:r>
-    </w:p>
-    <w:p>
-      <w:r>
-        <w:t xml:space="preserve"> Wartość: 0.01     | TEST (Średnia/Max):  36.6% /  39.8% | TRENING (Średnia/Max):  33.7% /  33.8%</w:t>
-      </w:r>
-    </w:p>
-    <w:p>
-      <w:r>
-        <w:t xml:space="preserve"> Wartość: 0.05     | TEST (Średnia/Max):  57.1% /  63.7% | TRENING (Średnia/Max):  60.9% /  62.7%</w:t>
-      </w:r>
-    </w:p>
-    <w:p>
-      <w:r>
-        <w:t xml:space="preserve"> Wartość: 0.1      | TEST (Średnia/Max):  76.0% /  80.7% | TRENING (Średnia/Max):  73.4% /  75.5%</w:t>
-      </w:r>
-    </w:p>
-    <w:p>
-      <w:r>
-        <w:t xml:space="preserve"> Wartość: 0.5      | TEST (Średnia/Max):  85.0% /  87.7% | TRENING (Średnia/Max):  86.2% /  87.1%</w:t>
+        <w:t>[ACTIVATION] Badanie wpływu parametru...</w:t>
+      </w:r>
+    </w:p>
+    <w:p>
+      <w:r>
+        <w:t xml:space="preserve"> Wartość: </w:t>
+      </w:r>
+      <w:proofErr w:type="spellStart"/>
+      <w:proofErr w:type="gramStart"/>
+      <w:r>
+        <w:t>sigmoid</w:t>
+      </w:r>
+      <w:proofErr w:type="spellEnd"/>
+      <w:r>
+        <w:t xml:space="preserve">  |</w:t>
+      </w:r>
+      <w:proofErr w:type="gramEnd"/>
+      <w:r>
+        <w:t xml:space="preserve"> TEST (Średnia/Max</w:t>
+      </w:r>
+      <w:proofErr w:type="gramStart"/>
+      <w:r>
+        <w:t>):  73.3</w:t>
+      </w:r>
+      <w:proofErr w:type="gramEnd"/>
+      <w:r>
+        <w:t xml:space="preserve">% </w:t>
+      </w:r>
+      <w:proofErr w:type="gramStart"/>
+      <w:r>
+        <w:t>/  77.2</w:t>
+      </w:r>
+      <w:proofErr w:type="gramEnd"/>
+      <w:r>
+        <w:t>% | TRENING (Średnia/Max</w:t>
+      </w:r>
+      <w:proofErr w:type="gramStart"/>
+      <w:r>
+        <w:t>):  73.1</w:t>
+      </w:r>
+      <w:proofErr w:type="gramEnd"/>
+      <w:r>
+        <w:t xml:space="preserve">% </w:t>
+      </w:r>
+      <w:proofErr w:type="gramStart"/>
+      <w:r>
+        <w:t>/  74.9</w:t>
+      </w:r>
+      <w:proofErr w:type="gramEnd"/>
+      <w:r>
+        <w:t>%</w:t>
+      </w:r>
+    </w:p>
+    <w:p>
+      <w:r>
+        <w:t xml:space="preserve"> Wartość: </w:t>
+      </w:r>
+      <w:proofErr w:type="spellStart"/>
+      <w:r>
+        <w:t>tanh</w:t>
+      </w:r>
+      <w:proofErr w:type="spellEnd"/>
+      <w:r>
+        <w:t xml:space="preserve">     | TEST (Średnia/Max</w:t>
+      </w:r>
+      <w:proofErr w:type="gramStart"/>
+      <w:r>
+        <w:t>):  84.2</w:t>
+      </w:r>
+      <w:proofErr w:type="gramEnd"/>
+      <w:r>
+        <w:t xml:space="preserve">% </w:t>
+      </w:r>
+      <w:proofErr w:type="gramStart"/>
+      <w:r>
+        <w:t>/  88.9</w:t>
+      </w:r>
+      <w:proofErr w:type="gramEnd"/>
+      <w:r>
+        <w:t>% | TRENING (Średnia/Max</w:t>
+      </w:r>
+      <w:proofErr w:type="gramStart"/>
+      <w:r>
+        <w:t>):  85.7</w:t>
+      </w:r>
+      <w:proofErr w:type="gramEnd"/>
+      <w:r>
+        <w:t xml:space="preserve">% </w:t>
+      </w:r>
+      <w:proofErr w:type="gramStart"/>
+      <w:r>
+        <w:t>/  86.9</w:t>
+      </w:r>
+      <w:proofErr w:type="gramEnd"/>
+      <w:r>
+        <w:t>%</w:t>
+      </w:r>
+    </w:p>
+    <w:p>
+      <w:r>
+        <w:t xml:space="preserve"> Wartość: </w:t>
+      </w:r>
+      <w:proofErr w:type="spellStart"/>
+      <w:r>
+        <w:t>relu</w:t>
+      </w:r>
+      <w:proofErr w:type="spellEnd"/>
+      <w:r>
+        <w:t xml:space="preserve">     | TEST (Średnia/Max</w:t>
+      </w:r>
+      <w:proofErr w:type="gramStart"/>
+      <w:r>
+        <w:t>):  84.6</w:t>
+      </w:r>
+      <w:proofErr w:type="gramEnd"/>
+      <w:r>
+        <w:t xml:space="preserve">% </w:t>
+      </w:r>
+      <w:proofErr w:type="gramStart"/>
+      <w:r>
+        <w:t>/  86.0</w:t>
+      </w:r>
+      <w:proofErr w:type="gramEnd"/>
+      <w:r>
+        <w:t>% | TRENING (Średnia/Max</w:t>
+      </w:r>
+      <w:proofErr w:type="gramStart"/>
+      <w:r>
+        <w:t>):  86.2</w:t>
+      </w:r>
+      <w:proofErr w:type="gramEnd"/>
+      <w:r>
+        <w:t xml:space="preserve">% </w:t>
+      </w:r>
+      <w:proofErr w:type="gramStart"/>
+      <w:r>
+        <w:t>/  86.6</w:t>
+      </w:r>
+      <w:proofErr w:type="gramEnd"/>
+      <w:r>
+        <w:t>%</w:t>
+      </w:r>
+    </w:p>
+    <w:p>
+      <w:r>
+        <w:t xml:space="preserve"> Wartość: </w:t>
+      </w:r>
+      <w:proofErr w:type="spellStart"/>
+      <w:proofErr w:type="gramStart"/>
+      <w:r>
+        <w:t>sigmoid</w:t>
+      </w:r>
+      <w:proofErr w:type="spellEnd"/>
+      <w:r>
+        <w:t xml:space="preserve">  |</w:t>
+      </w:r>
+      <w:proofErr w:type="gramEnd"/>
+      <w:r>
+        <w:t xml:space="preserve"> TEST (Średnia/Max</w:t>
+      </w:r>
+      <w:proofErr w:type="gramStart"/>
+      <w:r>
+        <w:t>):  72.3</w:t>
+      </w:r>
+      <w:proofErr w:type="gramEnd"/>
+      <w:r>
+        <w:t xml:space="preserve">% </w:t>
+      </w:r>
+      <w:proofErr w:type="gramStart"/>
+      <w:r>
+        <w:t>/  73.7</w:t>
+      </w:r>
+      <w:proofErr w:type="gramEnd"/>
+      <w:r>
+        <w:t>% | TRENING (Średnia/Max</w:t>
+      </w:r>
+      <w:proofErr w:type="gramStart"/>
+      <w:r>
+        <w:t>):  73.4</w:t>
+      </w:r>
+      <w:proofErr w:type="gramEnd"/>
+      <w:r>
+        <w:t xml:space="preserve">% </w:t>
+      </w:r>
+      <w:proofErr w:type="gramStart"/>
+      <w:r>
+        <w:t>/  74.3</w:t>
+      </w:r>
+      <w:proofErr w:type="gramEnd"/>
+      <w:r>
+        <w:t>%</w:t>
       </w:r>
     </w:p>
     <w:p/>
     <w:p>
       <w:r>
-        <w:t>[EPOCHS] Badanie wpływu parametru...</w:t>
-      </w:r>
-    </w:p>
-    <w:p>
-      <w:r>
-        <w:t xml:space="preserve"> Wartość: 100      | TEST (Średnia/Max):  48.5% /  52.6% | TRENING (Średnia/Max):  42.8% /  44.8%</w:t>
-      </w:r>
-    </w:p>
-    <w:p>
-      <w:r>
-        <w:t xml:space="preserve"> Wartość: 300      | TEST (Średnia/Max):  62.2% /  65.5% | TRENING (Średnia/Max):  62.7% /  64.6%</w:t>
-      </w:r>
-    </w:p>
-    <w:p>
-      <w:r>
-        <w:t xml:space="preserve"> Wartość: 600      | TEST (Średnia/Max):  74.5% /  78.9% | TRENING (Średnia/Max):  76.9% /  78.1%</w:t>
-      </w:r>
-    </w:p>
-    <w:p>
-      <w:r>
-        <w:t xml:space="preserve"> Wartość: 1000     | TEST (Średnia/Max):  78.2% /  81.3% | TRENING (Średnia/Max):  81.6% /  82.1%</w:t>
+        <w:t>[WEIGHT_INIT] Badanie wpływu parametru...</w:t>
+      </w:r>
+    </w:p>
+    <w:p>
+      <w:r>
+        <w:t xml:space="preserve"> Wartość: </w:t>
+      </w:r>
+      <w:proofErr w:type="spellStart"/>
+      <w:r>
+        <w:t>normal</w:t>
+      </w:r>
+      <w:proofErr w:type="spellEnd"/>
+      <w:r>
+        <w:t xml:space="preserve">   | TEST (Średnia/Max</w:t>
+      </w:r>
+      <w:proofErr w:type="gramStart"/>
+      <w:r>
+        <w:t>):  71.2</w:t>
+      </w:r>
+      <w:proofErr w:type="gramEnd"/>
+      <w:r>
+        <w:t xml:space="preserve">% </w:t>
+      </w:r>
+      <w:proofErr w:type="gramStart"/>
+      <w:r>
+        <w:t>/  77.2</w:t>
+      </w:r>
+      <w:proofErr w:type="gramEnd"/>
+      <w:r>
+        <w:t>% | TRENING (Średnia/Max</w:t>
+      </w:r>
+      <w:proofErr w:type="gramStart"/>
+      <w:r>
+        <w:t>):  74.5</w:t>
+      </w:r>
+      <w:proofErr w:type="gramEnd"/>
+      <w:r>
+        <w:t xml:space="preserve">% </w:t>
+      </w:r>
+      <w:proofErr w:type="gramStart"/>
+      <w:r>
+        <w:t>/  77.8</w:t>
+      </w:r>
+      <w:proofErr w:type="gramEnd"/>
+      <w:r>
+        <w:t>%</w:t>
+      </w:r>
+    </w:p>
+    <w:p>
+      <w:r>
+        <w:t xml:space="preserve"> Wartość: </w:t>
+      </w:r>
+      <w:proofErr w:type="spellStart"/>
+      <w:r>
+        <w:t>xavier</w:t>
+      </w:r>
+      <w:proofErr w:type="spellEnd"/>
+      <w:r>
+        <w:t xml:space="preserve">   | TEST (Średnia/Max</w:t>
+      </w:r>
+      <w:proofErr w:type="gramStart"/>
+      <w:r>
+        <w:t>):  75.0</w:t>
+      </w:r>
+      <w:proofErr w:type="gramEnd"/>
+      <w:r>
+        <w:t xml:space="preserve">% </w:t>
+      </w:r>
+      <w:proofErr w:type="gramStart"/>
+      <w:r>
+        <w:t>/  78.4</w:t>
+      </w:r>
+      <w:proofErr w:type="gramEnd"/>
+      <w:r>
+        <w:t>% | TRENING (Średnia/Max</w:t>
+      </w:r>
+      <w:proofErr w:type="gramStart"/>
+      <w:r>
+        <w:t>):  78.8</w:t>
+      </w:r>
+      <w:proofErr w:type="gramEnd"/>
+      <w:r>
+        <w:t xml:space="preserve">% </w:t>
+      </w:r>
+      <w:proofErr w:type="gramStart"/>
+      <w:r>
+        <w:t>/  79.1</w:t>
+      </w:r>
+      <w:proofErr w:type="gramEnd"/>
+      <w:r>
+        <w:t>%</w:t>
+      </w:r>
+    </w:p>
+    <w:p>
+      <w:r>
+        <w:t xml:space="preserve"> Wartość: he       | TEST (Średnia/Max</w:t>
+      </w:r>
+      <w:proofErr w:type="gramStart"/>
+      <w:r>
+        <w:t>):  78.8</w:t>
+      </w:r>
+      <w:proofErr w:type="gramEnd"/>
+      <w:r>
+        <w:t xml:space="preserve">% </w:t>
+      </w:r>
+      <w:proofErr w:type="gramStart"/>
+      <w:r>
+        <w:t>/  80.1</w:t>
+      </w:r>
+      <w:proofErr w:type="gramEnd"/>
+      <w:r>
+        <w:t>% | TRENING (Średnia/Max</w:t>
+      </w:r>
+      <w:proofErr w:type="gramStart"/>
+      <w:r>
+        <w:t>):  79.8</w:t>
+      </w:r>
+      <w:proofErr w:type="gramEnd"/>
+      <w:r>
+        <w:t xml:space="preserve">% </w:t>
+      </w:r>
+      <w:proofErr w:type="gramStart"/>
+      <w:r>
+        <w:t>/  80.0</w:t>
+      </w:r>
+      <w:proofErr w:type="gramEnd"/>
+      <w:r>
+        <w:t>%</w:t>
+      </w:r>
+    </w:p>
+    <w:p>
+      <w:r>
+        <w:t xml:space="preserve"> Wartość: </w:t>
+      </w:r>
+      <w:proofErr w:type="spellStart"/>
+      <w:r>
+        <w:t>normal</w:t>
+      </w:r>
+      <w:proofErr w:type="spellEnd"/>
+      <w:r>
+        <w:t xml:space="preserve">   | TEST (Średnia/Max</w:t>
+      </w:r>
+      <w:proofErr w:type="gramStart"/>
+      <w:r>
+        <w:t>):  73.9</w:t>
+      </w:r>
+      <w:proofErr w:type="gramEnd"/>
+      <w:r>
+        <w:t xml:space="preserve">% </w:t>
+      </w:r>
+      <w:proofErr w:type="gramStart"/>
+      <w:r>
+        <w:t>/  77.8</w:t>
+      </w:r>
+      <w:proofErr w:type="gramEnd"/>
+      <w:r>
+        <w:t>% | TRENING (Średnia/Max</w:t>
+      </w:r>
+      <w:proofErr w:type="gramStart"/>
+      <w:r>
+        <w:t>):  73.3</w:t>
+      </w:r>
+      <w:proofErr w:type="gramEnd"/>
+      <w:r>
+        <w:t xml:space="preserve">% </w:t>
+      </w:r>
+      <w:proofErr w:type="gramStart"/>
+      <w:r>
+        <w:t>/  73.6</w:t>
+      </w:r>
+      <w:proofErr w:type="gramEnd"/>
+      <w:r>
+        <w:t>%</w:t>
       </w:r>
     </w:p>
     <w:p/>
     <w:p>
       <w:r>
-        <w:t>[TEST_SIZE] Badanie wpływu parametru...</w:t>
-      </w:r>
-    </w:p>
-    <w:p>
-      <w:r>
-        <w:t xml:space="preserve"> Wartość: 0.1      | TEST (Średnia/Max):  73.6% /  77.9% | TRENING (Średnia/Max):  73.5% /  74.0%</w:t>
+        <w:t>[BATCH_SIZE] Badanie wpływu parametru...</w:t>
+      </w:r>
+    </w:p>
+    <w:p>
+      <w:r>
+        <w:t xml:space="preserve"> Wartość: </w:t>
+      </w:r>
+      <w:proofErr w:type="spellStart"/>
+      <w:r>
+        <w:t>None</w:t>
+      </w:r>
+      <w:proofErr w:type="spellEnd"/>
+      <w:r>
+        <w:t xml:space="preserve">     | TEST (Średnia/Max</w:t>
+      </w:r>
+      <w:proofErr w:type="gramStart"/>
+      <w:r>
+        <w:t>):  76.2</w:t>
+      </w:r>
+      <w:proofErr w:type="gramEnd"/>
+      <w:r>
+        <w:t xml:space="preserve">% </w:t>
+      </w:r>
+      <w:proofErr w:type="gramStart"/>
+      <w:r>
+        <w:t>/  78.9</w:t>
+      </w:r>
+      <w:proofErr w:type="gramEnd"/>
+      <w:r>
+        <w:t>% | TRENING (Średnia/Max</w:t>
+      </w:r>
+      <w:proofErr w:type="gramStart"/>
+      <w:r>
+        <w:t>):  75.8</w:t>
+      </w:r>
+      <w:proofErr w:type="gramEnd"/>
+      <w:r>
+        <w:t xml:space="preserve">% </w:t>
+      </w:r>
+      <w:proofErr w:type="gramStart"/>
+      <w:r>
+        <w:t>/  77.4</w:t>
+      </w:r>
+      <w:proofErr w:type="gramEnd"/>
+      <w:r>
+        <w:t>%</w:t>
       </w:r>
     </w:p>
     <w:p>
       <w:r>
         <w:lastRenderedPageBreak/>
-        <w:t xml:space="preserve"> Wartość: 0.2      | TEST (Średnia/Max):  73.1% /  78.4% | TRENING (Średnia/Max):  73.5% /  75.5%</w:t>
-      </w:r>
-    </w:p>
-    <w:p>
-      <w:r>
-        <w:t xml:space="preserve"> Wartość: 0.3      | TEST (Średnia/Max):  74.1% /  78.1% | TRENING (Średnia/Max):  73.4% /  75.2%</w:t>
-      </w:r>
-    </w:p>
-    <w:p>
-      <w:r>
-        <w:t xml:space="preserve"> Wartość: 0.4      | TEST (Średnia/Max):  71.4% /  73.9% | TRENING (Średnia/Max):  73.3% /  76.1%</w:t>
+        <w:t xml:space="preserve"> Wartość: 32       | TEST (Średnia/Max</w:t>
+      </w:r>
+      <w:proofErr w:type="gramStart"/>
+      <w:r>
+        <w:t>):  89.7</w:t>
+      </w:r>
+      <w:proofErr w:type="gramEnd"/>
+      <w:r>
+        <w:t xml:space="preserve">% </w:t>
+      </w:r>
+      <w:proofErr w:type="gramStart"/>
+      <w:r>
+        <w:t>/  90.1</w:t>
+      </w:r>
+      <w:proofErr w:type="gramEnd"/>
+      <w:r>
+        <w:t>% | TRENING (Średnia/Max</w:t>
+      </w:r>
+      <w:proofErr w:type="gramStart"/>
+      <w:r>
+        <w:t>):  91.2</w:t>
+      </w:r>
+      <w:proofErr w:type="gramEnd"/>
+      <w:r>
+        <w:t xml:space="preserve">% </w:t>
+      </w:r>
+      <w:proofErr w:type="gramStart"/>
+      <w:r>
+        <w:t>/  91.8</w:t>
+      </w:r>
+      <w:proofErr w:type="gramEnd"/>
+      <w:r>
+        <w:t>%</w:t>
+      </w:r>
+    </w:p>
+    <w:p>
+      <w:r>
+        <w:t xml:space="preserve"> Wartość: 64       | TEST (Średnia/Max</w:t>
+      </w:r>
+      <w:proofErr w:type="gramStart"/>
+      <w:r>
+        <w:t>):  88.3</w:t>
+      </w:r>
+      <w:proofErr w:type="gramEnd"/>
+      <w:r>
+        <w:t xml:space="preserve">% </w:t>
+      </w:r>
+      <w:proofErr w:type="gramStart"/>
+      <w:r>
+        <w:t>/  88.9</w:t>
+      </w:r>
+      <w:proofErr w:type="gramEnd"/>
+      <w:r>
+        <w:t>% | TRENING (Średnia/Max</w:t>
+      </w:r>
+      <w:proofErr w:type="gramStart"/>
+      <w:r>
+        <w:t>):  89.0</w:t>
+      </w:r>
+      <w:proofErr w:type="gramEnd"/>
+      <w:r>
+        <w:t xml:space="preserve">% </w:t>
+      </w:r>
+      <w:proofErr w:type="gramStart"/>
+      <w:r>
+        <w:t>/  89.1</w:t>
+      </w:r>
+      <w:proofErr w:type="gramEnd"/>
+      <w:r>
+        <w:t>%</w:t>
+      </w:r>
+    </w:p>
+    <w:p>
+      <w:r>
+        <w:t xml:space="preserve"> Wartość: 128      | TEST (Średnia/Max</w:t>
+      </w:r>
+      <w:proofErr w:type="gramStart"/>
+      <w:r>
+        <w:t>):  84.4</w:t>
+      </w:r>
+      <w:proofErr w:type="gramEnd"/>
+      <w:r>
+        <w:t xml:space="preserve">% </w:t>
+      </w:r>
+      <w:proofErr w:type="gramStart"/>
+      <w:r>
+        <w:t>/  85.4</w:t>
+      </w:r>
+      <w:proofErr w:type="gramEnd"/>
+      <w:r>
+        <w:t>% | TRENING (Średnia/Max</w:t>
+      </w:r>
+      <w:proofErr w:type="gramStart"/>
+      <w:r>
+        <w:t>):  87.6</w:t>
+      </w:r>
+      <w:proofErr w:type="gramEnd"/>
+      <w:r>
+        <w:t xml:space="preserve">% </w:t>
+      </w:r>
+      <w:proofErr w:type="gramStart"/>
+      <w:r>
+        <w:t>/  88.0</w:t>
+      </w:r>
+      <w:proofErr w:type="gramEnd"/>
+      <w:r>
+        <w:t>%</w:t>
       </w:r>
     </w:p>
     <w:p/>
     <w:p>
       <w:r>
-        <w:t>[ACTIVATION] Badanie wpływu parametru...</w:t>
-      </w:r>
-    </w:p>
-    <w:p>
-      <w:r>
-        <w:t xml:space="preserve"> Wartość: sigmoid  | TEST (Średnia/Max):  73.3% /  77.2% | TRENING (Średnia/Max):  73.1% /  74.9%</w:t>
-      </w:r>
-    </w:p>
-    <w:p>
-      <w:r>
-        <w:t xml:space="preserve"> Wartość: tanh     | TEST (Średnia/Max):  84.2% /  88.9% | TRENING (Średnia/Max):  85.7% /  86.9%</w:t>
-      </w:r>
-    </w:p>
-    <w:p>
-      <w:r>
-        <w:t xml:space="preserve"> Wartość: relu     | TEST (Średnia/Max):  84.6% /  86.0% | TRENING (Średnia/Max):  86.2% /  86.6%</w:t>
-      </w:r>
-    </w:p>
-    <w:p>
-      <w:r>
-        <w:t xml:space="preserve"> Wartość: sigmoid  | TEST (Średnia/Max):  72.3% /  73.7% | TRENING (Średnia/Max):  73.4% /  74.3%</w:t>
+        <w:t>[MOMENTUM] Badanie wpływu parametru...</w:t>
+      </w:r>
+    </w:p>
+    <w:p>
+      <w:r>
+        <w:t xml:space="preserve"> Wartość: 0.0      | TEST (Średnia/Max</w:t>
+      </w:r>
+      <w:proofErr w:type="gramStart"/>
+      <w:r>
+        <w:t>):  74.1</w:t>
+      </w:r>
+      <w:proofErr w:type="gramEnd"/>
+      <w:r>
+        <w:t xml:space="preserve">% </w:t>
+      </w:r>
+      <w:proofErr w:type="gramStart"/>
+      <w:r>
+        <w:t>/  75.4</w:t>
+      </w:r>
+      <w:proofErr w:type="gramEnd"/>
+      <w:r>
+        <w:t>% | TRENING (Średnia/Max</w:t>
+      </w:r>
+      <w:proofErr w:type="gramStart"/>
+      <w:r>
+        <w:t>):  74.2</w:t>
+      </w:r>
+      <w:proofErr w:type="gramEnd"/>
+      <w:r>
+        <w:t xml:space="preserve">% </w:t>
+      </w:r>
+      <w:proofErr w:type="gramStart"/>
+      <w:r>
+        <w:t>/  75.6</w:t>
+      </w:r>
+      <w:proofErr w:type="gramEnd"/>
+      <w:r>
+        <w:t>%</w:t>
+      </w:r>
+    </w:p>
+    <w:p>
+      <w:r>
+        <w:t xml:space="preserve"> Wartość: 0.5      | TEST (Średnia/Max</w:t>
+      </w:r>
+      <w:proofErr w:type="gramStart"/>
+      <w:r>
+        <w:t>):  78.0</w:t>
+      </w:r>
+      <w:proofErr w:type="gramEnd"/>
+      <w:r>
+        <w:t xml:space="preserve">% </w:t>
+      </w:r>
+      <w:proofErr w:type="gramStart"/>
+      <w:r>
+        <w:t>/  78.4</w:t>
+      </w:r>
+      <w:proofErr w:type="gramEnd"/>
+      <w:r>
+        <w:t>% | TRENING (Średnia/Max</w:t>
+      </w:r>
+      <w:proofErr w:type="gramStart"/>
+      <w:r>
+        <w:t>):  81.7</w:t>
+      </w:r>
+      <w:proofErr w:type="gramEnd"/>
+      <w:r>
+        <w:t xml:space="preserve">% </w:t>
+      </w:r>
+      <w:proofErr w:type="gramStart"/>
+      <w:r>
+        <w:t>/  82.2</w:t>
+      </w:r>
+      <w:proofErr w:type="gramEnd"/>
+      <w:r>
+        <w:t>%</w:t>
+      </w:r>
+    </w:p>
+    <w:p>
+      <w:r>
+        <w:t xml:space="preserve"> Wartość: 0.9      | TEST (Średnia/Max</w:t>
+      </w:r>
+      <w:proofErr w:type="gramStart"/>
+      <w:r>
+        <w:t>):  85.8</w:t>
+      </w:r>
+      <w:proofErr w:type="gramEnd"/>
+      <w:r>
+        <w:t xml:space="preserve">% </w:t>
+      </w:r>
+      <w:proofErr w:type="gramStart"/>
+      <w:r>
+        <w:t>/  87.7</w:t>
+      </w:r>
+      <w:proofErr w:type="gramEnd"/>
+      <w:r>
+        <w:t>% | TRENING (Średnia/Max</w:t>
+      </w:r>
+      <w:proofErr w:type="gramStart"/>
+      <w:r>
+        <w:t>):  89.2</w:t>
+      </w:r>
+      <w:proofErr w:type="gramEnd"/>
+      <w:r>
+        <w:t xml:space="preserve">% </w:t>
+      </w:r>
+      <w:proofErr w:type="gramStart"/>
+      <w:r>
+        <w:t>/  90.2</w:t>
+      </w:r>
+      <w:proofErr w:type="gramEnd"/>
+      <w:r>
+        <w:t>%</w:t>
+      </w:r>
+    </w:p>
+    <w:p>
+      <w:r>
+        <w:t xml:space="preserve"> Wartość: 0.99     | TEST (Średnia/Max</w:t>
+      </w:r>
+      <w:proofErr w:type="gramStart"/>
+      <w:r>
+        <w:t>):  89.1</w:t>
+      </w:r>
+      <w:proofErr w:type="gramEnd"/>
+      <w:r>
+        <w:t xml:space="preserve">% </w:t>
+      </w:r>
+      <w:proofErr w:type="gramStart"/>
+      <w:r>
+        <w:t>/  90.6</w:t>
+      </w:r>
+      <w:proofErr w:type="gramEnd"/>
+      <w:r>
+        <w:t>% | TRENING (Średnia/Max</w:t>
+      </w:r>
+      <w:proofErr w:type="gramStart"/>
+      <w:r>
+        <w:t>):  95.1</w:t>
+      </w:r>
+      <w:proofErr w:type="gramEnd"/>
+      <w:r>
+        <w:t xml:space="preserve">% </w:t>
+      </w:r>
+      <w:proofErr w:type="gramStart"/>
+      <w:r>
+        <w:t>/  96.0</w:t>
+      </w:r>
+      <w:proofErr w:type="gramEnd"/>
+      <w:r>
+        <w:t>%</w:t>
+      </w:r>
+    </w:p>
+    <w:p>
+      <w:r>
+        <w:t>--- WYNIKI EKSPERYMENTÓW NA DANYCH (Liczba aut: 852) ---</w:t>
       </w:r>
     </w:p>
     <w:p/>
     <w:p>
       <w:r>
-        <w:t>[WEIGHT_INIT] Badanie wpływu parametru...</w:t>
-      </w:r>
-    </w:p>
-    <w:p>
-      <w:r>
-        <w:t xml:space="preserve"> Wartość: normal   | TEST (Średnia/Max):  71.2% /  77.2% | TRENING (Średnia/Max):  74.5% /  77.8%</w:t>
-      </w:r>
-    </w:p>
-    <w:p>
-      <w:r>
-        <w:t xml:space="preserve"> Wartość: xavier   | TEST (Średnia/Max):  75.0% /  78.4% | TRENING (Średnia/Max):  78.8% /  79.1%</w:t>
-      </w:r>
-    </w:p>
-    <w:p>
-      <w:r>
-        <w:t xml:space="preserve"> Wartość: he       | TEST (Średnia/Max):  78.8% /  80.1% | TRENING (Średnia/Max):  79.8% /  80.0%</w:t>
-      </w:r>
-    </w:p>
-    <w:p>
-      <w:r>
-        <w:t xml:space="preserve"> Wartość: normal   | TEST (Średnia/Max):  73.9% /  77.8% | TRENING (Średnia/Max):  73.3% /  73.6%</w:t>
+        <w:t>1. Drzewa Decyzyjne (</w:t>
+      </w:r>
+      <w:proofErr w:type="spellStart"/>
+      <w:r>
+        <w:t>max_depth</w:t>
+      </w:r>
+      <w:proofErr w:type="spellEnd"/>
+      <w:r>
+        <w:t>)</w:t>
+      </w:r>
+    </w:p>
+    <w:p>
+      <w:r>
+        <w:t xml:space="preserve">Drzewo       | </w:t>
+      </w:r>
+      <w:proofErr w:type="spellStart"/>
+      <w:r>
+        <w:t>max_depth</w:t>
+      </w:r>
+      <w:proofErr w:type="spellEnd"/>
+      <w:r>
+        <w:t>: 3          | Uczący: 80.91% | Testowy: 74.27%</w:t>
+      </w:r>
+    </w:p>
+    <w:p>
+      <w:r>
+        <w:t xml:space="preserve">Drzewo       | </w:t>
+      </w:r>
+      <w:proofErr w:type="spellStart"/>
+      <w:r>
+        <w:t>max_depth</w:t>
+      </w:r>
+      <w:proofErr w:type="spellEnd"/>
+      <w:r>
+        <w:t>: 5          | Uczący: 91.34% | Testowy: 83.04%</w:t>
+      </w:r>
+    </w:p>
+    <w:p>
+      <w:r>
+        <w:t xml:space="preserve">Drzewo       | </w:t>
+      </w:r>
+      <w:proofErr w:type="spellStart"/>
+      <w:r>
+        <w:t>max_depth</w:t>
+      </w:r>
+      <w:proofErr w:type="spellEnd"/>
+      <w:r>
+        <w:t>: 10         | Uczący: 100.00% | Testowy: 81.29%</w:t>
+      </w:r>
+    </w:p>
+    <w:p>
+      <w:r>
+        <w:t xml:space="preserve">Drzewo       | </w:t>
+      </w:r>
+      <w:proofErr w:type="spellStart"/>
+      <w:r>
+        <w:t>max_depth</w:t>
+      </w:r>
+      <w:proofErr w:type="spellEnd"/>
+      <w:r>
+        <w:t xml:space="preserve">: </w:t>
+      </w:r>
+      <w:proofErr w:type="spellStart"/>
+      <w:r>
+        <w:t>None</w:t>
+      </w:r>
+      <w:proofErr w:type="spellEnd"/>
+      <w:r>
+        <w:t xml:space="preserve">       | Uczący: 100.00% | Testowy: 81.29%</w:t>
       </w:r>
     </w:p>
     <w:p/>
     <w:p>
       <w:r>
-        <w:t>[BATCH_SIZE] Badanie wpływu parametru...</w:t>
-      </w:r>
-    </w:p>
-    <w:p>
-      <w:r>
-        <w:t xml:space="preserve"> Wartość: None     | TEST (Średnia/Max):  76.2% /  78.9% | TRENING (Średnia/Max):  75.8% /  77.4%</w:t>
-      </w:r>
-    </w:p>
-    <w:p>
-      <w:r>
-        <w:t xml:space="preserve"> Wartość: 32       | TEST (Średnia/Max):  89.7% /  90.1% | TRENING (Średnia/Max):  91.2% /  91.8%</w:t>
-      </w:r>
+        <w:t>2. k-Najbliższych Sąsiadów (</w:t>
+      </w:r>
+      <w:proofErr w:type="spellStart"/>
+      <w:r>
+        <w:t>n_neighbors</w:t>
+      </w:r>
+      <w:proofErr w:type="spellEnd"/>
+      <w:r>
+        <w:t>)</w:t>
+      </w:r>
+    </w:p>
+    <w:p>
+      <w:pPr>
+        <w:rPr>
+          <w:lang w:val="en-US"/>
+        </w:rPr>
+      </w:pPr>
+      <w:r>
+        <w:rPr>
+          <w:lang w:val="en-US"/>
+        </w:rPr>
+        <w:t xml:space="preserve">k-NN         | </w:t>
+      </w:r>
+      <w:proofErr w:type="spellStart"/>
+      <w:r>
+        <w:rPr>
+          <w:lang w:val="en-US"/>
+        </w:rPr>
+        <w:t>n_neighbors</w:t>
+      </w:r>
+      <w:proofErr w:type="spellEnd"/>
+      <w:r>
+        <w:rPr>
+          <w:lang w:val="en-US"/>
+        </w:rPr>
+        <w:t xml:space="preserve">: 1          | </w:t>
+      </w:r>
+      <w:proofErr w:type="spellStart"/>
+      <w:r>
+        <w:rPr>
+          <w:lang w:val="en-US"/>
+        </w:rPr>
+        <w:t>Uczący</w:t>
+      </w:r>
+      <w:proofErr w:type="spellEnd"/>
+      <w:r>
+        <w:rPr>
+          <w:lang w:val="en-US"/>
+        </w:rPr>
+        <w:t xml:space="preserve">: 100.00% | </w:t>
+      </w:r>
+      <w:proofErr w:type="spellStart"/>
+      <w:r>
+        <w:rPr>
+          <w:lang w:val="en-US"/>
+        </w:rPr>
+        <w:t>Testowy</w:t>
+      </w:r>
+      <w:proofErr w:type="spellEnd"/>
+      <w:r>
+        <w:rPr>
+          <w:lang w:val="en-US"/>
+        </w:rPr>
+        <w:t>: 88.89%</w:t>
+      </w:r>
+    </w:p>
+    <w:p>
+      <w:pPr>
+        <w:rPr>
+          <w:lang w:val="en-US"/>
+        </w:rPr>
+      </w:pPr>
+      <w:r>
+        <w:rPr>
+          <w:lang w:val="en-US"/>
+        </w:rPr>
+        <w:t xml:space="preserve">k-NN         | </w:t>
+      </w:r>
+      <w:proofErr w:type="spellStart"/>
+      <w:r>
+        <w:rPr>
+          <w:lang w:val="en-US"/>
+        </w:rPr>
+        <w:t>n_neighbors</w:t>
+      </w:r>
+      <w:proofErr w:type="spellEnd"/>
+      <w:r>
+        <w:rPr>
+          <w:lang w:val="en-US"/>
+        </w:rPr>
+        <w:t xml:space="preserve">: 3          | </w:t>
+      </w:r>
+      <w:proofErr w:type="spellStart"/>
+      <w:r>
+        <w:rPr>
+          <w:lang w:val="en-US"/>
+        </w:rPr>
+        <w:t>Uczący</w:t>
+      </w:r>
+      <w:proofErr w:type="spellEnd"/>
+      <w:r>
+        <w:rPr>
+          <w:lang w:val="en-US"/>
+        </w:rPr>
+        <w:t xml:space="preserve">: 94.42% | </w:t>
+      </w:r>
+      <w:proofErr w:type="spellStart"/>
+      <w:r>
+        <w:rPr>
+          <w:lang w:val="en-US"/>
+        </w:rPr>
+        <w:t>Testowy</w:t>
+      </w:r>
+      <w:proofErr w:type="spellEnd"/>
+      <w:r>
+        <w:rPr>
+          <w:lang w:val="en-US"/>
+        </w:rPr>
+        <w:t>: 88.89%</w:t>
+      </w:r>
+    </w:p>
+    <w:p>
+      <w:pPr>
+        <w:rPr>
+          <w:lang w:val="en-US"/>
+        </w:rPr>
+      </w:pPr>
+      <w:r>
+        <w:rPr>
+          <w:lang w:val="en-US"/>
+        </w:rPr>
+        <w:t xml:space="preserve">k-NN         | </w:t>
+      </w:r>
+      <w:proofErr w:type="spellStart"/>
+      <w:r>
+        <w:rPr>
+          <w:lang w:val="en-US"/>
+        </w:rPr>
+        <w:t>n_neighbors</w:t>
+      </w:r>
+      <w:proofErr w:type="spellEnd"/>
+      <w:r>
+        <w:rPr>
+          <w:lang w:val="en-US"/>
+        </w:rPr>
+        <w:t xml:space="preserve">: 5          | </w:t>
+      </w:r>
+      <w:proofErr w:type="spellStart"/>
+      <w:r>
+        <w:rPr>
+          <w:lang w:val="en-US"/>
+        </w:rPr>
+        <w:t>Uczący</w:t>
+      </w:r>
+      <w:proofErr w:type="spellEnd"/>
+      <w:r>
+        <w:rPr>
+          <w:lang w:val="en-US"/>
+        </w:rPr>
+        <w:t xml:space="preserve">: 91.78% | </w:t>
+      </w:r>
+      <w:proofErr w:type="spellStart"/>
+      <w:r>
+        <w:rPr>
+          <w:lang w:val="en-US"/>
+        </w:rPr>
+        <w:t>Testowy</w:t>
+      </w:r>
+      <w:proofErr w:type="spellEnd"/>
+      <w:r>
+        <w:rPr>
+          <w:lang w:val="en-US"/>
+        </w:rPr>
+        <w:t>: 87.72%</w:t>
+      </w:r>
+    </w:p>
+    <w:p>
+      <w:pPr>
+        <w:rPr>
+          <w:lang w:val="en-US"/>
+        </w:rPr>
+      </w:pPr>
+      <w:r>
+        <w:rPr>
+          <w:lang w:val="en-US"/>
+        </w:rPr>
+        <w:t xml:space="preserve">k-NN         | </w:t>
+      </w:r>
+      <w:proofErr w:type="spellStart"/>
+      <w:r>
+        <w:rPr>
+          <w:lang w:val="en-US"/>
+        </w:rPr>
+        <w:t>n_neighbors</w:t>
+      </w:r>
+      <w:proofErr w:type="spellEnd"/>
+      <w:r>
+        <w:rPr>
+          <w:lang w:val="en-US"/>
+        </w:rPr>
+        <w:t xml:space="preserve">: 7          | </w:t>
+      </w:r>
+      <w:proofErr w:type="spellStart"/>
+      <w:r>
+        <w:rPr>
+          <w:lang w:val="en-US"/>
+        </w:rPr>
+        <w:t>Uczący</w:t>
+      </w:r>
+      <w:proofErr w:type="spellEnd"/>
+      <w:r>
+        <w:rPr>
+          <w:lang w:val="en-US"/>
+        </w:rPr>
+        <w:t xml:space="preserve">: 91.78% | </w:t>
+      </w:r>
+      <w:proofErr w:type="spellStart"/>
+      <w:r>
+        <w:rPr>
+          <w:lang w:val="en-US"/>
+        </w:rPr>
+        <w:t>Testowy</w:t>
+      </w:r>
+      <w:proofErr w:type="spellEnd"/>
+      <w:r>
+        <w:rPr>
+          <w:lang w:val="en-US"/>
+        </w:rPr>
+        <w:t>: 87.13%</w:t>
+      </w:r>
+    </w:p>
+    <w:p>
+      <w:pPr>
+        <w:rPr>
+          <w:lang w:val="en-US"/>
+        </w:rPr>
+      </w:pPr>
     </w:p>
     <w:p>
       <w:r>
         <w:lastRenderedPageBreak/>
-        <w:t xml:space="preserve"> Wartość: 64       | TEST (Średnia/Max):  88.3% /  88.9% | TRENING (Średnia/Max):  89.0% /  89.1%</w:t>
-      </w:r>
-    </w:p>
-    <w:p>
-      <w:r>
-        <w:t xml:space="preserve"> Wartość: 128      | TEST (Średnia/Max):  84.4% /  85.4% | TRENING (Średnia/Max):  87.6% /  88.0%</w:t>
+        <w:t>3. Maszyny Wektorów Nośnych (</w:t>
+      </w:r>
+      <w:proofErr w:type="spellStart"/>
+      <w:r>
+        <w:t>kernel</w:t>
+      </w:r>
+      <w:proofErr w:type="spellEnd"/>
+      <w:r>
+        <w:t>)</w:t>
+      </w:r>
+    </w:p>
+    <w:p>
+      <w:r>
+        <w:t xml:space="preserve">SVM          | </w:t>
+      </w:r>
+      <w:proofErr w:type="spellStart"/>
+      <w:r>
+        <w:t>kernel</w:t>
+      </w:r>
+      <w:proofErr w:type="spellEnd"/>
+      <w:r>
+        <w:t xml:space="preserve">: </w:t>
+      </w:r>
+      <w:proofErr w:type="spellStart"/>
+      <w:r>
+        <w:t>linear</w:t>
+      </w:r>
+      <w:proofErr w:type="spellEnd"/>
+      <w:r>
+        <w:t xml:space="preserve">     | Uczący: 89.13% | Testowy: 81.87%</w:t>
+      </w:r>
+    </w:p>
+    <w:p>
+      <w:r>
+        <w:t xml:space="preserve">SVM          | </w:t>
+      </w:r>
+      <w:proofErr w:type="spellStart"/>
+      <w:r>
+        <w:t>kernel</w:t>
+      </w:r>
+      <w:proofErr w:type="spellEnd"/>
+      <w:r>
+        <w:t xml:space="preserve">: </w:t>
+      </w:r>
+      <w:proofErr w:type="spellStart"/>
+      <w:r>
+        <w:t>poly</w:t>
+      </w:r>
+      <w:proofErr w:type="spellEnd"/>
+      <w:r>
+        <w:t xml:space="preserve">       | Uczący: 86.34% | Testowy: 78.95%</w:t>
+      </w:r>
+    </w:p>
+    <w:p>
+      <w:r>
+        <w:t xml:space="preserve">SVM          | </w:t>
+      </w:r>
+      <w:proofErr w:type="spellStart"/>
+      <w:r>
+        <w:t>kernel</w:t>
+      </w:r>
+      <w:proofErr w:type="spellEnd"/>
+      <w:r>
+        <w:t xml:space="preserve">: </w:t>
+      </w:r>
+      <w:proofErr w:type="spellStart"/>
+      <w:r>
+        <w:t>rbf</w:t>
+      </w:r>
+      <w:proofErr w:type="spellEnd"/>
+      <w:r>
+        <w:t xml:space="preserve">        | Uczący: 90.75% | Testowy: 88.89%</w:t>
+      </w:r>
+    </w:p>
+    <w:p>
+      <w:r>
+        <w:t xml:space="preserve">SVM          | </w:t>
+      </w:r>
+      <w:proofErr w:type="spellStart"/>
+      <w:r>
+        <w:t>kernel</w:t>
+      </w:r>
+      <w:proofErr w:type="spellEnd"/>
+      <w:r>
+        <w:t xml:space="preserve">: </w:t>
+      </w:r>
+      <w:proofErr w:type="spellStart"/>
+      <w:r>
+        <w:t>sigmoid</w:t>
+      </w:r>
+      <w:proofErr w:type="spellEnd"/>
+      <w:r>
+        <w:t xml:space="preserve">    | Uczący: 65.49% | Testowy: 59.06%</w:t>
       </w:r>
     </w:p>
     <w:p/>
     <w:p>
-      <w:r>
-        <w:t>[MOMENTUM] Badanie wpływu parametru...</w:t>
-      </w:r>
-    </w:p>
-    <w:p>
-      <w:r>
-        <w:t xml:space="preserve"> Wartość: 0.0      | TEST (Średnia/Max):  74.1% /  75.4% | TRENING (Średnia/Max):  74.2% /  75.6%</w:t>
-      </w:r>
-    </w:p>
-    <w:p>
-      <w:r>
-        <w:t xml:space="preserve"> Wartość: 0.5      | TEST (Średnia/Max):  78.0% /  78.4% | TRENING (Średnia/Max):  81.7% /  82.2%</w:t>
-      </w:r>
-    </w:p>
-    <w:p>
-      <w:r>
-        <w:t xml:space="preserve"> Wartość: 0.9      | TEST (Średnia/Max):  85.8% /  87.7% | TRENING (Średnia/Max):  89.2% /  90.2%</w:t>
-      </w:r>
-    </w:p>
-    <w:p>
-      <w:r>
-        <w:t xml:space="preserve"> Wartość: 0.99     | TEST (Średnia/Max):  89.1% /  90.6% | TRENING (Średnia/Max):  95.1% /  96.0%</w:t>
-      </w:r>
-    </w:p>
-    <w:p>
-      <w:r>
-        <w:t>--- WYNIKI EKSPERYMENTÓW NA DANYCH (Liczba aut: 852) ---</w:t>
-      </w:r>
-    </w:p>
-    <w:p/>
-    <w:p>
-      <w:r>
-        <w:t>1. Drzewa Decyzyjne (max_depth)</w:t>
-      </w:r>
-    </w:p>
-    <w:p>
-      <w:r>
-        <w:t>Drzewo       | max_depth: 3          | Uczący: 80.91% | Testowy: 74.27%</w:t>
-      </w:r>
-    </w:p>
-    <w:p>
-      <w:r>
-        <w:t>Drzewo       | max_depth: 5          | Uczący: 91.34% | Testowy: 83.04%</w:t>
-      </w:r>
-    </w:p>
-    <w:p>
-      <w:r>
-        <w:t>Drzewo       | max_depth: 10         | Uczący: 100.00% | Testowy: 81.29%</w:t>
-      </w:r>
-    </w:p>
-    <w:p>
-      <w:r>
-        <w:t>Drzewo       | max_depth: None       | Uczący: 100.00% | Testowy: 81.29%</w:t>
-      </w:r>
-    </w:p>
-    <w:p/>
-    <w:p>
-      <w:r>
-        <w:t>2. k-Najbliższych Sąsiadów (n_neighbors)</w:t>
-      </w:r>
-    </w:p>
-    <w:p>
       <w:pPr>
         <w:rPr>
           <w:lang w:val="en-US"/>
@@ -1594,33 +4472,35 @@
         <w:rPr>
           <w:lang w:val="en-US"/>
         </w:rPr>
-        <w:t>k-NN         | n_neighbors: 1          | Uczący: 100.00% | Testowy: 88.89%</w:t>
-      </w:r>
-    </w:p>
-    <w:p>
-      <w:pPr>
+        <w:t xml:space="preserve">4. Las </w:t>
+      </w:r>
+      <w:proofErr w:type="spellStart"/>
+      <w:r>
         <w:rPr>
           <w:lang w:val="en-US"/>
         </w:rPr>
-      </w:pPr>
+        <w:t>Losowy</w:t>
+      </w:r>
+      <w:proofErr w:type="spellEnd"/>
       <w:r>
         <w:rPr>
           <w:lang w:val="en-US"/>
         </w:rPr>
-        <w:t>k-NN         | n_neighbors: 3          | Uczący: 94.42% | Testowy: 88.89%</w:t>
-      </w:r>
-    </w:p>
-    <w:p>
-      <w:pPr>
+        <w:t xml:space="preserve"> (</w:t>
+      </w:r>
+      <w:proofErr w:type="spellStart"/>
+      <w:r>
         <w:rPr>
           <w:lang w:val="en-US"/>
         </w:rPr>
-      </w:pPr>
+        <w:t>n_estimators</w:t>
+      </w:r>
+      <w:proofErr w:type="spellEnd"/>
       <w:r>
         <w:rPr>
           <w:lang w:val="en-US"/>
         </w:rPr>
-        <w:t>k-NN         | n_neighbors: 5          | Uczący: 91.78% | Testowy: 87.72%</w:t>
+        <w:t>)</w:t>
       </w:r>
     </w:p>
     <w:p>
@@ -1633,98 +4513,214 @@
         <w:rPr>
           <w:lang w:val="en-US"/>
         </w:rPr>
-        <w:t>k-NN         | n_neighbors: 7          | Uczący: 91.78% | Testowy: 87.13%</w:t>
-      </w:r>
-    </w:p>
-    <w:p>
-      <w:pPr>
+        <w:t xml:space="preserve">Las </w:t>
+      </w:r>
+      <w:proofErr w:type="spellStart"/>
+      <w:r>
         <w:rPr>
           <w:lang w:val="en-US"/>
         </w:rPr>
-      </w:pPr>
-    </w:p>
-    <w:p>
-      <w:r>
-        <w:t>3. Maszyny Wektorów Nośnych (kernel)</w:t>
-      </w:r>
-    </w:p>
-    <w:p>
-      <w:r>
-        <w:t>SVM          | kernel: linear     | Uczący: 89.13% | Testowy: 81.87%</w:t>
-      </w:r>
-    </w:p>
-    <w:p>
-      <w:r>
-        <w:lastRenderedPageBreak/>
-        <w:t>SVM          | kernel: poly       | Uczący: 86.34% | Testowy: 78.95%</w:t>
-      </w:r>
-    </w:p>
-    <w:p>
-      <w:r>
-        <w:t>SVM          | kernel: rbf        | Uczący: 90.75% | Testowy: 88.89%</w:t>
-      </w:r>
-    </w:p>
-    <w:p>
-      <w:r>
-        <w:t>SVM          | kernel: sigmoid    | Uczący: 65.49% | Testowy: 59.06%</w:t>
-      </w:r>
-    </w:p>
-    <w:p/>
-    <w:p>
-      <w:pPr>
+        <w:t>Losowy</w:t>
+      </w:r>
+      <w:proofErr w:type="spellEnd"/>
+      <w:r>
         <w:rPr>
           <w:lang w:val="en-US"/>
         </w:rPr>
-      </w:pPr>
+        <w:t xml:space="preserve">   | </w:t>
+      </w:r>
+      <w:proofErr w:type="spellStart"/>
       <w:r>
         <w:rPr>
           <w:lang w:val="en-US"/>
         </w:rPr>
-        <w:t>4. Las Losowy (n_estimators)</w:t>
-      </w:r>
-    </w:p>
-    <w:p>
-      <w:pPr>
+        <w:t>n_estimators</w:t>
+      </w:r>
+      <w:proofErr w:type="spellEnd"/>
+      <w:r>
         <w:rPr>
           <w:lang w:val="en-US"/>
         </w:rPr>
-      </w:pPr>
+        <w:t xml:space="preserve">: 10         | </w:t>
+      </w:r>
+      <w:proofErr w:type="spellStart"/>
       <w:r>
         <w:rPr>
           <w:lang w:val="en-US"/>
         </w:rPr>
-        <w:t>Las Losowy   | n_estimators: 10         | Uczący: 99.71% | Testowy: 84.80%</w:t>
-      </w:r>
-    </w:p>
-    <w:p>
-      <w:pPr>
+        <w:t>Uczący</w:t>
+      </w:r>
+      <w:proofErr w:type="spellEnd"/>
+      <w:r>
         <w:rPr>
           <w:lang w:val="en-US"/>
         </w:rPr>
-      </w:pPr>
+        <w:t xml:space="preserve">: 99.71% | </w:t>
+      </w:r>
+      <w:proofErr w:type="spellStart"/>
       <w:r>
         <w:rPr>
           <w:lang w:val="en-US"/>
         </w:rPr>
-        <w:t>Las Losowy   | n_estimators: 50         | Uczący: 100.00% | Testowy: 89.47%</w:t>
-      </w:r>
-    </w:p>
-    <w:p>
-      <w:pPr>
+        <w:t>Testowy</w:t>
+      </w:r>
+      <w:proofErr w:type="spellEnd"/>
+      <w:r>
         <w:rPr>
           <w:lang w:val="en-US"/>
         </w:rPr>
-      </w:pPr>
-      <w:r>
+        <w:t>: 84.80%</w:t>
+      </w:r>
+    </w:p>
+    <w:p>
+      <w:pPr>
         <w:rPr>
           <w:lang w:val="en-US"/>
         </w:rPr>
-        <w:t>Las Losowy   | n_estimators: 100        | Uczący: 100.00% | Testowy: 87.72%</w:t>
-      </w:r>
-    </w:p>
-    <w:p>
-      <w:r>
-        <w:t>Las Losowy   | n_estimators: 200        | Uczący: 100.00% | Testowy: 88.89%</w:t>
+      </w:pPr>
+      <w:r>
+        <w:rPr>
+          <w:lang w:val="en-US"/>
+        </w:rPr>
+        <w:t xml:space="preserve">Las </w:t>
+      </w:r>
+      <w:proofErr w:type="spellStart"/>
+      <w:r>
+        <w:rPr>
+          <w:lang w:val="en-US"/>
+        </w:rPr>
+        <w:t>Losowy</w:t>
+      </w:r>
+      <w:proofErr w:type="spellEnd"/>
+      <w:r>
+        <w:rPr>
+          <w:lang w:val="en-US"/>
+        </w:rPr>
+        <w:t xml:space="preserve">   | </w:t>
+      </w:r>
+      <w:proofErr w:type="spellStart"/>
+      <w:r>
+        <w:rPr>
+          <w:lang w:val="en-US"/>
+        </w:rPr>
+        <w:t>n_estimators</w:t>
+      </w:r>
+      <w:proofErr w:type="spellEnd"/>
+      <w:r>
+        <w:rPr>
+          <w:lang w:val="en-US"/>
+        </w:rPr>
+        <w:t xml:space="preserve">: 50         | </w:t>
+      </w:r>
+      <w:proofErr w:type="spellStart"/>
+      <w:r>
+        <w:rPr>
+          <w:lang w:val="en-US"/>
+        </w:rPr>
+        <w:t>Uczący</w:t>
+      </w:r>
+      <w:proofErr w:type="spellEnd"/>
+      <w:r>
+        <w:rPr>
+          <w:lang w:val="en-US"/>
+        </w:rPr>
+        <w:t xml:space="preserve">: 100.00% | </w:t>
+      </w:r>
+      <w:proofErr w:type="spellStart"/>
+      <w:r>
+        <w:rPr>
+          <w:lang w:val="en-US"/>
+        </w:rPr>
+        <w:t>Testowy</w:t>
+      </w:r>
+      <w:proofErr w:type="spellEnd"/>
+      <w:r>
+        <w:rPr>
+          <w:lang w:val="en-US"/>
+        </w:rPr>
+        <w:t>: 89.47%</w:t>
+      </w:r>
+    </w:p>
+    <w:p>
+      <w:pPr>
+        <w:rPr>
+          <w:lang w:val="en-US"/>
+        </w:rPr>
+      </w:pPr>
+      <w:r>
+        <w:rPr>
+          <w:lang w:val="en-US"/>
+        </w:rPr>
+        <w:t xml:space="preserve">Las </w:t>
+      </w:r>
+      <w:proofErr w:type="spellStart"/>
+      <w:r>
+        <w:rPr>
+          <w:lang w:val="en-US"/>
+        </w:rPr>
+        <w:t>Losowy</w:t>
+      </w:r>
+      <w:proofErr w:type="spellEnd"/>
+      <w:r>
+        <w:rPr>
+          <w:lang w:val="en-US"/>
+        </w:rPr>
+        <w:t xml:space="preserve">   | </w:t>
+      </w:r>
+      <w:proofErr w:type="spellStart"/>
+      <w:r>
+        <w:rPr>
+          <w:lang w:val="en-US"/>
+        </w:rPr>
+        <w:t>n_estimators</w:t>
+      </w:r>
+      <w:proofErr w:type="spellEnd"/>
+      <w:r>
+        <w:rPr>
+          <w:lang w:val="en-US"/>
+        </w:rPr>
+        <w:t xml:space="preserve">: 100        | </w:t>
+      </w:r>
+      <w:proofErr w:type="spellStart"/>
+      <w:r>
+        <w:rPr>
+          <w:lang w:val="en-US"/>
+        </w:rPr>
+        <w:t>Uczący</w:t>
+      </w:r>
+      <w:proofErr w:type="spellEnd"/>
+      <w:r>
+        <w:rPr>
+          <w:lang w:val="en-US"/>
+        </w:rPr>
+        <w:t xml:space="preserve">: 100.00% | </w:t>
+      </w:r>
+      <w:proofErr w:type="spellStart"/>
+      <w:r>
+        <w:rPr>
+          <w:lang w:val="en-US"/>
+        </w:rPr>
+        <w:t>Testowy</w:t>
+      </w:r>
+      <w:proofErr w:type="spellEnd"/>
+      <w:r>
+        <w:rPr>
+          <w:lang w:val="en-US"/>
+        </w:rPr>
+        <w:t>: 87.72%</w:t>
+      </w:r>
+    </w:p>
+    <w:p>
+      <w:r>
+        <w:t xml:space="preserve">Las Losowy   | </w:t>
+      </w:r>
+      <w:proofErr w:type="spellStart"/>
+      <w:r>
+        <w:t>n_estimators</w:t>
+      </w:r>
+      <w:proofErr w:type="spellEnd"/>
+      <w:r>
+        <w:t>: 200        | Uczący: 100.00% | Testowy: 88.89%</w:t>
       </w:r>
     </w:p>
     <w:p/>

--- a/Sprawozdanie problem klasyfikacyjny ESI.docx
+++ b/Sprawozdanie problem klasyfikacyjny ESI.docx
@@ -94,13 +94,8 @@
         <w:t>Problem ten jest istotny z punktu widzenia systemów rekomendacyjnych w motoryzacji, analizy rynku oraz automatycznej kategoryzacji ogłoszeń</w:t>
       </w:r>
       <w:r>
-        <w:t xml:space="preserve">. Ze względu na ustalenia z prowadzącym/wielkość grupy badawczej, skupiono się na dogłębnej analizie problemu klasyfikacyjnego, testując łącznie 12 parametrów w różnych modelach, odstępując od dodatkowej implementacji regresji na rzecz szerszej analizy </w:t>
-      </w:r>
-      <w:proofErr w:type="spellStart"/>
-      <w:r>
-        <w:t>hiperparametrów</w:t>
-      </w:r>
-      <w:proofErr w:type="spellEnd"/>
+        <w:t>. Ze względu na ustalenia z prowadzącym/wielkość grupy badawczej, skupiono się na dogłębnej analizie problemu klasyfikacyjnego, testując łącznie 12 parametrów w różnych modelach, odstępując od dodatkowej implementacji regresji na rzecz szerszej analizy hiperparametrów</w:t>
+      </w:r>
       <w:r>
         <w:t>.</w:t>
       </w:r>
@@ -121,66 +116,60 @@
       </w:r>
     </w:p>
     <w:p>
-      <w:pPr>
-        <w:rPr>
-          <w:b/>
-          <w:bCs/>
-        </w:rPr>
-      </w:pPr>
-      <w:hyperlink r:id="rId5" w:history="1">
+      <w:r>
+        <w:t xml:space="preserve">1 Książka „Deep Learning” (I Goodfellow, Y Bengio, A Courville) [Źródło: </w:t>
+      </w:r>
+      <w:hyperlink r:id="rId5" w:tgtFrame="_blank" w:history="1">
         <w:r>
           <w:rPr>
             <w:rStyle w:val="Hyperlink"/>
-            <w:b/>
-            <w:bCs/>
+          </w:rPr>
+          <w:t>https://www.nexto.pl/upload/sklep/pwn/ebook/deep_learning-iangoodfellowyoshuabengioaaroncourville-pwn/public/deep_learning-pwn-demo.pdf</w:t>
+        </w:r>
+      </w:hyperlink>
+    </w:p>
+    <w:p>
+      <w:r>
+        <w:t>Powyższa publikacja stanowi fundament dla zrozumienia problemu generalizacji w uczeniu maszynowym Jak wskazują autorzy kluczowym wyzwaniem jest zapobieganie zjawisku przeuczenia (overfittingu) co w naszym badaniu weryfikowaliśmy poprzez optymalizację wielkości próby testowej (parametr test_size) oraz kontrolę złożoności architektury sieci (liczba i rozmiar warstw ukrytych)</w:t>
+      </w:r>
+    </w:p>
+    <w:p>
+      <w:r>
+        <w:t>Książka ta szczegółowo opisuje również rolę hiperparametrów w algorytmach optymalizacji Na podstawie zawartej w niej teorii w naszym projekcie zbadaliśmy m.in wpływ współczynnika uczenia (learning_rate) który determinuje rozmiar kroku podczas aktualizacji wag oraz wpływ rozmiaru paczki danych (batch_size) udowadniając że podział na mniejsze partie stabilizuje proces uczenia Publikacja ta dogłębnie wyjaśnia również matematyczne podstawy propagacji wstecznej w wielowarstwowych perceptronach co pozwoliło nam od podstaw zaimplementować matematyczny silnik sieci w bibliotece NumPy</w:t>
+      </w:r>
+    </w:p>
+    <w:p>
+      <w:r>
+        <w:lastRenderedPageBreak/>
+        <w:t xml:space="preserve">2 Materiały dydaktyczne „Sztuczna Inteligencja - Uczenie Głębokie Sieci Neuronowych” (prof dr hab inż Adrian Horzyk) [Źródło: </w:t>
+      </w:r>
+      <w:hyperlink r:id="rId6" w:tgtFrame="_blank" w:history="1">
+        <w:r>
+          <w:rPr>
+            <w:rStyle w:val="Hyperlink"/>
           </w:rPr>
           <w:t>https://home.agh.edu.pl/~horzyk/lectures/ai/SztucznaInteligencja-UczenieG%C5%82%C4%99bokichSieciNeuronowych.pdf</w:t>
         </w:r>
       </w:hyperlink>
     </w:p>
     <w:p>
-      <w:pPr>
-        <w:rPr>
-          <w:b/>
-          <w:bCs/>
-        </w:rPr>
-      </w:pPr>
-      <w:hyperlink r:id="rId6" w:history="1">
-        <w:r>
-          <w:rPr>
-            <w:rStyle w:val="Hyperlink"/>
-            <w:b/>
-            <w:bCs/>
-          </w:rPr>
-          <w:t>https://www.nexto.pl/upload/sklep/pwn/ebook/deep_learning-iangoodfellowyoshuabengioaaroncourville-pwn/public/deep_learning-pwn-demo.pdf?srsltid=AfmBOooYEnPGJD4eteEwJceKn7ZRK5fAEsmfWEOaOyyYbI6nmf8BBJDX</w:t>
-        </w:r>
-      </w:hyperlink>
-    </w:p>
-    <w:p>
-      <w:pPr>
-        <w:rPr>
-          <w:rFonts w:ascii="Aptos" w:eastAsia="Aptos" w:hAnsi="Aptos" w:cs="Aptos"/>
-        </w:rPr>
-      </w:pPr>
-      <w:r>
-        <w:rPr>
-          <w:rFonts w:ascii="Aptos" w:eastAsia="Aptos" w:hAnsi="Aptos" w:cs="Aptos"/>
-        </w:rPr>
-        <w:t>W literaturze przedmiotu klasyfikacja typów nadwozia jest najczęściej kojarzona z systemami wizyjnymi (rozpoznawaniem obrazu). Jednak w kontekście systemów bazodanowych i analityki rynku wtórnego, znacznie większe znaczenie ma klasyfikacja oparta na parametrach technicznych. Wykorzystanie danych tabelarycznych, takich jak masa, wymiary czy pojemność bagażnika, pozwala na precyzyjne odtworzenie logicznych zależności projektowych charakterystycznych dla danego nadwozia. Takie podejście jest kluczowe dla automatyzacji procesów w katalogach motoryzacyjnych i portalach aukcyjnych, gdzie szybkość przetwarzania danych strukturalnych pozwala na natychmiastowe porządkowanie tysięcy rekordów bez konieczności angażowania dużej mocy obliczeniowej potrzebnej do analizy zdjęć.</w:t>
-      </w:r>
-    </w:p>
-    <w:p>
-      <w:r>
-        <w:lastRenderedPageBreak/>
-        <w:t xml:space="preserve">W literaturze z zakresu Data Science wskazuje się, że parametry fizyczne, takie jak stosunek wysokości do długości (kluczowy dla odróżnienia SUV-a od kombi) oraz pojemność bagażnika, są silnymi </w:t>
-      </w:r>
-      <w:proofErr w:type="spellStart"/>
-      <w:r>
-        <w:t>predyktorami</w:t>
-      </w:r>
-      <w:proofErr w:type="spellEnd"/>
-      <w:r>
-        <w:t xml:space="preserve"> w klasyfikacji typu nadwozia. Zastosowanie algorytmów takich jak Drzewa Decyzyjne czy Lasy Losowe jest w tych problemach często rekomendowane ze względu na interpretowalność, podczas gdy Sieci Neuronowe pozwalają na wyłapanie głębszych, nieliniowych zależności między gabarytami.</w:t>
+      <w:r>
+        <w:t>Wykłady te bezpośrednio opisują architekturę sztucznych sieci neuronowych na których oparliśmy budowę naszego autorskiego modelu Zgodnie z prezentowaną tam wiedzą przetestowaliśmy kluczowe aspekty determinujące skuteczność perceptronu:</w:t>
+      </w:r>
+    </w:p>
+    <w:p>
+      <w:r>
+        <w:t>Funkcje aktywacji: Materiały zwracają uwagę na problem „gasnącego gradientu” przy korzystaniu z klasycznej funkcji Sigmoidalnej w przypadku głębszych sieci Znalazło to pełne potwierdzenie w naszych wynikach gdzie zastosowanie nieliniowości takich jak tanh czy ReLU znacząco podniosło celność i ułatwiło zbieżność modelu</w:t>
+      </w:r>
+    </w:p>
+    <w:p>
+      <w:r>
+        <w:t>Inicjalizacja wag: Wykłady podkreślają konieczność odpowiedniego doboru rozkładu wag początkowych aby zapobiec eksplodującym lub zanikającym aktywacjom Zgodnie z tą teorią przetestowaliśmy i udowodniliśmy wyższą skuteczność metod statystycznych (He Xavier) oraz ortogonalnych w porównaniu do standardowego rozkładu normalnego</w:t>
+      </w:r>
+    </w:p>
+    <w:p>
+      <w:r>
+        <w:t>Momentum: Zastosowanie współczynnika Momentum (którego działanie jest szeroko opisywane w tej literaturze jako metoda „nadawania pędu” poprawkom wag w celu omijania minimów lokalnych) okazało się w naszym projekcie kluczowe poprawiając ostateczną zbieżność modelu i podnosząc jego celność do poziomu blisko 84%</w:t>
       </w:r>
     </w:p>
     <w:p>
@@ -200,28 +189,12 @@
     </w:p>
     <w:p>
       <w:r>
-        <w:t xml:space="preserve">Sieć neuronowa została zaimplementowana od podstaw w języku </w:t>
-      </w:r>
-      <w:proofErr w:type="spellStart"/>
-      <w:r>
-        <w:t>Python</w:t>
-      </w:r>
-      <w:proofErr w:type="spellEnd"/>
-      <w:r>
-        <w:t xml:space="preserve"> z wykorzystaniem biblioteki </w:t>
-      </w:r>
-      <w:proofErr w:type="spellStart"/>
-      <w:r>
-        <w:t>NumPy</w:t>
-      </w:r>
-      <w:proofErr w:type="spellEnd"/>
+        <w:t>Sieć neuronowa została zaimplementowana od podstaw w języku Python z wykorzystaniem biblioteki NumPy</w:t>
+      </w:r>
       <w:r>
         <w:t>.</w:t>
       </w:r>
       <w:r>
-        <w:t xml:space="preserve"> Zastosowano architekturę wielowarstwowego perceptronu (MLP) z propagacją wsteczną błędu.</w:t>
-      </w:r>
-      <w:r>
         <w:t xml:space="preserve"> </w:t>
       </w:r>
       <w:r>
@@ -239,7 +212,10 @@
         <w:t xml:space="preserve">      1.</w:t>
       </w:r>
       <w:r>
-        <w:t>[HIDDEN_LAYERS] Badanie wpływu parametru...</w:t>
+        <w:t>Badanie wpływu parametru</w:t>
+      </w:r>
+      <w:r>
+        <w:t xml:space="preserve"> (hidden_layers):</w:t>
       </w:r>
     </w:p>
     <w:p>
@@ -249,42 +225,10 @@
           <w:ilvl w:val="0"/>
           <w:numId w:val="4"/>
         </w:numPr>
-        <w:spacing w:before="240" w:after="240"/>
-      </w:pPr>
-      <w:r>
-        <w:t>Wartość: [16]         | TEST (</w:t>
-      </w:r>
-      <w:proofErr w:type="spellStart"/>
-      <w:r>
-        <w:t>Śr</w:t>
-      </w:r>
-      <w:proofErr w:type="spellEnd"/>
-      <w:r>
-        <w:t>/Max</w:t>
-      </w:r>
-      <w:proofErr w:type="gramStart"/>
-      <w:r>
-        <w:t>):  75.4</w:t>
-      </w:r>
-      <w:proofErr w:type="gramEnd"/>
-      <w:r>
-        <w:t xml:space="preserve">% </w:t>
-      </w:r>
-      <w:proofErr w:type="gramStart"/>
-      <w:r>
-        <w:t>/  78.4</w:t>
-      </w:r>
-      <w:proofErr w:type="gramEnd"/>
-      <w:r>
-        <w:t xml:space="preserve">% | </w:t>
-      </w:r>
-      <w:proofErr w:type="gramStart"/>
-      <w:r>
-        <w:t>TRENING:  74.8</w:t>
-      </w:r>
-      <w:proofErr w:type="gramEnd"/>
-      <w:r>
-        <w:t>%</w:t>
+        <w:spacing w:before="240" w:after="240" w:line="360" w:lineRule="auto"/>
+      </w:pPr>
+      <w:r>
+        <w:t>Wartość: [16]         | TEST (Śr/Max):  75.4% /  78.4% | TRENING:  74.8%</w:t>
       </w:r>
     </w:p>
     <w:p>
@@ -294,42 +238,10 @@
           <w:ilvl w:val="0"/>
           <w:numId w:val="4"/>
         </w:numPr>
-        <w:spacing w:before="240" w:after="240"/>
-      </w:pPr>
-      <w:r>
-        <w:t>Wartość: [16, 16]     | TEST (</w:t>
-      </w:r>
-      <w:proofErr w:type="spellStart"/>
-      <w:r>
-        <w:t>Śr</w:t>
-      </w:r>
-      <w:proofErr w:type="spellEnd"/>
-      <w:r>
-        <w:t>/Max</w:t>
-      </w:r>
-      <w:proofErr w:type="gramStart"/>
-      <w:r>
-        <w:t>):  31.6</w:t>
-      </w:r>
-      <w:proofErr w:type="gramEnd"/>
-      <w:r>
-        <w:t xml:space="preserve">% </w:t>
-      </w:r>
-      <w:proofErr w:type="gramStart"/>
-      <w:r>
-        <w:t>/  32.7</w:t>
-      </w:r>
-      <w:proofErr w:type="gramEnd"/>
-      <w:r>
-        <w:t xml:space="preserve">% | </w:t>
-      </w:r>
-      <w:proofErr w:type="gramStart"/>
-      <w:r>
-        <w:t>TRENING:  34.1</w:t>
-      </w:r>
-      <w:proofErr w:type="gramEnd"/>
-      <w:r>
-        <w:t>%</w:t>
+        <w:spacing w:before="240" w:after="240" w:line="360" w:lineRule="auto"/>
+      </w:pPr>
+      <w:r>
+        <w:t>Wartość: [16, 16]     | TEST (Śr/Max):  31.6% /  32.7% | TRENING:  34.1%</w:t>
       </w:r>
     </w:p>
     <w:p>
@@ -339,50 +251,10 @@
           <w:ilvl w:val="0"/>
           <w:numId w:val="4"/>
         </w:numPr>
-        <w:spacing w:before="240" w:after="240"/>
-      </w:pPr>
-      <w:r>
-        <w:t>Wartość: [32, 16, 8</w:t>
-      </w:r>
-      <w:proofErr w:type="gramStart"/>
-      <w:r>
-        <w:t>]  |</w:t>
-      </w:r>
-      <w:proofErr w:type="gramEnd"/>
-      <w:r>
-        <w:t xml:space="preserve"> TEST (</w:t>
-      </w:r>
-      <w:proofErr w:type="spellStart"/>
-      <w:r>
-        <w:t>Śr</w:t>
-      </w:r>
-      <w:proofErr w:type="spellEnd"/>
-      <w:r>
-        <w:t>/Max</w:t>
-      </w:r>
-      <w:proofErr w:type="gramStart"/>
-      <w:r>
-        <w:t>):  35.3</w:t>
-      </w:r>
-      <w:proofErr w:type="gramEnd"/>
-      <w:r>
-        <w:t xml:space="preserve">% </w:t>
-      </w:r>
-      <w:proofErr w:type="gramStart"/>
-      <w:r>
-        <w:t>/  37.4</w:t>
-      </w:r>
-      <w:proofErr w:type="gramEnd"/>
-      <w:r>
-        <w:t xml:space="preserve">% | </w:t>
-      </w:r>
-      <w:proofErr w:type="gramStart"/>
-      <w:r>
-        <w:t>TRENING:  33.1</w:t>
-      </w:r>
-      <w:proofErr w:type="gramEnd"/>
-      <w:r>
-        <w:t>%</w:t>
+        <w:spacing w:before="240" w:after="240" w:line="360" w:lineRule="auto"/>
+      </w:pPr>
+      <w:r>
+        <w:t>Wartość: [32, 16, 8]  | TEST (Śr/Max):  35.3% /  37.4% | TRENING:  33.1%</w:t>
       </w:r>
     </w:p>
     <w:p>
@@ -392,41 +264,10 @@
           <w:ilvl w:val="0"/>
           <w:numId w:val="4"/>
         </w:numPr>
-      </w:pPr>
-      <w:r>
-        <w:t>Wartość: [8, 8, 8, 8] | TEST (</w:t>
-      </w:r>
-      <w:proofErr w:type="spellStart"/>
-      <w:r>
-        <w:t>Śr</w:t>
-      </w:r>
-      <w:proofErr w:type="spellEnd"/>
-      <w:r>
-        <w:t>/Max</w:t>
-      </w:r>
-      <w:proofErr w:type="gramStart"/>
-      <w:r>
-        <w:t>):  38.4</w:t>
-      </w:r>
-      <w:proofErr w:type="gramEnd"/>
-      <w:r>
-        <w:t xml:space="preserve">% </w:t>
-      </w:r>
-      <w:proofErr w:type="gramStart"/>
-      <w:r>
-        <w:t>/  39.8</w:t>
-      </w:r>
-      <w:proofErr w:type="gramEnd"/>
-      <w:r>
-        <w:t xml:space="preserve">% | </w:t>
-      </w:r>
-      <w:proofErr w:type="gramStart"/>
-      <w:r>
-        <w:t>TRENING:  32.4</w:t>
-      </w:r>
-      <w:proofErr w:type="gramEnd"/>
-      <w:r>
-        <w:t>%</w:t>
+        <w:spacing w:line="360" w:lineRule="auto"/>
+      </w:pPr>
+      <w:r>
+        <w:t>Wartość: [8, 8, 8, 8] | TEST (Śr/Max):  38.4% /  39.8% | TRENING:  32.4%</w:t>
       </w:r>
     </w:p>
     <w:p>
@@ -434,15 +275,11 @@
         <w:ind w:left="360"/>
       </w:pPr>
       <w:r>
-        <w:t xml:space="preserve">Wniosek: Badanie wpływu podziału zbioru danych na część uczącą i testową wykazało nietypową stabilność modelu. Zazwyczaj zwiększanie zbioru testowego kosztem uczącego prowadzi do spadku celności, jednak w tym przypadku najlepszą średnią skuteczność (76.2%) uzyskano przy największym badanym udziale danych testowych (40%). Wynik ten sugeruje, że zbiór danych o wielkości 852 rekordów jest na tyle reprezentatywny, iż nawet mniejsza liczba przykładów uczących (60% zbioru) wystarcza do poprawnego wyuczenia sieci, a większa pula testowa pozwala na bardziej rzetelną i stabilną ocenę zdolności generalizacji modelu. Wysoki wynik maksymalny dla </w:t>
-      </w:r>
-      <w:proofErr w:type="spellStart"/>
-      <w:r>
-        <w:t>test_size</w:t>
-      </w:r>
-      <w:proofErr w:type="spellEnd"/>
-      <w:r>
-        <w:t>=0.1 (82.6%) przy niskiej średniej wskazuje natomiast na dużą losowość wyników przy zbyt małej próbie testowej.</w:t>
+        <w:t xml:space="preserve">Wniosek: Analiza struktury sieci wykazała, że dla badanego problemu najlepiej sprawdza się architektura płytka (jednowarstwowa). Sieć z jedną warstwą ukrytą o rozmiarze 16 uzyskała satysfakcjonującą skuteczność na poziomie 75.4%. Zastosowanie głębszych struktur ([16, 16], [32, 16, 8] oraz [8, 8, 8, 8]) doprowadziło do gwałtownego załamania procesu uczenia, skutkując spadkiem celności do poziomu ok. 31-38%, co przy kilku klasach nadwozia jest wynikiem zbliżonym do losowego zgadywania. Sugeruje to, że przy domyślnej konfiguracji pozostałych </w:t>
+      </w:r>
+      <w:r>
+        <w:lastRenderedPageBreak/>
+        <w:t>parametrów, głębsze sieci ucierpiały z powodu problemu zanikającego gradientu (vanishing gradient) lub zostały źle zainicjalizowane, co uniemożliwiło skuteczną propagację poprawek wag do początkowych warstw modelu.</w:t>
       </w:r>
     </w:p>
     <w:p>
@@ -456,15 +293,7 @@
         <w:t>.</w:t>
       </w:r>
       <w:r>
-        <w:t xml:space="preserve"> Współczynnik uczenia (</w:t>
-      </w:r>
-      <w:proofErr w:type="spellStart"/>
-      <w:r>
-        <w:t>learning_rate</w:t>
-      </w:r>
-      <w:proofErr w:type="spellEnd"/>
-      <w:r>
-        <w:t>):</w:t>
+        <w:t xml:space="preserve"> Współczynnik uczenia (learning_rate):</w:t>
       </w:r>
     </w:p>
     <w:p>
@@ -477,39 +306,7 @@
         <w:spacing w:line="360" w:lineRule="auto"/>
       </w:pPr>
       <w:r>
-        <w:t>Wartość: 0.01         | TEST (</w:t>
-      </w:r>
-      <w:proofErr w:type="spellStart"/>
-      <w:r>
-        <w:t>Śr</w:t>
-      </w:r>
-      <w:proofErr w:type="spellEnd"/>
-      <w:r>
-        <w:t>/Max</w:t>
-      </w:r>
-      <w:proofErr w:type="gramStart"/>
-      <w:r>
-        <w:t>):  39.6</w:t>
-      </w:r>
-      <w:proofErr w:type="gramEnd"/>
-      <w:r>
-        <w:t xml:space="preserve">% </w:t>
-      </w:r>
-      <w:proofErr w:type="gramStart"/>
-      <w:r>
-        <w:t>/  42.1</w:t>
-      </w:r>
-      <w:proofErr w:type="gramEnd"/>
-      <w:r>
-        <w:t xml:space="preserve">% | </w:t>
-      </w:r>
-      <w:proofErr w:type="gramStart"/>
-      <w:r>
-        <w:t>TRENING:  34.4</w:t>
-      </w:r>
-      <w:proofErr w:type="gramEnd"/>
-      <w:r>
-        <w:t>%</w:t>
+        <w:t>Wartość: 0.01         | TEST (Śr/Max):  39.6% /  42.1% | TRENING:  34.4%</w:t>
       </w:r>
     </w:p>
     <w:p>
@@ -519,42 +316,10 @@
           <w:ilvl w:val="0"/>
           <w:numId w:val="10"/>
         </w:numPr>
-        <w:spacing w:before="240" w:after="240"/>
-      </w:pPr>
-      <w:r>
-        <w:t>Wartość: 0.05         | TEST (</w:t>
-      </w:r>
-      <w:proofErr w:type="spellStart"/>
-      <w:r>
-        <w:t>Śr</w:t>
-      </w:r>
-      <w:proofErr w:type="spellEnd"/>
-      <w:r>
-        <w:t>/Max</w:t>
-      </w:r>
-      <w:proofErr w:type="gramStart"/>
-      <w:r>
-        <w:t>):  59.1</w:t>
-      </w:r>
-      <w:proofErr w:type="gramEnd"/>
-      <w:r>
-        <w:t xml:space="preserve">% </w:t>
-      </w:r>
-      <w:proofErr w:type="gramStart"/>
-      <w:r>
-        <w:t>/  60.2</w:t>
-      </w:r>
-      <w:proofErr w:type="gramEnd"/>
-      <w:r>
-        <w:t xml:space="preserve">% | </w:t>
-      </w:r>
-      <w:proofErr w:type="gramStart"/>
-      <w:r>
-        <w:t>TRENING:  60.5</w:t>
-      </w:r>
-      <w:proofErr w:type="gramEnd"/>
-      <w:r>
-        <w:t>%</w:t>
+        <w:spacing w:before="240" w:after="240" w:line="360" w:lineRule="auto"/>
+      </w:pPr>
+      <w:r>
+        <w:t>Wartość: 0.05         | TEST (Śr/Max):  59.1% /  60.2% | TRENING:  60.5%</w:t>
       </w:r>
     </w:p>
     <w:p>
@@ -564,42 +329,10 @@
           <w:ilvl w:val="0"/>
           <w:numId w:val="10"/>
         </w:numPr>
-        <w:spacing w:before="240" w:after="240"/>
-      </w:pPr>
-      <w:r>
-        <w:t>Wartość: 0.1          | TEST (</w:t>
-      </w:r>
-      <w:proofErr w:type="spellStart"/>
-      <w:r>
-        <w:t>Śr</w:t>
-      </w:r>
-      <w:proofErr w:type="spellEnd"/>
-      <w:r>
-        <w:t>/Max</w:t>
-      </w:r>
-      <w:proofErr w:type="gramStart"/>
-      <w:r>
-        <w:t>):  72.1</w:t>
-      </w:r>
-      <w:proofErr w:type="gramEnd"/>
-      <w:r>
-        <w:t xml:space="preserve">% </w:t>
-      </w:r>
-      <w:proofErr w:type="gramStart"/>
-      <w:r>
-        <w:t>/  73.1</w:t>
-      </w:r>
-      <w:proofErr w:type="gramEnd"/>
-      <w:r>
-        <w:t xml:space="preserve">% | </w:t>
-      </w:r>
-      <w:proofErr w:type="gramStart"/>
-      <w:r>
-        <w:t>TRENING:  73.8</w:t>
-      </w:r>
-      <w:proofErr w:type="gramEnd"/>
-      <w:r>
-        <w:t>%</w:t>
+        <w:spacing w:before="240" w:after="240" w:line="360" w:lineRule="auto"/>
+      </w:pPr>
+      <w:r>
+        <w:t>Wartość: 0.1          | TEST (Śr/Max):  72.1% /  73.1% | TRENING:  73.8%</w:t>
       </w:r>
     </w:p>
     <w:p>
@@ -609,41 +342,10 @@
           <w:ilvl w:val="0"/>
           <w:numId w:val="10"/>
         </w:numPr>
-      </w:pPr>
-      <w:r>
-        <w:t>Wartość: 0.5          | TEST (</w:t>
-      </w:r>
-      <w:proofErr w:type="spellStart"/>
-      <w:r>
-        <w:t>Śr</w:t>
-      </w:r>
-      <w:proofErr w:type="spellEnd"/>
-      <w:r>
-        <w:t>/Max</w:t>
-      </w:r>
-      <w:proofErr w:type="gramStart"/>
-      <w:r>
-        <w:t>):  82.8</w:t>
-      </w:r>
-      <w:proofErr w:type="gramEnd"/>
-      <w:r>
-        <w:t xml:space="preserve">% </w:t>
-      </w:r>
-      <w:proofErr w:type="gramStart"/>
-      <w:r>
-        <w:t>/  83.6</w:t>
-      </w:r>
-      <w:proofErr w:type="gramEnd"/>
-      <w:r>
-        <w:t xml:space="preserve">% | </w:t>
-      </w:r>
-      <w:proofErr w:type="gramStart"/>
-      <w:r>
-        <w:t>TRENING:  86.4</w:t>
-      </w:r>
-      <w:proofErr w:type="gramEnd"/>
-      <w:r>
-        <w:t>%</w:t>
+        <w:spacing w:line="360" w:lineRule="auto"/>
+      </w:pPr>
+      <w:r>
+        <w:t>Wartość: 0.5          | TEST (Śr/Max):  82.8% /  83.6% | TRENING:  86.4%</w:t>
       </w:r>
     </w:p>
     <w:p>
@@ -667,16 +369,7 @@
         <w:ind w:firstLine="360"/>
       </w:pPr>
       <w:r>
-        <w:lastRenderedPageBreak/>
-        <w:t>3. Liczba epok (</w:t>
-      </w:r>
-      <w:proofErr w:type="spellStart"/>
-      <w:r>
-        <w:t>epochs</w:t>
-      </w:r>
-      <w:proofErr w:type="spellEnd"/>
-      <w:r>
-        <w:t>):</w:t>
+        <w:t>3. Liczba epok (epochs):</w:t>
       </w:r>
     </w:p>
     <w:p>
@@ -688,39 +381,7 @@
         <w:spacing w:line="360" w:lineRule="auto"/>
       </w:pPr>
       <w:r>
-        <w:t>Wartość: 100          | TEST (</w:t>
-      </w:r>
-      <w:proofErr w:type="spellStart"/>
-      <w:r>
-        <w:t>Śr</w:t>
-      </w:r>
-      <w:proofErr w:type="spellEnd"/>
-      <w:r>
-        <w:t>/Max</w:t>
-      </w:r>
-      <w:proofErr w:type="gramStart"/>
-      <w:r>
-        <w:t>):  41.3</w:t>
-      </w:r>
-      <w:proofErr w:type="gramEnd"/>
-      <w:r>
-        <w:t xml:space="preserve">% </w:t>
-      </w:r>
-      <w:proofErr w:type="gramStart"/>
-      <w:r>
-        <w:t>/  43.9</w:t>
-      </w:r>
-      <w:proofErr w:type="gramEnd"/>
-      <w:r>
-        <w:t xml:space="preserve">% | </w:t>
-      </w:r>
-      <w:proofErr w:type="gramStart"/>
-      <w:r>
-        <w:t>TRENING:  43.2</w:t>
-      </w:r>
-      <w:proofErr w:type="gramEnd"/>
-      <w:r>
-        <w:t>%</w:t>
+        <w:t>Wartość: 100          | TEST (Śr/Max):  41.3% /  43.9% | TRENING:  43.2%</w:t>
       </w:r>
     </w:p>
     <w:p>
@@ -739,63 +400,7 @@
         <w:rPr>
           <w:rFonts w:ascii="Aptos" w:eastAsia="Aptos" w:hAnsi="Aptos" w:cs="Aptos"/>
         </w:rPr>
-        <w:t>Wartość: 300          | TEST (</w:t>
-      </w:r>
-      <w:proofErr w:type="spellStart"/>
-      <w:r>
-        <w:rPr>
-          <w:rFonts w:ascii="Aptos" w:eastAsia="Aptos" w:hAnsi="Aptos" w:cs="Aptos"/>
-        </w:rPr>
-        <w:t>Śr</w:t>
-      </w:r>
-      <w:proofErr w:type="spellEnd"/>
-      <w:r>
-        <w:rPr>
-          <w:rFonts w:ascii="Aptos" w:eastAsia="Aptos" w:hAnsi="Aptos" w:cs="Aptos"/>
-        </w:rPr>
-        <w:t>/Max</w:t>
-      </w:r>
-      <w:proofErr w:type="gramStart"/>
-      <w:r>
-        <w:rPr>
-          <w:rFonts w:ascii="Aptos" w:eastAsia="Aptos" w:hAnsi="Aptos" w:cs="Aptos"/>
-        </w:rPr>
-        <w:t>):  61.6</w:t>
-      </w:r>
-      <w:proofErr w:type="gramEnd"/>
-      <w:r>
-        <w:rPr>
-          <w:rFonts w:ascii="Aptos" w:eastAsia="Aptos" w:hAnsi="Aptos" w:cs="Aptos"/>
-        </w:rPr>
-        <w:t xml:space="preserve">% </w:t>
-      </w:r>
-      <w:proofErr w:type="gramStart"/>
-      <w:r>
-        <w:rPr>
-          <w:rFonts w:ascii="Aptos" w:eastAsia="Aptos" w:hAnsi="Aptos" w:cs="Aptos"/>
-        </w:rPr>
-        <w:t>/  63.2</w:t>
-      </w:r>
-      <w:proofErr w:type="gramEnd"/>
-      <w:r>
-        <w:rPr>
-          <w:rFonts w:ascii="Aptos" w:eastAsia="Aptos" w:hAnsi="Aptos" w:cs="Aptos"/>
-        </w:rPr>
-        <w:t xml:space="preserve">% | </w:t>
-      </w:r>
-      <w:proofErr w:type="gramStart"/>
-      <w:r>
-        <w:rPr>
-          <w:rFonts w:ascii="Aptos" w:eastAsia="Aptos" w:hAnsi="Aptos" w:cs="Aptos"/>
-        </w:rPr>
-        <w:t>TRENING:  62.5</w:t>
-      </w:r>
-      <w:proofErr w:type="gramEnd"/>
-      <w:r>
-        <w:rPr>
-          <w:rFonts w:ascii="Aptos" w:eastAsia="Aptos" w:hAnsi="Aptos" w:cs="Aptos"/>
-        </w:rPr>
-        <w:t>%</w:t>
+        <w:t>Wartość: 300          | TEST (Śr/Max):  61.6% /  63.2% | TRENING:  62.5%</w:t>
       </w:r>
     </w:p>
     <w:p>
@@ -814,63 +419,7 @@
         <w:rPr>
           <w:rFonts w:ascii="Aptos" w:eastAsia="Aptos" w:hAnsi="Aptos" w:cs="Aptos"/>
         </w:rPr>
-        <w:t>Wartość: 600          | TEST (</w:t>
-      </w:r>
-      <w:proofErr w:type="spellStart"/>
-      <w:r>
-        <w:rPr>
-          <w:rFonts w:ascii="Aptos" w:eastAsia="Aptos" w:hAnsi="Aptos" w:cs="Aptos"/>
-        </w:rPr>
-        <w:t>Śr</w:t>
-      </w:r>
-      <w:proofErr w:type="spellEnd"/>
-      <w:r>
-        <w:rPr>
-          <w:rFonts w:ascii="Aptos" w:eastAsia="Aptos" w:hAnsi="Aptos" w:cs="Aptos"/>
-        </w:rPr>
-        <w:t>/Max</w:t>
-      </w:r>
-      <w:proofErr w:type="gramStart"/>
-      <w:r>
-        <w:rPr>
-          <w:rFonts w:ascii="Aptos" w:eastAsia="Aptos" w:hAnsi="Aptos" w:cs="Aptos"/>
-        </w:rPr>
-        <w:t>):  75.0</w:t>
-      </w:r>
-      <w:proofErr w:type="gramEnd"/>
-      <w:r>
-        <w:rPr>
-          <w:rFonts w:ascii="Aptos" w:eastAsia="Aptos" w:hAnsi="Aptos" w:cs="Aptos"/>
-        </w:rPr>
-        <w:t xml:space="preserve">% </w:t>
-      </w:r>
-      <w:proofErr w:type="gramStart"/>
-      <w:r>
-        <w:rPr>
-          <w:rFonts w:ascii="Aptos" w:eastAsia="Aptos" w:hAnsi="Aptos" w:cs="Aptos"/>
-        </w:rPr>
-        <w:t>/  78.4</w:t>
-      </w:r>
-      <w:proofErr w:type="gramEnd"/>
-      <w:r>
-        <w:rPr>
-          <w:rFonts w:ascii="Aptos" w:eastAsia="Aptos" w:hAnsi="Aptos" w:cs="Aptos"/>
-        </w:rPr>
-        <w:t xml:space="preserve">% | </w:t>
-      </w:r>
-      <w:proofErr w:type="gramStart"/>
-      <w:r>
-        <w:rPr>
-          <w:rFonts w:ascii="Aptos" w:eastAsia="Aptos" w:hAnsi="Aptos" w:cs="Aptos"/>
-        </w:rPr>
-        <w:t>TRENING:  75.4</w:t>
-      </w:r>
-      <w:proofErr w:type="gramEnd"/>
-      <w:r>
-        <w:rPr>
-          <w:rFonts w:ascii="Aptos" w:eastAsia="Aptos" w:hAnsi="Aptos" w:cs="Aptos"/>
-        </w:rPr>
-        <w:t>%</w:t>
+        <w:t>Wartość: 600          | TEST (Śr/Max):  75.0% /  78.4% | TRENING:  75.4%</w:t>
       </w:r>
     </w:p>
     <w:p>
@@ -889,63 +438,7 @@
         <w:rPr>
           <w:rFonts w:ascii="Aptos" w:eastAsia="Aptos" w:hAnsi="Aptos" w:cs="Aptos"/>
         </w:rPr>
-        <w:t>Wartość: 1000         | TEST (</w:t>
-      </w:r>
-      <w:proofErr w:type="spellStart"/>
-      <w:r>
-        <w:rPr>
-          <w:rFonts w:ascii="Aptos" w:eastAsia="Aptos" w:hAnsi="Aptos" w:cs="Aptos"/>
-        </w:rPr>
-        <w:t>Śr</w:t>
-      </w:r>
-      <w:proofErr w:type="spellEnd"/>
-      <w:r>
-        <w:rPr>
-          <w:rFonts w:ascii="Aptos" w:eastAsia="Aptos" w:hAnsi="Aptos" w:cs="Aptos"/>
-        </w:rPr>
-        <w:t>/Max</w:t>
-      </w:r>
-      <w:proofErr w:type="gramStart"/>
-      <w:r>
-        <w:rPr>
-          <w:rFonts w:ascii="Aptos" w:eastAsia="Aptos" w:hAnsi="Aptos" w:cs="Aptos"/>
-        </w:rPr>
-        <w:t>):  79.1</w:t>
-      </w:r>
-      <w:proofErr w:type="gramEnd"/>
-      <w:r>
-        <w:rPr>
-          <w:rFonts w:ascii="Aptos" w:eastAsia="Aptos" w:hAnsi="Aptos" w:cs="Aptos"/>
-        </w:rPr>
-        <w:t xml:space="preserve">% </w:t>
-      </w:r>
-      <w:proofErr w:type="gramStart"/>
-      <w:r>
-        <w:rPr>
-          <w:rFonts w:ascii="Aptos" w:eastAsia="Aptos" w:hAnsi="Aptos" w:cs="Aptos"/>
-        </w:rPr>
-        <w:t>/  81.9</w:t>
-      </w:r>
-      <w:proofErr w:type="gramEnd"/>
-      <w:r>
-        <w:rPr>
-          <w:rFonts w:ascii="Aptos" w:eastAsia="Aptos" w:hAnsi="Aptos" w:cs="Aptos"/>
-        </w:rPr>
-        <w:t xml:space="preserve">% | </w:t>
-      </w:r>
-      <w:proofErr w:type="gramStart"/>
-      <w:r>
-        <w:rPr>
-          <w:rFonts w:ascii="Aptos" w:eastAsia="Aptos" w:hAnsi="Aptos" w:cs="Aptos"/>
-        </w:rPr>
-        <w:t>TRENING:  81.4</w:t>
-      </w:r>
-      <w:proofErr w:type="gramEnd"/>
-      <w:r>
-        <w:rPr>
-          <w:rFonts w:ascii="Aptos" w:eastAsia="Aptos" w:hAnsi="Aptos" w:cs="Aptos"/>
-        </w:rPr>
-        <w:t>%</w:t>
+        <w:t>Wartość: 1000         | TEST (Śr/Max):  79.1% /  81.9% | TRENING:  81.4%</w:t>
       </w:r>
     </w:p>
     <w:p>
@@ -974,15 +467,7 @@
         <w:t>.</w:t>
       </w:r>
       <w:r>
-        <w:t xml:space="preserve"> Wielkość próby testowej (</w:t>
-      </w:r>
-      <w:proofErr w:type="spellStart"/>
-      <w:r>
-        <w:t>test_size</w:t>
-      </w:r>
-      <w:proofErr w:type="spellEnd"/>
-      <w:r>
-        <w:t>):</w:t>
+        <w:t xml:space="preserve"> Wielkość próby testowej (test_size):</w:t>
       </w:r>
     </w:p>
     <w:p>
@@ -995,39 +480,7 @@
         <w:spacing w:line="360" w:lineRule="auto"/>
       </w:pPr>
       <w:r>
-        <w:t>Wartość: 0.1          | TEST (</w:t>
-      </w:r>
-      <w:proofErr w:type="spellStart"/>
-      <w:r>
-        <w:t>Śr</w:t>
-      </w:r>
-      <w:proofErr w:type="spellEnd"/>
-      <w:r>
-        <w:t>/Max</w:t>
-      </w:r>
-      <w:proofErr w:type="gramStart"/>
-      <w:r>
-        <w:t>):  71.3</w:t>
-      </w:r>
-      <w:proofErr w:type="gramEnd"/>
-      <w:r>
-        <w:t xml:space="preserve">% </w:t>
-      </w:r>
-      <w:proofErr w:type="gramStart"/>
-      <w:r>
-        <w:t>/  82.6</w:t>
-      </w:r>
-      <w:proofErr w:type="gramEnd"/>
-      <w:r>
-        <w:t xml:space="preserve">% | </w:t>
-      </w:r>
-      <w:proofErr w:type="gramStart"/>
-      <w:r>
-        <w:t>TRENING:  72.1</w:t>
-      </w:r>
-      <w:proofErr w:type="gramEnd"/>
-      <w:r>
-        <w:t>%</w:t>
+        <w:t>Wartość: 0.1          | TEST (Śr/Max):  71.3% /  82.6% | TRENING:  72.1%</w:t>
       </w:r>
     </w:p>
     <w:p>
@@ -1040,39 +493,7 @@
         <w:spacing w:before="240" w:after="240" w:line="360" w:lineRule="auto"/>
       </w:pPr>
       <w:r>
-        <w:t>Wartość: 0.2          | TEST (</w:t>
-      </w:r>
-      <w:proofErr w:type="spellStart"/>
-      <w:r>
-        <w:t>Śr</w:t>
-      </w:r>
-      <w:proofErr w:type="spellEnd"/>
-      <w:r>
-        <w:t>/Max</w:t>
-      </w:r>
-      <w:proofErr w:type="gramStart"/>
-      <w:r>
-        <w:t>):  67.8</w:t>
-      </w:r>
-      <w:proofErr w:type="gramEnd"/>
-      <w:r>
-        <w:t xml:space="preserve">% </w:t>
-      </w:r>
-      <w:proofErr w:type="gramStart"/>
-      <w:r>
-        <w:t>/  71.3</w:t>
-      </w:r>
-      <w:proofErr w:type="gramEnd"/>
-      <w:r>
-        <w:t xml:space="preserve">% | </w:t>
-      </w:r>
-      <w:proofErr w:type="gramStart"/>
-      <w:r>
-        <w:t>TRENING:  70.7</w:t>
-      </w:r>
-      <w:proofErr w:type="gramEnd"/>
-      <w:r>
-        <w:t>%</w:t>
+        <w:t>Wartość: 0.2          | TEST (Śr/Max):  67.8% /  71.3% | TRENING:  70.7%</w:t>
       </w:r>
     </w:p>
     <w:p>
@@ -1085,39 +506,7 @@
         <w:spacing w:before="240" w:after="240" w:line="360" w:lineRule="auto"/>
       </w:pPr>
       <w:r>
-        <w:t>Wartość: 0.3          | TEST (</w:t>
-      </w:r>
-      <w:proofErr w:type="spellStart"/>
-      <w:r>
-        <w:t>Śr</w:t>
-      </w:r>
-      <w:proofErr w:type="spellEnd"/>
-      <w:r>
-        <w:t>/Max</w:t>
-      </w:r>
-      <w:proofErr w:type="gramStart"/>
-      <w:r>
-        <w:t>):  71.0</w:t>
-      </w:r>
-      <w:proofErr w:type="gramEnd"/>
-      <w:r>
-        <w:t xml:space="preserve">% </w:t>
-      </w:r>
-      <w:proofErr w:type="gramStart"/>
-      <w:r>
-        <w:t>/  74.6</w:t>
-      </w:r>
-      <w:proofErr w:type="gramEnd"/>
-      <w:r>
-        <w:t xml:space="preserve">% | </w:t>
-      </w:r>
-      <w:proofErr w:type="gramStart"/>
-      <w:r>
-        <w:t>TRENING:  73.4</w:t>
-      </w:r>
-      <w:proofErr w:type="gramEnd"/>
-      <w:r>
-        <w:t>%</w:t>
+        <w:t>Wartość: 0.3          | TEST (Śr/Max):  71.0% /  74.6% | TRENING:  73.4%</w:t>
       </w:r>
     </w:p>
     <w:p>
@@ -1130,39 +519,7 @@
         <w:spacing w:line="360" w:lineRule="auto"/>
       </w:pPr>
       <w:r>
-        <w:t>Wartość: 0.4          | TEST (</w:t>
-      </w:r>
-      <w:proofErr w:type="spellStart"/>
-      <w:r>
-        <w:t>Śr</w:t>
-      </w:r>
-      <w:proofErr w:type="spellEnd"/>
-      <w:r>
-        <w:t>/Max</w:t>
-      </w:r>
-      <w:proofErr w:type="gramStart"/>
-      <w:r>
-        <w:t>):  76.2</w:t>
-      </w:r>
-      <w:proofErr w:type="gramEnd"/>
-      <w:r>
-        <w:t xml:space="preserve">% </w:t>
-      </w:r>
-      <w:proofErr w:type="gramStart"/>
-      <w:r>
-        <w:t>/  77.7</w:t>
-      </w:r>
-      <w:proofErr w:type="gramEnd"/>
-      <w:r>
-        <w:t xml:space="preserve">% | </w:t>
-      </w:r>
-      <w:proofErr w:type="gramStart"/>
-      <w:r>
-        <w:t>TRENING:  75.9</w:t>
-      </w:r>
-      <w:proofErr w:type="gramEnd"/>
-      <w:r>
-        <w:t>%</w:t>
+        <w:t>Wartość: 0.4          | TEST (Śr/Max):  76.2% /  77.7% | TRENING:  75.9%</w:t>
       </w:r>
     </w:p>
     <w:p>
@@ -1170,15 +527,11 @@
         <w:ind w:left="360"/>
       </w:pPr>
       <w:r>
-        <w:t xml:space="preserve">Wniosek: Badanie wpływu podziału zbioru danych na część uczącą i testową wykazało nietypową stabilność modelu. Zazwyczaj zwiększanie zbioru testowego kosztem uczącego prowadzi do spadku celności, jednak w tym przypadku najlepszą średnią skuteczność (76.2%) uzyskano przy największym badanym udziale danych testowych (40%). Wynik ten sugeruje, że zbiór danych o wielkości 852 rekordów jest na tyle reprezentatywny, iż nawet mniejsza liczba przykładów uczących (60% zbioru) wystarcza do poprawnego wyuczenia sieci, a większa pula testowa pozwala na bardziej rzetelną i stabilną ocenę zdolności generalizacji modelu. Wysoki wynik maksymalny dla </w:t>
-      </w:r>
-      <w:proofErr w:type="spellStart"/>
-      <w:r>
-        <w:t>test_size</w:t>
-      </w:r>
-      <w:proofErr w:type="spellEnd"/>
-      <w:r>
-        <w:t>=0.1 (82.6%) przy niskiej średniej wskazuje natomiast na dużą losowość wyników przy zbyt małej próbie testowej.</w:t>
+        <w:t xml:space="preserve">Wniosek: Badanie wpływu podziału zbioru danych na część uczącą i testową wykazało nietypową stabilność modelu. Zazwyczaj zwiększanie zbioru testowego kosztem uczącego prowadzi do spadku celności, jednak w tym przypadku najlepszą średnią skuteczność (76.2%) uzyskano przy największym badanym udziale danych testowych (40%). Wynik ten sugeruje, że zbiór danych o wielkości 852 rekordów jest na tyle reprezentatywny, iż nawet mniejsza liczba przykładów uczących (60% zbioru) wystarcza do poprawnego wyuczenia sieci, a większa pula testowa pozwala na </w:t>
+      </w:r>
+      <w:r>
+        <w:lastRenderedPageBreak/>
+        <w:t>bardziej rzetelną i stabilną ocenę zdolności generalizacji modelu. Wysoki wynik maksymalny dla 0.1 (82.6%) przy niskiej średniej wskazuje natomiast na dużą losowość wyników przy zbyt małej próbie testowej.</w:t>
       </w:r>
     </w:p>
     <w:p>
@@ -1192,15 +545,7 @@
         <w:t>.</w:t>
       </w:r>
       <w:r>
-        <w:t xml:space="preserve"> Funkcja aktywacji w warstwie ukrytej (</w:t>
-      </w:r>
-      <w:proofErr w:type="spellStart"/>
-      <w:r>
-        <w:t>activation</w:t>
-      </w:r>
-      <w:proofErr w:type="spellEnd"/>
-      <w:r>
-        <w:t>):</w:t>
+        <w:t xml:space="preserve"> Funkcja aktywacji w warstwie ukrytej (activation):</w:t>
       </w:r>
     </w:p>
     <w:p>
@@ -1213,47 +558,7 @@
         <w:spacing w:line="360" w:lineRule="auto"/>
       </w:pPr>
       <w:r>
-        <w:t xml:space="preserve">Wartość: </w:t>
-      </w:r>
-      <w:proofErr w:type="spellStart"/>
-      <w:r>
-        <w:t>sigmoid</w:t>
-      </w:r>
-      <w:proofErr w:type="spellEnd"/>
-      <w:r>
-        <w:t xml:space="preserve">      | TEST (</w:t>
-      </w:r>
-      <w:proofErr w:type="spellStart"/>
-      <w:r>
-        <w:t>Śr</w:t>
-      </w:r>
-      <w:proofErr w:type="spellEnd"/>
-      <w:r>
-        <w:t>/Max</w:t>
-      </w:r>
-      <w:proofErr w:type="gramStart"/>
-      <w:r>
-        <w:t>):  75.4</w:t>
-      </w:r>
-      <w:proofErr w:type="gramEnd"/>
-      <w:r>
-        <w:t xml:space="preserve">% </w:t>
-      </w:r>
-      <w:proofErr w:type="gramStart"/>
-      <w:r>
-        <w:t>/  77.2</w:t>
-      </w:r>
-      <w:proofErr w:type="gramEnd"/>
-      <w:r>
-        <w:t xml:space="preserve">% | </w:t>
-      </w:r>
-      <w:proofErr w:type="gramStart"/>
-      <w:r>
-        <w:t>TRENING:  75.2</w:t>
-      </w:r>
-      <w:proofErr w:type="gramEnd"/>
-      <w:r>
-        <w:t>%</w:t>
+        <w:t>Wartość: sigmoid      | TEST (Śr/Max):  75.4% /  77.2% | TRENING:  75.2%</w:t>
       </w:r>
     </w:p>
     <w:p>
@@ -1266,47 +571,7 @@
         <w:spacing w:before="240" w:after="240" w:line="360" w:lineRule="auto"/>
       </w:pPr>
       <w:r>
-        <w:t xml:space="preserve">Wartość: </w:t>
-      </w:r>
-      <w:proofErr w:type="spellStart"/>
-      <w:r>
-        <w:t>tanh</w:t>
-      </w:r>
-      <w:proofErr w:type="spellEnd"/>
-      <w:r>
-        <w:t xml:space="preserve">         | TEST (</w:t>
-      </w:r>
-      <w:proofErr w:type="spellStart"/>
-      <w:r>
-        <w:t>Śr</w:t>
-      </w:r>
-      <w:proofErr w:type="spellEnd"/>
-      <w:r>
-        <w:t>/Max</w:t>
-      </w:r>
-      <w:proofErr w:type="gramStart"/>
-      <w:r>
-        <w:t>):  83.6</w:t>
-      </w:r>
-      <w:proofErr w:type="gramEnd"/>
-      <w:r>
-        <w:t xml:space="preserve">% </w:t>
-      </w:r>
-      <w:proofErr w:type="gramStart"/>
-      <w:r>
-        <w:t>/  87.1</w:t>
-      </w:r>
-      <w:proofErr w:type="gramEnd"/>
-      <w:r>
-        <w:t xml:space="preserve">% | </w:t>
-      </w:r>
-      <w:proofErr w:type="gramStart"/>
-      <w:r>
-        <w:t>TRENING:  86.9</w:t>
-      </w:r>
-      <w:proofErr w:type="gramEnd"/>
-      <w:r>
-        <w:t>%</w:t>
+        <w:t>Wartość: tanh         | TEST (Śr/Max):  83.6% /  87.1% | TRENING:  86.9%</w:t>
       </w:r>
     </w:p>
     <w:p>
@@ -1319,47 +584,7 @@
         <w:spacing w:before="240" w:after="240" w:line="360" w:lineRule="auto"/>
       </w:pPr>
       <w:r>
-        <w:t xml:space="preserve">Wartość: </w:t>
-      </w:r>
-      <w:proofErr w:type="spellStart"/>
-      <w:r>
-        <w:t>relu</w:t>
-      </w:r>
-      <w:proofErr w:type="spellEnd"/>
-      <w:r>
-        <w:t xml:space="preserve">         | TEST (</w:t>
-      </w:r>
-      <w:proofErr w:type="spellStart"/>
-      <w:r>
-        <w:t>Śr</w:t>
-      </w:r>
-      <w:proofErr w:type="spellEnd"/>
-      <w:r>
-        <w:t>/Max</w:t>
-      </w:r>
-      <w:proofErr w:type="gramStart"/>
-      <w:r>
-        <w:t>):  87.5</w:t>
-      </w:r>
-      <w:proofErr w:type="gramEnd"/>
-      <w:r>
-        <w:t xml:space="preserve">% </w:t>
-      </w:r>
-      <w:proofErr w:type="gramStart"/>
-      <w:r>
-        <w:t>/  89.5</w:t>
-      </w:r>
-      <w:proofErr w:type="gramEnd"/>
-      <w:r>
-        <w:t xml:space="preserve">% | </w:t>
-      </w:r>
-      <w:proofErr w:type="gramStart"/>
-      <w:r>
-        <w:t>TRENING:  85.5</w:t>
-      </w:r>
-      <w:proofErr w:type="gramEnd"/>
-      <w:r>
-        <w:t>%</w:t>
+        <w:t>Wartość: relu         | TEST (Śr/Max):  87.5% /  89.5% | TRENING:  85.5%</w:t>
       </w:r>
     </w:p>
     <w:p>
@@ -1372,47 +597,7 @@
         <w:spacing w:line="360" w:lineRule="auto"/>
       </w:pPr>
       <w:r>
-        <w:t xml:space="preserve">Wartość: </w:t>
-      </w:r>
-      <w:proofErr w:type="spellStart"/>
-      <w:r>
-        <w:t>leaky_relu</w:t>
-      </w:r>
-      <w:proofErr w:type="spellEnd"/>
-      <w:r>
-        <w:t xml:space="preserve">   | TEST (</w:t>
-      </w:r>
-      <w:proofErr w:type="spellStart"/>
-      <w:r>
-        <w:t>Śr</w:t>
-      </w:r>
-      <w:proofErr w:type="spellEnd"/>
-      <w:r>
-        <w:t>/Max</w:t>
-      </w:r>
-      <w:proofErr w:type="gramStart"/>
-      <w:r>
-        <w:t>):  83.4</w:t>
-      </w:r>
-      <w:proofErr w:type="gramEnd"/>
-      <w:r>
-        <w:t xml:space="preserve">% </w:t>
-      </w:r>
-      <w:proofErr w:type="gramStart"/>
-      <w:r>
-        <w:t>/  86.5</w:t>
-      </w:r>
-      <w:proofErr w:type="gramEnd"/>
-      <w:r>
-        <w:t xml:space="preserve">% | </w:t>
-      </w:r>
-      <w:proofErr w:type="gramStart"/>
-      <w:r>
-        <w:t>TRENING:  87.2</w:t>
-      </w:r>
-      <w:proofErr w:type="gramEnd"/>
-      <w:r>
-        <w:t>%</w:t>
+        <w:t>Wartość: leaky_relu   | TEST (Śr/Max):  83.4% /  86.5% | TRENING:  87.2%</w:t>
       </w:r>
     </w:p>
     <w:p>
@@ -1420,59 +605,13 @@
         <w:ind w:left="360"/>
       </w:pPr>
       <w:r>
-        <w:t>Wniosek: Porównanie funkcji aktywacji wykazało wyraźną przewagę nieliniowych funkcji typu „prostoliniowego” nad funkcjami sferycznymi (</w:t>
-      </w:r>
-      <w:proofErr w:type="spellStart"/>
-      <w:r>
-        <w:t>sigmoidalnymi</w:t>
-      </w:r>
-      <w:proofErr w:type="spellEnd"/>
-      <w:r>
-        <w:t xml:space="preserve">). Najlepsze wyniki uzyskała funkcja </w:t>
-      </w:r>
-      <w:proofErr w:type="spellStart"/>
-      <w:r>
-        <w:t>ReLU</w:t>
-      </w:r>
-      <w:proofErr w:type="spellEnd"/>
-      <w:r>
-        <w:t xml:space="preserve"> (średnio 87.5%, max 89.5%), która dzięki </w:t>
-      </w:r>
-      <w:r>
-        <w:lastRenderedPageBreak/>
-        <w:t xml:space="preserve">swojej prostocie i braku nasycenia dla wartości dodatnich pozwala sieci najszybciej uczyć się kluczowych zależności. Funkcja </w:t>
-      </w:r>
-      <w:proofErr w:type="spellStart"/>
-      <w:r>
-        <w:t>Leaky</w:t>
-      </w:r>
-      <w:proofErr w:type="spellEnd"/>
+        <w:t>Wniosek: Najlepsze wyniki uzyskała funkcja ReLU (średnio 87.5%, max 89.5%), która dzięki swojej prostocie</w:t>
+      </w:r>
       <w:r>
         <w:t xml:space="preserve"> </w:t>
       </w:r>
-      <w:proofErr w:type="spellStart"/>
-      <w:r>
-        <w:t>ReLU</w:t>
-      </w:r>
-      <w:proofErr w:type="spellEnd"/>
-      <w:r>
-        <w:t xml:space="preserve">, mimo że teoretycznie rozwiązuje problem „martwych neuronów” (przepuszczając niewielki sygnał dla wartości ujemnych), uzyskała w tym konkretnym zbiorze nieco słabsze wyniki (83.4%). Funkcja </w:t>
-      </w:r>
-      <w:proofErr w:type="spellStart"/>
-      <w:r>
-        <w:t>Sigmoid</w:t>
-      </w:r>
-      <w:proofErr w:type="spellEnd"/>
-      <w:r>
-        <w:t xml:space="preserve"> ponownie okazała się najmniej efektywna (75.4%), co potwierdza, że dla wielowarstwowych struktur klasyfikujących parametry techniczne aut, funkcje oparte na gradiencie jednostkowym (jak </w:t>
-      </w:r>
-      <w:proofErr w:type="spellStart"/>
-      <w:r>
-        <w:t>ReLU</w:t>
-      </w:r>
-      <w:proofErr w:type="spellEnd"/>
-      <w:r>
-        <w:t>) są znacznie skuteczniejsze w przekazywaniu poprawek wag do początkowych warstw sieci.</w:t>
+      <w:r>
+        <w:t>pozwala sieci najszybciej uczyć się kluczowych zależności. Funkcja Leaky ReLU, mimo że teoretycznie rozwiązuje problem „martwych neuronów” (przepuszczając niewielki sygnał dla wartości ujemnych), uzyskała w tym konkretnym zbiorze nieco słabsze wyniki (83.4%). Funkcja Sigmoid okazała się najmniej efektywna (75.4%), co potwierdza, że dla wielowarstwowych struktur klasyfikujących parametry techniczne aut, funkcje oparte na gradiencie jednostkowym (jak ReLU) są znacznie skuteczniejsze w przekazywaniu poprawek wag do początkowych warstw sieci.</w:t>
       </w:r>
     </w:p>
     <w:p>
@@ -1486,15 +625,7 @@
         <w:t>.</w:t>
       </w:r>
       <w:r>
-        <w:t xml:space="preserve"> Inicjalizacja wag początkowych (</w:t>
-      </w:r>
-      <w:proofErr w:type="spellStart"/>
-      <w:r>
-        <w:t>weight_init</w:t>
-      </w:r>
-      <w:proofErr w:type="spellEnd"/>
-      <w:r>
-        <w:t>):</w:t>
+        <w:t xml:space="preserve"> Inicjalizacja wag początkowych (weight_init):</w:t>
       </w:r>
     </w:p>
     <w:p>
@@ -1507,47 +638,7 @@
         <w:spacing w:line="360" w:lineRule="auto"/>
       </w:pPr>
       <w:r>
-        <w:t xml:space="preserve">Wartość: </w:t>
-      </w:r>
-      <w:proofErr w:type="spellStart"/>
-      <w:r>
-        <w:t>normal</w:t>
-      </w:r>
-      <w:proofErr w:type="spellEnd"/>
-      <w:r>
-        <w:t xml:space="preserve">       | TEST (</w:t>
-      </w:r>
-      <w:proofErr w:type="spellStart"/>
-      <w:r>
-        <w:t>Śr</w:t>
-      </w:r>
-      <w:proofErr w:type="spellEnd"/>
-      <w:r>
-        <w:t>/Max</w:t>
-      </w:r>
-      <w:proofErr w:type="gramStart"/>
-      <w:r>
-        <w:t>):  71.9</w:t>
-      </w:r>
-      <w:proofErr w:type="gramEnd"/>
-      <w:r>
-        <w:t xml:space="preserve">% </w:t>
-      </w:r>
-      <w:proofErr w:type="gramStart"/>
-      <w:r>
-        <w:t>/  77.8</w:t>
-      </w:r>
-      <w:proofErr w:type="gramEnd"/>
-      <w:r>
-        <w:t xml:space="preserve">% | </w:t>
-      </w:r>
-      <w:proofErr w:type="gramStart"/>
-      <w:r>
-        <w:t>TRENING:  74.6</w:t>
-      </w:r>
-      <w:proofErr w:type="gramEnd"/>
-      <w:r>
-        <w:t>%</w:t>
+        <w:t>Wartość: normal       | TEST (Śr/Max):  71.9% /  77.8% | TRENING:  74.6%</w:t>
       </w:r>
     </w:p>
     <w:p>
@@ -1560,47 +651,7 @@
         <w:spacing w:before="240" w:after="240" w:line="360" w:lineRule="auto"/>
       </w:pPr>
       <w:r>
-        <w:t xml:space="preserve">Wartość: </w:t>
-      </w:r>
-      <w:proofErr w:type="spellStart"/>
-      <w:r>
-        <w:t>xavier</w:t>
-      </w:r>
-      <w:proofErr w:type="spellEnd"/>
-      <w:r>
-        <w:t xml:space="preserve">       | TEST (</w:t>
-      </w:r>
-      <w:proofErr w:type="spellStart"/>
-      <w:r>
-        <w:t>Śr</w:t>
-      </w:r>
-      <w:proofErr w:type="spellEnd"/>
-      <w:r>
-        <w:t>/Max</w:t>
-      </w:r>
-      <w:proofErr w:type="gramStart"/>
-      <w:r>
-        <w:t>):  74.9</w:t>
-      </w:r>
-      <w:proofErr w:type="gramEnd"/>
-      <w:r>
-        <w:t xml:space="preserve">% </w:t>
-      </w:r>
-      <w:proofErr w:type="gramStart"/>
-      <w:r>
-        <w:t>/  76.0</w:t>
-      </w:r>
-      <w:proofErr w:type="gramEnd"/>
-      <w:r>
-        <w:t xml:space="preserve">% | </w:t>
-      </w:r>
-      <w:proofErr w:type="gramStart"/>
-      <w:r>
-        <w:t>TRENING:  78.7</w:t>
-      </w:r>
-      <w:proofErr w:type="gramEnd"/>
-      <w:r>
-        <w:t>%</w:t>
+        <w:t>Wartość: xavier       | TEST (Śr/Max):  74.9% /  76.0% | TRENING:  78.7%</w:t>
       </w:r>
     </w:p>
     <w:p>
@@ -1613,39 +664,7 @@
         <w:spacing w:before="240" w:after="240" w:line="360" w:lineRule="auto"/>
       </w:pPr>
       <w:r>
-        <w:t>Wartość: he           | TEST (</w:t>
-      </w:r>
-      <w:proofErr w:type="spellStart"/>
-      <w:r>
-        <w:t>Śr</w:t>
-      </w:r>
-      <w:proofErr w:type="spellEnd"/>
-      <w:r>
-        <w:t>/Max</w:t>
-      </w:r>
-      <w:proofErr w:type="gramStart"/>
-      <w:r>
-        <w:t>):  81.3</w:t>
-      </w:r>
-      <w:proofErr w:type="gramEnd"/>
-      <w:r>
-        <w:t xml:space="preserve">% </w:t>
-      </w:r>
-      <w:proofErr w:type="gramStart"/>
-      <w:r>
-        <w:t>/  84.8</w:t>
-      </w:r>
-      <w:proofErr w:type="gramEnd"/>
-      <w:r>
-        <w:t xml:space="preserve">% | </w:t>
-      </w:r>
-      <w:proofErr w:type="gramStart"/>
-      <w:r>
-        <w:t>TRENING:  79.4</w:t>
-      </w:r>
-      <w:proofErr w:type="gramEnd"/>
-      <w:r>
-        <w:t>%</w:t>
+        <w:t>Wartość: he           | TEST (Śr/Max):  81.3% /  84.8% | TRENING:  79.4%</w:t>
       </w:r>
     </w:p>
     <w:p>
@@ -1658,47 +677,7 @@
         <w:spacing w:line="360" w:lineRule="auto"/>
       </w:pPr>
       <w:r>
-        <w:t xml:space="preserve">Wartość: </w:t>
-      </w:r>
-      <w:proofErr w:type="spellStart"/>
-      <w:r>
-        <w:t>orthogonal</w:t>
-      </w:r>
-      <w:proofErr w:type="spellEnd"/>
-      <w:r>
-        <w:t xml:space="preserve">   | TEST (</w:t>
-      </w:r>
-      <w:proofErr w:type="spellStart"/>
-      <w:r>
-        <w:t>Śr</w:t>
-      </w:r>
-      <w:proofErr w:type="spellEnd"/>
-      <w:r>
-        <w:t>/Max</w:t>
-      </w:r>
-      <w:proofErr w:type="gramStart"/>
-      <w:r>
-        <w:t>):  79.5</w:t>
-      </w:r>
-      <w:proofErr w:type="gramEnd"/>
-      <w:r>
-        <w:t xml:space="preserve">% </w:t>
-      </w:r>
-      <w:proofErr w:type="gramStart"/>
-      <w:r>
-        <w:t>/  82.5</w:t>
-      </w:r>
-      <w:proofErr w:type="gramEnd"/>
-      <w:r>
-        <w:t xml:space="preserve">% | </w:t>
-      </w:r>
-      <w:proofErr w:type="gramStart"/>
-      <w:r>
-        <w:t>TRENING:  78.7</w:t>
-      </w:r>
-      <w:proofErr w:type="gramEnd"/>
-      <w:r>
-        <w:t>%</w:t>
+        <w:t>Wartość: orthogonal   | TEST (Śr/Max):  79.5% /  82.5% | TRENING:  78.7%</w:t>
       </w:r>
     </w:p>
     <w:p>
@@ -1706,31 +685,13 @@
         <w:ind w:left="360"/>
       </w:pPr>
       <w:r>
-        <w:t xml:space="preserve">Wniosek: Eksperyment wykazał, że dobór strategii inicjalizacji wag ma decydujący wpływ na szybkość zbieżności i ostateczną precyzję sieci. Najlepsze wyniki uzyskała metoda He (średnio 81.3%, max 84.8%), co jest spójne z teorią, gdyż metoda ta jest optymalizowana pod kątem współpracy z funkcjami aktywacji typu </w:t>
-      </w:r>
-      <w:proofErr w:type="spellStart"/>
-      <w:r>
-        <w:t>ReLU</w:t>
-      </w:r>
-      <w:proofErr w:type="spellEnd"/>
-      <w:r>
-        <w:t xml:space="preserve"> (która w poprzednim badaniu również wypadła najlepiej). Inicjalizacja </w:t>
-      </w:r>
-      <w:proofErr w:type="spellStart"/>
-      <w:r>
-        <w:t>Orthogonal</w:t>
-      </w:r>
-      <w:proofErr w:type="spellEnd"/>
-      <w:r>
-        <w:t xml:space="preserve"> (średnio 79.5%) również poradziła sobie bardzo dobrze – dzięki zachowaniu ortogonalności macierzy wag zapobiega ona eksplozji lub zanikaniu sygnału, co pozwoliło uzyskać wynik o blisko 8 punktów procentowych wyższy niż klasyczny rozkład </w:t>
-      </w:r>
-      <w:proofErr w:type="spellStart"/>
-      <w:r>
-        <w:t>Normal</w:t>
-      </w:r>
-      <w:proofErr w:type="spellEnd"/>
-      <w:r>
-        <w:t>. Metoda Xavier (średnio 74.9%) wypadła w tym zestawieniu najsłabiej wśród metod dedykowanych, co potwierdza, że dla głębszych konfiguracji w tym konkretnym problemie, agresywniejsze metody inicjalizacji (jak He) lepiej wspierają proces uczenia.</w:t>
+        <w:t>Wniosek: Najlepsze wyniki uzyskała metoda He (średnio 81.3%, max 84.8%), co jest spójne z teorią, gdyż metoda ta jest optymalizowana pod kątem współpracy z funkcjami aktywacji typu ReLU (która w poprzednim badaniu również wypadła najlepiej). Inicjalizacja Orthogonal (średnio 79.5%) również poradziła sobie bardzo dobrze – zapobiega ona eksplozji lub zanikaniu sygnału, co pozwoliło uzyskać wynik o blisko 8 punktów procentowych wyższy niż klasyczny rozkład Normal. Metoda Xavier (średnio 74.9%) wypadła w tym zestawieniu najsłabiej wśród metod</w:t>
+      </w:r>
+      <w:r>
+        <w:t>,</w:t>
+      </w:r>
+      <w:r>
+        <w:t xml:space="preserve"> co potwierdza, że dla głębszych konfiguracji w tym konkretnym problemie, metody inicjalizacji (jak He) lepiej wspierają proces uczenia.</w:t>
       </w:r>
     </w:p>
     <w:p>
@@ -1744,23 +705,7 @@
         <w:t>.</w:t>
       </w:r>
       <w:r>
-        <w:t xml:space="preserve"> Rozmiar mini-</w:t>
-      </w:r>
-      <w:proofErr w:type="spellStart"/>
-      <w:r>
-        <w:t>batcha</w:t>
-      </w:r>
-      <w:proofErr w:type="spellEnd"/>
-      <w:r>
-        <w:t xml:space="preserve"> (</w:t>
-      </w:r>
-      <w:proofErr w:type="spellStart"/>
-      <w:r>
-        <w:t>batch_size</w:t>
-      </w:r>
-      <w:proofErr w:type="spellEnd"/>
-      <w:r>
-        <w:t>):</w:t>
+        <w:t xml:space="preserve"> Rozmiar mini-batcha (batch_size):</w:t>
       </w:r>
     </w:p>
     <w:p>
@@ -1773,47 +718,7 @@
         <w:spacing w:line="360" w:lineRule="auto"/>
       </w:pPr>
       <w:r>
-        <w:t xml:space="preserve">Wartość: </w:t>
-      </w:r>
-      <w:proofErr w:type="spellStart"/>
-      <w:r>
-        <w:t>None</w:t>
-      </w:r>
-      <w:proofErr w:type="spellEnd"/>
-      <w:r>
-        <w:t xml:space="preserve">         | TEST (</w:t>
-      </w:r>
-      <w:proofErr w:type="spellStart"/>
-      <w:r>
-        <w:t>Śr</w:t>
-      </w:r>
-      <w:proofErr w:type="spellEnd"/>
-      <w:r>
-        <w:t>/Max</w:t>
-      </w:r>
-      <w:proofErr w:type="gramStart"/>
-      <w:r>
-        <w:t>):  73.9</w:t>
-      </w:r>
-      <w:proofErr w:type="gramEnd"/>
-      <w:r>
-        <w:t xml:space="preserve">% </w:t>
-      </w:r>
-      <w:proofErr w:type="gramStart"/>
-      <w:r>
-        <w:t>/  76.6</w:t>
-      </w:r>
-      <w:proofErr w:type="gramEnd"/>
-      <w:r>
-        <w:t xml:space="preserve">% | </w:t>
-      </w:r>
-      <w:proofErr w:type="gramStart"/>
-      <w:r>
-        <w:t>TRENING:  74.1</w:t>
-      </w:r>
-      <w:proofErr w:type="gramEnd"/>
-      <w:r>
-        <w:t>%</w:t>
+        <w:t>Wartość: None         | TEST (Śr/Max):  73.9% /  76.6% | TRENING:  74.1%</w:t>
       </w:r>
     </w:p>
     <w:p>
@@ -1826,39 +731,7 @@
         <w:spacing w:before="240" w:after="240" w:line="360" w:lineRule="auto"/>
       </w:pPr>
       <w:r>
-        <w:t>Wartość: 32           | TEST (</w:t>
-      </w:r>
-      <w:proofErr w:type="spellStart"/>
-      <w:r>
-        <w:t>Śr</w:t>
-      </w:r>
-      <w:proofErr w:type="spellEnd"/>
-      <w:r>
-        <w:t>/Max</w:t>
-      </w:r>
-      <w:proofErr w:type="gramStart"/>
-      <w:r>
-        <w:t>):  90.4</w:t>
-      </w:r>
-      <w:proofErr w:type="gramEnd"/>
-      <w:r>
-        <w:t xml:space="preserve">% </w:t>
-      </w:r>
-      <w:proofErr w:type="gramStart"/>
-      <w:r>
-        <w:t>/  91.8</w:t>
-      </w:r>
-      <w:proofErr w:type="gramEnd"/>
-      <w:r>
-        <w:t xml:space="preserve">% | </w:t>
-      </w:r>
-      <w:proofErr w:type="gramStart"/>
-      <w:r>
-        <w:t>TRENING:  91.0</w:t>
-      </w:r>
-      <w:proofErr w:type="gramEnd"/>
-      <w:r>
-        <w:t>%</w:t>
+        <w:t>Wartość: 32           | TEST (Śr/Max):  90.4% /  91.8% | TRENING:  91.0%</w:t>
       </w:r>
     </w:p>
     <w:p>
@@ -1871,39 +744,8 @@
         <w:spacing w:before="240" w:after="240" w:line="360" w:lineRule="auto"/>
       </w:pPr>
       <w:r>
-        <w:t>Wartość: 64           | TEST (</w:t>
-      </w:r>
-      <w:proofErr w:type="spellStart"/>
-      <w:r>
-        <w:t>Śr</w:t>
-      </w:r>
-      <w:proofErr w:type="spellEnd"/>
-      <w:r>
-        <w:t>/Max</w:t>
-      </w:r>
-      <w:proofErr w:type="gramStart"/>
-      <w:r>
-        <w:t>):  86.0</w:t>
-      </w:r>
-      <w:proofErr w:type="gramEnd"/>
-      <w:r>
-        <w:t xml:space="preserve">% </w:t>
-      </w:r>
-      <w:proofErr w:type="gramStart"/>
-      <w:r>
-        <w:t>/  88.9</w:t>
-      </w:r>
-      <w:proofErr w:type="gramEnd"/>
-      <w:r>
-        <w:t xml:space="preserve">% | </w:t>
-      </w:r>
-      <w:proofErr w:type="gramStart"/>
-      <w:r>
-        <w:t>TRENING:  89.1</w:t>
-      </w:r>
-      <w:proofErr w:type="gramEnd"/>
-      <w:r>
-        <w:t>%</w:t>
+        <w:lastRenderedPageBreak/>
+        <w:t>Wartość: 64           | TEST (Śr/Max):  86.0% /  88.9% | TRENING:  89.1%</w:t>
       </w:r>
     </w:p>
     <w:p>
@@ -1916,39 +758,7 @@
         <w:spacing w:line="360" w:lineRule="auto"/>
       </w:pPr>
       <w:r>
-        <w:t>Wartość: 128          | TEST (</w:t>
-      </w:r>
-      <w:proofErr w:type="spellStart"/>
-      <w:r>
-        <w:t>Śr</w:t>
-      </w:r>
-      <w:proofErr w:type="spellEnd"/>
-      <w:r>
-        <w:t>/Max</w:t>
-      </w:r>
-      <w:proofErr w:type="gramStart"/>
-      <w:r>
-        <w:t>):  84.6</w:t>
-      </w:r>
-      <w:proofErr w:type="gramEnd"/>
-      <w:r>
-        <w:t xml:space="preserve">% </w:t>
-      </w:r>
-      <w:proofErr w:type="gramStart"/>
-      <w:r>
-        <w:t>/  87.1</w:t>
-      </w:r>
-      <w:proofErr w:type="gramEnd"/>
-      <w:r>
-        <w:t xml:space="preserve">% | </w:t>
-      </w:r>
-      <w:proofErr w:type="gramStart"/>
-      <w:r>
-        <w:t>TRENING:  87.4</w:t>
-      </w:r>
-      <w:proofErr w:type="gramEnd"/>
-      <w:r>
-        <w:t>%</w:t>
+        <w:t>Wartość: 128          | TEST (Śr/Max):  84.6% /  87.1% | TRENING:  87.4%</w:t>
       </w:r>
     </w:p>
     <w:p>
@@ -1963,23 +773,16 @@
         <w:t>Wniosek:</w:t>
       </w:r>
       <w:r>
-        <w:t xml:space="preserve"> Użycie Mini-</w:t>
-      </w:r>
-      <w:proofErr w:type="spellStart"/>
-      <w:r>
-        <w:t>Batch</w:t>
-      </w:r>
-      <w:proofErr w:type="spellEnd"/>
-      <w:r>
-        <w:t xml:space="preserve"> Gradient </w:t>
-      </w:r>
-      <w:proofErr w:type="spellStart"/>
-      <w:r>
-        <w:t>Descent</w:t>
-      </w:r>
-      <w:proofErr w:type="spellEnd"/>
-      <w:r>
-        <w:t xml:space="preserve"> (paczki wielkości 32 i 64) okazało się krytycznym punktem optymalizacji. Model z paczką 32 przeskoczył granicę 89% na zbiorze testowym, wprowadzając szum pozwalający omijać minima lokalne lepiej niż przeliczanie pełnego zbioru na raz.</w:t>
+        <w:t xml:space="preserve"> Użycie Mini-Batch Gradient Descent (paczki wielkości 32 i 64) okazało się krytycznym punktem optymalizacji. </w:t>
+      </w:r>
+      <w:r>
+        <w:t>Model z paczką 32 prze</w:t>
+      </w:r>
+      <w:r>
+        <w:t>kr</w:t>
+      </w:r>
+      <w:r>
+        <w:t>oczył granicę 89% na zbiorze testowym.</w:t>
       </w:r>
     </w:p>
     <w:p>
@@ -1993,15 +796,7 @@
         <w:t>.</w:t>
       </w:r>
       <w:r>
-        <w:t xml:space="preserve"> Współczynnik </w:t>
-      </w:r>
-      <w:proofErr w:type="spellStart"/>
-      <w:r>
-        <w:t>Momentum</w:t>
-      </w:r>
-      <w:proofErr w:type="spellEnd"/>
-      <w:r>
-        <w:t>:</w:t>
+        <w:t xml:space="preserve"> Współczynnik Momentum:</w:t>
       </w:r>
     </w:p>
     <w:p>
@@ -2014,40 +809,7 @@
         <w:spacing w:line="360" w:lineRule="auto"/>
       </w:pPr>
       <w:r>
-        <w:lastRenderedPageBreak/>
-        <w:t>Wartość: 0.0          | TEST (</w:t>
-      </w:r>
-      <w:proofErr w:type="spellStart"/>
-      <w:r>
-        <w:t>Śr</w:t>
-      </w:r>
-      <w:proofErr w:type="spellEnd"/>
-      <w:r>
-        <w:t>/Max</w:t>
-      </w:r>
-      <w:proofErr w:type="gramStart"/>
-      <w:r>
-        <w:t>):  73.1</w:t>
-      </w:r>
-      <w:proofErr w:type="gramEnd"/>
-      <w:r>
-        <w:t xml:space="preserve">% </w:t>
-      </w:r>
-      <w:proofErr w:type="gramStart"/>
-      <w:r>
-        <w:t>/  78.4</w:t>
-      </w:r>
-      <w:proofErr w:type="gramEnd"/>
-      <w:r>
-        <w:t xml:space="preserve">% | </w:t>
-      </w:r>
-      <w:proofErr w:type="gramStart"/>
-      <w:r>
-        <w:t>TRENING:  75.3</w:t>
-      </w:r>
-      <w:proofErr w:type="gramEnd"/>
-      <w:r>
-        <w:t>%</w:t>
+        <w:t>Wartość: 0.0          | TEST (Śr/Max):  73.1% /  78.4% | TRENING:  75.3%</w:t>
       </w:r>
     </w:p>
     <w:p>
@@ -2060,39 +822,7 @@
         <w:spacing w:before="240" w:after="240" w:line="360" w:lineRule="auto"/>
       </w:pPr>
       <w:r>
-        <w:t>Wartość: 0.5          | TEST (</w:t>
-      </w:r>
-      <w:proofErr w:type="spellStart"/>
-      <w:r>
-        <w:t>Śr</w:t>
-      </w:r>
-      <w:proofErr w:type="spellEnd"/>
-      <w:r>
-        <w:t>/Max</w:t>
-      </w:r>
-      <w:proofErr w:type="gramStart"/>
-      <w:r>
-        <w:t>):  77.0</w:t>
-      </w:r>
-      <w:proofErr w:type="gramEnd"/>
-      <w:r>
-        <w:t xml:space="preserve">% </w:t>
-      </w:r>
-      <w:proofErr w:type="gramStart"/>
-      <w:r>
-        <w:t>/  79.5</w:t>
-      </w:r>
-      <w:proofErr w:type="gramEnd"/>
-      <w:r>
-        <w:t xml:space="preserve">% | </w:t>
-      </w:r>
-      <w:proofErr w:type="gramStart"/>
-      <w:r>
-        <w:t>TRENING:  82.5</w:t>
-      </w:r>
-      <w:proofErr w:type="gramEnd"/>
-      <w:r>
-        <w:t>%</w:t>
+        <w:t>Wartość: 0.5          | TEST (Śr/Max):  77.0% /  79.5% | TRENING:  82.5%</w:t>
       </w:r>
     </w:p>
     <w:p>
@@ -2105,39 +835,7 @@
         <w:spacing w:before="240" w:after="240" w:line="360" w:lineRule="auto"/>
       </w:pPr>
       <w:r>
-        <w:t>Wartość: 0.9          | TEST (</w:t>
-      </w:r>
-      <w:proofErr w:type="spellStart"/>
-      <w:r>
-        <w:t>Śr</w:t>
-      </w:r>
-      <w:proofErr w:type="spellEnd"/>
-      <w:r>
-        <w:t>/Max</w:t>
-      </w:r>
-      <w:proofErr w:type="gramStart"/>
-      <w:r>
-        <w:t>):  86.5</w:t>
-      </w:r>
-      <w:proofErr w:type="gramEnd"/>
-      <w:r>
-        <w:t xml:space="preserve">% </w:t>
-      </w:r>
-      <w:proofErr w:type="gramStart"/>
-      <w:r>
-        <w:t>/  88.3</w:t>
-      </w:r>
-      <w:proofErr w:type="gramEnd"/>
-      <w:r>
-        <w:t xml:space="preserve">% | </w:t>
-      </w:r>
-      <w:proofErr w:type="gramStart"/>
-      <w:r>
-        <w:t>TRENING:  88.4</w:t>
-      </w:r>
-      <w:proofErr w:type="gramEnd"/>
-      <w:r>
-        <w:t>%</w:t>
+        <w:t>Wartość: 0.9          | TEST (Śr/Max):  86.5% /  88.3% | TRENING:  88.4%</w:t>
       </w:r>
     </w:p>
     <w:p>
@@ -2150,39 +848,7 @@
         <w:spacing w:line="360" w:lineRule="auto"/>
       </w:pPr>
       <w:r>
-        <w:t>Wartość: 0.99         | TEST (</w:t>
-      </w:r>
-      <w:proofErr w:type="spellStart"/>
-      <w:r>
-        <w:t>Śr</w:t>
-      </w:r>
-      <w:proofErr w:type="spellEnd"/>
-      <w:r>
-        <w:t>/Max</w:t>
-      </w:r>
-      <w:proofErr w:type="gramStart"/>
-      <w:r>
-        <w:t>):  87.7</w:t>
-      </w:r>
-      <w:proofErr w:type="gramEnd"/>
-      <w:r>
-        <w:t xml:space="preserve">% </w:t>
-      </w:r>
-      <w:proofErr w:type="gramStart"/>
-      <w:r>
-        <w:t>/  89.5</w:t>
-      </w:r>
-      <w:proofErr w:type="gramEnd"/>
-      <w:r>
-        <w:t xml:space="preserve">% | </w:t>
-      </w:r>
-      <w:proofErr w:type="gramStart"/>
-      <w:r>
-        <w:t>TRENING:  94.2</w:t>
-      </w:r>
-      <w:proofErr w:type="gramEnd"/>
-      <w:r>
-        <w:t>%</w:t>
+        <w:t>Wartość: 0.99         | TEST (Śr/Max):  87.7% /  89.5% | TRENING:  94.2%</w:t>
       </w:r>
     </w:p>
     <w:p>
@@ -2197,21 +863,34 @@
         <w:t>Wniosek:</w:t>
       </w:r>
       <w:r>
-        <w:t xml:space="preserve"> </w:t>
-      </w:r>
-      <w:proofErr w:type="spellStart"/>
-      <w:r>
-        <w:t>Momentum</w:t>
-      </w:r>
-      <w:proofErr w:type="spellEnd"/>
-      <w:r>
-        <w:t xml:space="preserve"> drastycznie poprawiło zbieżność. Wartość 0.99 dała bezapelacyjnie najlepsze wyniki (blisko 90% </w:t>
+        <w:t xml:space="preserve"> Momentum drastycznie poprawiło zbieżność. Wartość 0.99 dała </w:t>
+      </w:r>
+      <w:r>
+        <w:t xml:space="preserve">bezapelacyjnie </w:t>
+      </w:r>
+      <w:r>
+        <w:t xml:space="preserve">najlepsze wyniki (blisko 90% </w:t>
       </w:r>
       <w:r>
         <w:t>zgodności</w:t>
       </w:r>
       <w:r>
-        <w:t xml:space="preserve"> na testowym i 95% na uczącym), skutecznie "rozpędzając" poprawki wag w odpowiednich kierunkach w przestrzeni wielowymiarowej.</w:t>
+        <w:t xml:space="preserve"> na testowym i 95% na uczącym), skutecznie </w:t>
+      </w:r>
+      <w:r>
+        <w:t>pr</w:t>
+      </w:r>
+      <w:r>
+        <w:t>zyśpi</w:t>
+      </w:r>
+      <w:r>
+        <w:t>eszaj</w:t>
+      </w:r>
+      <w:r>
+        <w:t>ąc</w:t>
+      </w:r>
+      <w:r>
+        <w:t xml:space="preserve"> poprawki wag w odpowiednich kierunkach w przestrzeni wielowymiarowej.</w:t>
       </w:r>
     </w:p>
     <w:p>
@@ -2231,15 +910,7 @@
     </w:p>
     <w:p>
       <w:r>
-        <w:t xml:space="preserve">W drugiej części projektu zaimplementowano modele klasyfikacyjne z biblioteki </w:t>
-      </w:r>
-      <w:proofErr w:type="spellStart"/>
-      <w:r>
-        <w:t>scikit-learn</w:t>
-      </w:r>
-      <w:proofErr w:type="spellEnd"/>
-      <w:r>
-        <w:t>. Przeprowadzono analizę 4 modeli uczenia maszynowego ze standardowym podziałem danych.</w:t>
+        <w:t>W drugiej części projektu zaimplementowano modele klasyfikacyjne z biblioteki scikit-learn. Przeprowadzono analizę 4 modeli uczenia maszynowego ze standardowym podziałem danych.</w:t>
       </w:r>
     </w:p>
     <w:p>
@@ -2247,15 +918,7 @@
         <w:ind w:firstLine="360"/>
       </w:pPr>
       <w:r>
-        <w:t xml:space="preserve">1. Drzewo Decyzyjne – badanie parametru </w:t>
-      </w:r>
-      <w:proofErr w:type="spellStart"/>
-      <w:r>
-        <w:t>max_depth</w:t>
-      </w:r>
-      <w:proofErr w:type="spellEnd"/>
-      <w:r>
-        <w:t>:</w:t>
+        <w:t>1. Drzewo Decyzyjne – badanie parametru max_depth:</w:t>
       </w:r>
     </w:p>
     <w:p>
@@ -2299,15 +962,7 @@
         </w:numPr>
       </w:pPr>
       <w:r>
-        <w:t xml:space="preserve">Głębokość </w:t>
-      </w:r>
-      <w:proofErr w:type="spellStart"/>
-      <w:r>
-        <w:t>None</w:t>
-      </w:r>
-      <w:proofErr w:type="spellEnd"/>
-      <w:r>
-        <w:t>: Uczący: 100.00% | Testowy: 81.29%</w:t>
+        <w:t>Głębokość None: Uczący: 100.00% | Testowy: 81.29%</w:t>
       </w:r>
     </w:p>
     <w:p>
@@ -2322,23 +977,7 @@
         <w:t>Wniosek:</w:t>
       </w:r>
       <w:r>
-        <w:t xml:space="preserve"> Drzewa pozbawione limitu głębokości (</w:t>
-      </w:r>
-      <w:proofErr w:type="spellStart"/>
-      <w:r>
-        <w:t>None</w:t>
-      </w:r>
-      <w:proofErr w:type="spellEnd"/>
-      <w:r>
-        <w:t xml:space="preserve">) oraz z limitem 10 idealnie zapamiętywały dane treningowe (100% </w:t>
-      </w:r>
-      <w:proofErr w:type="spellStart"/>
-      <w:r>
-        <w:t>accuracy</w:t>
-      </w:r>
-      <w:proofErr w:type="spellEnd"/>
-      <w:r>
-        <w:t>), ale traciły skuteczność na danych testowych wpadając w tzw. przeuczenie. Umiarkowane ograniczenie do głębokości 5 dało najlepszy wynik uogólniania (83.04%).</w:t>
+        <w:t xml:space="preserve"> Drzewa pozbawione limitu głębokości (None) oraz z limitem 10 idealnie zapamiętywały dane treningowe (100% accuracy), ale traciły skuteczność na danych testowych wpadając w tzw. przeuczenie. Umiarkowane ograniczenie do głębokości 5 dało najlepszy wynik uogólniania (83.04%).</w:t>
       </w:r>
     </w:p>
     <w:p>
@@ -2346,18 +985,10 @@
         <w:ind w:firstLine="360"/>
       </w:pPr>
       <w:r>
-        <w:t xml:space="preserve">2. k-Najbliższych Sąsiadów – badanie parametru </w:t>
-      </w:r>
-      <w:proofErr w:type="spellStart"/>
-      <w:r>
-        <w:t>n_</w:t>
-      </w:r>
-      <w:r>
-        <w:t>neighbors</w:t>
-      </w:r>
-      <w:proofErr w:type="spellEnd"/>
-      <w:r>
-        <w:t>:</w:t>
+        <w:t>2. k-Najbliższych Sąsiadów – badanie parametru n_</w:t>
+      </w:r>
+      <w:r>
+        <w:t>neighbors:</w:t>
       </w:r>
     </w:p>
     <w:p>
@@ -2401,6 +1032,7 @@
         </w:numPr>
       </w:pPr>
       <w:r>
+        <w:lastRenderedPageBreak/>
         <w:t>K = 7: Uczący: 91.78% | Testowy: 87.13%</w:t>
       </w:r>
     </w:p>
@@ -2424,15 +1056,7 @@
         <w:ind w:firstLine="360"/>
       </w:pPr>
       <w:r>
-        <w:t xml:space="preserve">3. Maszyny Wektorów Nośnych (SVM) – badanie parametru </w:t>
-      </w:r>
-      <w:proofErr w:type="spellStart"/>
-      <w:r>
-        <w:t>kernel</w:t>
-      </w:r>
-      <w:proofErr w:type="spellEnd"/>
-      <w:r>
-        <w:t>:</w:t>
+        <w:t>3. Maszyny Wektorów Nośnych (SVM) – badanie parametru kernel:</w:t>
       </w:r>
     </w:p>
     <w:p>
@@ -2443,15 +1067,7 @@
         </w:numPr>
       </w:pPr>
       <w:r>
-        <w:t>Liniowe (</w:t>
-      </w:r>
-      <w:proofErr w:type="spellStart"/>
-      <w:r>
-        <w:t>linear</w:t>
-      </w:r>
-      <w:proofErr w:type="spellEnd"/>
-      <w:r>
-        <w:t>): Uczący: 89.13% | Testowy: 81.87%</w:t>
+        <w:t>Liniowe (linear): Uczący: 89.13% | Testowy: 81.87%</w:t>
       </w:r>
     </w:p>
     <w:p>
@@ -2462,16 +1078,7 @@
         </w:numPr>
       </w:pPr>
       <w:r>
-        <w:lastRenderedPageBreak/>
-        <w:t>Wielomianowe (</w:t>
-      </w:r>
-      <w:proofErr w:type="spellStart"/>
-      <w:r>
-        <w:t>poly</w:t>
-      </w:r>
-      <w:proofErr w:type="spellEnd"/>
-      <w:r>
-        <w:t>): Uczący: 86.34% | Testowy: 78.95%</w:t>
+        <w:t>Wielomianowe (poly): Uczący: 86.34% | Testowy: 78.95%</w:t>
       </w:r>
     </w:p>
     <w:p>
@@ -2482,15 +1089,7 @@
         </w:numPr>
       </w:pPr>
       <w:r>
-        <w:t>Radialne (</w:t>
-      </w:r>
-      <w:proofErr w:type="spellStart"/>
-      <w:r>
-        <w:t>rbf</w:t>
-      </w:r>
-      <w:proofErr w:type="spellEnd"/>
-      <w:r>
-        <w:t>): Uczący: 90.75% | Testowy: 88.89%</w:t>
+        <w:t>Radialne (rbf): Uczący: 90.75% | Testowy: 88.89%</w:t>
       </w:r>
     </w:p>
     <w:p>
@@ -2500,13 +1099,8 @@
           <w:numId w:val="8"/>
         </w:numPr>
       </w:pPr>
-      <w:proofErr w:type="spellStart"/>
-      <w:r>
-        <w:t>Sigmoid</w:t>
-      </w:r>
-      <w:proofErr w:type="spellEnd"/>
-      <w:r>
-        <w:t>: Uczący: 65.49% | Testowy: 59.06%</w:t>
+      <w:r>
+        <w:t>Sigmoid: Uczący: 65.49% | Testowy: 59.06%</w:t>
       </w:r>
     </w:p>
     <w:p>
@@ -2527,15 +1121,7 @@
         <w:t>świetnie</w:t>
       </w:r>
       <w:r>
-        <w:t xml:space="preserve">, deklasując jądro liniowe i wielomianowe. Jądro </w:t>
-      </w:r>
-      <w:proofErr w:type="spellStart"/>
-      <w:r>
-        <w:t>sigmoidalne</w:t>
-      </w:r>
-      <w:proofErr w:type="spellEnd"/>
-      <w:r>
-        <w:t xml:space="preserve"> zupełnie nie poradziło sobie z rozkładem danych (tylko 59%).</w:t>
+        <w:t>, deklasując jądro liniowe i wielomianowe. Jądro sigmoidalne zupełnie nie poradziło sobie z rozkładem danych (tylko 59%).</w:t>
       </w:r>
     </w:p>
     <w:p>
@@ -2543,15 +1129,7 @@
         <w:ind w:firstLine="360"/>
       </w:pPr>
       <w:r>
-        <w:t xml:space="preserve">4. Las Losowy – badanie parametru </w:t>
-      </w:r>
-      <w:proofErr w:type="spellStart"/>
-      <w:r>
-        <w:t>n_estimators</w:t>
-      </w:r>
-      <w:proofErr w:type="spellEnd"/>
-      <w:r>
-        <w:t>:</w:t>
+        <w:t>4. Las Losowy – badanie parametru n_estimators:</w:t>
       </w:r>
     </w:p>
     <w:p>
@@ -2665,58 +1243,23 @@
         <w:t>parametrów.</w:t>
       </w:r>
       <w:r>
-        <w:t xml:space="preserve"> Zastosowanie optymalizacji algorytmu Mini-</w:t>
-      </w:r>
-      <w:proofErr w:type="spellStart"/>
-      <w:r>
-        <w:t>Batch</w:t>
-      </w:r>
-      <w:proofErr w:type="spellEnd"/>
-      <w:r>
-        <w:t xml:space="preserve"> Gradient </w:t>
-      </w:r>
-      <w:proofErr w:type="spellStart"/>
-      <w:r>
-        <w:t>Descent</w:t>
-      </w:r>
-      <w:proofErr w:type="spellEnd"/>
-      <w:r>
-        <w:t xml:space="preserve"> (</w:t>
-      </w:r>
-      <w:proofErr w:type="spellStart"/>
-      <w:r>
-        <w:t>batch</w:t>
-      </w:r>
-      <w:proofErr w:type="spellEnd"/>
-      <w:r>
-        <w:t xml:space="preserve">=32) oraz włączenie współczynnika </w:t>
-      </w:r>
-      <w:proofErr w:type="spellStart"/>
-      <w:r>
-        <w:t>Momentum</w:t>
-      </w:r>
-      <w:proofErr w:type="spellEnd"/>
-      <w:r>
-        <w:t xml:space="preserve"> (0.99) podniosło celność sieci z bazowych ~65% do ponad 89%.</w:t>
-      </w:r>
-    </w:p>
-    <w:p>
-      <w:pPr>
+        <w:t xml:space="preserve"> Zastosowanie optymalizacji algorytmu Mini-Batch Gradient Descent (batch=32) oraz włączenie współczynnika Momentum (0.99) podniosło celność sieci z bazowych ~65% do ponad 89%.</w:t>
+      </w:r>
+    </w:p>
+    <w:p>
+      <w:pPr>
+        <w:pStyle w:val="ListParagraph"/>
         <w:numPr>
           <w:ilvl w:val="0"/>
           <w:numId w:val="12"/>
         </w:numPr>
       </w:pPr>
       <w:r>
-        <w:t xml:space="preserve">Wśród gotowych modeli z biblioteki </w:t>
-      </w:r>
-      <w:proofErr w:type="spellStart"/>
-      <w:r>
-        <w:t>SciKit-Learn</w:t>
-      </w:r>
-      <w:proofErr w:type="spellEnd"/>
-      <w:r>
-        <w:t xml:space="preserve"> najlepiej z problemem poradził sobie Las Losowy oraz SVM (jądro RBF) - oba uzyskując skuteczność rzędu 88.8% - 89.4%. Drzewo decyzyjne wypadło najgorzej pod kątem generalizacji wiedzy z racji tendencji do błyskawicznego przeuczania się na węzłach liści.</w:t>
+        <w:lastRenderedPageBreak/>
+        <w:t>Wśród gotowych modeli z biblioteki SciKit-Learn najlepiej</w:t>
+      </w:r>
+      <w:r>
+        <w:t xml:space="preserve"> z problemem poradził sobie Las Losowy oraz SVM (jądro RBF) - oba uzyskując skuteczność rzędu 88.8% - 89.4%. Drzewo decyzyjne wypadło najgorzej pod kątem generalizacji wiedzy z racji tendencji do błyskawicznego przeuczania się na węzłach liści.</w:t>
       </w:r>
     </w:p>
     <w:p>
@@ -2727,2017 +1270,86 @@
         </w:numPr>
       </w:pPr>
       <w:r>
-        <w:t>Otrzymane wysokie skuteczności predykcyjne dowodzą, że omawiane algorytmy można by z powodzeniem wdrażać na portalach ogłoszeniowych do weryfikacji i autouzupełniania brakujących informacji wprowadzanych przez sprzedających pojazdy.</w:t>
-      </w:r>
-    </w:p>
-    <w:p>
-      <w:r>
-        <w:t>=== PROJEKT SSN: START BADANIA 8 PARAMETRÓW ===</w:t>
-      </w:r>
-    </w:p>
-    <w:p/>
-    <w:p>
-      <w:r>
-        <w:t>[HIDDEN_SIZE] Badanie wpływu parametru...</w:t>
-      </w:r>
-    </w:p>
-    <w:p>
-      <w:r>
-        <w:t xml:space="preserve"> Wartość: 8        | TEST (Średnia/Max</w:t>
-      </w:r>
-      <w:proofErr w:type="gramStart"/>
-      <w:r>
-        <w:t>):  65.5</w:t>
-      </w:r>
-      <w:proofErr w:type="gramEnd"/>
-      <w:r>
-        <w:t xml:space="preserve">% </w:t>
-      </w:r>
-      <w:proofErr w:type="gramStart"/>
-      <w:r>
-        <w:t>/  66.7</w:t>
-      </w:r>
-      <w:proofErr w:type="gramEnd"/>
-      <w:r>
-        <w:t>% | TRENING (Średnia/Max</w:t>
-      </w:r>
-      <w:proofErr w:type="gramStart"/>
-      <w:r>
-        <w:t>):  68.1</w:t>
-      </w:r>
-      <w:proofErr w:type="gramEnd"/>
-      <w:r>
-        <w:t xml:space="preserve">% </w:t>
-      </w:r>
-      <w:proofErr w:type="gramStart"/>
-      <w:r>
-        <w:t>/  69.2</w:t>
-      </w:r>
-      <w:proofErr w:type="gramEnd"/>
-      <w:r>
-        <w:t>%</w:t>
-      </w:r>
-    </w:p>
-    <w:p>
-      <w:r>
-        <w:t xml:space="preserve"> Wartość: 16       | TEST (Średnia/Max</w:t>
-      </w:r>
-      <w:proofErr w:type="gramStart"/>
-      <w:r>
-        <w:t>):  71.5</w:t>
-      </w:r>
-      <w:proofErr w:type="gramEnd"/>
-      <w:r>
-        <w:t xml:space="preserve">% </w:t>
-      </w:r>
-      <w:proofErr w:type="gramStart"/>
-      <w:r>
-        <w:t>/  73.7</w:t>
-      </w:r>
-      <w:proofErr w:type="gramEnd"/>
-      <w:r>
-        <w:t>% | TRENING (Średnia/Max</w:t>
-      </w:r>
-      <w:proofErr w:type="gramStart"/>
-      <w:r>
-        <w:t>):  72.9</w:t>
-      </w:r>
-      <w:proofErr w:type="gramEnd"/>
-      <w:r>
-        <w:t xml:space="preserve">% </w:t>
-      </w:r>
-      <w:proofErr w:type="gramStart"/>
-      <w:r>
-        <w:t>/  76.7</w:t>
-      </w:r>
-      <w:proofErr w:type="gramEnd"/>
-      <w:r>
-        <w:t>%</w:t>
-      </w:r>
-    </w:p>
-    <w:p>
-      <w:r>
-        <w:t xml:space="preserve"> Wartość: 32       | TEST (Średnia/Max</w:t>
-      </w:r>
-      <w:proofErr w:type="gramStart"/>
-      <w:r>
-        <w:t>):  80.9</w:t>
-      </w:r>
-      <w:proofErr w:type="gramEnd"/>
-      <w:r>
-        <w:t xml:space="preserve">% </w:t>
-      </w:r>
-      <w:proofErr w:type="gramStart"/>
-      <w:r>
-        <w:t>/  83.6</w:t>
-      </w:r>
-      <w:proofErr w:type="gramEnd"/>
-      <w:r>
-        <w:t>% | TRENING (Średnia/Max</w:t>
-      </w:r>
-      <w:proofErr w:type="gramStart"/>
-      <w:r>
-        <w:t>):  77.8</w:t>
-      </w:r>
-      <w:proofErr w:type="gramEnd"/>
-      <w:r>
-        <w:t xml:space="preserve">% </w:t>
-      </w:r>
-      <w:proofErr w:type="gramStart"/>
-      <w:r>
-        <w:t>/  78.6</w:t>
-      </w:r>
-      <w:proofErr w:type="gramEnd"/>
-      <w:r>
-        <w:t>%</w:t>
-      </w:r>
-    </w:p>
-    <w:p>
-      <w:r>
-        <w:t xml:space="preserve"> Wartość: 64       | TEST (Średnia/Max</w:t>
-      </w:r>
-      <w:proofErr w:type="gramStart"/>
-      <w:r>
-        <w:t>):  75.2</w:t>
-      </w:r>
-      <w:proofErr w:type="gramEnd"/>
-      <w:r>
-        <w:t xml:space="preserve">% </w:t>
-      </w:r>
-      <w:proofErr w:type="gramStart"/>
-      <w:r>
-        <w:t>/  76.0</w:t>
-      </w:r>
-      <w:proofErr w:type="gramEnd"/>
-      <w:r>
-        <w:t>% | TRENING (Średnia/Max</w:t>
-      </w:r>
-      <w:proofErr w:type="gramStart"/>
-      <w:r>
-        <w:t>):  80.7</w:t>
-      </w:r>
-      <w:proofErr w:type="gramEnd"/>
-      <w:r>
-        <w:t xml:space="preserve">% </w:t>
-      </w:r>
-      <w:proofErr w:type="gramStart"/>
-      <w:r>
-        <w:t>/  82.1</w:t>
-      </w:r>
-      <w:proofErr w:type="gramEnd"/>
-      <w:r>
-        <w:t>%</w:t>
-      </w:r>
-    </w:p>
-    <w:p/>
-    <w:p>
-      <w:r>
-        <w:t>[LEARNING_RATE] Badanie wpływu parametru...</w:t>
-      </w:r>
-    </w:p>
-    <w:p>
-      <w:r>
-        <w:t xml:space="preserve"> Wartość: 0.01     | TEST (Średnia/Max</w:t>
-      </w:r>
-      <w:proofErr w:type="gramStart"/>
-      <w:r>
-        <w:t>):  36.6</w:t>
-      </w:r>
-      <w:proofErr w:type="gramEnd"/>
-      <w:r>
-        <w:t xml:space="preserve">% </w:t>
-      </w:r>
-      <w:proofErr w:type="gramStart"/>
-      <w:r>
-        <w:t>/  39.8</w:t>
-      </w:r>
-      <w:proofErr w:type="gramEnd"/>
-      <w:r>
-        <w:t>% | TRENING (Średnia/Max</w:t>
-      </w:r>
-      <w:proofErr w:type="gramStart"/>
-      <w:r>
-        <w:t>):  33.7</w:t>
-      </w:r>
-      <w:proofErr w:type="gramEnd"/>
-      <w:r>
-        <w:t xml:space="preserve">% </w:t>
-      </w:r>
-      <w:proofErr w:type="gramStart"/>
-      <w:r>
-        <w:t>/  33.8</w:t>
-      </w:r>
-      <w:proofErr w:type="gramEnd"/>
-      <w:r>
-        <w:t>%</w:t>
-      </w:r>
-    </w:p>
-    <w:p>
-      <w:r>
-        <w:t xml:space="preserve"> Wartość: 0.05     | TEST (Średnia/Max</w:t>
-      </w:r>
-      <w:proofErr w:type="gramStart"/>
-      <w:r>
-        <w:t>):  57.1</w:t>
-      </w:r>
-      <w:proofErr w:type="gramEnd"/>
-      <w:r>
-        <w:t xml:space="preserve">% </w:t>
-      </w:r>
-      <w:proofErr w:type="gramStart"/>
-      <w:r>
-        <w:t>/  63.7</w:t>
-      </w:r>
-      <w:proofErr w:type="gramEnd"/>
-      <w:r>
-        <w:t>% | TRENING (Średnia/Max</w:t>
-      </w:r>
-      <w:proofErr w:type="gramStart"/>
-      <w:r>
-        <w:t>):  60.9</w:t>
-      </w:r>
-      <w:proofErr w:type="gramEnd"/>
-      <w:r>
-        <w:t xml:space="preserve">% </w:t>
-      </w:r>
-      <w:proofErr w:type="gramStart"/>
-      <w:r>
-        <w:t>/  62.7</w:t>
-      </w:r>
-      <w:proofErr w:type="gramEnd"/>
-      <w:r>
-        <w:t>%</w:t>
-      </w:r>
-    </w:p>
-    <w:p>
-      <w:r>
-        <w:t xml:space="preserve"> Wartość: 0.1      | TEST (Średnia/Max</w:t>
-      </w:r>
-      <w:proofErr w:type="gramStart"/>
-      <w:r>
-        <w:t>):  76.0</w:t>
-      </w:r>
-      <w:proofErr w:type="gramEnd"/>
-      <w:r>
-        <w:t xml:space="preserve">% </w:t>
-      </w:r>
-      <w:proofErr w:type="gramStart"/>
-      <w:r>
-        <w:t>/  80.7</w:t>
-      </w:r>
-      <w:proofErr w:type="gramEnd"/>
-      <w:r>
-        <w:t>% | TRENING (Średnia/Max</w:t>
-      </w:r>
-      <w:proofErr w:type="gramStart"/>
-      <w:r>
-        <w:t>):  73.4</w:t>
-      </w:r>
-      <w:proofErr w:type="gramEnd"/>
-      <w:r>
-        <w:t xml:space="preserve">% </w:t>
-      </w:r>
-      <w:proofErr w:type="gramStart"/>
-      <w:r>
-        <w:t>/  75.5</w:t>
-      </w:r>
-      <w:proofErr w:type="gramEnd"/>
-      <w:r>
-        <w:t>%</w:t>
-      </w:r>
-    </w:p>
-    <w:p>
-      <w:r>
-        <w:t xml:space="preserve"> Wartość: 0.5      | TEST (Średnia/Max</w:t>
-      </w:r>
-      <w:proofErr w:type="gramStart"/>
-      <w:r>
-        <w:t>):  85.0</w:t>
-      </w:r>
-      <w:proofErr w:type="gramEnd"/>
-      <w:r>
-        <w:t xml:space="preserve">% </w:t>
-      </w:r>
-      <w:proofErr w:type="gramStart"/>
-      <w:r>
-        <w:t>/  87.7</w:t>
-      </w:r>
-      <w:proofErr w:type="gramEnd"/>
-      <w:r>
-        <w:t>% | TRENING (Średnia/Max</w:t>
-      </w:r>
-      <w:proofErr w:type="gramStart"/>
-      <w:r>
-        <w:t>):  86.2</w:t>
-      </w:r>
-      <w:proofErr w:type="gramEnd"/>
-      <w:r>
-        <w:t xml:space="preserve">% </w:t>
-      </w:r>
-      <w:proofErr w:type="gramStart"/>
-      <w:r>
-        <w:t>/  87.1</w:t>
-      </w:r>
-      <w:proofErr w:type="gramEnd"/>
-      <w:r>
-        <w:t>%</w:t>
-      </w:r>
-    </w:p>
-    <w:p/>
-    <w:p>
-      <w:r>
-        <w:t>[EPOCHS] Badanie wpływu parametru...</w:t>
-      </w:r>
-    </w:p>
-    <w:p>
-      <w:r>
-        <w:t xml:space="preserve"> Wartość: 100      | TEST (Średnia/Max</w:t>
-      </w:r>
-      <w:proofErr w:type="gramStart"/>
-      <w:r>
-        <w:t>):  48.5</w:t>
-      </w:r>
-      <w:proofErr w:type="gramEnd"/>
-      <w:r>
-        <w:t xml:space="preserve">% </w:t>
-      </w:r>
-      <w:proofErr w:type="gramStart"/>
-      <w:r>
-        <w:t>/  52.6</w:t>
-      </w:r>
-      <w:proofErr w:type="gramEnd"/>
-      <w:r>
-        <w:t>% | TRENING (Średnia/Max</w:t>
-      </w:r>
-      <w:proofErr w:type="gramStart"/>
-      <w:r>
-        <w:t>):  42.8</w:t>
-      </w:r>
-      <w:proofErr w:type="gramEnd"/>
-      <w:r>
-        <w:t xml:space="preserve">% </w:t>
-      </w:r>
-      <w:proofErr w:type="gramStart"/>
-      <w:r>
-        <w:t>/  44.8</w:t>
-      </w:r>
-      <w:proofErr w:type="gramEnd"/>
-      <w:r>
-        <w:t>%</w:t>
-      </w:r>
-    </w:p>
-    <w:p>
-      <w:r>
-        <w:t xml:space="preserve"> Wartość: 300      | TEST (Średnia/Max</w:t>
-      </w:r>
-      <w:proofErr w:type="gramStart"/>
-      <w:r>
-        <w:t>):  62.2</w:t>
-      </w:r>
-      <w:proofErr w:type="gramEnd"/>
-      <w:r>
-        <w:t xml:space="preserve">% </w:t>
-      </w:r>
-      <w:proofErr w:type="gramStart"/>
-      <w:r>
-        <w:t>/  65.5</w:t>
-      </w:r>
-      <w:proofErr w:type="gramEnd"/>
-      <w:r>
-        <w:t>% | TRENING (Średnia/Max</w:t>
-      </w:r>
-      <w:proofErr w:type="gramStart"/>
-      <w:r>
-        <w:t>):  62.7</w:t>
-      </w:r>
-      <w:proofErr w:type="gramEnd"/>
-      <w:r>
-        <w:t xml:space="preserve">% </w:t>
-      </w:r>
-      <w:proofErr w:type="gramStart"/>
-      <w:r>
-        <w:t>/  64.6</w:t>
-      </w:r>
-      <w:proofErr w:type="gramEnd"/>
-      <w:r>
-        <w:t>%</w:t>
-      </w:r>
-    </w:p>
-    <w:p>
-      <w:r>
-        <w:t xml:space="preserve"> Wartość: 600      | TEST (Średnia/Max</w:t>
-      </w:r>
-      <w:proofErr w:type="gramStart"/>
-      <w:r>
-        <w:t>):  74.5</w:t>
-      </w:r>
-      <w:proofErr w:type="gramEnd"/>
-      <w:r>
-        <w:t xml:space="preserve">% </w:t>
-      </w:r>
-      <w:proofErr w:type="gramStart"/>
-      <w:r>
-        <w:t>/  78.9</w:t>
-      </w:r>
-      <w:proofErr w:type="gramEnd"/>
-      <w:r>
-        <w:t>% | TRENING (Średnia/Max</w:t>
-      </w:r>
-      <w:proofErr w:type="gramStart"/>
-      <w:r>
-        <w:t>):  76.9</w:t>
-      </w:r>
-      <w:proofErr w:type="gramEnd"/>
-      <w:r>
-        <w:t xml:space="preserve">% </w:t>
-      </w:r>
-      <w:proofErr w:type="gramStart"/>
-      <w:r>
-        <w:t>/  78.1</w:t>
-      </w:r>
-      <w:proofErr w:type="gramEnd"/>
-      <w:r>
-        <w:t>%</w:t>
-      </w:r>
-    </w:p>
-    <w:p>
-      <w:r>
-        <w:t xml:space="preserve"> Wartość: 1000     | TEST (Średnia/Max</w:t>
-      </w:r>
-      <w:proofErr w:type="gramStart"/>
-      <w:r>
-        <w:t>):  78.2</w:t>
-      </w:r>
-      <w:proofErr w:type="gramEnd"/>
-      <w:r>
-        <w:t xml:space="preserve">% </w:t>
-      </w:r>
-      <w:proofErr w:type="gramStart"/>
-      <w:r>
-        <w:t>/  81.3</w:t>
-      </w:r>
-      <w:proofErr w:type="gramEnd"/>
-      <w:r>
-        <w:t>% | TRENING (Średnia/Max</w:t>
-      </w:r>
-      <w:proofErr w:type="gramStart"/>
-      <w:r>
-        <w:t>):  81.6</w:t>
-      </w:r>
-      <w:proofErr w:type="gramEnd"/>
-      <w:r>
-        <w:t xml:space="preserve">% </w:t>
-      </w:r>
-      <w:proofErr w:type="gramStart"/>
-      <w:r>
-        <w:t>/  82.1</w:t>
-      </w:r>
-      <w:proofErr w:type="gramEnd"/>
-      <w:r>
-        <w:t>%</w:t>
-      </w:r>
-    </w:p>
-    <w:p/>
-    <w:p>
-      <w:r>
-        <w:t>[TEST_SIZE] Badanie wpływu parametru...</w:t>
-      </w:r>
-    </w:p>
-    <w:p>
-      <w:r>
-        <w:lastRenderedPageBreak/>
-        <w:t xml:space="preserve"> Wartość: 0.1      | TEST (Średnia/Max</w:t>
-      </w:r>
-      <w:proofErr w:type="gramStart"/>
-      <w:r>
-        <w:t>):  73.6</w:t>
-      </w:r>
-      <w:proofErr w:type="gramEnd"/>
-      <w:r>
-        <w:t xml:space="preserve">% </w:t>
-      </w:r>
-      <w:proofErr w:type="gramStart"/>
-      <w:r>
-        <w:t>/  77.9</w:t>
-      </w:r>
-      <w:proofErr w:type="gramEnd"/>
-      <w:r>
-        <w:t>% | TRENING (Średnia/Max</w:t>
-      </w:r>
-      <w:proofErr w:type="gramStart"/>
-      <w:r>
-        <w:t>):  73.5</w:t>
-      </w:r>
-      <w:proofErr w:type="gramEnd"/>
-      <w:r>
-        <w:t xml:space="preserve">% </w:t>
-      </w:r>
-      <w:proofErr w:type="gramStart"/>
-      <w:r>
-        <w:t>/  74.0</w:t>
-      </w:r>
-      <w:proofErr w:type="gramEnd"/>
-      <w:r>
-        <w:t>%</w:t>
-      </w:r>
-    </w:p>
-    <w:p>
-      <w:r>
-        <w:t xml:space="preserve"> Wartość: 0.2      | TEST (Średnia/Max</w:t>
-      </w:r>
-      <w:proofErr w:type="gramStart"/>
-      <w:r>
-        <w:t>):  73.1</w:t>
-      </w:r>
-      <w:proofErr w:type="gramEnd"/>
-      <w:r>
-        <w:t xml:space="preserve">% </w:t>
-      </w:r>
-      <w:proofErr w:type="gramStart"/>
-      <w:r>
-        <w:t>/  78.4</w:t>
-      </w:r>
-      <w:proofErr w:type="gramEnd"/>
-      <w:r>
-        <w:t>% | TRENING (Średnia/Max</w:t>
-      </w:r>
-      <w:proofErr w:type="gramStart"/>
-      <w:r>
-        <w:t>):  73.5</w:t>
-      </w:r>
-      <w:proofErr w:type="gramEnd"/>
-      <w:r>
-        <w:t xml:space="preserve">% </w:t>
-      </w:r>
-      <w:proofErr w:type="gramStart"/>
-      <w:r>
-        <w:t>/  75.5</w:t>
-      </w:r>
-      <w:proofErr w:type="gramEnd"/>
-      <w:r>
-        <w:t>%</w:t>
-      </w:r>
-    </w:p>
-    <w:p>
-      <w:r>
-        <w:t xml:space="preserve"> Wartość: 0.3      | TEST (Średnia/Max</w:t>
-      </w:r>
-      <w:proofErr w:type="gramStart"/>
-      <w:r>
-        <w:t>):  74.1</w:t>
-      </w:r>
-      <w:proofErr w:type="gramEnd"/>
-      <w:r>
-        <w:t xml:space="preserve">% </w:t>
-      </w:r>
-      <w:proofErr w:type="gramStart"/>
-      <w:r>
-        <w:t>/  78.1</w:t>
-      </w:r>
-      <w:proofErr w:type="gramEnd"/>
-      <w:r>
-        <w:t>% | TRENING (Średnia/Max</w:t>
-      </w:r>
-      <w:proofErr w:type="gramStart"/>
-      <w:r>
-        <w:t>):  73.4</w:t>
-      </w:r>
-      <w:proofErr w:type="gramEnd"/>
-      <w:r>
-        <w:t xml:space="preserve">% </w:t>
-      </w:r>
-      <w:proofErr w:type="gramStart"/>
-      <w:r>
-        <w:t>/  75.2</w:t>
-      </w:r>
-      <w:proofErr w:type="gramEnd"/>
-      <w:r>
-        <w:t>%</w:t>
-      </w:r>
-    </w:p>
-    <w:p>
-      <w:r>
-        <w:t xml:space="preserve"> Wartość: 0.4      | TEST (Średnia/Max</w:t>
-      </w:r>
-      <w:proofErr w:type="gramStart"/>
-      <w:r>
-        <w:t>):  71.4</w:t>
-      </w:r>
-      <w:proofErr w:type="gramEnd"/>
-      <w:r>
-        <w:t xml:space="preserve">% </w:t>
-      </w:r>
-      <w:proofErr w:type="gramStart"/>
-      <w:r>
-        <w:t>/  73.9</w:t>
-      </w:r>
-      <w:proofErr w:type="gramEnd"/>
-      <w:r>
-        <w:t>% | TRENING (Średnia/Max</w:t>
-      </w:r>
-      <w:proofErr w:type="gramStart"/>
-      <w:r>
-        <w:t>):  73.3</w:t>
-      </w:r>
-      <w:proofErr w:type="gramEnd"/>
-      <w:r>
-        <w:t xml:space="preserve">% </w:t>
-      </w:r>
-      <w:proofErr w:type="gramStart"/>
-      <w:r>
-        <w:t>/  76.1</w:t>
-      </w:r>
-      <w:proofErr w:type="gramEnd"/>
-      <w:r>
-        <w:t>%</w:t>
-      </w:r>
-    </w:p>
-    <w:p/>
-    <w:p>
-      <w:r>
-        <w:t>[ACTIVATION] Badanie wpływu parametru...</w:t>
-      </w:r>
-    </w:p>
-    <w:p>
-      <w:r>
-        <w:t xml:space="preserve"> Wartość: </w:t>
-      </w:r>
-      <w:proofErr w:type="spellStart"/>
-      <w:proofErr w:type="gramStart"/>
-      <w:r>
-        <w:t>sigmoid</w:t>
-      </w:r>
-      <w:proofErr w:type="spellEnd"/>
-      <w:r>
-        <w:t xml:space="preserve">  |</w:t>
-      </w:r>
-      <w:proofErr w:type="gramEnd"/>
-      <w:r>
-        <w:t xml:space="preserve"> TEST (Średnia/Max</w:t>
-      </w:r>
-      <w:proofErr w:type="gramStart"/>
-      <w:r>
-        <w:t>):  73.3</w:t>
-      </w:r>
-      <w:proofErr w:type="gramEnd"/>
-      <w:r>
-        <w:t xml:space="preserve">% </w:t>
-      </w:r>
-      <w:proofErr w:type="gramStart"/>
-      <w:r>
-        <w:t>/  77.2</w:t>
-      </w:r>
-      <w:proofErr w:type="gramEnd"/>
-      <w:r>
-        <w:t>% | TRENING (Średnia/Max</w:t>
-      </w:r>
-      <w:proofErr w:type="gramStart"/>
-      <w:r>
-        <w:t>):  73.1</w:t>
-      </w:r>
-      <w:proofErr w:type="gramEnd"/>
-      <w:r>
-        <w:t xml:space="preserve">% </w:t>
-      </w:r>
-      <w:proofErr w:type="gramStart"/>
-      <w:r>
-        <w:t>/  74.9</w:t>
-      </w:r>
-      <w:proofErr w:type="gramEnd"/>
-      <w:r>
-        <w:t>%</w:t>
-      </w:r>
-    </w:p>
-    <w:p>
-      <w:r>
-        <w:t xml:space="preserve"> Wartość: </w:t>
-      </w:r>
-      <w:proofErr w:type="spellStart"/>
-      <w:r>
-        <w:t>tanh</w:t>
-      </w:r>
-      <w:proofErr w:type="spellEnd"/>
-      <w:r>
-        <w:t xml:space="preserve">     | TEST (Średnia/Max</w:t>
-      </w:r>
-      <w:proofErr w:type="gramStart"/>
-      <w:r>
-        <w:t>):  84.2</w:t>
-      </w:r>
-      <w:proofErr w:type="gramEnd"/>
-      <w:r>
-        <w:t xml:space="preserve">% </w:t>
-      </w:r>
-      <w:proofErr w:type="gramStart"/>
-      <w:r>
-        <w:t>/  88.9</w:t>
-      </w:r>
-      <w:proofErr w:type="gramEnd"/>
-      <w:r>
-        <w:t>% | TRENING (Średnia/Max</w:t>
-      </w:r>
-      <w:proofErr w:type="gramStart"/>
-      <w:r>
-        <w:t>):  85.7</w:t>
-      </w:r>
-      <w:proofErr w:type="gramEnd"/>
-      <w:r>
-        <w:t xml:space="preserve">% </w:t>
-      </w:r>
-      <w:proofErr w:type="gramStart"/>
-      <w:r>
-        <w:t>/  86.9</w:t>
-      </w:r>
-      <w:proofErr w:type="gramEnd"/>
-      <w:r>
-        <w:t>%</w:t>
-      </w:r>
-    </w:p>
-    <w:p>
-      <w:r>
-        <w:t xml:space="preserve"> Wartość: </w:t>
-      </w:r>
-      <w:proofErr w:type="spellStart"/>
-      <w:r>
-        <w:t>relu</w:t>
-      </w:r>
-      <w:proofErr w:type="spellEnd"/>
-      <w:r>
-        <w:t xml:space="preserve">     | TEST (Średnia/Max</w:t>
-      </w:r>
-      <w:proofErr w:type="gramStart"/>
-      <w:r>
-        <w:t>):  84.6</w:t>
-      </w:r>
-      <w:proofErr w:type="gramEnd"/>
-      <w:r>
-        <w:t xml:space="preserve">% </w:t>
-      </w:r>
-      <w:proofErr w:type="gramStart"/>
-      <w:r>
-        <w:t>/  86.0</w:t>
-      </w:r>
-      <w:proofErr w:type="gramEnd"/>
-      <w:r>
-        <w:t>% | TRENING (Średnia/Max</w:t>
-      </w:r>
-      <w:proofErr w:type="gramStart"/>
-      <w:r>
-        <w:t>):  86.2</w:t>
-      </w:r>
-      <w:proofErr w:type="gramEnd"/>
-      <w:r>
-        <w:t xml:space="preserve">% </w:t>
-      </w:r>
-      <w:proofErr w:type="gramStart"/>
-      <w:r>
-        <w:t>/  86.6</w:t>
-      </w:r>
-      <w:proofErr w:type="gramEnd"/>
-      <w:r>
-        <w:t>%</w:t>
-      </w:r>
-    </w:p>
-    <w:p>
-      <w:r>
-        <w:t xml:space="preserve"> Wartość: </w:t>
-      </w:r>
-      <w:proofErr w:type="spellStart"/>
-      <w:proofErr w:type="gramStart"/>
-      <w:r>
-        <w:t>sigmoid</w:t>
-      </w:r>
-      <w:proofErr w:type="spellEnd"/>
-      <w:r>
-        <w:t xml:space="preserve">  |</w:t>
-      </w:r>
-      <w:proofErr w:type="gramEnd"/>
-      <w:r>
-        <w:t xml:space="preserve"> TEST (Średnia/Max</w:t>
-      </w:r>
-      <w:proofErr w:type="gramStart"/>
-      <w:r>
-        <w:t>):  72.3</w:t>
-      </w:r>
-      <w:proofErr w:type="gramEnd"/>
-      <w:r>
-        <w:t xml:space="preserve">% </w:t>
-      </w:r>
-      <w:proofErr w:type="gramStart"/>
-      <w:r>
-        <w:t>/  73.7</w:t>
-      </w:r>
-      <w:proofErr w:type="gramEnd"/>
-      <w:r>
-        <w:t>% | TRENING (Średnia/Max</w:t>
-      </w:r>
-      <w:proofErr w:type="gramStart"/>
-      <w:r>
-        <w:t>):  73.4</w:t>
-      </w:r>
-      <w:proofErr w:type="gramEnd"/>
-      <w:r>
-        <w:t xml:space="preserve">% </w:t>
-      </w:r>
-      <w:proofErr w:type="gramStart"/>
-      <w:r>
-        <w:t>/  74.3</w:t>
-      </w:r>
-      <w:proofErr w:type="gramEnd"/>
-      <w:r>
-        <w:t>%</w:t>
-      </w:r>
-    </w:p>
-    <w:p/>
-    <w:p>
-      <w:r>
-        <w:t>[WEIGHT_INIT] Badanie wpływu parametru...</w:t>
-      </w:r>
-    </w:p>
-    <w:p>
-      <w:r>
-        <w:t xml:space="preserve"> Wartość: </w:t>
-      </w:r>
-      <w:proofErr w:type="spellStart"/>
-      <w:r>
-        <w:t>normal</w:t>
-      </w:r>
-      <w:proofErr w:type="spellEnd"/>
-      <w:r>
-        <w:t xml:space="preserve">   | TEST (Średnia/Max</w:t>
-      </w:r>
-      <w:proofErr w:type="gramStart"/>
-      <w:r>
-        <w:t>):  71.2</w:t>
-      </w:r>
-      <w:proofErr w:type="gramEnd"/>
-      <w:r>
-        <w:t xml:space="preserve">% </w:t>
-      </w:r>
-      <w:proofErr w:type="gramStart"/>
-      <w:r>
-        <w:t>/  77.2</w:t>
-      </w:r>
-      <w:proofErr w:type="gramEnd"/>
-      <w:r>
-        <w:t>% | TRENING (Średnia/Max</w:t>
-      </w:r>
-      <w:proofErr w:type="gramStart"/>
-      <w:r>
-        <w:t>):  74.5</w:t>
-      </w:r>
-      <w:proofErr w:type="gramEnd"/>
-      <w:r>
-        <w:t xml:space="preserve">% </w:t>
-      </w:r>
-      <w:proofErr w:type="gramStart"/>
-      <w:r>
-        <w:t>/  77.8</w:t>
-      </w:r>
-      <w:proofErr w:type="gramEnd"/>
-      <w:r>
-        <w:t>%</w:t>
-      </w:r>
-    </w:p>
-    <w:p>
-      <w:r>
-        <w:t xml:space="preserve"> Wartość: </w:t>
-      </w:r>
-      <w:proofErr w:type="spellStart"/>
-      <w:r>
-        <w:t>xavier</w:t>
-      </w:r>
-      <w:proofErr w:type="spellEnd"/>
-      <w:r>
-        <w:t xml:space="preserve">   | TEST (Średnia/Max</w:t>
-      </w:r>
-      <w:proofErr w:type="gramStart"/>
-      <w:r>
-        <w:t>):  75.0</w:t>
-      </w:r>
-      <w:proofErr w:type="gramEnd"/>
-      <w:r>
-        <w:t xml:space="preserve">% </w:t>
-      </w:r>
-      <w:proofErr w:type="gramStart"/>
-      <w:r>
-        <w:t>/  78.4</w:t>
-      </w:r>
-      <w:proofErr w:type="gramEnd"/>
-      <w:r>
-        <w:t>% | TRENING (Średnia/Max</w:t>
-      </w:r>
-      <w:proofErr w:type="gramStart"/>
-      <w:r>
-        <w:t>):  78.8</w:t>
-      </w:r>
-      <w:proofErr w:type="gramEnd"/>
-      <w:r>
-        <w:t xml:space="preserve">% </w:t>
-      </w:r>
-      <w:proofErr w:type="gramStart"/>
-      <w:r>
-        <w:t>/  79.1</w:t>
-      </w:r>
-      <w:proofErr w:type="gramEnd"/>
-      <w:r>
-        <w:t>%</w:t>
-      </w:r>
-    </w:p>
-    <w:p>
-      <w:r>
-        <w:t xml:space="preserve"> Wartość: he       | TEST (Średnia/Max</w:t>
-      </w:r>
-      <w:proofErr w:type="gramStart"/>
-      <w:r>
-        <w:t>):  78.8</w:t>
-      </w:r>
-      <w:proofErr w:type="gramEnd"/>
-      <w:r>
-        <w:t xml:space="preserve">% </w:t>
-      </w:r>
-      <w:proofErr w:type="gramStart"/>
-      <w:r>
-        <w:t>/  80.1</w:t>
-      </w:r>
-      <w:proofErr w:type="gramEnd"/>
-      <w:r>
-        <w:t>% | TRENING (Średnia/Max</w:t>
-      </w:r>
-      <w:proofErr w:type="gramStart"/>
-      <w:r>
-        <w:t>):  79.8</w:t>
-      </w:r>
-      <w:proofErr w:type="gramEnd"/>
-      <w:r>
-        <w:t xml:space="preserve">% </w:t>
-      </w:r>
-      <w:proofErr w:type="gramStart"/>
-      <w:r>
-        <w:t>/  80.0</w:t>
-      </w:r>
-      <w:proofErr w:type="gramEnd"/>
-      <w:r>
-        <w:t>%</w:t>
-      </w:r>
-    </w:p>
-    <w:p>
-      <w:r>
-        <w:t xml:space="preserve"> Wartość: </w:t>
-      </w:r>
-      <w:proofErr w:type="spellStart"/>
-      <w:r>
-        <w:t>normal</w:t>
-      </w:r>
-      <w:proofErr w:type="spellEnd"/>
-      <w:r>
-        <w:t xml:space="preserve">   | TEST (Średnia/Max</w:t>
-      </w:r>
-      <w:proofErr w:type="gramStart"/>
-      <w:r>
-        <w:t>):  73.9</w:t>
-      </w:r>
-      <w:proofErr w:type="gramEnd"/>
-      <w:r>
-        <w:t xml:space="preserve">% </w:t>
-      </w:r>
-      <w:proofErr w:type="gramStart"/>
-      <w:r>
-        <w:t>/  77.8</w:t>
-      </w:r>
-      <w:proofErr w:type="gramEnd"/>
-      <w:r>
-        <w:t>% | TRENING (Średnia/Max</w:t>
-      </w:r>
-      <w:proofErr w:type="gramStart"/>
-      <w:r>
-        <w:t>):  73.3</w:t>
-      </w:r>
-      <w:proofErr w:type="gramEnd"/>
-      <w:r>
-        <w:t xml:space="preserve">% </w:t>
-      </w:r>
-      <w:proofErr w:type="gramStart"/>
-      <w:r>
-        <w:t>/  73.6</w:t>
-      </w:r>
-      <w:proofErr w:type="gramEnd"/>
-      <w:r>
-        <w:t>%</w:t>
-      </w:r>
-    </w:p>
-    <w:p/>
-    <w:p>
-      <w:r>
-        <w:t>[BATCH_SIZE] Badanie wpływu parametru...</w:t>
-      </w:r>
-    </w:p>
-    <w:p>
-      <w:r>
-        <w:t xml:space="preserve"> Wartość: </w:t>
-      </w:r>
-      <w:proofErr w:type="spellStart"/>
-      <w:r>
-        <w:t>None</w:t>
-      </w:r>
-      <w:proofErr w:type="spellEnd"/>
-      <w:r>
-        <w:t xml:space="preserve">     | TEST (Średnia/Max</w:t>
-      </w:r>
-      <w:proofErr w:type="gramStart"/>
-      <w:r>
-        <w:t>):  76.2</w:t>
-      </w:r>
-      <w:proofErr w:type="gramEnd"/>
-      <w:r>
-        <w:t xml:space="preserve">% </w:t>
-      </w:r>
-      <w:proofErr w:type="gramStart"/>
-      <w:r>
-        <w:t>/  78.9</w:t>
-      </w:r>
-      <w:proofErr w:type="gramEnd"/>
-      <w:r>
-        <w:t>% | TRENING (Średnia/Max</w:t>
-      </w:r>
-      <w:proofErr w:type="gramStart"/>
-      <w:r>
-        <w:t>):  75.8</w:t>
-      </w:r>
-      <w:proofErr w:type="gramEnd"/>
-      <w:r>
-        <w:t xml:space="preserve">% </w:t>
-      </w:r>
-      <w:proofErr w:type="gramStart"/>
-      <w:r>
-        <w:t>/  77.4</w:t>
-      </w:r>
-      <w:proofErr w:type="gramEnd"/>
-      <w:r>
-        <w:t>%</w:t>
-      </w:r>
-    </w:p>
-    <w:p>
-      <w:r>
-        <w:lastRenderedPageBreak/>
-        <w:t xml:space="preserve"> Wartość: 32       | TEST (Średnia/Max</w:t>
-      </w:r>
-      <w:proofErr w:type="gramStart"/>
-      <w:r>
-        <w:t>):  89.7</w:t>
-      </w:r>
-      <w:proofErr w:type="gramEnd"/>
-      <w:r>
-        <w:t xml:space="preserve">% </w:t>
-      </w:r>
-      <w:proofErr w:type="gramStart"/>
-      <w:r>
-        <w:t>/  90.1</w:t>
-      </w:r>
-      <w:proofErr w:type="gramEnd"/>
-      <w:r>
-        <w:t>% | TRENING (Średnia/Max</w:t>
-      </w:r>
-      <w:proofErr w:type="gramStart"/>
-      <w:r>
-        <w:t>):  91.2</w:t>
-      </w:r>
-      <w:proofErr w:type="gramEnd"/>
-      <w:r>
-        <w:t xml:space="preserve">% </w:t>
-      </w:r>
-      <w:proofErr w:type="gramStart"/>
-      <w:r>
-        <w:t>/  91.8</w:t>
-      </w:r>
-      <w:proofErr w:type="gramEnd"/>
-      <w:r>
-        <w:t>%</w:t>
-      </w:r>
-    </w:p>
-    <w:p>
-      <w:r>
-        <w:t xml:space="preserve"> Wartość: 64       | TEST (Średnia/Max</w:t>
-      </w:r>
-      <w:proofErr w:type="gramStart"/>
-      <w:r>
-        <w:t>):  88.3</w:t>
-      </w:r>
-      <w:proofErr w:type="gramEnd"/>
-      <w:r>
-        <w:t xml:space="preserve">% </w:t>
-      </w:r>
-      <w:proofErr w:type="gramStart"/>
-      <w:r>
-        <w:t>/  88.9</w:t>
-      </w:r>
-      <w:proofErr w:type="gramEnd"/>
-      <w:r>
-        <w:t>% | TRENING (Średnia/Max</w:t>
-      </w:r>
-      <w:proofErr w:type="gramStart"/>
-      <w:r>
-        <w:t>):  89.0</w:t>
-      </w:r>
-      <w:proofErr w:type="gramEnd"/>
-      <w:r>
-        <w:t xml:space="preserve">% </w:t>
-      </w:r>
-      <w:proofErr w:type="gramStart"/>
-      <w:r>
-        <w:t>/  89.1</w:t>
-      </w:r>
-      <w:proofErr w:type="gramEnd"/>
-      <w:r>
-        <w:t>%</w:t>
-      </w:r>
-    </w:p>
-    <w:p>
-      <w:r>
-        <w:t xml:space="preserve"> Wartość: 128      | TEST (Średnia/Max</w:t>
-      </w:r>
-      <w:proofErr w:type="gramStart"/>
-      <w:r>
-        <w:t>):  84.4</w:t>
-      </w:r>
-      <w:proofErr w:type="gramEnd"/>
-      <w:r>
-        <w:t xml:space="preserve">% </w:t>
-      </w:r>
-      <w:proofErr w:type="gramStart"/>
-      <w:r>
-        <w:t>/  85.4</w:t>
-      </w:r>
-      <w:proofErr w:type="gramEnd"/>
-      <w:r>
-        <w:t>% | TRENING (Średnia/Max</w:t>
-      </w:r>
-      <w:proofErr w:type="gramStart"/>
-      <w:r>
-        <w:t>):  87.6</w:t>
-      </w:r>
-      <w:proofErr w:type="gramEnd"/>
-      <w:r>
-        <w:t xml:space="preserve">% </w:t>
-      </w:r>
-      <w:proofErr w:type="gramStart"/>
-      <w:r>
-        <w:t>/  88.0</w:t>
-      </w:r>
-      <w:proofErr w:type="gramEnd"/>
-      <w:r>
-        <w:t>%</w:t>
-      </w:r>
-    </w:p>
-    <w:p/>
-    <w:p>
-      <w:r>
-        <w:t>[MOMENTUM] Badanie wpływu parametru...</w:t>
-      </w:r>
-    </w:p>
-    <w:p>
-      <w:r>
-        <w:t xml:space="preserve"> Wartość: 0.0      | TEST (Średnia/Max</w:t>
-      </w:r>
-      <w:proofErr w:type="gramStart"/>
-      <w:r>
-        <w:t>):  74.1</w:t>
-      </w:r>
-      <w:proofErr w:type="gramEnd"/>
-      <w:r>
-        <w:t xml:space="preserve">% </w:t>
-      </w:r>
-      <w:proofErr w:type="gramStart"/>
-      <w:r>
-        <w:t>/  75.4</w:t>
-      </w:r>
-      <w:proofErr w:type="gramEnd"/>
-      <w:r>
-        <w:t>% | TRENING (Średnia/Max</w:t>
-      </w:r>
-      <w:proofErr w:type="gramStart"/>
-      <w:r>
-        <w:t>):  74.2</w:t>
-      </w:r>
-      <w:proofErr w:type="gramEnd"/>
-      <w:r>
-        <w:t xml:space="preserve">% </w:t>
-      </w:r>
-      <w:proofErr w:type="gramStart"/>
-      <w:r>
-        <w:t>/  75.6</w:t>
-      </w:r>
-      <w:proofErr w:type="gramEnd"/>
-      <w:r>
-        <w:t>%</w:t>
-      </w:r>
-    </w:p>
-    <w:p>
-      <w:r>
-        <w:t xml:space="preserve"> Wartość: 0.5      | TEST (Średnia/Max</w:t>
-      </w:r>
-      <w:proofErr w:type="gramStart"/>
-      <w:r>
-        <w:t>):  78.0</w:t>
-      </w:r>
-      <w:proofErr w:type="gramEnd"/>
-      <w:r>
-        <w:t xml:space="preserve">% </w:t>
-      </w:r>
-      <w:proofErr w:type="gramStart"/>
-      <w:r>
-        <w:t>/  78.4</w:t>
-      </w:r>
-      <w:proofErr w:type="gramEnd"/>
-      <w:r>
-        <w:t>% | TRENING (Średnia/Max</w:t>
-      </w:r>
-      <w:proofErr w:type="gramStart"/>
-      <w:r>
-        <w:t>):  81.7</w:t>
-      </w:r>
-      <w:proofErr w:type="gramEnd"/>
-      <w:r>
-        <w:t xml:space="preserve">% </w:t>
-      </w:r>
-      <w:proofErr w:type="gramStart"/>
-      <w:r>
-        <w:t>/  82.2</w:t>
-      </w:r>
-      <w:proofErr w:type="gramEnd"/>
-      <w:r>
-        <w:t>%</w:t>
-      </w:r>
-    </w:p>
-    <w:p>
-      <w:r>
-        <w:t xml:space="preserve"> Wartość: 0.9      | TEST (Średnia/Max</w:t>
-      </w:r>
-      <w:proofErr w:type="gramStart"/>
-      <w:r>
-        <w:t>):  85.8</w:t>
-      </w:r>
-      <w:proofErr w:type="gramEnd"/>
-      <w:r>
-        <w:t xml:space="preserve">% </w:t>
-      </w:r>
-      <w:proofErr w:type="gramStart"/>
-      <w:r>
-        <w:t>/  87.7</w:t>
-      </w:r>
-      <w:proofErr w:type="gramEnd"/>
-      <w:r>
-        <w:t>% | TRENING (Średnia/Max</w:t>
-      </w:r>
-      <w:proofErr w:type="gramStart"/>
-      <w:r>
-        <w:t>):  89.2</w:t>
-      </w:r>
-      <w:proofErr w:type="gramEnd"/>
-      <w:r>
-        <w:t xml:space="preserve">% </w:t>
-      </w:r>
-      <w:proofErr w:type="gramStart"/>
-      <w:r>
-        <w:t>/  90.2</w:t>
-      </w:r>
-      <w:proofErr w:type="gramEnd"/>
-      <w:r>
-        <w:t>%</w:t>
-      </w:r>
-    </w:p>
-    <w:p>
-      <w:r>
-        <w:t xml:space="preserve"> Wartość: 0.99     | TEST (Średnia/Max</w:t>
-      </w:r>
-      <w:proofErr w:type="gramStart"/>
-      <w:r>
-        <w:t>):  89.1</w:t>
-      </w:r>
-      <w:proofErr w:type="gramEnd"/>
-      <w:r>
-        <w:t xml:space="preserve">% </w:t>
-      </w:r>
-      <w:proofErr w:type="gramStart"/>
-      <w:r>
-        <w:t>/  90.6</w:t>
-      </w:r>
-      <w:proofErr w:type="gramEnd"/>
-      <w:r>
-        <w:t>% | TRENING (Średnia/Max</w:t>
-      </w:r>
-      <w:proofErr w:type="gramStart"/>
-      <w:r>
-        <w:t>):  95.1</w:t>
-      </w:r>
-      <w:proofErr w:type="gramEnd"/>
-      <w:r>
-        <w:t xml:space="preserve">% </w:t>
-      </w:r>
-      <w:proofErr w:type="gramStart"/>
-      <w:r>
-        <w:t>/  96.0</w:t>
-      </w:r>
-      <w:proofErr w:type="gramEnd"/>
-      <w:r>
-        <w:t>%</w:t>
-      </w:r>
-    </w:p>
-    <w:p>
-      <w:r>
-        <w:t>--- WYNIKI EKSPERYMENTÓW NA DANYCH (Liczba aut: 852) ---</w:t>
-      </w:r>
-    </w:p>
-    <w:p/>
-    <w:p>
-      <w:r>
-        <w:t>1. Drzewa Decyzyjne (</w:t>
-      </w:r>
-      <w:proofErr w:type="spellStart"/>
-      <w:r>
-        <w:t>max_depth</w:t>
-      </w:r>
-      <w:proofErr w:type="spellEnd"/>
-      <w:r>
-        <w:t>)</w:t>
-      </w:r>
-    </w:p>
-    <w:p>
-      <w:r>
-        <w:t xml:space="preserve">Drzewo       | </w:t>
-      </w:r>
-      <w:proofErr w:type="spellStart"/>
-      <w:r>
-        <w:t>max_depth</w:t>
-      </w:r>
-      <w:proofErr w:type="spellEnd"/>
-      <w:r>
-        <w:t>: 3          | Uczący: 80.91% | Testowy: 74.27%</w:t>
-      </w:r>
-    </w:p>
-    <w:p>
-      <w:r>
-        <w:t xml:space="preserve">Drzewo       | </w:t>
-      </w:r>
-      <w:proofErr w:type="spellStart"/>
-      <w:r>
-        <w:t>max_depth</w:t>
-      </w:r>
-      <w:proofErr w:type="spellEnd"/>
-      <w:r>
-        <w:t>: 5          | Uczący: 91.34% | Testowy: 83.04%</w:t>
-      </w:r>
-    </w:p>
-    <w:p>
-      <w:r>
-        <w:t xml:space="preserve">Drzewo       | </w:t>
-      </w:r>
-      <w:proofErr w:type="spellStart"/>
-      <w:r>
-        <w:t>max_depth</w:t>
-      </w:r>
-      <w:proofErr w:type="spellEnd"/>
-      <w:r>
-        <w:t>: 10         | Uczący: 100.00% | Testowy: 81.29%</w:t>
-      </w:r>
-    </w:p>
-    <w:p>
-      <w:r>
-        <w:t xml:space="preserve">Drzewo       | </w:t>
-      </w:r>
-      <w:proofErr w:type="spellStart"/>
-      <w:r>
-        <w:t>max_depth</w:t>
-      </w:r>
-      <w:proofErr w:type="spellEnd"/>
-      <w:r>
-        <w:t xml:space="preserve">: </w:t>
-      </w:r>
-      <w:proofErr w:type="spellStart"/>
-      <w:r>
-        <w:t>None</w:t>
-      </w:r>
-      <w:proofErr w:type="spellEnd"/>
-      <w:r>
-        <w:t xml:space="preserve">       | Uczący: 100.00% | Testowy: 81.29%</w:t>
-      </w:r>
-    </w:p>
-    <w:p/>
-    <w:p>
-      <w:r>
-        <w:t>2. k-Najbliższych Sąsiadów (</w:t>
-      </w:r>
-      <w:proofErr w:type="spellStart"/>
-      <w:r>
-        <w:t>n_neighbors</w:t>
-      </w:r>
-      <w:proofErr w:type="spellEnd"/>
-      <w:r>
-        <w:t>)</w:t>
+        <w:t xml:space="preserve">Otrzymane wysokie skuteczności predykcyjne dowodzą, że omawiane algorytmy </w:t>
       </w:r>
     </w:p>
     <w:p>
       <w:pPr>
         <w:rPr>
-          <w:lang w:val="en-US"/>
+          <w:b/>
+          <w:bCs/>
         </w:rPr>
       </w:pPr>
       <w:r>
         <w:rPr>
-          <w:lang w:val="en-US"/>
+          <w:b/>
+          <w:bCs/>
         </w:rPr>
-        <w:t xml:space="preserve">k-NN         | </w:t>
-      </w:r>
-      <w:proofErr w:type="spellStart"/>
+        <w:t>6.</w:t>
+      </w:r>
       <w:r>
         <w:rPr>
-          <w:lang w:val="en-US"/>
+          <w:b/>
+          <w:bCs/>
         </w:rPr>
-        <w:t>n_neighbors</w:t>
-      </w:r>
-      <w:proofErr w:type="spellEnd"/>
+        <w:t>Biblio</w:t>
+      </w:r>
       <w:r>
         <w:rPr>
-          <w:lang w:val="en-US"/>
+          <w:b/>
+          <w:bCs/>
         </w:rPr>
-        <w:t xml:space="preserve">: 1          | </w:t>
-      </w:r>
-      <w:proofErr w:type="spellStart"/>
-      <w:r>
+        <w:t>grafia</w:t>
+      </w:r>
+    </w:p>
+    <w:p>
+      <w:pPr>
+        <w:pStyle w:val="ListParagraph"/>
+        <w:numPr>
+          <w:ilvl w:val="0"/>
+          <w:numId w:val="22"/>
+        </w:numPr>
         <w:rPr>
-          <w:lang w:val="en-US"/>
+          <w:b/>
+          <w:bCs/>
         </w:rPr>
-        <w:t>Uczący</w:t>
-      </w:r>
-      <w:proofErr w:type="spellEnd"/>
-      <w:r>
-        <w:rPr>
-          <w:lang w:val="en-US"/>
-        </w:rPr>
-        <w:t xml:space="preserve">: 100.00% | </w:t>
-      </w:r>
-      <w:proofErr w:type="spellStart"/>
-      <w:r>
-        <w:rPr>
-          <w:lang w:val="en-US"/>
-        </w:rPr>
-        <w:t>Testowy</w:t>
-      </w:r>
-      <w:proofErr w:type="spellEnd"/>
-      <w:r>
-        <w:rPr>
-          <w:lang w:val="en-US"/>
-        </w:rPr>
-        <w:t>: 88.89%</w:t>
-      </w:r>
-    </w:p>
-    <w:p>
-      <w:pPr>
-        <w:rPr>
-          <w:lang w:val="en-US"/>
-        </w:rPr>
-      </w:pPr>
-      <w:r>
-        <w:rPr>
-          <w:lang w:val="en-US"/>
-        </w:rPr>
-        <w:t xml:space="preserve">k-NN         | </w:t>
-      </w:r>
-      <w:proofErr w:type="spellStart"/>
-      <w:r>
-        <w:rPr>
-          <w:lang w:val="en-US"/>
-        </w:rPr>
-        <w:t>n_neighbors</w:t>
-      </w:r>
-      <w:proofErr w:type="spellEnd"/>
-      <w:r>
-        <w:rPr>
-          <w:lang w:val="en-US"/>
-        </w:rPr>
-        <w:t xml:space="preserve">: 3          | </w:t>
-      </w:r>
-      <w:proofErr w:type="spellStart"/>
-      <w:r>
-        <w:rPr>
-          <w:lang w:val="en-US"/>
-        </w:rPr>
-        <w:t>Uczący</w:t>
-      </w:r>
-      <w:proofErr w:type="spellEnd"/>
-      <w:r>
-        <w:rPr>
-          <w:lang w:val="en-US"/>
-        </w:rPr>
-        <w:t xml:space="preserve">: 94.42% | </w:t>
-      </w:r>
-      <w:proofErr w:type="spellStart"/>
-      <w:r>
-        <w:rPr>
-          <w:lang w:val="en-US"/>
-        </w:rPr>
-        <w:t>Testowy</w:t>
-      </w:r>
-      <w:proofErr w:type="spellEnd"/>
-      <w:r>
-        <w:rPr>
-          <w:lang w:val="en-US"/>
-        </w:rPr>
-        <w:t>: 88.89%</w:t>
-      </w:r>
-    </w:p>
-    <w:p>
-      <w:pPr>
-        <w:rPr>
-          <w:lang w:val="en-US"/>
-        </w:rPr>
-      </w:pPr>
-      <w:r>
-        <w:rPr>
-          <w:lang w:val="en-US"/>
-        </w:rPr>
-        <w:t xml:space="preserve">k-NN         | </w:t>
-      </w:r>
-      <w:proofErr w:type="spellStart"/>
-      <w:r>
-        <w:rPr>
-          <w:lang w:val="en-US"/>
-        </w:rPr>
-        <w:t>n_neighbors</w:t>
-      </w:r>
-      <w:proofErr w:type="spellEnd"/>
-      <w:r>
-        <w:rPr>
-          <w:lang w:val="en-US"/>
-        </w:rPr>
-        <w:t xml:space="preserve">: 5          | </w:t>
-      </w:r>
-      <w:proofErr w:type="spellStart"/>
-      <w:r>
-        <w:rPr>
-          <w:lang w:val="en-US"/>
-        </w:rPr>
-        <w:t>Uczący</w:t>
-      </w:r>
-      <w:proofErr w:type="spellEnd"/>
-      <w:r>
-        <w:rPr>
-          <w:lang w:val="en-US"/>
-        </w:rPr>
-        <w:t xml:space="preserve">: 91.78% | </w:t>
-      </w:r>
-      <w:proofErr w:type="spellStart"/>
-      <w:r>
-        <w:rPr>
-          <w:lang w:val="en-US"/>
-        </w:rPr>
-        <w:t>Testowy</w:t>
-      </w:r>
-      <w:proofErr w:type="spellEnd"/>
-      <w:r>
-        <w:rPr>
-          <w:lang w:val="en-US"/>
-        </w:rPr>
-        <w:t>: 87.72%</w:t>
-      </w:r>
-    </w:p>
-    <w:p>
-      <w:pPr>
-        <w:rPr>
-          <w:lang w:val="en-US"/>
-        </w:rPr>
-      </w:pPr>
-      <w:r>
-        <w:rPr>
-          <w:lang w:val="en-US"/>
-        </w:rPr>
-        <w:t xml:space="preserve">k-NN         | </w:t>
-      </w:r>
-      <w:proofErr w:type="spellStart"/>
-      <w:r>
-        <w:rPr>
-          <w:lang w:val="en-US"/>
-        </w:rPr>
-        <w:t>n_neighbors</w:t>
-      </w:r>
-      <w:proofErr w:type="spellEnd"/>
-      <w:r>
-        <w:rPr>
-          <w:lang w:val="en-US"/>
-        </w:rPr>
-        <w:t xml:space="preserve">: 7          | </w:t>
-      </w:r>
-      <w:proofErr w:type="spellStart"/>
-      <w:r>
-        <w:rPr>
-          <w:lang w:val="en-US"/>
-        </w:rPr>
-        <w:t>Uczący</w:t>
-      </w:r>
-      <w:proofErr w:type="spellEnd"/>
-      <w:r>
-        <w:rPr>
-          <w:lang w:val="en-US"/>
-        </w:rPr>
-        <w:t xml:space="preserve">: 91.78% | </w:t>
-      </w:r>
-      <w:proofErr w:type="spellStart"/>
-      <w:r>
-        <w:rPr>
-          <w:lang w:val="en-US"/>
-        </w:rPr>
-        <w:t>Testowy</w:t>
-      </w:r>
-      <w:proofErr w:type="spellEnd"/>
-      <w:r>
-        <w:rPr>
-          <w:lang w:val="en-US"/>
-        </w:rPr>
-        <w:t>: 87.13%</w:t>
-      </w:r>
-    </w:p>
-    <w:p>
-      <w:pPr>
-        <w:rPr>
-          <w:lang w:val="en-US"/>
-        </w:rPr>
-      </w:pPr>
-    </w:p>
-    <w:p>
-      <w:r>
-        <w:lastRenderedPageBreak/>
-        <w:t>3. Maszyny Wektorów Nośnych (</w:t>
-      </w:r>
-      <w:proofErr w:type="spellStart"/>
-      <w:r>
-        <w:t>kernel</w:t>
-      </w:r>
-      <w:proofErr w:type="spellEnd"/>
-      <w:r>
-        <w:t>)</w:t>
-      </w:r>
-    </w:p>
-    <w:p>
-      <w:r>
-        <w:t xml:space="preserve">SVM          | </w:t>
-      </w:r>
-      <w:proofErr w:type="spellStart"/>
-      <w:r>
-        <w:t>kernel</w:t>
-      </w:r>
-      <w:proofErr w:type="spellEnd"/>
-      <w:r>
-        <w:t xml:space="preserve">: </w:t>
-      </w:r>
-      <w:proofErr w:type="spellStart"/>
-      <w:r>
-        <w:t>linear</w:t>
-      </w:r>
-      <w:proofErr w:type="spellEnd"/>
-      <w:r>
-        <w:t xml:space="preserve">     | Uczący: 89.13% | Testowy: 81.87%</w:t>
-      </w:r>
-    </w:p>
-    <w:p>
-      <w:r>
-        <w:t xml:space="preserve">SVM          | </w:t>
-      </w:r>
-      <w:proofErr w:type="spellStart"/>
-      <w:r>
-        <w:t>kernel</w:t>
-      </w:r>
-      <w:proofErr w:type="spellEnd"/>
-      <w:r>
-        <w:t xml:space="preserve">: </w:t>
-      </w:r>
-      <w:proofErr w:type="spellStart"/>
-      <w:r>
-        <w:t>poly</w:t>
-      </w:r>
-      <w:proofErr w:type="spellEnd"/>
-      <w:r>
-        <w:t xml:space="preserve">       | Uczący: 86.34% | Testowy: 78.95%</w:t>
-      </w:r>
-    </w:p>
-    <w:p>
-      <w:r>
-        <w:t xml:space="preserve">SVM          | </w:t>
-      </w:r>
-      <w:proofErr w:type="spellStart"/>
-      <w:r>
-        <w:t>kernel</w:t>
-      </w:r>
-      <w:proofErr w:type="spellEnd"/>
-      <w:r>
-        <w:t xml:space="preserve">: </w:t>
-      </w:r>
-      <w:proofErr w:type="spellStart"/>
-      <w:r>
-        <w:t>rbf</w:t>
-      </w:r>
-      <w:proofErr w:type="spellEnd"/>
-      <w:r>
-        <w:t xml:space="preserve">        | Uczący: 90.75% | Testowy: 88.89%</w:t>
-      </w:r>
-    </w:p>
-    <w:p>
-      <w:r>
-        <w:t xml:space="preserve">SVM          | </w:t>
-      </w:r>
-      <w:proofErr w:type="spellStart"/>
-      <w:r>
-        <w:t>kernel</w:t>
-      </w:r>
-      <w:proofErr w:type="spellEnd"/>
-      <w:r>
-        <w:t xml:space="preserve">: </w:t>
-      </w:r>
-      <w:proofErr w:type="spellStart"/>
-      <w:r>
-        <w:t>sigmoid</w:t>
-      </w:r>
-      <w:proofErr w:type="spellEnd"/>
-      <w:r>
-        <w:t xml:space="preserve">    | Uczący: 65.49% | Testowy: 59.06%</w:t>
-      </w:r>
-    </w:p>
-    <w:p/>
-    <w:p>
-      <w:pPr>
-        <w:rPr>
-          <w:lang w:val="en-US"/>
-        </w:rPr>
-      </w:pPr>
-      <w:r>
-        <w:rPr>
-          <w:lang w:val="en-US"/>
-        </w:rPr>
-        <w:t xml:space="preserve">4. Las </w:t>
-      </w:r>
-      <w:proofErr w:type="spellStart"/>
-      <w:r>
-        <w:rPr>
-          <w:lang w:val="en-US"/>
-        </w:rPr>
-        <w:t>Losowy</w:t>
-      </w:r>
-      <w:proofErr w:type="spellEnd"/>
-      <w:r>
-        <w:rPr>
-          <w:lang w:val="en-US"/>
-        </w:rPr>
-        <w:t xml:space="preserve"> (</w:t>
-      </w:r>
-      <w:proofErr w:type="spellStart"/>
-      <w:r>
-        <w:rPr>
-          <w:lang w:val="en-US"/>
-        </w:rPr>
-        <w:t>n_estimators</w:t>
-      </w:r>
-      <w:proofErr w:type="spellEnd"/>
-      <w:r>
-        <w:rPr>
-          <w:lang w:val="en-US"/>
-        </w:rPr>
-        <w:t>)</w:t>
-      </w:r>
-    </w:p>
-    <w:p>
-      <w:pPr>
-        <w:rPr>
-          <w:lang w:val="en-US"/>
-        </w:rPr>
-      </w:pPr>
-      <w:r>
-        <w:rPr>
-          <w:lang w:val="en-US"/>
-        </w:rPr>
-        <w:t xml:space="preserve">Las </w:t>
-      </w:r>
-      <w:proofErr w:type="spellStart"/>
-      <w:r>
-        <w:rPr>
-          <w:lang w:val="en-US"/>
-        </w:rPr>
-        <w:t>Losowy</w:t>
-      </w:r>
-      <w:proofErr w:type="spellEnd"/>
-      <w:r>
-        <w:rPr>
-          <w:lang w:val="en-US"/>
-        </w:rPr>
-        <w:t xml:space="preserve">   | </w:t>
-      </w:r>
-      <w:proofErr w:type="spellStart"/>
-      <w:r>
-        <w:rPr>
-          <w:lang w:val="en-US"/>
-        </w:rPr>
-        <w:t>n_estimators</w:t>
-      </w:r>
-      <w:proofErr w:type="spellEnd"/>
-      <w:r>
-        <w:rPr>
-          <w:lang w:val="en-US"/>
-        </w:rPr>
-        <w:t xml:space="preserve">: 10         | </w:t>
-      </w:r>
-      <w:proofErr w:type="spellStart"/>
-      <w:r>
-        <w:rPr>
-          <w:lang w:val="en-US"/>
-        </w:rPr>
-        <w:t>Uczący</w:t>
-      </w:r>
-      <w:proofErr w:type="spellEnd"/>
-      <w:r>
-        <w:rPr>
-          <w:lang w:val="en-US"/>
-        </w:rPr>
-        <w:t xml:space="preserve">: 99.71% | </w:t>
-      </w:r>
-      <w:proofErr w:type="spellStart"/>
-      <w:r>
-        <w:rPr>
-          <w:lang w:val="en-US"/>
-        </w:rPr>
-        <w:t>Testowy</w:t>
-      </w:r>
-      <w:proofErr w:type="spellEnd"/>
-      <w:r>
-        <w:rPr>
-          <w:lang w:val="en-US"/>
-        </w:rPr>
-        <w:t>: 84.80%</w:t>
-      </w:r>
-    </w:p>
-    <w:p>
-      <w:pPr>
-        <w:rPr>
-          <w:lang w:val="en-US"/>
-        </w:rPr>
-      </w:pPr>
-      <w:r>
-        <w:rPr>
-          <w:lang w:val="en-US"/>
-        </w:rPr>
-        <w:t xml:space="preserve">Las </w:t>
-      </w:r>
-      <w:proofErr w:type="spellStart"/>
-      <w:r>
-        <w:rPr>
-          <w:lang w:val="en-US"/>
-        </w:rPr>
-        <w:t>Losowy</w:t>
-      </w:r>
-      <w:proofErr w:type="spellEnd"/>
-      <w:r>
-        <w:rPr>
-          <w:lang w:val="en-US"/>
-        </w:rPr>
-        <w:t xml:space="preserve">   | </w:t>
-      </w:r>
-      <w:proofErr w:type="spellStart"/>
-      <w:r>
-        <w:rPr>
-          <w:lang w:val="en-US"/>
-        </w:rPr>
-        <w:t>n_estimators</w:t>
-      </w:r>
-      <w:proofErr w:type="spellEnd"/>
-      <w:r>
-        <w:rPr>
-          <w:lang w:val="en-US"/>
-        </w:rPr>
-        <w:t xml:space="preserve">: 50         | </w:t>
-      </w:r>
-      <w:proofErr w:type="spellStart"/>
-      <w:r>
-        <w:rPr>
-          <w:lang w:val="en-US"/>
-        </w:rPr>
-        <w:t>Uczący</w:t>
-      </w:r>
-      <w:proofErr w:type="spellEnd"/>
-      <w:r>
-        <w:rPr>
-          <w:lang w:val="en-US"/>
-        </w:rPr>
-        <w:t xml:space="preserve">: 100.00% | </w:t>
-      </w:r>
-      <w:proofErr w:type="spellStart"/>
-      <w:r>
-        <w:rPr>
-          <w:lang w:val="en-US"/>
-        </w:rPr>
-        <w:t>Testowy</w:t>
-      </w:r>
-      <w:proofErr w:type="spellEnd"/>
-      <w:r>
-        <w:rPr>
-          <w:lang w:val="en-US"/>
-        </w:rPr>
-        <w:t>: 89.47%</w:t>
-      </w:r>
-    </w:p>
-    <w:p>
-      <w:pPr>
-        <w:rPr>
-          <w:lang w:val="en-US"/>
-        </w:rPr>
-      </w:pPr>
-      <w:r>
-        <w:rPr>
-          <w:lang w:val="en-US"/>
-        </w:rPr>
-        <w:t xml:space="preserve">Las </w:t>
-      </w:r>
-      <w:proofErr w:type="spellStart"/>
-      <w:r>
-        <w:rPr>
-          <w:lang w:val="en-US"/>
-        </w:rPr>
-        <w:t>Losowy</w:t>
-      </w:r>
-      <w:proofErr w:type="spellEnd"/>
-      <w:r>
-        <w:rPr>
-          <w:lang w:val="en-US"/>
-        </w:rPr>
-        <w:t xml:space="preserve">   | </w:t>
-      </w:r>
-      <w:proofErr w:type="spellStart"/>
-      <w:r>
-        <w:rPr>
-          <w:lang w:val="en-US"/>
-        </w:rPr>
-        <w:t>n_estimators</w:t>
-      </w:r>
-      <w:proofErr w:type="spellEnd"/>
-      <w:r>
-        <w:rPr>
-          <w:lang w:val="en-US"/>
-        </w:rPr>
-        <w:t xml:space="preserve">: 100        | </w:t>
-      </w:r>
-      <w:proofErr w:type="spellStart"/>
-      <w:r>
-        <w:rPr>
-          <w:lang w:val="en-US"/>
-        </w:rPr>
-        <w:t>Uczący</w:t>
-      </w:r>
-      <w:proofErr w:type="spellEnd"/>
-      <w:r>
-        <w:rPr>
-          <w:lang w:val="en-US"/>
-        </w:rPr>
-        <w:t xml:space="preserve">: 100.00% | </w:t>
-      </w:r>
-      <w:proofErr w:type="spellStart"/>
-      <w:r>
-        <w:rPr>
-          <w:lang w:val="en-US"/>
-        </w:rPr>
-        <w:t>Testowy</w:t>
-      </w:r>
-      <w:proofErr w:type="spellEnd"/>
-      <w:r>
-        <w:rPr>
-          <w:lang w:val="en-US"/>
-        </w:rPr>
-        <w:t>: 87.72%</w:t>
-      </w:r>
-    </w:p>
-    <w:p>
-      <w:r>
-        <w:t xml:space="preserve">Las Losowy   | </w:t>
-      </w:r>
-      <w:proofErr w:type="spellStart"/>
-      <w:r>
-        <w:t>n_estimators</w:t>
-      </w:r>
-      <w:proofErr w:type="spellEnd"/>
-      <w:r>
-        <w:t>: 200        | Uczący: 100.00% | Testowy: 88.89%</w:t>
-      </w:r>
-    </w:p>
-    <w:p/>
-    <w:p>
-      <w:r>
-        <w:t xml:space="preserve"> </w:t>
-      </w:r>
-    </w:p>
-    <w:p>
-      <w:r>
-        <w:t>Średnia testów</w:t>
-      </w:r>
-    </w:p>
-    <w:p>
-      <w:r>
-        <w:t>Ustawianie parametrów – najlepszy czy bazowy</w:t>
-      </w:r>
+      </w:pPr>
+      <w:r>
+        <w:t>Ian Goodfellow Yoshua Bengio Aaron Courville Deep Learning MIT Press 2016 (Wydanie polskie: Wydawnictwo Naukowe PWN 2018)</w:t>
+      </w:r>
+    </w:p>
+    <w:p>
+      <w:pPr>
+        <w:ind w:left="708"/>
+      </w:pPr>
+      <w:hyperlink r:id="rId7" w:history="1">
+        <w:r>
+          <w:rPr>
+            <w:rStyle w:val="Hyperlink"/>
+          </w:rPr>
+          <w:t>https://www.nexto.pl/upload/sklep/pwn/ebook/deep_learning-iangoodfellowyoshuabengioaaroncourville-pwn/public/deep_learning-pwn-demo.pdf</w:t>
+        </w:r>
+      </w:hyperlink>
+    </w:p>
+    <w:p>
+      <w:pPr>
+        <w:pStyle w:val="ListParagraph"/>
+        <w:numPr>
+          <w:ilvl w:val="0"/>
+          <w:numId w:val="22"/>
+        </w:numPr>
+      </w:pPr>
+      <w:r>
+        <w:t xml:space="preserve">Adrian Horzyk Sztuczna Inteligencja - Uczenie Głębokie Sieci Neuronowych Materiały dydaktyczne Akademii Górniczo-Hutniczej w Krakowie </w:t>
+      </w:r>
+      <w:hyperlink r:id="rId8" w:tgtFrame="_blank" w:history="1">
+        <w:r>
+          <w:rPr>
+            <w:rStyle w:val="Hyperlink"/>
+          </w:rPr>
+          <w:t>https://home.agh.edu.pl/~horzyk/lectures/ai/SztucznaInteligencja-UczenieG%C5%82%C4%99bokichSieciNeuronowych.pdf</w:t>
+        </w:r>
+      </w:hyperlink>
     </w:p>
     <w:sectPr>
       <w:pgSz w:w="11906" w:h="16838"/>
@@ -5290,7 +1902,7 @@
         <w:ind w:left="720" w:hanging="360"/>
       </w:pPr>
     </w:lvl>
-    <w:lvl w:ilvl="1" w:tentative="1">
+    <w:lvl w:ilvl="1">
       <w:start w:val="1"/>
       <w:numFmt w:val="decimal"/>
       <w:lvlText w:val="%2."/>
@@ -5686,6 +2298,123 @@
     </w:lvl>
   </w:abstractNum>
   <w:abstractNum w:abstractNumId="7" w15:restartNumberingAfterBreak="0">
+    <w:nsid w:val="31A848F4"/>
+    <w:multiLevelType w:val="multilevel"/>
+    <w:tmpl w:val="4198C244"/>
+    <w:lvl w:ilvl="0">
+      <w:start w:val="1"/>
+      <w:numFmt w:val="decimal"/>
+      <w:lvlText w:val="%1."/>
+      <w:lvlJc w:val="left"/>
+      <w:pPr>
+        <w:tabs>
+          <w:tab w:val="num" w:pos="720"/>
+        </w:tabs>
+        <w:ind w:left="720" w:hanging="360"/>
+      </w:pPr>
+      <w:rPr>
+        <w:b w:val="0"/>
+        <w:bCs w:val="0"/>
+      </w:rPr>
+    </w:lvl>
+    <w:lvl w:ilvl="1" w:tentative="1">
+      <w:start w:val="1"/>
+      <w:numFmt w:val="decimal"/>
+      <w:lvlText w:val="%2."/>
+      <w:lvlJc w:val="left"/>
+      <w:pPr>
+        <w:tabs>
+          <w:tab w:val="num" w:pos="1440"/>
+        </w:tabs>
+        <w:ind w:left="1440" w:hanging="360"/>
+      </w:pPr>
+    </w:lvl>
+    <w:lvl w:ilvl="2" w:tentative="1">
+      <w:start w:val="1"/>
+      <w:numFmt w:val="decimal"/>
+      <w:lvlText w:val="%3."/>
+      <w:lvlJc w:val="left"/>
+      <w:pPr>
+        <w:tabs>
+          <w:tab w:val="num" w:pos="2160"/>
+        </w:tabs>
+        <w:ind w:left="2160" w:hanging="360"/>
+      </w:pPr>
+    </w:lvl>
+    <w:lvl w:ilvl="3" w:tentative="1">
+      <w:start w:val="1"/>
+      <w:numFmt w:val="decimal"/>
+      <w:lvlText w:val="%4."/>
+      <w:lvlJc w:val="left"/>
+      <w:pPr>
+        <w:tabs>
+          <w:tab w:val="num" w:pos="2880"/>
+        </w:tabs>
+        <w:ind w:left="2880" w:hanging="360"/>
+      </w:pPr>
+    </w:lvl>
+    <w:lvl w:ilvl="4" w:tentative="1">
+      <w:start w:val="1"/>
+      <w:numFmt w:val="decimal"/>
+      <w:lvlText w:val="%5."/>
+      <w:lvlJc w:val="left"/>
+      <w:pPr>
+        <w:tabs>
+          <w:tab w:val="num" w:pos="3600"/>
+        </w:tabs>
+        <w:ind w:left="3600" w:hanging="360"/>
+      </w:pPr>
+    </w:lvl>
+    <w:lvl w:ilvl="5" w:tentative="1">
+      <w:start w:val="1"/>
+      <w:numFmt w:val="decimal"/>
+      <w:lvlText w:val="%6."/>
+      <w:lvlJc w:val="left"/>
+      <w:pPr>
+        <w:tabs>
+          <w:tab w:val="num" w:pos="4320"/>
+        </w:tabs>
+        <w:ind w:left="4320" w:hanging="360"/>
+      </w:pPr>
+    </w:lvl>
+    <w:lvl w:ilvl="6" w:tentative="1">
+      <w:start w:val="1"/>
+      <w:numFmt w:val="decimal"/>
+      <w:lvlText w:val="%7."/>
+      <w:lvlJc w:val="left"/>
+      <w:pPr>
+        <w:tabs>
+          <w:tab w:val="num" w:pos="5040"/>
+        </w:tabs>
+        <w:ind w:left="5040" w:hanging="360"/>
+      </w:pPr>
+    </w:lvl>
+    <w:lvl w:ilvl="7" w:tentative="1">
+      <w:start w:val="1"/>
+      <w:numFmt w:val="decimal"/>
+      <w:lvlText w:val="%8."/>
+      <w:lvlJc w:val="left"/>
+      <w:pPr>
+        <w:tabs>
+          <w:tab w:val="num" w:pos="5760"/>
+        </w:tabs>
+        <w:ind w:left="5760" w:hanging="360"/>
+      </w:pPr>
+    </w:lvl>
+    <w:lvl w:ilvl="8" w:tentative="1">
+      <w:start w:val="1"/>
+      <w:numFmt w:val="decimal"/>
+      <w:lvlText w:val="%9."/>
+      <w:lvlJc w:val="left"/>
+      <w:pPr>
+        <w:tabs>
+          <w:tab w:val="num" w:pos="6480"/>
+        </w:tabs>
+        <w:ind w:left="6480" w:hanging="360"/>
+      </w:pPr>
+    </w:lvl>
+  </w:abstractNum>
+  <w:abstractNum w:abstractNumId="8" w15:restartNumberingAfterBreak="0">
     <w:nsid w:val="445B0A05"/>
     <w:multiLevelType w:val="multilevel"/>
     <w:tmpl w:val="0EFAC81C"/>
@@ -5834,7 +2563,7 @@
       </w:rPr>
     </w:lvl>
   </w:abstractNum>
-  <w:abstractNum w:abstractNumId="8" w15:restartNumberingAfterBreak="0">
+  <w:abstractNum w:abstractNumId="9" w15:restartNumberingAfterBreak="0">
     <w:nsid w:val="479C6908"/>
     <w:multiLevelType w:val="multilevel"/>
     <w:tmpl w:val="41920B24"/>
@@ -5983,7 +2712,7 @@
       </w:rPr>
     </w:lvl>
   </w:abstractNum>
-  <w:abstractNum w:abstractNumId="9" w15:restartNumberingAfterBreak="0">
+  <w:abstractNum w:abstractNumId="10" w15:restartNumberingAfterBreak="0">
     <w:nsid w:val="4C7455F1"/>
     <w:multiLevelType w:val="multilevel"/>
     <w:tmpl w:val="9F54D2D8"/>
@@ -6132,7 +2861,7 @@
       </w:rPr>
     </w:lvl>
   </w:abstractNum>
-  <w:abstractNum w:abstractNumId="10" w15:restartNumberingAfterBreak="0">
+  <w:abstractNum w:abstractNumId="11" w15:restartNumberingAfterBreak="0">
     <w:nsid w:val="4CE70A26"/>
     <w:multiLevelType w:val="multilevel"/>
     <w:tmpl w:val="0F4E79CE"/>
@@ -6281,7 +3010,7 @@
       </w:rPr>
     </w:lvl>
   </w:abstractNum>
-  <w:abstractNum w:abstractNumId="11" w15:restartNumberingAfterBreak="0">
+  <w:abstractNum w:abstractNumId="12" w15:restartNumberingAfterBreak="0">
     <w:nsid w:val="52A54E53"/>
     <w:multiLevelType w:val="multilevel"/>
     <w:tmpl w:val="D7045BAE"/>
@@ -6430,7 +3159,7 @@
       </w:rPr>
     </w:lvl>
   </w:abstractNum>
-  <w:abstractNum w:abstractNumId="12" w15:restartNumberingAfterBreak="0">
+  <w:abstractNum w:abstractNumId="13" w15:restartNumberingAfterBreak="0">
     <w:nsid w:val="536E7A3F"/>
     <w:multiLevelType w:val="multilevel"/>
     <w:tmpl w:val="3F064760"/>
@@ -6579,7 +3308,7 @@
       </w:rPr>
     </w:lvl>
   </w:abstractNum>
-  <w:abstractNum w:abstractNumId="13" w15:restartNumberingAfterBreak="0">
+  <w:abstractNum w:abstractNumId="14" w15:restartNumberingAfterBreak="0">
     <w:nsid w:val="54DD5D6C"/>
     <w:multiLevelType w:val="multilevel"/>
     <w:tmpl w:val="815E6262"/>
@@ -6728,7 +3457,7 @@
       </w:rPr>
     </w:lvl>
   </w:abstractNum>
-  <w:abstractNum w:abstractNumId="14" w15:restartNumberingAfterBreak="0">
+  <w:abstractNum w:abstractNumId="15" w15:restartNumberingAfterBreak="0">
     <w:nsid w:val="5AD86346"/>
     <w:multiLevelType w:val="hybridMultilevel"/>
     <w:tmpl w:val="E78A3676"/>
@@ -6841,7 +3570,7 @@
       </w:rPr>
     </w:lvl>
   </w:abstractNum>
-  <w:abstractNum w:abstractNumId="15" w15:restartNumberingAfterBreak="0">
+  <w:abstractNum w:abstractNumId="16" w15:restartNumberingAfterBreak="0">
     <w:nsid w:val="628E2D32"/>
     <w:multiLevelType w:val="multilevel"/>
     <w:tmpl w:val="36A8342C"/>
@@ -6990,7 +3719,7 @@
       </w:rPr>
     </w:lvl>
   </w:abstractNum>
-  <w:abstractNum w:abstractNumId="16" w15:restartNumberingAfterBreak="0">
+  <w:abstractNum w:abstractNumId="17" w15:restartNumberingAfterBreak="0">
     <w:nsid w:val="67B43D5F"/>
     <w:multiLevelType w:val="multilevel"/>
     <w:tmpl w:val="4118A4E6"/>
@@ -7103,7 +3832,7 @@
       </w:pPr>
     </w:lvl>
   </w:abstractNum>
-  <w:abstractNum w:abstractNumId="17" w15:restartNumberingAfterBreak="0">
+  <w:abstractNum w:abstractNumId="18" w15:restartNumberingAfterBreak="0">
     <w:nsid w:val="6BEA3194"/>
     <w:multiLevelType w:val="multilevel"/>
     <w:tmpl w:val="711A5954"/>
@@ -7252,7 +3981,7 @@
       </w:rPr>
     </w:lvl>
   </w:abstractNum>
-  <w:abstractNum w:abstractNumId="18" w15:restartNumberingAfterBreak="0">
+  <w:abstractNum w:abstractNumId="19" w15:restartNumberingAfterBreak="0">
     <w:nsid w:val="72D23A74"/>
     <w:multiLevelType w:val="multilevel"/>
     <w:tmpl w:val="5FDE32F0"/>
@@ -7401,7 +4130,7 @@
       </w:rPr>
     </w:lvl>
   </w:abstractNum>
-  <w:abstractNum w:abstractNumId="19" w15:restartNumberingAfterBreak="0">
+  <w:abstractNum w:abstractNumId="20" w15:restartNumberingAfterBreak="0">
     <w:nsid w:val="7B2C2727"/>
     <w:multiLevelType w:val="multilevel"/>
     <w:tmpl w:val="D7045BAE"/>
@@ -7550,7 +4279,7 @@
       </w:rPr>
     </w:lvl>
   </w:abstractNum>
-  <w:abstractNum w:abstractNumId="20" w15:restartNumberingAfterBreak="0">
+  <w:abstractNum w:abstractNumId="21" w15:restartNumberingAfterBreak="0">
     <w:nsid w:val="7D66047A"/>
     <w:multiLevelType w:val="multilevel"/>
     <w:tmpl w:val="CD1C503A"/>
@@ -7706,16 +4435,16 @@
     <w:abstractNumId w:val="2"/>
   </w:num>
   <w:num w:numId="3" w16cid:durableId="1196965040">
-    <w:abstractNumId w:val="16"/>
+    <w:abstractNumId w:val="17"/>
   </w:num>
   <w:num w:numId="4" w16cid:durableId="1219439121">
-    <w:abstractNumId w:val="19"/>
+    <w:abstractNumId w:val="20"/>
   </w:num>
   <w:num w:numId="5" w16cid:durableId="1340157896">
     <w:abstractNumId w:val="6"/>
   </w:num>
   <w:num w:numId="6" w16cid:durableId="1455099385">
-    <w:abstractNumId w:val="12"/>
+    <w:abstractNumId w:val="13"/>
   </w:num>
   <w:num w:numId="7" w16cid:durableId="1498038412">
     <w:abstractNumId w:val="0"/>
@@ -7724,43 +4453,46 @@
     <w:abstractNumId w:val="3"/>
   </w:num>
   <w:num w:numId="9" w16cid:durableId="1672947363">
-    <w:abstractNumId w:val="13"/>
+    <w:abstractNumId w:val="14"/>
   </w:num>
   <w:num w:numId="10" w16cid:durableId="1808236427">
-    <w:abstractNumId w:val="11"/>
+    <w:abstractNumId w:val="12"/>
   </w:num>
   <w:num w:numId="11" w16cid:durableId="1874878142">
-    <w:abstractNumId w:val="8"/>
+    <w:abstractNumId w:val="9"/>
   </w:num>
   <w:num w:numId="12" w16cid:durableId="1935630831">
     <w:abstractNumId w:val="4"/>
   </w:num>
   <w:num w:numId="13" w16cid:durableId="1969362158">
-    <w:abstractNumId w:val="15"/>
+    <w:abstractNumId w:val="16"/>
   </w:num>
   <w:num w:numId="14" w16cid:durableId="250771893">
-    <w:abstractNumId w:val="9"/>
+    <w:abstractNumId w:val="10"/>
   </w:num>
   <w:num w:numId="15" w16cid:durableId="543103497">
     <w:abstractNumId w:val="5"/>
   </w:num>
   <w:num w:numId="16" w16cid:durableId="581334226">
-    <w:abstractNumId w:val="17"/>
+    <w:abstractNumId w:val="18"/>
   </w:num>
   <w:num w:numId="17" w16cid:durableId="680857412">
-    <w:abstractNumId w:val="20"/>
+    <w:abstractNumId w:val="21"/>
   </w:num>
   <w:num w:numId="18" w16cid:durableId="709183467">
-    <w:abstractNumId w:val="7"/>
+    <w:abstractNumId w:val="8"/>
   </w:num>
   <w:num w:numId="19" w16cid:durableId="737477055">
-    <w:abstractNumId w:val="10"/>
+    <w:abstractNumId w:val="11"/>
   </w:num>
   <w:num w:numId="20" w16cid:durableId="858204391">
-    <w:abstractNumId w:val="14"/>
+    <w:abstractNumId w:val="15"/>
   </w:num>
   <w:num w:numId="21" w16cid:durableId="972640539">
-    <w:abstractNumId w:val="18"/>
+    <w:abstractNumId w:val="19"/>
+  </w:num>
+  <w:num w:numId="22" w16cid:durableId="724448633">
+    <w:abstractNumId w:val="7"/>
   </w:num>
 </w:numbering>
 </file>

--- a/Sprawozdanie problem klasyfikacyjny ESI.docx
+++ b/Sprawozdanie problem klasyfikacyjny ESI.docx
@@ -1271,6 +1271,9 @@
       </w:pPr>
       <w:r>
         <w:t xml:space="preserve">Otrzymane wysokie skuteczności predykcyjne dowodzą, że omawiane algorytmy </w:t>
+      </w:r>
+      <w:r>
+        <w:t>dobrze poradzą sobie z identyfikacją brakujących b</w:t>
       </w:r>
     </w:p>
     <w:p>

--- a/Sprawozdanie problem klasyfikacyjny ESI.docx
+++ b/Sprawozdanie problem klasyfikacyjny ESI.docx
@@ -140,7 +140,6 @@
     </w:p>
     <w:p>
       <w:r>
-        <w:lastRenderedPageBreak/>
         <w:t xml:space="preserve">2 Materiały dydaktyczne „Sztuczna Inteligencja - Uczenie Głębokie Sieci Neuronowych” (prof dr hab inż Adrian Horzyk) [Źródło: </w:t>
       </w:r>
       <w:hyperlink r:id="rId6" w:tgtFrame="_blank" w:history="1">
@@ -275,11 +274,7 @@
         <w:ind w:left="360"/>
       </w:pPr>
       <w:r>
-        <w:t xml:space="preserve">Wniosek: Analiza struktury sieci wykazała, że dla badanego problemu najlepiej sprawdza się architektura płytka (jednowarstwowa). Sieć z jedną warstwą ukrytą o rozmiarze 16 uzyskała satysfakcjonującą skuteczność na poziomie 75.4%. Zastosowanie głębszych struktur ([16, 16], [32, 16, 8] oraz [8, 8, 8, 8]) doprowadziło do gwałtownego załamania procesu uczenia, skutkując spadkiem celności do poziomu ok. 31-38%, co przy kilku klasach nadwozia jest wynikiem zbliżonym do losowego zgadywania. Sugeruje to, że przy domyślnej konfiguracji pozostałych </w:t>
-      </w:r>
-      <w:r>
-        <w:lastRenderedPageBreak/>
-        <w:t>parametrów, głębsze sieci ucierpiały z powodu problemu zanikającego gradientu (vanishing gradient) lub zostały źle zainicjalizowane, co uniemożliwiło skuteczną propagację poprawek wag do początkowych warstw modelu.</w:t>
+        <w:t>Wniosek: Analiza struktury sieci wykazała, że dla badanego problemu najlepiej sprawdza się architektura płytka (jednowarstwowa). Sieć z jedną warstwą ukrytą o rozmiarze 16 uzyskała satysfakcjonującą skuteczność na poziomie 75.4%. Zastosowanie głębszych struktur ([16, 16], [32, 16, 8] oraz [8, 8, 8, 8]) doprowadziło do gwałtownego załamania procesu uczenia, skutkując spadkiem celności do poziomu ok. 31-38%, co przy kilku klasach nadwozia jest wynikiem zbliżonym do losowego zgadywania. Sugeruje to, że przy domyślnej konfiguracji pozostałych parametrów, głębsze sieci ucierpiały z powodu problemu zanikającego gradientu (vanishing gradient) lub zostały źle zainicjalizowane, co uniemożliwiło skuteczną propagację poprawek wag do początkowych warstw modelu.</w:t>
       </w:r>
     </w:p>
     <w:p>
@@ -475,7 +470,7 @@
         <w:pStyle w:val="ListParagraph"/>
         <w:numPr>
           <w:ilvl w:val="0"/>
-          <w:numId w:val="20"/>
+          <w:numId w:val="21"/>
         </w:numPr>
         <w:spacing w:line="360" w:lineRule="auto"/>
       </w:pPr>
@@ -488,7 +483,7 @@
         <w:pStyle w:val="ListParagraph"/>
         <w:numPr>
           <w:ilvl w:val="0"/>
-          <w:numId w:val="20"/>
+          <w:numId w:val="21"/>
         </w:numPr>
         <w:spacing w:before="240" w:after="240" w:line="360" w:lineRule="auto"/>
       </w:pPr>
@@ -501,7 +496,7 @@
         <w:pStyle w:val="ListParagraph"/>
         <w:numPr>
           <w:ilvl w:val="0"/>
-          <w:numId w:val="20"/>
+          <w:numId w:val="21"/>
         </w:numPr>
         <w:spacing w:before="240" w:after="240" w:line="360" w:lineRule="auto"/>
       </w:pPr>
@@ -514,7 +509,7 @@
         <w:pStyle w:val="ListParagraph"/>
         <w:numPr>
           <w:ilvl w:val="0"/>
-          <w:numId w:val="20"/>
+          <w:numId w:val="21"/>
         </w:numPr>
         <w:spacing w:line="360" w:lineRule="auto"/>
       </w:pPr>
@@ -527,11 +522,7 @@
         <w:ind w:left="360"/>
       </w:pPr>
       <w:r>
-        <w:t xml:space="preserve">Wniosek: Badanie wpływu podziału zbioru danych na część uczącą i testową wykazało nietypową stabilność modelu. Zazwyczaj zwiększanie zbioru testowego kosztem uczącego prowadzi do spadku celności, jednak w tym przypadku najlepszą średnią skuteczność (76.2%) uzyskano przy największym badanym udziale danych testowych (40%). Wynik ten sugeruje, że zbiór danych o wielkości 852 rekordów jest na tyle reprezentatywny, iż nawet mniejsza liczba przykładów uczących (60% zbioru) wystarcza do poprawnego wyuczenia sieci, a większa pula testowa pozwala na </w:t>
-      </w:r>
-      <w:r>
-        <w:lastRenderedPageBreak/>
-        <w:t>bardziej rzetelną i stabilną ocenę zdolności generalizacji modelu. Wysoki wynik maksymalny dla 0.1 (82.6%) przy niskiej średniej wskazuje natomiast na dużą losowość wyników przy zbyt małej próbie testowej.</w:t>
+        <w:t>Wniosek: Badanie wpływu podziału zbioru danych na część uczącą i testową wykazało nietypową stabilność modelu. Zazwyczaj zwiększanie zbioru testowego kosztem uczącego prowadzi do spadku celności, jednak w tym przypadku najlepszą średnią skuteczność (76.2%) uzyskano przy największym badanym udziale danych testowych (40%). Wynik ten sugeruje, że zbiór danych o wielkości 852 rekordów jest na tyle reprezentatywny, iż nawet mniejsza liczba przykładów uczących (60% zbioru) wystarcza do poprawnego wyuczenia sieci, a większa pula testowa pozwala na bardziej rzetelną i stabilną ocenę zdolności generalizacji modelu. Wysoki wynik maksymalny dla 0.1 (82.6%) przy niskiej średniej wskazuje natomiast na dużą losowość wyników przy zbyt małej próbie testowej.</w:t>
       </w:r>
     </w:p>
     <w:p>
@@ -553,7 +544,7 @@
         <w:pStyle w:val="ListParagraph"/>
         <w:numPr>
           <w:ilvl w:val="0"/>
-          <w:numId w:val="20"/>
+          <w:numId w:val="21"/>
         </w:numPr>
         <w:spacing w:line="360" w:lineRule="auto"/>
       </w:pPr>
@@ -566,7 +557,7 @@
         <w:pStyle w:val="ListParagraph"/>
         <w:numPr>
           <w:ilvl w:val="0"/>
-          <w:numId w:val="20"/>
+          <w:numId w:val="21"/>
         </w:numPr>
         <w:spacing w:before="240" w:after="240" w:line="360" w:lineRule="auto"/>
       </w:pPr>
@@ -579,7 +570,7 @@
         <w:pStyle w:val="ListParagraph"/>
         <w:numPr>
           <w:ilvl w:val="0"/>
-          <w:numId w:val="20"/>
+          <w:numId w:val="21"/>
         </w:numPr>
         <w:spacing w:before="240" w:after="240" w:line="360" w:lineRule="auto"/>
       </w:pPr>
@@ -592,7 +583,7 @@
         <w:pStyle w:val="ListParagraph"/>
         <w:numPr>
           <w:ilvl w:val="0"/>
-          <w:numId w:val="20"/>
+          <w:numId w:val="21"/>
         </w:numPr>
         <w:spacing w:line="360" w:lineRule="auto"/>
       </w:pPr>
@@ -633,7 +624,7 @@
         <w:pStyle w:val="ListParagraph"/>
         <w:numPr>
           <w:ilvl w:val="0"/>
-          <w:numId w:val="20"/>
+          <w:numId w:val="21"/>
         </w:numPr>
         <w:spacing w:line="360" w:lineRule="auto"/>
       </w:pPr>
@@ -646,7 +637,7 @@
         <w:pStyle w:val="ListParagraph"/>
         <w:numPr>
           <w:ilvl w:val="0"/>
-          <w:numId w:val="20"/>
+          <w:numId w:val="21"/>
         </w:numPr>
         <w:spacing w:before="240" w:after="240" w:line="360" w:lineRule="auto"/>
       </w:pPr>
@@ -659,7 +650,7 @@
         <w:pStyle w:val="ListParagraph"/>
         <w:numPr>
           <w:ilvl w:val="0"/>
-          <w:numId w:val="20"/>
+          <w:numId w:val="21"/>
         </w:numPr>
         <w:spacing w:before="240" w:after="240" w:line="360" w:lineRule="auto"/>
       </w:pPr>
@@ -672,7 +663,7 @@
         <w:pStyle w:val="ListParagraph"/>
         <w:numPr>
           <w:ilvl w:val="0"/>
-          <w:numId w:val="20"/>
+          <w:numId w:val="21"/>
         </w:numPr>
         <w:spacing w:line="360" w:lineRule="auto"/>
       </w:pPr>
@@ -713,7 +704,7 @@
         <w:pStyle w:val="ListParagraph"/>
         <w:numPr>
           <w:ilvl w:val="0"/>
-          <w:numId w:val="20"/>
+          <w:numId w:val="21"/>
         </w:numPr>
         <w:spacing w:line="360" w:lineRule="auto"/>
       </w:pPr>
@@ -726,7 +717,7 @@
         <w:pStyle w:val="ListParagraph"/>
         <w:numPr>
           <w:ilvl w:val="0"/>
-          <w:numId w:val="20"/>
+          <w:numId w:val="21"/>
         </w:numPr>
         <w:spacing w:before="240" w:after="240" w:line="360" w:lineRule="auto"/>
       </w:pPr>
@@ -739,12 +730,11 @@
         <w:pStyle w:val="ListParagraph"/>
         <w:numPr>
           <w:ilvl w:val="0"/>
-          <w:numId w:val="20"/>
+          <w:numId w:val="21"/>
         </w:numPr>
         <w:spacing w:before="240" w:after="240" w:line="360" w:lineRule="auto"/>
       </w:pPr>
       <w:r>
-        <w:lastRenderedPageBreak/>
         <w:t>Wartość: 64           | TEST (Śr/Max):  86.0% /  88.9% | TRENING:  89.1%</w:t>
       </w:r>
     </w:p>
@@ -753,7 +743,7 @@
         <w:pStyle w:val="ListParagraph"/>
         <w:numPr>
           <w:ilvl w:val="0"/>
-          <w:numId w:val="20"/>
+          <w:numId w:val="21"/>
         </w:numPr>
         <w:spacing w:line="360" w:lineRule="auto"/>
       </w:pPr>
@@ -804,7 +794,7 @@
         <w:pStyle w:val="ListParagraph"/>
         <w:numPr>
           <w:ilvl w:val="0"/>
-          <w:numId w:val="20"/>
+          <w:numId w:val="21"/>
         </w:numPr>
         <w:spacing w:line="360" w:lineRule="auto"/>
       </w:pPr>
@@ -817,7 +807,7 @@
         <w:pStyle w:val="ListParagraph"/>
         <w:numPr>
           <w:ilvl w:val="0"/>
-          <w:numId w:val="20"/>
+          <w:numId w:val="21"/>
         </w:numPr>
         <w:spacing w:before="240" w:after="240" w:line="360" w:lineRule="auto"/>
       </w:pPr>
@@ -830,7 +820,7 @@
         <w:pStyle w:val="ListParagraph"/>
         <w:numPr>
           <w:ilvl w:val="0"/>
-          <w:numId w:val="20"/>
+          <w:numId w:val="21"/>
         </w:numPr>
         <w:spacing w:before="240" w:after="240" w:line="360" w:lineRule="auto"/>
       </w:pPr>
@@ -843,7 +833,7 @@
         <w:pStyle w:val="ListParagraph"/>
         <w:numPr>
           <w:ilvl w:val="0"/>
-          <w:numId w:val="20"/>
+          <w:numId w:val="21"/>
         </w:numPr>
         <w:spacing w:line="360" w:lineRule="auto"/>
       </w:pPr>
@@ -1032,7 +1022,6 @@
         </w:numPr>
       </w:pPr>
       <w:r>
-        <w:lastRenderedPageBreak/>
         <w:t>K = 7: Uczący: 91.78% | Testowy: 87.13%</w:t>
       </w:r>
     </w:p>
@@ -1136,7 +1125,7 @@
       <w:pPr>
         <w:numPr>
           <w:ilvl w:val="0"/>
-          <w:numId w:val="19"/>
+          <w:numId w:val="20"/>
         </w:numPr>
       </w:pPr>
       <w:r>
@@ -1147,7 +1136,7 @@
       <w:pPr>
         <w:numPr>
           <w:ilvl w:val="0"/>
-          <w:numId w:val="19"/>
+          <w:numId w:val="20"/>
         </w:numPr>
       </w:pPr>
       <w:r>
@@ -1158,7 +1147,7 @@
       <w:pPr>
         <w:numPr>
           <w:ilvl w:val="0"/>
-          <w:numId w:val="19"/>
+          <w:numId w:val="20"/>
         </w:numPr>
       </w:pPr>
       <w:r>
@@ -1169,7 +1158,7 @@
       <w:pPr>
         <w:numPr>
           <w:ilvl w:val="0"/>
-          <w:numId w:val="19"/>
+          <w:numId w:val="20"/>
         </w:numPr>
       </w:pPr>
       <w:r>
@@ -1255,7 +1244,6 @@
         </w:numPr>
       </w:pPr>
       <w:r>
-        <w:lastRenderedPageBreak/>
         <w:t>Wśród gotowych modeli z biblioteki SciKit-Learn najlepiej</w:t>
       </w:r>
       <w:r>
@@ -1273,7 +1261,28 @@
         <w:t xml:space="preserve">Otrzymane wysokie skuteczności predykcyjne dowodzą, że omawiane algorytmy </w:t>
       </w:r>
       <w:r>
-        <w:t>dobrze poradzą sobie z identyfikacją brakujących b</w:t>
+        <w:t xml:space="preserve">dobrze poradziłyby sobie z </w:t>
+      </w:r>
+      <w:r>
+        <w:t xml:space="preserve"> weryfikacj</w:t>
+      </w:r>
+      <w:r>
+        <w:t>ą</w:t>
+      </w:r>
+      <w:r>
+        <w:t xml:space="preserve"> i </w:t>
+      </w:r>
+      <w:r>
+        <w:t>uzupełnianiem</w:t>
+      </w:r>
+      <w:r>
+        <w:t xml:space="preserve"> brakujących informacji </w:t>
+      </w:r>
+      <w:r>
+        <w:t xml:space="preserve">np. u </w:t>
+      </w:r>
+      <w:r>
+        <w:t>wprowadzanych przez sprzedających pojazdy.</w:t>
       </w:r>
     </w:p>
     <w:p>
@@ -1310,7 +1319,7 @@
         <w:pStyle w:val="ListParagraph"/>
         <w:numPr>
           <w:ilvl w:val="0"/>
-          <w:numId w:val="22"/>
+          <w:numId w:val="19"/>
         </w:numPr>
         <w:rPr>
           <w:b/>
@@ -1339,7 +1348,7 @@
         <w:pStyle w:val="ListParagraph"/>
         <w:numPr>
           <w:ilvl w:val="0"/>
-          <w:numId w:val="22"/>
+          <w:numId w:val="19"/>
         </w:numPr>
       </w:pPr>
       <w:r>
@@ -4485,17 +4494,17 @@
   <w:num w:numId="18" w16cid:durableId="709183467">
     <w:abstractNumId w:val="8"/>
   </w:num>
-  <w:num w:numId="19" w16cid:durableId="737477055">
+  <w:num w:numId="19" w16cid:durableId="724448633">
+    <w:abstractNumId w:val="7"/>
+  </w:num>
+  <w:num w:numId="20" w16cid:durableId="737477055">
     <w:abstractNumId w:val="11"/>
   </w:num>
-  <w:num w:numId="20" w16cid:durableId="858204391">
+  <w:num w:numId="21" w16cid:durableId="858204391">
     <w:abstractNumId w:val="15"/>
   </w:num>
-  <w:num w:numId="21" w16cid:durableId="972640539">
+  <w:num w:numId="22" w16cid:durableId="972640539">
     <w:abstractNumId w:val="19"/>
-  </w:num>
-  <w:num w:numId="22" w16cid:durableId="724448633">
-    <w:abstractNumId w:val="7"/>
   </w:num>
 </w:numbering>
 </file>
@@ -4903,7 +4912,7 @@
     <w:rsid w:val="00034CA6"/>
   </w:style>
   <w:style w:type="paragraph" w:styleId="Heading1">
-    <w:name w:val="Heading 1"/>
+    <w:name w:val="heading 1"/>
     <w:basedOn w:val="Normal"/>
     <w:next w:val="Normal"/>
     <w:link w:val="Heading1Char"/>
@@ -4924,7 +4933,7 @@
     </w:rPr>
   </w:style>
   <w:style w:type="paragraph" w:styleId="Heading2">
-    <w:name w:val="Heading 2"/>
+    <w:name w:val="heading 2"/>
     <w:basedOn w:val="Normal"/>
     <w:next w:val="Normal"/>
     <w:link w:val="Heading2Char"/>
@@ -4947,7 +4956,7 @@
     </w:rPr>
   </w:style>
   <w:style w:type="paragraph" w:styleId="Heading3">
-    <w:name w:val="Heading 3"/>
+    <w:name w:val="heading 3"/>
     <w:basedOn w:val="Normal"/>
     <w:next w:val="Normal"/>
     <w:link w:val="Heading3Char"/>
@@ -4970,7 +4979,7 @@
     </w:rPr>
   </w:style>
   <w:style w:type="paragraph" w:styleId="Heading4">
-    <w:name w:val="Heading 4"/>
+    <w:name w:val="heading 4"/>
     <w:basedOn w:val="Normal"/>
     <w:next w:val="Normal"/>
     <w:link w:val="Heading4Char"/>
@@ -4993,7 +5002,7 @@
     </w:rPr>
   </w:style>
   <w:style w:type="paragraph" w:styleId="Heading5">
-    <w:name w:val="Heading 5"/>
+    <w:name w:val="heading 5"/>
     <w:basedOn w:val="Normal"/>
     <w:next w:val="Normal"/>
     <w:link w:val="Heading5Char"/>
@@ -5014,7 +5023,7 @@
     </w:rPr>
   </w:style>
   <w:style w:type="paragraph" w:styleId="Heading6">
-    <w:name w:val="Heading 6"/>
+    <w:name w:val="heading 6"/>
     <w:basedOn w:val="Normal"/>
     <w:next w:val="Normal"/>
     <w:link w:val="Heading6Char"/>
@@ -5037,7 +5046,7 @@
     </w:rPr>
   </w:style>
   <w:style w:type="paragraph" w:styleId="Heading7">
-    <w:name w:val="Heading 7"/>
+    <w:name w:val="heading 7"/>
     <w:basedOn w:val="Normal"/>
     <w:next w:val="Normal"/>
     <w:link w:val="Heading7Char"/>
@@ -5058,7 +5067,7 @@
     </w:rPr>
   </w:style>
   <w:style w:type="paragraph" w:styleId="Heading8">
-    <w:name w:val="Heading 8"/>
+    <w:name w:val="heading 8"/>
     <w:basedOn w:val="Normal"/>
     <w:next w:val="Normal"/>
     <w:link w:val="Heading8Char"/>
@@ -5081,7 +5090,7 @@
     </w:rPr>
   </w:style>
   <w:style w:type="paragraph" w:styleId="Heading9">
-    <w:name w:val="Heading 9"/>
+    <w:name w:val="heading 9"/>
     <w:basedOn w:val="Normal"/>
     <w:next w:val="Normal"/>
     <w:link w:val="Heading9Char"/>
@@ -5108,7 +5117,7 @@
     <w:unhideWhenUsed/>
   </w:style>
   <w:style w:type="table" w:default="1" w:styleId="TableNormal">
-    <w:name w:val="Table Normal"/>
+    <w:name w:val="Normal Table"/>
     <w:uiPriority w:val="99"/>
     <w:semiHidden/>
     <w:unhideWhenUsed/>
